--- a/Invoice.docx
+++ b/Invoice.docx
@@ -22,8 +22,8 @@
         <w:tblLook w:val="04A0" w:firstRow="1" w:lastRow="0" w:firstColumn="1" w:lastColumn="0" w:noHBand="0" w:noVBand="1"/>
       </w:tblPr>
       <w:tblGrid>
-        <w:gridCol w:w="317"/>
-        <w:gridCol w:w="1132"/>
+        <w:gridCol w:w="426"/>
+        <w:gridCol w:w="1023"/>
         <w:gridCol w:w="1386"/>
         <w:gridCol w:w="567"/>
         <w:gridCol w:w="384"/>
@@ -31,14 +31,14 @@
         <w:gridCol w:w="60"/>
         <w:gridCol w:w="932"/>
         <w:gridCol w:w="760"/>
-        <w:gridCol w:w="273"/>
-        <w:gridCol w:w="465"/>
-        <w:gridCol w:w="840"/>
-        <w:gridCol w:w="571"/>
+        <w:gridCol w:w="375"/>
+        <w:gridCol w:w="426"/>
+        <w:gridCol w:w="850"/>
+        <w:gridCol w:w="498"/>
         <w:gridCol w:w="13"/>
         <w:gridCol w:w="51"/>
-        <w:gridCol w:w="685"/>
-        <w:gridCol w:w="571"/>
+        <w:gridCol w:w="714"/>
+        <w:gridCol w:w="542"/>
         <w:gridCol w:w="885"/>
         <w:gridCol w:w="854"/>
         <w:gridCol w:w="311"/>
@@ -108,7 +108,7 @@
                 <w:noProof/>
               </w:rPr>
               <w:drawing>
-                <wp:inline distT="0" distB="0" distL="0" distR="0" wp14:anchorId="7E81D3B7" wp14:editId="60A2790D">
+                <wp:inline distT="0" distB="0" distL="0" distR="0" wp14:anchorId="7E81D3B7" wp14:editId="5178A3AA">
                   <wp:extent cx="1436914" cy="1077686"/>
                   <wp:effectExtent l="0" t="0" r="0" b="8255"/>
                   <wp:docPr id="236097279" name="Picture 1"/>
@@ -138,7 +138,7 @@
                         <pic:spPr>
                           <a:xfrm>
                             <a:off x="0" y="0"/>
-                            <a:ext cx="1448757" cy="1086569"/>
+                            <a:ext cx="1436914" cy="1077686"/>
                           </a:xfrm>
                           <a:prstGeom prst="rect">
                             <a:avLst/>
@@ -589,6 +589,8 @@
             </w:r>
             <w:r>
               <w:rPr>
+                <w:b/>
+                <w:bCs/>
                 <w:sz w:val="22"/>
                 <w:szCs w:val="22"/>
               </w:rPr>
@@ -968,7 +970,7 @@
         </w:trPr>
         <w:tc>
           <w:tcPr>
-            <w:tcW w:w="317" w:type="dxa"/>
+            <w:tcW w:w="426" w:type="dxa"/>
             <w:vMerge w:val="restart"/>
             <w:tcBorders>
               <w:top w:val="single" w:sz="8" w:space="0" w:color="000000"/>
@@ -1005,7 +1007,7 @@
         </w:tc>
         <w:tc>
           <w:tcPr>
-            <w:tcW w:w="2518" w:type="dxa"/>
+            <w:tcW w:w="2409" w:type="dxa"/>
             <w:gridSpan w:val="2"/>
             <w:vMerge w:val="restart"/>
             <w:tcBorders>
@@ -1156,7 +1158,7 @@
         </w:tc>
         <w:tc>
           <w:tcPr>
-            <w:tcW w:w="1033" w:type="dxa"/>
+            <w:tcW w:w="1135" w:type="dxa"/>
             <w:gridSpan w:val="2"/>
             <w:vMerge w:val="restart"/>
             <w:tcBorders>
@@ -1194,7 +1196,7 @@
         </w:tc>
         <w:tc>
           <w:tcPr>
-            <w:tcW w:w="1305" w:type="dxa"/>
+            <w:tcW w:w="1276" w:type="dxa"/>
             <w:gridSpan w:val="2"/>
             <w:tcBorders>
               <w:top w:val="single" w:sz="8" w:space="0" w:color="000000"/>
@@ -1231,7 +1233,7 @@
         </w:tc>
         <w:tc>
           <w:tcPr>
-            <w:tcW w:w="1320" w:type="dxa"/>
+            <w:tcW w:w="1276" w:type="dxa"/>
             <w:gridSpan w:val="4"/>
             <w:tcBorders>
               <w:top w:val="single" w:sz="8" w:space="0" w:color="000000"/>
@@ -1268,7 +1270,7 @@
         </w:tc>
         <w:tc>
           <w:tcPr>
-            <w:tcW w:w="1456" w:type="dxa"/>
+            <w:tcW w:w="1427" w:type="dxa"/>
             <w:gridSpan w:val="2"/>
             <w:tcBorders>
               <w:top w:val="single" w:sz="8" w:space="0" w:color="000000"/>
@@ -1305,12 +1307,12 @@
         </w:tc>
         <w:tc>
           <w:tcPr>
-            <w:tcW w:w="1164" w:type="dxa"/>
+            <w:tcW w:w="1165" w:type="dxa"/>
             <w:gridSpan w:val="2"/>
+            <w:vMerge w:val="restart"/>
             <w:tcBorders>
               <w:top w:val="single" w:sz="8" w:space="0" w:color="000000"/>
               <w:left w:val="single" w:sz="8" w:space="0" w:color="000000"/>
-              <w:bottom w:val="single" w:sz="8" w:space="0" w:color="000000"/>
               <w:right w:val="single" w:sz="8" w:space="0" w:color="000000"/>
             </w:tcBorders>
             <w:tcMar>
@@ -1348,7 +1350,7 @@
         </w:trPr>
         <w:tc>
           <w:tcPr>
-            <w:tcW w:w="317" w:type="dxa"/>
+            <w:tcW w:w="426" w:type="dxa"/>
             <w:vMerge/>
             <w:tcBorders>
               <w:top w:val="single" w:sz="8" w:space="0" w:color="000000"/>
@@ -1368,7 +1370,7 @@
         </w:tc>
         <w:tc>
           <w:tcPr>
-            <w:tcW w:w="2518" w:type="dxa"/>
+            <w:tcW w:w="2409" w:type="dxa"/>
             <w:gridSpan w:val="2"/>
             <w:vMerge/>
             <w:tcBorders>
@@ -1451,7 +1453,7 @@
         </w:tc>
         <w:tc>
           <w:tcPr>
-            <w:tcW w:w="1033" w:type="dxa"/>
+            <w:tcW w:w="1135" w:type="dxa"/>
             <w:gridSpan w:val="2"/>
             <w:vMerge/>
             <w:tcBorders>
@@ -1472,7 +1474,7 @@
         </w:tc>
         <w:tc>
           <w:tcPr>
-            <w:tcW w:w="465" w:type="dxa"/>
+            <w:tcW w:w="426" w:type="dxa"/>
             <w:tcBorders>
               <w:top w:val="single" w:sz="8" w:space="0" w:color="000000"/>
               <w:left w:val="single" w:sz="8" w:space="0" w:color="000000"/>
@@ -1508,7 +1510,7 @@
         </w:tc>
         <w:tc>
           <w:tcPr>
-            <w:tcW w:w="840" w:type="dxa"/>
+            <w:tcW w:w="850" w:type="dxa"/>
             <w:tcBorders>
               <w:top w:val="single" w:sz="8" w:space="0" w:color="000000"/>
               <w:left w:val="single" w:sz="8" w:space="0" w:color="000000"/>
@@ -1544,7 +1546,7 @@
         </w:tc>
         <w:tc>
           <w:tcPr>
-            <w:tcW w:w="571" w:type="dxa"/>
+            <w:tcW w:w="498" w:type="dxa"/>
             <w:tcBorders>
               <w:top w:val="single" w:sz="8" w:space="0" w:color="000000"/>
               <w:left w:val="single" w:sz="8" w:space="0" w:color="000000"/>
@@ -1580,7 +1582,7 @@
         </w:tc>
         <w:tc>
           <w:tcPr>
-            <w:tcW w:w="749" w:type="dxa"/>
+            <w:tcW w:w="778" w:type="dxa"/>
             <w:gridSpan w:val="3"/>
             <w:tcBorders>
               <w:top w:val="single" w:sz="8" w:space="0" w:color="000000"/>
@@ -1617,7 +1619,7 @@
         </w:tc>
         <w:tc>
           <w:tcPr>
-            <w:tcW w:w="571" w:type="dxa"/>
+            <w:tcW w:w="542" w:type="dxa"/>
             <w:tcBorders>
               <w:top w:val="single" w:sz="8" w:space="0" w:color="000000"/>
               <w:left w:val="single" w:sz="8" w:space="0" w:color="000000"/>
@@ -1689,10 +1691,10 @@
         </w:tc>
         <w:tc>
           <w:tcPr>
-            <w:tcW w:w="1164" w:type="dxa"/>
+            <w:tcW w:w="1165" w:type="dxa"/>
             <w:gridSpan w:val="2"/>
-            <w:tcBorders>
-              <w:top w:val="single" w:sz="8" w:space="0" w:color="000000"/>
+            <w:vMerge/>
+            <w:tcBorders>
               <w:left w:val="single" w:sz="8" w:space="0" w:color="000000"/>
               <w:bottom w:val="single" w:sz="8" w:space="0" w:color="000000"/>
               <w:right w:val="single" w:sz="8" w:space="0" w:color="000000"/>
@@ -1715,7 +1717,7 @@
         </w:trPr>
         <w:tc>
           <w:tcPr>
-            <w:tcW w:w="317" w:type="dxa"/>
+            <w:tcW w:w="426" w:type="dxa"/>
             <w:tcBorders>
               <w:top w:val="none" w:sz="0" w:space="0" w:color="FFFFFF"/>
               <w:left w:val="single" w:sz="8" w:space="0" w:color="000000"/>
@@ -1748,7 +1750,7 @@
         </w:tc>
         <w:tc>
           <w:tcPr>
-            <w:tcW w:w="2518" w:type="dxa"/>
+            <w:tcW w:w="2409" w:type="dxa"/>
             <w:gridSpan w:val="2"/>
             <w:tcBorders>
               <w:top w:val="none" w:sz="0" w:space="0" w:color="FFFFFF"/>
@@ -1775,40 +1777,42 @@
               <w:rPr>
                 <w:b/>
                 <w:bCs/>
-              </w:rPr>
-              <w:t>{{ITEM_NAME}}</w:t>
-            </w:r>
-          </w:p>
-        </w:tc>
-        <w:tc>
-          <w:tcPr>
-            <w:tcW w:w="567" w:type="dxa"/>
-            <w:tcBorders>
-              <w:top w:val="none" w:sz="0" w:space="0" w:color="FFFFFF"/>
-              <w:left w:val="single" w:sz="8" w:space="0" w:color="000000"/>
-              <w:bottom w:val="none" w:sz="0" w:space="0" w:color="FFFFFF"/>
-              <w:right w:val="single" w:sz="8" w:space="0" w:color="000000"/>
-            </w:tcBorders>
-            <w:tcMar>
-              <w:top w:w="40" w:type="dxa"/>
-              <w:left w:w="80" w:type="dxa"/>
-              <w:bottom w:w="40" w:type="dxa"/>
-              <w:right w:w="80" w:type="dxa"/>
-            </w:tcMar>
-            <w:vAlign w:val="center"/>
-          </w:tcPr>
-          <w:p>
-            <w:pPr>
-              <w:rPr>
                 <w:sz w:val="18"/>
                 <w:szCs w:val="18"/>
               </w:rPr>
-            </w:pPr>
-            <w:r>
+              <w:t>{{ITEM_NAME}}</w:t>
+            </w:r>
+          </w:p>
+        </w:tc>
+        <w:tc>
+          <w:tcPr>
+            <w:tcW w:w="567" w:type="dxa"/>
+            <w:tcBorders>
+              <w:top w:val="none" w:sz="0" w:space="0" w:color="FFFFFF"/>
+              <w:left w:val="single" w:sz="8" w:space="0" w:color="000000"/>
+              <w:bottom w:val="none" w:sz="0" w:space="0" w:color="FFFFFF"/>
+              <w:right w:val="single" w:sz="8" w:space="0" w:color="000000"/>
+            </w:tcBorders>
+            <w:tcMar>
+              <w:top w:w="40" w:type="dxa"/>
+              <w:left w:w="80" w:type="dxa"/>
+              <w:bottom w:w="40" w:type="dxa"/>
+              <w:right w:w="80" w:type="dxa"/>
+            </w:tcMar>
+            <w:vAlign w:val="center"/>
+          </w:tcPr>
+          <w:p>
+            <w:pPr>
               <w:rPr>
                 <w:sz w:val="18"/>
                 <w:szCs w:val="18"/>
               </w:rPr>
+            </w:pPr>
+            <w:r>
+              <w:rPr>
+                <w:sz w:val="18"/>
+                <w:szCs w:val="18"/>
+              </w:rPr>
               <w:t>{{ITEM_HSN}}</w:t>
             </w:r>
           </w:p>
@@ -1883,7 +1887,7 @@
         </w:tc>
         <w:tc>
           <w:tcPr>
-            <w:tcW w:w="1033" w:type="dxa"/>
+            <w:tcW w:w="1135" w:type="dxa"/>
             <w:gridSpan w:val="2"/>
             <w:tcBorders>
               <w:top w:val="none" w:sz="0" w:space="0" w:color="FFFFFF"/>
@@ -1917,7 +1921,7 @@
         </w:tc>
         <w:tc>
           <w:tcPr>
-            <w:tcW w:w="465" w:type="dxa"/>
+            <w:tcW w:w="426" w:type="dxa"/>
             <w:tcBorders>
               <w:top w:val="none" w:sz="0" w:space="0" w:color="FFFFFF"/>
               <w:left w:val="single" w:sz="8" w:space="0" w:color="000000"/>
@@ -1950,7 +1954,7 @@
         </w:tc>
         <w:tc>
           <w:tcPr>
-            <w:tcW w:w="840" w:type="dxa"/>
+            <w:tcW w:w="850" w:type="dxa"/>
             <w:tcBorders>
               <w:top w:val="none" w:sz="0" w:space="0" w:color="FFFFFF"/>
               <w:left w:val="single" w:sz="8" w:space="0" w:color="000000"/>
@@ -1983,7 +1987,7 @@
         </w:tc>
         <w:tc>
           <w:tcPr>
-            <w:tcW w:w="571" w:type="dxa"/>
+            <w:tcW w:w="498" w:type="dxa"/>
             <w:tcBorders>
               <w:top w:val="none" w:sz="0" w:space="0" w:color="FFFFFF"/>
               <w:left w:val="single" w:sz="8" w:space="0" w:color="000000"/>
@@ -2016,7 +2020,7 @@
         </w:tc>
         <w:tc>
           <w:tcPr>
-            <w:tcW w:w="749" w:type="dxa"/>
+            <w:tcW w:w="778" w:type="dxa"/>
             <w:gridSpan w:val="3"/>
             <w:tcBorders>
               <w:top w:val="none" w:sz="0" w:space="0" w:color="FFFFFF"/>
@@ -2050,7 +2054,7 @@
         </w:tc>
         <w:tc>
           <w:tcPr>
-            <w:tcW w:w="571" w:type="dxa"/>
+            <w:tcW w:w="542" w:type="dxa"/>
             <w:tcBorders>
               <w:top w:val="none" w:sz="0" w:space="0" w:color="FFFFFF"/>
               <w:left w:val="single" w:sz="8" w:space="0" w:color="000000"/>
@@ -2116,7 +2120,7 @@
         </w:tc>
         <w:tc>
           <w:tcPr>
-            <w:tcW w:w="1164" w:type="dxa"/>
+            <w:tcW w:w="1165" w:type="dxa"/>
             <w:gridSpan w:val="2"/>
             <w:tcBorders>
               <w:top w:val="none" w:sz="0" w:space="0" w:color="FFFFFF"/>
@@ -2156,26 +2160,26 @@
         </w:trPr>
         <w:tc>
           <w:tcPr>
-            <w:tcW w:w="317" w:type="dxa"/>
-            <w:tcBorders>
-              <w:top w:val="none" w:sz="0" w:space="0" w:color="FFFFFF"/>
-              <w:left w:val="single" w:sz="8" w:space="0" w:color="000000"/>
-              <w:bottom w:val="none" w:sz="0" w:space="0" w:color="FFFFFF"/>
-              <w:right w:val="single" w:sz="8" w:space="0" w:color="000000"/>
-            </w:tcBorders>
-            <w:tcMar>
-              <w:top w:w="40" w:type="dxa"/>
-              <w:left w:w="80" w:type="dxa"/>
-              <w:bottom w:w="40" w:type="dxa"/>
-              <w:right w:w="80" w:type="dxa"/>
-            </w:tcMar>
-            <w:vAlign w:val="center"/>
-          </w:tcPr>
-          <w:p/>
-        </w:tc>
-        <w:tc>
-          <w:tcPr>
-            <w:tcW w:w="2518" w:type="dxa"/>
+            <w:tcW w:w="426" w:type="dxa"/>
+            <w:tcBorders>
+              <w:top w:val="none" w:sz="0" w:space="0" w:color="FFFFFF"/>
+              <w:left w:val="single" w:sz="8" w:space="0" w:color="000000"/>
+              <w:bottom w:val="none" w:sz="0" w:space="0" w:color="FFFFFF"/>
+              <w:right w:val="single" w:sz="8" w:space="0" w:color="000000"/>
+            </w:tcBorders>
+            <w:tcMar>
+              <w:top w:w="40" w:type="dxa"/>
+              <w:left w:w="80" w:type="dxa"/>
+              <w:bottom w:w="40" w:type="dxa"/>
+              <w:right w:w="80" w:type="dxa"/>
+            </w:tcMar>
+            <w:vAlign w:val="center"/>
+          </w:tcPr>
+          <w:p/>
+        </w:tc>
+        <w:tc>
+          <w:tcPr>
+            <w:tcW w:w="2409" w:type="dxa"/>
             <w:gridSpan w:val="2"/>
             <w:tcBorders>
               <w:top w:val="none" w:sz="0" w:space="0" w:color="FFFFFF"/>
@@ -2254,7 +2258,7 @@
         </w:tc>
         <w:tc>
           <w:tcPr>
-            <w:tcW w:w="1033" w:type="dxa"/>
+            <w:tcW w:w="1135" w:type="dxa"/>
             <w:gridSpan w:val="2"/>
             <w:tcBorders>
               <w:top w:val="none" w:sz="0" w:space="0" w:color="FFFFFF"/>
@@ -2274,64 +2278,64 @@
         </w:tc>
         <w:tc>
           <w:tcPr>
-            <w:tcW w:w="465" w:type="dxa"/>
-            <w:tcBorders>
-              <w:top w:val="none" w:sz="0" w:space="0" w:color="FFFFFF"/>
-              <w:left w:val="single" w:sz="8" w:space="0" w:color="000000"/>
-              <w:bottom w:val="none" w:sz="0" w:space="0" w:color="FFFFFF"/>
-              <w:right w:val="single" w:sz="8" w:space="0" w:color="000000"/>
-            </w:tcBorders>
-            <w:tcMar>
-              <w:top w:w="40" w:type="dxa"/>
-              <w:left w:w="80" w:type="dxa"/>
-              <w:bottom w:w="40" w:type="dxa"/>
-              <w:right w:w="80" w:type="dxa"/>
-            </w:tcMar>
-            <w:vAlign w:val="center"/>
-          </w:tcPr>
-          <w:p/>
-        </w:tc>
-        <w:tc>
-          <w:tcPr>
-            <w:tcW w:w="840" w:type="dxa"/>
-            <w:tcBorders>
-              <w:top w:val="none" w:sz="0" w:space="0" w:color="FFFFFF"/>
-              <w:left w:val="single" w:sz="8" w:space="0" w:color="000000"/>
-              <w:bottom w:val="none" w:sz="0" w:space="0" w:color="FFFFFF"/>
-              <w:right w:val="single" w:sz="8" w:space="0" w:color="000000"/>
-            </w:tcBorders>
-            <w:tcMar>
-              <w:top w:w="40" w:type="dxa"/>
-              <w:left w:w="80" w:type="dxa"/>
-              <w:bottom w:w="40" w:type="dxa"/>
-              <w:right w:w="80" w:type="dxa"/>
-            </w:tcMar>
-            <w:vAlign w:val="center"/>
-          </w:tcPr>
-          <w:p/>
-        </w:tc>
-        <w:tc>
-          <w:tcPr>
-            <w:tcW w:w="571" w:type="dxa"/>
-            <w:tcBorders>
-              <w:top w:val="none" w:sz="0" w:space="0" w:color="FFFFFF"/>
-              <w:left w:val="single" w:sz="8" w:space="0" w:color="000000"/>
-              <w:bottom w:val="none" w:sz="0" w:space="0" w:color="FFFFFF"/>
-              <w:right w:val="single" w:sz="8" w:space="0" w:color="000000"/>
-            </w:tcBorders>
-            <w:tcMar>
-              <w:top w:w="40" w:type="dxa"/>
-              <w:left w:w="80" w:type="dxa"/>
-              <w:bottom w:w="40" w:type="dxa"/>
-              <w:right w:w="80" w:type="dxa"/>
-            </w:tcMar>
-            <w:vAlign w:val="center"/>
-          </w:tcPr>
-          <w:p/>
-        </w:tc>
-        <w:tc>
-          <w:tcPr>
-            <w:tcW w:w="749" w:type="dxa"/>
+            <w:tcW w:w="426" w:type="dxa"/>
+            <w:tcBorders>
+              <w:top w:val="none" w:sz="0" w:space="0" w:color="FFFFFF"/>
+              <w:left w:val="single" w:sz="8" w:space="0" w:color="000000"/>
+              <w:bottom w:val="none" w:sz="0" w:space="0" w:color="FFFFFF"/>
+              <w:right w:val="single" w:sz="8" w:space="0" w:color="000000"/>
+            </w:tcBorders>
+            <w:tcMar>
+              <w:top w:w="40" w:type="dxa"/>
+              <w:left w:w="80" w:type="dxa"/>
+              <w:bottom w:w="40" w:type="dxa"/>
+              <w:right w:w="80" w:type="dxa"/>
+            </w:tcMar>
+            <w:vAlign w:val="center"/>
+          </w:tcPr>
+          <w:p/>
+        </w:tc>
+        <w:tc>
+          <w:tcPr>
+            <w:tcW w:w="850" w:type="dxa"/>
+            <w:tcBorders>
+              <w:top w:val="none" w:sz="0" w:space="0" w:color="FFFFFF"/>
+              <w:left w:val="single" w:sz="8" w:space="0" w:color="000000"/>
+              <w:bottom w:val="none" w:sz="0" w:space="0" w:color="FFFFFF"/>
+              <w:right w:val="single" w:sz="8" w:space="0" w:color="000000"/>
+            </w:tcBorders>
+            <w:tcMar>
+              <w:top w:w="40" w:type="dxa"/>
+              <w:left w:w="80" w:type="dxa"/>
+              <w:bottom w:w="40" w:type="dxa"/>
+              <w:right w:w="80" w:type="dxa"/>
+            </w:tcMar>
+            <w:vAlign w:val="center"/>
+          </w:tcPr>
+          <w:p/>
+        </w:tc>
+        <w:tc>
+          <w:tcPr>
+            <w:tcW w:w="498" w:type="dxa"/>
+            <w:tcBorders>
+              <w:top w:val="none" w:sz="0" w:space="0" w:color="FFFFFF"/>
+              <w:left w:val="single" w:sz="8" w:space="0" w:color="000000"/>
+              <w:bottom w:val="none" w:sz="0" w:space="0" w:color="FFFFFF"/>
+              <w:right w:val="single" w:sz="8" w:space="0" w:color="000000"/>
+            </w:tcBorders>
+            <w:tcMar>
+              <w:top w:w="40" w:type="dxa"/>
+              <w:left w:w="80" w:type="dxa"/>
+              <w:bottom w:w="40" w:type="dxa"/>
+              <w:right w:w="80" w:type="dxa"/>
+            </w:tcMar>
+            <w:vAlign w:val="center"/>
+          </w:tcPr>
+          <w:p/>
+        </w:tc>
+        <w:tc>
+          <w:tcPr>
+            <w:tcW w:w="778" w:type="dxa"/>
             <w:gridSpan w:val="3"/>
             <w:tcBorders>
               <w:top w:val="none" w:sz="0" w:space="0" w:color="FFFFFF"/>
@@ -2351,7 +2355,7 @@
         </w:tc>
         <w:tc>
           <w:tcPr>
-            <w:tcW w:w="571" w:type="dxa"/>
+            <w:tcW w:w="542" w:type="dxa"/>
             <w:tcBorders>
               <w:top w:val="none" w:sz="0" w:space="0" w:color="FFFFFF"/>
               <w:left w:val="single" w:sz="8" w:space="0" w:color="000000"/>
@@ -2389,7 +2393,7 @@
         </w:tc>
         <w:tc>
           <w:tcPr>
-            <w:tcW w:w="1164" w:type="dxa"/>
+            <w:tcW w:w="1165" w:type="dxa"/>
             <w:gridSpan w:val="2"/>
             <w:tcBorders>
               <w:top w:val="none" w:sz="0" w:space="0" w:color="FFFFFF"/>
@@ -2415,26 +2419,26 @@
         </w:trPr>
         <w:tc>
           <w:tcPr>
-            <w:tcW w:w="317" w:type="dxa"/>
-            <w:tcBorders>
-              <w:top w:val="none" w:sz="0" w:space="0" w:color="FFFFFF"/>
-              <w:left w:val="single" w:sz="8" w:space="0" w:color="000000"/>
-              <w:bottom w:val="none" w:sz="0" w:space="0" w:color="FFFFFF"/>
-              <w:right w:val="single" w:sz="8" w:space="0" w:color="000000"/>
-            </w:tcBorders>
-            <w:tcMar>
-              <w:top w:w="40" w:type="dxa"/>
-              <w:left w:w="80" w:type="dxa"/>
-              <w:bottom w:w="40" w:type="dxa"/>
-              <w:right w:w="80" w:type="dxa"/>
-            </w:tcMar>
-            <w:vAlign w:val="center"/>
-          </w:tcPr>
-          <w:p/>
-        </w:tc>
-        <w:tc>
-          <w:tcPr>
-            <w:tcW w:w="2518" w:type="dxa"/>
+            <w:tcW w:w="426" w:type="dxa"/>
+            <w:tcBorders>
+              <w:top w:val="none" w:sz="0" w:space="0" w:color="FFFFFF"/>
+              <w:left w:val="single" w:sz="8" w:space="0" w:color="000000"/>
+              <w:bottom w:val="none" w:sz="0" w:space="0" w:color="FFFFFF"/>
+              <w:right w:val="single" w:sz="8" w:space="0" w:color="000000"/>
+            </w:tcBorders>
+            <w:tcMar>
+              <w:top w:w="40" w:type="dxa"/>
+              <w:left w:w="80" w:type="dxa"/>
+              <w:bottom w:w="40" w:type="dxa"/>
+              <w:right w:w="80" w:type="dxa"/>
+            </w:tcMar>
+            <w:vAlign w:val="center"/>
+          </w:tcPr>
+          <w:p/>
+        </w:tc>
+        <w:tc>
+          <w:tcPr>
+            <w:tcW w:w="2409" w:type="dxa"/>
             <w:gridSpan w:val="2"/>
             <w:tcBorders>
               <w:top w:val="none" w:sz="0" w:space="0" w:color="FFFFFF"/>
@@ -2513,7 +2517,7 @@
         </w:tc>
         <w:tc>
           <w:tcPr>
-            <w:tcW w:w="1033" w:type="dxa"/>
+            <w:tcW w:w="1135" w:type="dxa"/>
             <w:gridSpan w:val="2"/>
             <w:tcBorders>
               <w:top w:val="none" w:sz="0" w:space="0" w:color="FFFFFF"/>
@@ -2533,64 +2537,64 @@
         </w:tc>
         <w:tc>
           <w:tcPr>
-            <w:tcW w:w="465" w:type="dxa"/>
-            <w:tcBorders>
-              <w:top w:val="none" w:sz="0" w:space="0" w:color="FFFFFF"/>
-              <w:left w:val="single" w:sz="8" w:space="0" w:color="000000"/>
-              <w:bottom w:val="none" w:sz="0" w:space="0" w:color="FFFFFF"/>
-              <w:right w:val="single" w:sz="8" w:space="0" w:color="000000"/>
-            </w:tcBorders>
-            <w:tcMar>
-              <w:top w:w="40" w:type="dxa"/>
-              <w:left w:w="80" w:type="dxa"/>
-              <w:bottom w:w="40" w:type="dxa"/>
-              <w:right w:w="80" w:type="dxa"/>
-            </w:tcMar>
-            <w:vAlign w:val="center"/>
-          </w:tcPr>
-          <w:p/>
-        </w:tc>
-        <w:tc>
-          <w:tcPr>
-            <w:tcW w:w="840" w:type="dxa"/>
-            <w:tcBorders>
-              <w:top w:val="none" w:sz="0" w:space="0" w:color="FFFFFF"/>
-              <w:left w:val="single" w:sz="8" w:space="0" w:color="000000"/>
-              <w:bottom w:val="none" w:sz="0" w:space="0" w:color="FFFFFF"/>
-              <w:right w:val="single" w:sz="8" w:space="0" w:color="000000"/>
-            </w:tcBorders>
-            <w:tcMar>
-              <w:top w:w="40" w:type="dxa"/>
-              <w:left w:w="80" w:type="dxa"/>
-              <w:bottom w:w="40" w:type="dxa"/>
-              <w:right w:w="80" w:type="dxa"/>
-            </w:tcMar>
-            <w:vAlign w:val="center"/>
-          </w:tcPr>
-          <w:p/>
-        </w:tc>
-        <w:tc>
-          <w:tcPr>
-            <w:tcW w:w="571" w:type="dxa"/>
-            <w:tcBorders>
-              <w:top w:val="none" w:sz="0" w:space="0" w:color="FFFFFF"/>
-              <w:left w:val="single" w:sz="8" w:space="0" w:color="000000"/>
-              <w:bottom w:val="none" w:sz="0" w:space="0" w:color="FFFFFF"/>
-              <w:right w:val="single" w:sz="8" w:space="0" w:color="000000"/>
-            </w:tcBorders>
-            <w:tcMar>
-              <w:top w:w="40" w:type="dxa"/>
-              <w:left w:w="80" w:type="dxa"/>
-              <w:bottom w:w="40" w:type="dxa"/>
-              <w:right w:w="80" w:type="dxa"/>
-            </w:tcMar>
-            <w:vAlign w:val="center"/>
-          </w:tcPr>
-          <w:p/>
-        </w:tc>
-        <w:tc>
-          <w:tcPr>
-            <w:tcW w:w="749" w:type="dxa"/>
+            <w:tcW w:w="426" w:type="dxa"/>
+            <w:tcBorders>
+              <w:top w:val="none" w:sz="0" w:space="0" w:color="FFFFFF"/>
+              <w:left w:val="single" w:sz="8" w:space="0" w:color="000000"/>
+              <w:bottom w:val="none" w:sz="0" w:space="0" w:color="FFFFFF"/>
+              <w:right w:val="single" w:sz="8" w:space="0" w:color="000000"/>
+            </w:tcBorders>
+            <w:tcMar>
+              <w:top w:w="40" w:type="dxa"/>
+              <w:left w:w="80" w:type="dxa"/>
+              <w:bottom w:w="40" w:type="dxa"/>
+              <w:right w:w="80" w:type="dxa"/>
+            </w:tcMar>
+            <w:vAlign w:val="center"/>
+          </w:tcPr>
+          <w:p/>
+        </w:tc>
+        <w:tc>
+          <w:tcPr>
+            <w:tcW w:w="850" w:type="dxa"/>
+            <w:tcBorders>
+              <w:top w:val="none" w:sz="0" w:space="0" w:color="FFFFFF"/>
+              <w:left w:val="single" w:sz="8" w:space="0" w:color="000000"/>
+              <w:bottom w:val="none" w:sz="0" w:space="0" w:color="FFFFFF"/>
+              <w:right w:val="single" w:sz="8" w:space="0" w:color="000000"/>
+            </w:tcBorders>
+            <w:tcMar>
+              <w:top w:w="40" w:type="dxa"/>
+              <w:left w:w="80" w:type="dxa"/>
+              <w:bottom w:w="40" w:type="dxa"/>
+              <w:right w:w="80" w:type="dxa"/>
+            </w:tcMar>
+            <w:vAlign w:val="center"/>
+          </w:tcPr>
+          <w:p/>
+        </w:tc>
+        <w:tc>
+          <w:tcPr>
+            <w:tcW w:w="498" w:type="dxa"/>
+            <w:tcBorders>
+              <w:top w:val="none" w:sz="0" w:space="0" w:color="FFFFFF"/>
+              <w:left w:val="single" w:sz="8" w:space="0" w:color="000000"/>
+              <w:bottom w:val="none" w:sz="0" w:space="0" w:color="FFFFFF"/>
+              <w:right w:val="single" w:sz="8" w:space="0" w:color="000000"/>
+            </w:tcBorders>
+            <w:tcMar>
+              <w:top w:w="40" w:type="dxa"/>
+              <w:left w:w="80" w:type="dxa"/>
+              <w:bottom w:w="40" w:type="dxa"/>
+              <w:right w:w="80" w:type="dxa"/>
+            </w:tcMar>
+            <w:vAlign w:val="center"/>
+          </w:tcPr>
+          <w:p/>
+        </w:tc>
+        <w:tc>
+          <w:tcPr>
+            <w:tcW w:w="778" w:type="dxa"/>
             <w:gridSpan w:val="3"/>
             <w:tcBorders>
               <w:top w:val="none" w:sz="0" w:space="0" w:color="FFFFFF"/>
@@ -2610,7 +2614,7 @@
         </w:tc>
         <w:tc>
           <w:tcPr>
-            <w:tcW w:w="571" w:type="dxa"/>
+            <w:tcW w:w="542" w:type="dxa"/>
             <w:tcBorders>
               <w:top w:val="none" w:sz="0" w:space="0" w:color="FFFFFF"/>
               <w:left w:val="single" w:sz="8" w:space="0" w:color="000000"/>
@@ -2648,7 +2652,7 @@
         </w:tc>
         <w:tc>
           <w:tcPr>
-            <w:tcW w:w="1164" w:type="dxa"/>
+            <w:tcW w:w="1165" w:type="dxa"/>
             <w:gridSpan w:val="2"/>
             <w:tcBorders>
               <w:top w:val="none" w:sz="0" w:space="0" w:color="FFFFFF"/>
@@ -2674,26 +2678,26 @@
         </w:trPr>
         <w:tc>
           <w:tcPr>
-            <w:tcW w:w="317" w:type="dxa"/>
-            <w:tcBorders>
-              <w:top w:val="none" w:sz="0" w:space="0" w:color="FFFFFF"/>
-              <w:left w:val="single" w:sz="8" w:space="0" w:color="000000"/>
-              <w:bottom w:val="none" w:sz="0" w:space="0" w:color="FFFFFF"/>
-              <w:right w:val="single" w:sz="8" w:space="0" w:color="000000"/>
-            </w:tcBorders>
-            <w:tcMar>
-              <w:top w:w="40" w:type="dxa"/>
-              <w:left w:w="80" w:type="dxa"/>
-              <w:bottom w:w="40" w:type="dxa"/>
-              <w:right w:w="80" w:type="dxa"/>
-            </w:tcMar>
-            <w:vAlign w:val="center"/>
-          </w:tcPr>
-          <w:p/>
-        </w:tc>
-        <w:tc>
-          <w:tcPr>
-            <w:tcW w:w="2518" w:type="dxa"/>
+            <w:tcW w:w="426" w:type="dxa"/>
+            <w:tcBorders>
+              <w:top w:val="none" w:sz="0" w:space="0" w:color="FFFFFF"/>
+              <w:left w:val="single" w:sz="8" w:space="0" w:color="000000"/>
+              <w:bottom w:val="none" w:sz="0" w:space="0" w:color="FFFFFF"/>
+              <w:right w:val="single" w:sz="8" w:space="0" w:color="000000"/>
+            </w:tcBorders>
+            <w:tcMar>
+              <w:top w:w="40" w:type="dxa"/>
+              <w:left w:w="80" w:type="dxa"/>
+              <w:bottom w:w="40" w:type="dxa"/>
+              <w:right w:w="80" w:type="dxa"/>
+            </w:tcMar>
+            <w:vAlign w:val="center"/>
+          </w:tcPr>
+          <w:p/>
+        </w:tc>
+        <w:tc>
+          <w:tcPr>
+            <w:tcW w:w="2409" w:type="dxa"/>
             <w:gridSpan w:val="2"/>
             <w:tcBorders>
               <w:top w:val="none" w:sz="0" w:space="0" w:color="FFFFFF"/>
@@ -2772,7 +2776,7 @@
         </w:tc>
         <w:tc>
           <w:tcPr>
-            <w:tcW w:w="1033" w:type="dxa"/>
+            <w:tcW w:w="1135" w:type="dxa"/>
             <w:gridSpan w:val="2"/>
             <w:tcBorders>
               <w:top w:val="none" w:sz="0" w:space="0" w:color="FFFFFF"/>
@@ -2792,64 +2796,64 @@
         </w:tc>
         <w:tc>
           <w:tcPr>
-            <w:tcW w:w="465" w:type="dxa"/>
-            <w:tcBorders>
-              <w:top w:val="none" w:sz="0" w:space="0" w:color="FFFFFF"/>
-              <w:left w:val="single" w:sz="8" w:space="0" w:color="000000"/>
-              <w:bottom w:val="none" w:sz="0" w:space="0" w:color="FFFFFF"/>
-              <w:right w:val="single" w:sz="8" w:space="0" w:color="000000"/>
-            </w:tcBorders>
-            <w:tcMar>
-              <w:top w:w="40" w:type="dxa"/>
-              <w:left w:w="80" w:type="dxa"/>
-              <w:bottom w:w="40" w:type="dxa"/>
-              <w:right w:w="80" w:type="dxa"/>
-            </w:tcMar>
-            <w:vAlign w:val="center"/>
-          </w:tcPr>
-          <w:p/>
-        </w:tc>
-        <w:tc>
-          <w:tcPr>
-            <w:tcW w:w="840" w:type="dxa"/>
-            <w:tcBorders>
-              <w:top w:val="none" w:sz="0" w:space="0" w:color="FFFFFF"/>
-              <w:left w:val="single" w:sz="8" w:space="0" w:color="000000"/>
-              <w:bottom w:val="none" w:sz="0" w:space="0" w:color="FFFFFF"/>
-              <w:right w:val="single" w:sz="8" w:space="0" w:color="000000"/>
-            </w:tcBorders>
-            <w:tcMar>
-              <w:top w:w="40" w:type="dxa"/>
-              <w:left w:w="80" w:type="dxa"/>
-              <w:bottom w:w="40" w:type="dxa"/>
-              <w:right w:w="80" w:type="dxa"/>
-            </w:tcMar>
-            <w:vAlign w:val="center"/>
-          </w:tcPr>
-          <w:p/>
-        </w:tc>
-        <w:tc>
-          <w:tcPr>
-            <w:tcW w:w="571" w:type="dxa"/>
-            <w:tcBorders>
-              <w:top w:val="none" w:sz="0" w:space="0" w:color="FFFFFF"/>
-              <w:left w:val="single" w:sz="8" w:space="0" w:color="000000"/>
-              <w:bottom w:val="none" w:sz="0" w:space="0" w:color="FFFFFF"/>
-              <w:right w:val="single" w:sz="8" w:space="0" w:color="000000"/>
-            </w:tcBorders>
-            <w:tcMar>
-              <w:top w:w="40" w:type="dxa"/>
-              <w:left w:w="80" w:type="dxa"/>
-              <w:bottom w:w="40" w:type="dxa"/>
-              <w:right w:w="80" w:type="dxa"/>
-            </w:tcMar>
-            <w:vAlign w:val="center"/>
-          </w:tcPr>
-          <w:p/>
-        </w:tc>
-        <w:tc>
-          <w:tcPr>
-            <w:tcW w:w="749" w:type="dxa"/>
+            <w:tcW w:w="426" w:type="dxa"/>
+            <w:tcBorders>
+              <w:top w:val="none" w:sz="0" w:space="0" w:color="FFFFFF"/>
+              <w:left w:val="single" w:sz="8" w:space="0" w:color="000000"/>
+              <w:bottom w:val="none" w:sz="0" w:space="0" w:color="FFFFFF"/>
+              <w:right w:val="single" w:sz="8" w:space="0" w:color="000000"/>
+            </w:tcBorders>
+            <w:tcMar>
+              <w:top w:w="40" w:type="dxa"/>
+              <w:left w:w="80" w:type="dxa"/>
+              <w:bottom w:w="40" w:type="dxa"/>
+              <w:right w:w="80" w:type="dxa"/>
+            </w:tcMar>
+            <w:vAlign w:val="center"/>
+          </w:tcPr>
+          <w:p/>
+        </w:tc>
+        <w:tc>
+          <w:tcPr>
+            <w:tcW w:w="850" w:type="dxa"/>
+            <w:tcBorders>
+              <w:top w:val="none" w:sz="0" w:space="0" w:color="FFFFFF"/>
+              <w:left w:val="single" w:sz="8" w:space="0" w:color="000000"/>
+              <w:bottom w:val="none" w:sz="0" w:space="0" w:color="FFFFFF"/>
+              <w:right w:val="single" w:sz="8" w:space="0" w:color="000000"/>
+            </w:tcBorders>
+            <w:tcMar>
+              <w:top w:w="40" w:type="dxa"/>
+              <w:left w:w="80" w:type="dxa"/>
+              <w:bottom w:w="40" w:type="dxa"/>
+              <w:right w:w="80" w:type="dxa"/>
+            </w:tcMar>
+            <w:vAlign w:val="center"/>
+          </w:tcPr>
+          <w:p/>
+        </w:tc>
+        <w:tc>
+          <w:tcPr>
+            <w:tcW w:w="498" w:type="dxa"/>
+            <w:tcBorders>
+              <w:top w:val="none" w:sz="0" w:space="0" w:color="FFFFFF"/>
+              <w:left w:val="single" w:sz="8" w:space="0" w:color="000000"/>
+              <w:bottom w:val="none" w:sz="0" w:space="0" w:color="FFFFFF"/>
+              <w:right w:val="single" w:sz="8" w:space="0" w:color="000000"/>
+            </w:tcBorders>
+            <w:tcMar>
+              <w:top w:w="40" w:type="dxa"/>
+              <w:left w:w="80" w:type="dxa"/>
+              <w:bottom w:w="40" w:type="dxa"/>
+              <w:right w:w="80" w:type="dxa"/>
+            </w:tcMar>
+            <w:vAlign w:val="center"/>
+          </w:tcPr>
+          <w:p/>
+        </w:tc>
+        <w:tc>
+          <w:tcPr>
+            <w:tcW w:w="778" w:type="dxa"/>
             <w:gridSpan w:val="3"/>
             <w:tcBorders>
               <w:top w:val="none" w:sz="0" w:space="0" w:color="FFFFFF"/>
@@ -2869,7 +2873,7 @@
         </w:tc>
         <w:tc>
           <w:tcPr>
-            <w:tcW w:w="571" w:type="dxa"/>
+            <w:tcW w:w="542" w:type="dxa"/>
             <w:tcBorders>
               <w:top w:val="none" w:sz="0" w:space="0" w:color="FFFFFF"/>
               <w:left w:val="single" w:sz="8" w:space="0" w:color="000000"/>
@@ -2907,7 +2911,7 @@
         </w:tc>
         <w:tc>
           <w:tcPr>
-            <w:tcW w:w="1164" w:type="dxa"/>
+            <w:tcW w:w="1165" w:type="dxa"/>
             <w:gridSpan w:val="2"/>
             <w:tcBorders>
               <w:top w:val="none" w:sz="0" w:space="0" w:color="FFFFFF"/>
@@ -2933,26 +2937,26 @@
         </w:trPr>
         <w:tc>
           <w:tcPr>
-            <w:tcW w:w="317" w:type="dxa"/>
-            <w:tcBorders>
-              <w:top w:val="none" w:sz="0" w:space="0" w:color="FFFFFF"/>
-              <w:left w:val="single" w:sz="8" w:space="0" w:color="000000"/>
-              <w:bottom w:val="none" w:sz="0" w:space="0" w:color="FFFFFF"/>
-              <w:right w:val="single" w:sz="8" w:space="0" w:color="000000"/>
-            </w:tcBorders>
-            <w:tcMar>
-              <w:top w:w="40" w:type="dxa"/>
-              <w:left w:w="80" w:type="dxa"/>
-              <w:bottom w:w="40" w:type="dxa"/>
-              <w:right w:w="80" w:type="dxa"/>
-            </w:tcMar>
-            <w:vAlign w:val="center"/>
-          </w:tcPr>
-          <w:p/>
-        </w:tc>
-        <w:tc>
-          <w:tcPr>
-            <w:tcW w:w="2518" w:type="dxa"/>
+            <w:tcW w:w="426" w:type="dxa"/>
+            <w:tcBorders>
+              <w:top w:val="none" w:sz="0" w:space="0" w:color="FFFFFF"/>
+              <w:left w:val="single" w:sz="8" w:space="0" w:color="000000"/>
+              <w:bottom w:val="none" w:sz="0" w:space="0" w:color="FFFFFF"/>
+              <w:right w:val="single" w:sz="8" w:space="0" w:color="000000"/>
+            </w:tcBorders>
+            <w:tcMar>
+              <w:top w:w="40" w:type="dxa"/>
+              <w:left w:w="80" w:type="dxa"/>
+              <w:bottom w:w="40" w:type="dxa"/>
+              <w:right w:w="80" w:type="dxa"/>
+            </w:tcMar>
+            <w:vAlign w:val="center"/>
+          </w:tcPr>
+          <w:p/>
+        </w:tc>
+        <w:tc>
+          <w:tcPr>
+            <w:tcW w:w="2409" w:type="dxa"/>
             <w:gridSpan w:val="2"/>
             <w:tcBorders>
               <w:top w:val="none" w:sz="0" w:space="0" w:color="FFFFFF"/>
@@ -3031,7 +3035,7 @@
         </w:tc>
         <w:tc>
           <w:tcPr>
-            <w:tcW w:w="1033" w:type="dxa"/>
+            <w:tcW w:w="1135" w:type="dxa"/>
             <w:gridSpan w:val="2"/>
             <w:tcBorders>
               <w:top w:val="none" w:sz="0" w:space="0" w:color="FFFFFF"/>
@@ -3051,64 +3055,64 @@
         </w:tc>
         <w:tc>
           <w:tcPr>
-            <w:tcW w:w="465" w:type="dxa"/>
-            <w:tcBorders>
-              <w:top w:val="none" w:sz="0" w:space="0" w:color="FFFFFF"/>
-              <w:left w:val="single" w:sz="8" w:space="0" w:color="000000"/>
-              <w:bottom w:val="none" w:sz="0" w:space="0" w:color="FFFFFF"/>
-              <w:right w:val="single" w:sz="8" w:space="0" w:color="000000"/>
-            </w:tcBorders>
-            <w:tcMar>
-              <w:top w:w="40" w:type="dxa"/>
-              <w:left w:w="80" w:type="dxa"/>
-              <w:bottom w:w="40" w:type="dxa"/>
-              <w:right w:w="80" w:type="dxa"/>
-            </w:tcMar>
-            <w:vAlign w:val="center"/>
-          </w:tcPr>
-          <w:p/>
-        </w:tc>
-        <w:tc>
-          <w:tcPr>
-            <w:tcW w:w="840" w:type="dxa"/>
-            <w:tcBorders>
-              <w:top w:val="none" w:sz="0" w:space="0" w:color="FFFFFF"/>
-              <w:left w:val="single" w:sz="8" w:space="0" w:color="000000"/>
-              <w:bottom w:val="none" w:sz="0" w:space="0" w:color="FFFFFF"/>
-              <w:right w:val="single" w:sz="8" w:space="0" w:color="000000"/>
-            </w:tcBorders>
-            <w:tcMar>
-              <w:top w:w="40" w:type="dxa"/>
-              <w:left w:w="80" w:type="dxa"/>
-              <w:bottom w:w="40" w:type="dxa"/>
-              <w:right w:w="80" w:type="dxa"/>
-            </w:tcMar>
-            <w:vAlign w:val="center"/>
-          </w:tcPr>
-          <w:p/>
-        </w:tc>
-        <w:tc>
-          <w:tcPr>
-            <w:tcW w:w="571" w:type="dxa"/>
-            <w:tcBorders>
-              <w:top w:val="none" w:sz="0" w:space="0" w:color="FFFFFF"/>
-              <w:left w:val="single" w:sz="8" w:space="0" w:color="000000"/>
-              <w:bottom w:val="none" w:sz="0" w:space="0" w:color="FFFFFF"/>
-              <w:right w:val="single" w:sz="8" w:space="0" w:color="000000"/>
-            </w:tcBorders>
-            <w:tcMar>
-              <w:top w:w="40" w:type="dxa"/>
-              <w:left w:w="80" w:type="dxa"/>
-              <w:bottom w:w="40" w:type="dxa"/>
-              <w:right w:w="80" w:type="dxa"/>
-            </w:tcMar>
-            <w:vAlign w:val="center"/>
-          </w:tcPr>
-          <w:p/>
-        </w:tc>
-        <w:tc>
-          <w:tcPr>
-            <w:tcW w:w="749" w:type="dxa"/>
+            <w:tcW w:w="426" w:type="dxa"/>
+            <w:tcBorders>
+              <w:top w:val="none" w:sz="0" w:space="0" w:color="FFFFFF"/>
+              <w:left w:val="single" w:sz="8" w:space="0" w:color="000000"/>
+              <w:bottom w:val="none" w:sz="0" w:space="0" w:color="FFFFFF"/>
+              <w:right w:val="single" w:sz="8" w:space="0" w:color="000000"/>
+            </w:tcBorders>
+            <w:tcMar>
+              <w:top w:w="40" w:type="dxa"/>
+              <w:left w:w="80" w:type="dxa"/>
+              <w:bottom w:w="40" w:type="dxa"/>
+              <w:right w:w="80" w:type="dxa"/>
+            </w:tcMar>
+            <w:vAlign w:val="center"/>
+          </w:tcPr>
+          <w:p/>
+        </w:tc>
+        <w:tc>
+          <w:tcPr>
+            <w:tcW w:w="850" w:type="dxa"/>
+            <w:tcBorders>
+              <w:top w:val="none" w:sz="0" w:space="0" w:color="FFFFFF"/>
+              <w:left w:val="single" w:sz="8" w:space="0" w:color="000000"/>
+              <w:bottom w:val="none" w:sz="0" w:space="0" w:color="FFFFFF"/>
+              <w:right w:val="single" w:sz="8" w:space="0" w:color="000000"/>
+            </w:tcBorders>
+            <w:tcMar>
+              <w:top w:w="40" w:type="dxa"/>
+              <w:left w:w="80" w:type="dxa"/>
+              <w:bottom w:w="40" w:type="dxa"/>
+              <w:right w:w="80" w:type="dxa"/>
+            </w:tcMar>
+            <w:vAlign w:val="center"/>
+          </w:tcPr>
+          <w:p/>
+        </w:tc>
+        <w:tc>
+          <w:tcPr>
+            <w:tcW w:w="498" w:type="dxa"/>
+            <w:tcBorders>
+              <w:top w:val="none" w:sz="0" w:space="0" w:color="FFFFFF"/>
+              <w:left w:val="single" w:sz="8" w:space="0" w:color="000000"/>
+              <w:bottom w:val="none" w:sz="0" w:space="0" w:color="FFFFFF"/>
+              <w:right w:val="single" w:sz="8" w:space="0" w:color="000000"/>
+            </w:tcBorders>
+            <w:tcMar>
+              <w:top w:w="40" w:type="dxa"/>
+              <w:left w:w="80" w:type="dxa"/>
+              <w:bottom w:w="40" w:type="dxa"/>
+              <w:right w:w="80" w:type="dxa"/>
+            </w:tcMar>
+            <w:vAlign w:val="center"/>
+          </w:tcPr>
+          <w:p/>
+        </w:tc>
+        <w:tc>
+          <w:tcPr>
+            <w:tcW w:w="778" w:type="dxa"/>
             <w:gridSpan w:val="3"/>
             <w:tcBorders>
               <w:top w:val="none" w:sz="0" w:space="0" w:color="FFFFFF"/>
@@ -3128,7 +3132,7 @@
         </w:tc>
         <w:tc>
           <w:tcPr>
-            <w:tcW w:w="571" w:type="dxa"/>
+            <w:tcW w:w="542" w:type="dxa"/>
             <w:tcBorders>
               <w:top w:val="none" w:sz="0" w:space="0" w:color="FFFFFF"/>
               <w:left w:val="single" w:sz="8" w:space="0" w:color="000000"/>
@@ -3166,7 +3170,7 @@
         </w:tc>
         <w:tc>
           <w:tcPr>
-            <w:tcW w:w="1164" w:type="dxa"/>
+            <w:tcW w:w="1165" w:type="dxa"/>
             <w:gridSpan w:val="2"/>
             <w:tcBorders>
               <w:top w:val="none" w:sz="0" w:space="0" w:color="FFFFFF"/>
@@ -3192,26 +3196,26 @@
         </w:trPr>
         <w:tc>
           <w:tcPr>
-            <w:tcW w:w="317" w:type="dxa"/>
-            <w:tcBorders>
-              <w:top w:val="none" w:sz="0" w:space="0" w:color="FFFFFF"/>
-              <w:left w:val="single" w:sz="8" w:space="0" w:color="000000"/>
-              <w:bottom w:val="none" w:sz="0" w:space="0" w:color="FFFFFF"/>
-              <w:right w:val="single" w:sz="8" w:space="0" w:color="000000"/>
-            </w:tcBorders>
-            <w:tcMar>
-              <w:top w:w="40" w:type="dxa"/>
-              <w:left w:w="80" w:type="dxa"/>
-              <w:bottom w:w="40" w:type="dxa"/>
-              <w:right w:w="80" w:type="dxa"/>
-            </w:tcMar>
-            <w:vAlign w:val="center"/>
-          </w:tcPr>
-          <w:p/>
-        </w:tc>
-        <w:tc>
-          <w:tcPr>
-            <w:tcW w:w="2518" w:type="dxa"/>
+            <w:tcW w:w="426" w:type="dxa"/>
+            <w:tcBorders>
+              <w:top w:val="none" w:sz="0" w:space="0" w:color="FFFFFF"/>
+              <w:left w:val="single" w:sz="8" w:space="0" w:color="000000"/>
+              <w:bottom w:val="none" w:sz="0" w:space="0" w:color="FFFFFF"/>
+              <w:right w:val="single" w:sz="8" w:space="0" w:color="000000"/>
+            </w:tcBorders>
+            <w:tcMar>
+              <w:top w:w="40" w:type="dxa"/>
+              <w:left w:w="80" w:type="dxa"/>
+              <w:bottom w:w="40" w:type="dxa"/>
+              <w:right w:w="80" w:type="dxa"/>
+            </w:tcMar>
+            <w:vAlign w:val="center"/>
+          </w:tcPr>
+          <w:p/>
+        </w:tc>
+        <w:tc>
+          <w:tcPr>
+            <w:tcW w:w="2409" w:type="dxa"/>
             <w:gridSpan w:val="2"/>
             <w:tcBorders>
               <w:top w:val="none" w:sz="0" w:space="0" w:color="FFFFFF"/>
@@ -3290,7 +3294,7 @@
         </w:tc>
         <w:tc>
           <w:tcPr>
-            <w:tcW w:w="1033" w:type="dxa"/>
+            <w:tcW w:w="1135" w:type="dxa"/>
             <w:gridSpan w:val="2"/>
             <w:tcBorders>
               <w:top w:val="none" w:sz="0" w:space="0" w:color="FFFFFF"/>
@@ -3310,64 +3314,64 @@
         </w:tc>
         <w:tc>
           <w:tcPr>
-            <w:tcW w:w="465" w:type="dxa"/>
-            <w:tcBorders>
-              <w:top w:val="none" w:sz="0" w:space="0" w:color="FFFFFF"/>
-              <w:left w:val="single" w:sz="8" w:space="0" w:color="000000"/>
-              <w:bottom w:val="none" w:sz="0" w:space="0" w:color="FFFFFF"/>
-              <w:right w:val="single" w:sz="8" w:space="0" w:color="000000"/>
-            </w:tcBorders>
-            <w:tcMar>
-              <w:top w:w="40" w:type="dxa"/>
-              <w:left w:w="80" w:type="dxa"/>
-              <w:bottom w:w="40" w:type="dxa"/>
-              <w:right w:w="80" w:type="dxa"/>
-            </w:tcMar>
-            <w:vAlign w:val="center"/>
-          </w:tcPr>
-          <w:p/>
-        </w:tc>
-        <w:tc>
-          <w:tcPr>
-            <w:tcW w:w="840" w:type="dxa"/>
-            <w:tcBorders>
-              <w:top w:val="none" w:sz="0" w:space="0" w:color="FFFFFF"/>
-              <w:left w:val="single" w:sz="8" w:space="0" w:color="000000"/>
-              <w:bottom w:val="none" w:sz="0" w:space="0" w:color="FFFFFF"/>
-              <w:right w:val="single" w:sz="8" w:space="0" w:color="000000"/>
-            </w:tcBorders>
-            <w:tcMar>
-              <w:top w:w="40" w:type="dxa"/>
-              <w:left w:w="80" w:type="dxa"/>
-              <w:bottom w:w="40" w:type="dxa"/>
-              <w:right w:w="80" w:type="dxa"/>
-            </w:tcMar>
-            <w:vAlign w:val="center"/>
-          </w:tcPr>
-          <w:p/>
-        </w:tc>
-        <w:tc>
-          <w:tcPr>
-            <w:tcW w:w="571" w:type="dxa"/>
-            <w:tcBorders>
-              <w:top w:val="none" w:sz="0" w:space="0" w:color="FFFFFF"/>
-              <w:left w:val="single" w:sz="8" w:space="0" w:color="000000"/>
-              <w:bottom w:val="none" w:sz="0" w:space="0" w:color="FFFFFF"/>
-              <w:right w:val="single" w:sz="8" w:space="0" w:color="000000"/>
-            </w:tcBorders>
-            <w:tcMar>
-              <w:top w:w="40" w:type="dxa"/>
-              <w:left w:w="80" w:type="dxa"/>
-              <w:bottom w:w="40" w:type="dxa"/>
-              <w:right w:w="80" w:type="dxa"/>
-            </w:tcMar>
-            <w:vAlign w:val="center"/>
-          </w:tcPr>
-          <w:p/>
-        </w:tc>
-        <w:tc>
-          <w:tcPr>
-            <w:tcW w:w="749" w:type="dxa"/>
+            <w:tcW w:w="426" w:type="dxa"/>
+            <w:tcBorders>
+              <w:top w:val="none" w:sz="0" w:space="0" w:color="FFFFFF"/>
+              <w:left w:val="single" w:sz="8" w:space="0" w:color="000000"/>
+              <w:bottom w:val="none" w:sz="0" w:space="0" w:color="FFFFFF"/>
+              <w:right w:val="single" w:sz="8" w:space="0" w:color="000000"/>
+            </w:tcBorders>
+            <w:tcMar>
+              <w:top w:w="40" w:type="dxa"/>
+              <w:left w:w="80" w:type="dxa"/>
+              <w:bottom w:w="40" w:type="dxa"/>
+              <w:right w:w="80" w:type="dxa"/>
+            </w:tcMar>
+            <w:vAlign w:val="center"/>
+          </w:tcPr>
+          <w:p/>
+        </w:tc>
+        <w:tc>
+          <w:tcPr>
+            <w:tcW w:w="850" w:type="dxa"/>
+            <w:tcBorders>
+              <w:top w:val="none" w:sz="0" w:space="0" w:color="FFFFFF"/>
+              <w:left w:val="single" w:sz="8" w:space="0" w:color="000000"/>
+              <w:bottom w:val="none" w:sz="0" w:space="0" w:color="FFFFFF"/>
+              <w:right w:val="single" w:sz="8" w:space="0" w:color="000000"/>
+            </w:tcBorders>
+            <w:tcMar>
+              <w:top w:w="40" w:type="dxa"/>
+              <w:left w:w="80" w:type="dxa"/>
+              <w:bottom w:w="40" w:type="dxa"/>
+              <w:right w:w="80" w:type="dxa"/>
+            </w:tcMar>
+            <w:vAlign w:val="center"/>
+          </w:tcPr>
+          <w:p/>
+        </w:tc>
+        <w:tc>
+          <w:tcPr>
+            <w:tcW w:w="498" w:type="dxa"/>
+            <w:tcBorders>
+              <w:top w:val="none" w:sz="0" w:space="0" w:color="FFFFFF"/>
+              <w:left w:val="single" w:sz="8" w:space="0" w:color="000000"/>
+              <w:bottom w:val="none" w:sz="0" w:space="0" w:color="FFFFFF"/>
+              <w:right w:val="single" w:sz="8" w:space="0" w:color="000000"/>
+            </w:tcBorders>
+            <w:tcMar>
+              <w:top w:w="40" w:type="dxa"/>
+              <w:left w:w="80" w:type="dxa"/>
+              <w:bottom w:w="40" w:type="dxa"/>
+              <w:right w:w="80" w:type="dxa"/>
+            </w:tcMar>
+            <w:vAlign w:val="center"/>
+          </w:tcPr>
+          <w:p/>
+        </w:tc>
+        <w:tc>
+          <w:tcPr>
+            <w:tcW w:w="778" w:type="dxa"/>
             <w:gridSpan w:val="3"/>
             <w:tcBorders>
               <w:top w:val="none" w:sz="0" w:space="0" w:color="FFFFFF"/>
@@ -3387,7 +3391,7 @@
         </w:tc>
         <w:tc>
           <w:tcPr>
-            <w:tcW w:w="571" w:type="dxa"/>
+            <w:tcW w:w="542" w:type="dxa"/>
             <w:tcBorders>
               <w:top w:val="none" w:sz="0" w:space="0" w:color="FFFFFF"/>
               <w:left w:val="single" w:sz="8" w:space="0" w:color="000000"/>
@@ -3425,7 +3429,7 @@
         </w:tc>
         <w:tc>
           <w:tcPr>
-            <w:tcW w:w="1164" w:type="dxa"/>
+            <w:tcW w:w="1165" w:type="dxa"/>
             <w:gridSpan w:val="2"/>
             <w:tcBorders>
               <w:top w:val="none" w:sz="0" w:space="0" w:color="FFFFFF"/>
@@ -3451,26 +3455,26 @@
         </w:trPr>
         <w:tc>
           <w:tcPr>
-            <w:tcW w:w="317" w:type="dxa"/>
-            <w:tcBorders>
-              <w:top w:val="none" w:sz="0" w:space="0" w:color="FFFFFF"/>
-              <w:left w:val="single" w:sz="8" w:space="0" w:color="000000"/>
-              <w:bottom w:val="none" w:sz="0" w:space="0" w:color="FFFFFF"/>
-              <w:right w:val="single" w:sz="8" w:space="0" w:color="000000"/>
-            </w:tcBorders>
-            <w:tcMar>
-              <w:top w:w="40" w:type="dxa"/>
-              <w:left w:w="80" w:type="dxa"/>
-              <w:bottom w:w="40" w:type="dxa"/>
-              <w:right w:w="80" w:type="dxa"/>
-            </w:tcMar>
-            <w:vAlign w:val="center"/>
-          </w:tcPr>
-          <w:p/>
-        </w:tc>
-        <w:tc>
-          <w:tcPr>
-            <w:tcW w:w="2518" w:type="dxa"/>
+            <w:tcW w:w="426" w:type="dxa"/>
+            <w:tcBorders>
+              <w:top w:val="none" w:sz="0" w:space="0" w:color="FFFFFF"/>
+              <w:left w:val="single" w:sz="8" w:space="0" w:color="000000"/>
+              <w:bottom w:val="none" w:sz="0" w:space="0" w:color="FFFFFF"/>
+              <w:right w:val="single" w:sz="8" w:space="0" w:color="000000"/>
+            </w:tcBorders>
+            <w:tcMar>
+              <w:top w:w="40" w:type="dxa"/>
+              <w:left w:w="80" w:type="dxa"/>
+              <w:bottom w:w="40" w:type="dxa"/>
+              <w:right w:w="80" w:type="dxa"/>
+            </w:tcMar>
+            <w:vAlign w:val="center"/>
+          </w:tcPr>
+          <w:p/>
+        </w:tc>
+        <w:tc>
+          <w:tcPr>
+            <w:tcW w:w="2409" w:type="dxa"/>
             <w:gridSpan w:val="2"/>
             <w:tcBorders>
               <w:top w:val="none" w:sz="0" w:space="0" w:color="FFFFFF"/>
@@ -3549,7 +3553,7 @@
         </w:tc>
         <w:tc>
           <w:tcPr>
-            <w:tcW w:w="1033" w:type="dxa"/>
+            <w:tcW w:w="1135" w:type="dxa"/>
             <w:gridSpan w:val="2"/>
             <w:tcBorders>
               <w:top w:val="none" w:sz="0" w:space="0" w:color="FFFFFF"/>
@@ -3569,64 +3573,64 @@
         </w:tc>
         <w:tc>
           <w:tcPr>
-            <w:tcW w:w="465" w:type="dxa"/>
-            <w:tcBorders>
-              <w:top w:val="none" w:sz="0" w:space="0" w:color="FFFFFF"/>
-              <w:left w:val="single" w:sz="8" w:space="0" w:color="000000"/>
-              <w:bottom w:val="none" w:sz="0" w:space="0" w:color="FFFFFF"/>
-              <w:right w:val="single" w:sz="8" w:space="0" w:color="000000"/>
-            </w:tcBorders>
-            <w:tcMar>
-              <w:top w:w="40" w:type="dxa"/>
-              <w:left w:w="80" w:type="dxa"/>
-              <w:bottom w:w="40" w:type="dxa"/>
-              <w:right w:w="80" w:type="dxa"/>
-            </w:tcMar>
-            <w:vAlign w:val="center"/>
-          </w:tcPr>
-          <w:p/>
-        </w:tc>
-        <w:tc>
-          <w:tcPr>
-            <w:tcW w:w="840" w:type="dxa"/>
-            <w:tcBorders>
-              <w:top w:val="none" w:sz="0" w:space="0" w:color="FFFFFF"/>
-              <w:left w:val="single" w:sz="8" w:space="0" w:color="000000"/>
-              <w:bottom w:val="none" w:sz="0" w:space="0" w:color="FFFFFF"/>
-              <w:right w:val="single" w:sz="8" w:space="0" w:color="000000"/>
-            </w:tcBorders>
-            <w:tcMar>
-              <w:top w:w="40" w:type="dxa"/>
-              <w:left w:w="80" w:type="dxa"/>
-              <w:bottom w:w="40" w:type="dxa"/>
-              <w:right w:w="80" w:type="dxa"/>
-            </w:tcMar>
-            <w:vAlign w:val="center"/>
-          </w:tcPr>
-          <w:p/>
-        </w:tc>
-        <w:tc>
-          <w:tcPr>
-            <w:tcW w:w="571" w:type="dxa"/>
-            <w:tcBorders>
-              <w:top w:val="none" w:sz="0" w:space="0" w:color="FFFFFF"/>
-              <w:left w:val="single" w:sz="8" w:space="0" w:color="000000"/>
-              <w:bottom w:val="none" w:sz="0" w:space="0" w:color="FFFFFF"/>
-              <w:right w:val="single" w:sz="8" w:space="0" w:color="000000"/>
-            </w:tcBorders>
-            <w:tcMar>
-              <w:top w:w="40" w:type="dxa"/>
-              <w:left w:w="80" w:type="dxa"/>
-              <w:bottom w:w="40" w:type="dxa"/>
-              <w:right w:w="80" w:type="dxa"/>
-            </w:tcMar>
-            <w:vAlign w:val="center"/>
-          </w:tcPr>
-          <w:p/>
-        </w:tc>
-        <w:tc>
-          <w:tcPr>
-            <w:tcW w:w="749" w:type="dxa"/>
+            <w:tcW w:w="426" w:type="dxa"/>
+            <w:tcBorders>
+              <w:top w:val="none" w:sz="0" w:space="0" w:color="FFFFFF"/>
+              <w:left w:val="single" w:sz="8" w:space="0" w:color="000000"/>
+              <w:bottom w:val="none" w:sz="0" w:space="0" w:color="FFFFFF"/>
+              <w:right w:val="single" w:sz="8" w:space="0" w:color="000000"/>
+            </w:tcBorders>
+            <w:tcMar>
+              <w:top w:w="40" w:type="dxa"/>
+              <w:left w:w="80" w:type="dxa"/>
+              <w:bottom w:w="40" w:type="dxa"/>
+              <w:right w:w="80" w:type="dxa"/>
+            </w:tcMar>
+            <w:vAlign w:val="center"/>
+          </w:tcPr>
+          <w:p/>
+        </w:tc>
+        <w:tc>
+          <w:tcPr>
+            <w:tcW w:w="850" w:type="dxa"/>
+            <w:tcBorders>
+              <w:top w:val="none" w:sz="0" w:space="0" w:color="FFFFFF"/>
+              <w:left w:val="single" w:sz="8" w:space="0" w:color="000000"/>
+              <w:bottom w:val="none" w:sz="0" w:space="0" w:color="FFFFFF"/>
+              <w:right w:val="single" w:sz="8" w:space="0" w:color="000000"/>
+            </w:tcBorders>
+            <w:tcMar>
+              <w:top w:w="40" w:type="dxa"/>
+              <w:left w:w="80" w:type="dxa"/>
+              <w:bottom w:w="40" w:type="dxa"/>
+              <w:right w:w="80" w:type="dxa"/>
+            </w:tcMar>
+            <w:vAlign w:val="center"/>
+          </w:tcPr>
+          <w:p/>
+        </w:tc>
+        <w:tc>
+          <w:tcPr>
+            <w:tcW w:w="498" w:type="dxa"/>
+            <w:tcBorders>
+              <w:top w:val="none" w:sz="0" w:space="0" w:color="FFFFFF"/>
+              <w:left w:val="single" w:sz="8" w:space="0" w:color="000000"/>
+              <w:bottom w:val="none" w:sz="0" w:space="0" w:color="FFFFFF"/>
+              <w:right w:val="single" w:sz="8" w:space="0" w:color="000000"/>
+            </w:tcBorders>
+            <w:tcMar>
+              <w:top w:w="40" w:type="dxa"/>
+              <w:left w:w="80" w:type="dxa"/>
+              <w:bottom w:w="40" w:type="dxa"/>
+              <w:right w:w="80" w:type="dxa"/>
+            </w:tcMar>
+            <w:vAlign w:val="center"/>
+          </w:tcPr>
+          <w:p/>
+        </w:tc>
+        <w:tc>
+          <w:tcPr>
+            <w:tcW w:w="778" w:type="dxa"/>
             <w:gridSpan w:val="3"/>
             <w:tcBorders>
               <w:top w:val="none" w:sz="0" w:space="0" w:color="FFFFFF"/>
@@ -3646,7 +3650,7 @@
         </w:tc>
         <w:tc>
           <w:tcPr>
-            <w:tcW w:w="571" w:type="dxa"/>
+            <w:tcW w:w="542" w:type="dxa"/>
             <w:tcBorders>
               <w:top w:val="none" w:sz="0" w:space="0" w:color="FFFFFF"/>
               <w:left w:val="single" w:sz="8" w:space="0" w:color="000000"/>
@@ -3684,7 +3688,7 @@
         </w:tc>
         <w:tc>
           <w:tcPr>
-            <w:tcW w:w="1164" w:type="dxa"/>
+            <w:tcW w:w="1165" w:type="dxa"/>
             <w:gridSpan w:val="2"/>
             <w:tcBorders>
               <w:top w:val="none" w:sz="0" w:space="0" w:color="FFFFFF"/>
@@ -3710,26 +3714,26 @@
         </w:trPr>
         <w:tc>
           <w:tcPr>
-            <w:tcW w:w="317" w:type="dxa"/>
-            <w:tcBorders>
-              <w:top w:val="none" w:sz="0" w:space="0" w:color="FFFFFF"/>
-              <w:left w:val="single" w:sz="8" w:space="0" w:color="000000"/>
-              <w:bottom w:val="none" w:sz="0" w:space="0" w:color="FFFFFF"/>
-              <w:right w:val="single" w:sz="8" w:space="0" w:color="000000"/>
-            </w:tcBorders>
-            <w:tcMar>
-              <w:top w:w="40" w:type="dxa"/>
-              <w:left w:w="80" w:type="dxa"/>
-              <w:bottom w:w="40" w:type="dxa"/>
-              <w:right w:w="80" w:type="dxa"/>
-            </w:tcMar>
-            <w:vAlign w:val="center"/>
-          </w:tcPr>
-          <w:p/>
-        </w:tc>
-        <w:tc>
-          <w:tcPr>
-            <w:tcW w:w="2518" w:type="dxa"/>
+            <w:tcW w:w="426" w:type="dxa"/>
+            <w:tcBorders>
+              <w:top w:val="none" w:sz="0" w:space="0" w:color="FFFFFF"/>
+              <w:left w:val="single" w:sz="8" w:space="0" w:color="000000"/>
+              <w:bottom w:val="none" w:sz="0" w:space="0" w:color="FFFFFF"/>
+              <w:right w:val="single" w:sz="8" w:space="0" w:color="000000"/>
+            </w:tcBorders>
+            <w:tcMar>
+              <w:top w:w="40" w:type="dxa"/>
+              <w:left w:w="80" w:type="dxa"/>
+              <w:bottom w:w="40" w:type="dxa"/>
+              <w:right w:w="80" w:type="dxa"/>
+            </w:tcMar>
+            <w:vAlign w:val="center"/>
+          </w:tcPr>
+          <w:p/>
+        </w:tc>
+        <w:tc>
+          <w:tcPr>
+            <w:tcW w:w="2409" w:type="dxa"/>
             <w:gridSpan w:val="2"/>
             <w:tcBorders>
               <w:top w:val="none" w:sz="0" w:space="0" w:color="FFFFFF"/>
@@ -3808,7 +3812,7 @@
         </w:tc>
         <w:tc>
           <w:tcPr>
-            <w:tcW w:w="1033" w:type="dxa"/>
+            <w:tcW w:w="1135" w:type="dxa"/>
             <w:gridSpan w:val="2"/>
             <w:tcBorders>
               <w:top w:val="none" w:sz="0" w:space="0" w:color="FFFFFF"/>
@@ -3828,64 +3832,64 @@
         </w:tc>
         <w:tc>
           <w:tcPr>
-            <w:tcW w:w="465" w:type="dxa"/>
-            <w:tcBorders>
-              <w:top w:val="none" w:sz="0" w:space="0" w:color="FFFFFF"/>
-              <w:left w:val="single" w:sz="8" w:space="0" w:color="000000"/>
-              <w:bottom w:val="none" w:sz="0" w:space="0" w:color="FFFFFF"/>
-              <w:right w:val="single" w:sz="8" w:space="0" w:color="000000"/>
-            </w:tcBorders>
-            <w:tcMar>
-              <w:top w:w="40" w:type="dxa"/>
-              <w:left w:w="80" w:type="dxa"/>
-              <w:bottom w:w="40" w:type="dxa"/>
-              <w:right w:w="80" w:type="dxa"/>
-            </w:tcMar>
-            <w:vAlign w:val="center"/>
-          </w:tcPr>
-          <w:p/>
-        </w:tc>
-        <w:tc>
-          <w:tcPr>
-            <w:tcW w:w="840" w:type="dxa"/>
-            <w:tcBorders>
-              <w:top w:val="none" w:sz="0" w:space="0" w:color="FFFFFF"/>
-              <w:left w:val="single" w:sz="8" w:space="0" w:color="000000"/>
-              <w:bottom w:val="none" w:sz="0" w:space="0" w:color="FFFFFF"/>
-              <w:right w:val="single" w:sz="8" w:space="0" w:color="000000"/>
-            </w:tcBorders>
-            <w:tcMar>
-              <w:top w:w="40" w:type="dxa"/>
-              <w:left w:w="80" w:type="dxa"/>
-              <w:bottom w:w="40" w:type="dxa"/>
-              <w:right w:w="80" w:type="dxa"/>
-            </w:tcMar>
-            <w:vAlign w:val="center"/>
-          </w:tcPr>
-          <w:p/>
-        </w:tc>
-        <w:tc>
-          <w:tcPr>
-            <w:tcW w:w="571" w:type="dxa"/>
-            <w:tcBorders>
-              <w:top w:val="none" w:sz="0" w:space="0" w:color="FFFFFF"/>
-              <w:left w:val="single" w:sz="8" w:space="0" w:color="000000"/>
-              <w:bottom w:val="none" w:sz="0" w:space="0" w:color="FFFFFF"/>
-              <w:right w:val="single" w:sz="8" w:space="0" w:color="000000"/>
-            </w:tcBorders>
-            <w:tcMar>
-              <w:top w:w="40" w:type="dxa"/>
-              <w:left w:w="80" w:type="dxa"/>
-              <w:bottom w:w="40" w:type="dxa"/>
-              <w:right w:w="80" w:type="dxa"/>
-            </w:tcMar>
-            <w:vAlign w:val="center"/>
-          </w:tcPr>
-          <w:p/>
-        </w:tc>
-        <w:tc>
-          <w:tcPr>
-            <w:tcW w:w="749" w:type="dxa"/>
+            <w:tcW w:w="426" w:type="dxa"/>
+            <w:tcBorders>
+              <w:top w:val="none" w:sz="0" w:space="0" w:color="FFFFFF"/>
+              <w:left w:val="single" w:sz="8" w:space="0" w:color="000000"/>
+              <w:bottom w:val="none" w:sz="0" w:space="0" w:color="FFFFFF"/>
+              <w:right w:val="single" w:sz="8" w:space="0" w:color="000000"/>
+            </w:tcBorders>
+            <w:tcMar>
+              <w:top w:w="40" w:type="dxa"/>
+              <w:left w:w="80" w:type="dxa"/>
+              <w:bottom w:w="40" w:type="dxa"/>
+              <w:right w:w="80" w:type="dxa"/>
+            </w:tcMar>
+            <w:vAlign w:val="center"/>
+          </w:tcPr>
+          <w:p/>
+        </w:tc>
+        <w:tc>
+          <w:tcPr>
+            <w:tcW w:w="850" w:type="dxa"/>
+            <w:tcBorders>
+              <w:top w:val="none" w:sz="0" w:space="0" w:color="FFFFFF"/>
+              <w:left w:val="single" w:sz="8" w:space="0" w:color="000000"/>
+              <w:bottom w:val="none" w:sz="0" w:space="0" w:color="FFFFFF"/>
+              <w:right w:val="single" w:sz="8" w:space="0" w:color="000000"/>
+            </w:tcBorders>
+            <w:tcMar>
+              <w:top w:w="40" w:type="dxa"/>
+              <w:left w:w="80" w:type="dxa"/>
+              <w:bottom w:w="40" w:type="dxa"/>
+              <w:right w:w="80" w:type="dxa"/>
+            </w:tcMar>
+            <w:vAlign w:val="center"/>
+          </w:tcPr>
+          <w:p/>
+        </w:tc>
+        <w:tc>
+          <w:tcPr>
+            <w:tcW w:w="498" w:type="dxa"/>
+            <w:tcBorders>
+              <w:top w:val="none" w:sz="0" w:space="0" w:color="FFFFFF"/>
+              <w:left w:val="single" w:sz="8" w:space="0" w:color="000000"/>
+              <w:bottom w:val="none" w:sz="0" w:space="0" w:color="FFFFFF"/>
+              <w:right w:val="single" w:sz="8" w:space="0" w:color="000000"/>
+            </w:tcBorders>
+            <w:tcMar>
+              <w:top w:w="40" w:type="dxa"/>
+              <w:left w:w="80" w:type="dxa"/>
+              <w:bottom w:w="40" w:type="dxa"/>
+              <w:right w:w="80" w:type="dxa"/>
+            </w:tcMar>
+            <w:vAlign w:val="center"/>
+          </w:tcPr>
+          <w:p/>
+        </w:tc>
+        <w:tc>
+          <w:tcPr>
+            <w:tcW w:w="778" w:type="dxa"/>
             <w:gridSpan w:val="3"/>
             <w:tcBorders>
               <w:top w:val="none" w:sz="0" w:space="0" w:color="FFFFFF"/>
@@ -3905,7 +3909,7 @@
         </w:tc>
         <w:tc>
           <w:tcPr>
-            <w:tcW w:w="571" w:type="dxa"/>
+            <w:tcW w:w="542" w:type="dxa"/>
             <w:tcBorders>
               <w:top w:val="none" w:sz="0" w:space="0" w:color="FFFFFF"/>
               <w:left w:val="single" w:sz="8" w:space="0" w:color="000000"/>
@@ -3943,7 +3947,7 @@
         </w:tc>
         <w:tc>
           <w:tcPr>
-            <w:tcW w:w="1164" w:type="dxa"/>
+            <w:tcW w:w="1165" w:type="dxa"/>
             <w:gridSpan w:val="2"/>
             <w:tcBorders>
               <w:top w:val="none" w:sz="0" w:space="0" w:color="FFFFFF"/>
@@ -4063,7 +4067,7 @@
         </w:tc>
         <w:tc>
           <w:tcPr>
-            <w:tcW w:w="1033" w:type="dxa"/>
+            <w:tcW w:w="1135" w:type="dxa"/>
             <w:gridSpan w:val="2"/>
             <w:tcBorders>
               <w:top w:val="single" w:sz="8" w:space="0" w:color="000000"/>
@@ -4100,7 +4104,7 @@
         </w:tc>
         <w:tc>
           <w:tcPr>
-            <w:tcW w:w="465" w:type="dxa"/>
+            <w:tcW w:w="426" w:type="dxa"/>
             <w:tcBorders>
               <w:top w:val="single" w:sz="8" w:space="0" w:color="000000"/>
               <w:left w:val="single" w:sz="8" w:space="0" w:color="000000"/>
@@ -4123,7 +4127,7 @@
         </w:tc>
         <w:tc>
           <w:tcPr>
-            <w:tcW w:w="840" w:type="dxa"/>
+            <w:tcW w:w="850" w:type="dxa"/>
             <w:tcBorders>
               <w:top w:val="single" w:sz="8" w:space="0" w:color="000000"/>
               <w:left w:val="single" w:sz="8" w:space="0" w:color="000000"/>
@@ -4155,7 +4159,7 @@
         </w:tc>
         <w:tc>
           <w:tcPr>
-            <w:tcW w:w="571" w:type="dxa"/>
+            <w:tcW w:w="498" w:type="dxa"/>
             <w:tcBorders>
               <w:top w:val="single" w:sz="8" w:space="0" w:color="000000"/>
               <w:left w:val="single" w:sz="8" w:space="0" w:color="000000"/>
@@ -4178,7 +4182,7 @@
         </w:tc>
         <w:tc>
           <w:tcPr>
-            <w:tcW w:w="749" w:type="dxa"/>
+            <w:tcW w:w="778" w:type="dxa"/>
             <w:gridSpan w:val="3"/>
             <w:tcBorders>
               <w:top w:val="single" w:sz="8" w:space="0" w:color="000000"/>
@@ -4215,7 +4219,7 @@
         </w:tc>
         <w:tc>
           <w:tcPr>
-            <w:tcW w:w="571" w:type="dxa"/>
+            <w:tcW w:w="542" w:type="dxa"/>
             <w:tcBorders>
               <w:top w:val="single" w:sz="8" w:space="0" w:color="000000"/>
               <w:left w:val="single" w:sz="8" w:space="0" w:color="000000"/>
@@ -4270,7 +4274,7 @@
         </w:tc>
         <w:tc>
           <w:tcPr>
-            <w:tcW w:w="1164" w:type="dxa"/>
+            <w:tcW w:w="1165" w:type="dxa"/>
             <w:gridSpan w:val="2"/>
             <w:tcBorders>
               <w:top w:val="single" w:sz="8" w:space="0" w:color="000000"/>
@@ -4725,7 +4729,7 @@
             <w:tr>
               <w:trPr>
                 <w:cantSplit/>
-                <w:trHeight w:val="424"/>
+                <w:trHeight w:val="621"/>
               </w:trPr>
               <w:tc>
                 <w:tcPr>
@@ -4794,8 +4798,8 @@
               <w:tblLook w:val="04A0" w:firstRow="1" w:lastRow="0" w:firstColumn="1" w:lastColumn="0" w:noHBand="0" w:noVBand="1"/>
             </w:tblPr>
             <w:tblGrid>
-              <w:gridCol w:w="3629"/>
-              <w:gridCol w:w="1843"/>
+              <w:gridCol w:w="3345"/>
+              <w:gridCol w:w="2127"/>
             </w:tblGrid>
             <w:tr>
               <w:trPr>
@@ -4803,7 +4807,7 @@
               </w:trPr>
               <w:tc>
                 <w:tcPr>
-                  <w:tcW w:w="3629" w:type="dxa"/>
+                  <w:tcW w:w="3345" w:type="dxa"/>
                   <w:tcBorders>
                     <w:top w:val="single" w:sz="8" w:space="0" w:color="000000"/>
                     <w:left w:val="single" w:sz="8" w:space="0" w:color="000000"/>
@@ -4830,7 +4834,7 @@
               </w:tc>
               <w:tc>
                 <w:tcPr>
-                  <w:tcW w:w="1843" w:type="dxa"/>
+                  <w:tcW w:w="2127" w:type="dxa"/>
                   <w:tcBorders>
                     <w:top w:val="single" w:sz="8" w:space="0" w:color="000000"/>
                     <w:left w:val="single" w:sz="8" w:space="0" w:color="000000"/>
@@ -4868,11 +4872,11 @@
             <w:tr>
               <w:trPr>
                 <w:cantSplit/>
-                <w:trHeight w:val="427"/>
+                <w:trHeight w:val="297"/>
               </w:trPr>
               <w:tc>
                 <w:tcPr>
-                  <w:tcW w:w="3629" w:type="dxa"/>
+                  <w:tcW w:w="3345" w:type="dxa"/>
                   <w:tcBorders>
                     <w:top w:val="single" w:sz="8" w:space="0" w:color="000000"/>
                     <w:left w:val="single" w:sz="8" w:space="0" w:color="000000"/>
@@ -4899,7 +4903,7 @@
               </w:tc>
               <w:tc>
                 <w:tcPr>
-                  <w:tcW w:w="1843" w:type="dxa"/>
+                  <w:tcW w:w="2127" w:type="dxa"/>
                   <w:tcBorders>
                     <w:top w:val="single" w:sz="8" w:space="0" w:color="000000"/>
                     <w:left w:val="single" w:sz="8" w:space="0" w:color="000000"/>
@@ -4933,11 +4937,88 @@
             <w:tr>
               <w:trPr>
                 <w:cantSplit/>
+                <w:trHeight w:val="427"/>
+              </w:trPr>
+              <w:tc>
+                <w:tcPr>
+                  <w:tcW w:w="3345" w:type="dxa"/>
+                  <w:tcBorders>
+                    <w:top w:val="single" w:sz="8" w:space="0" w:color="000000"/>
+                    <w:left w:val="single" w:sz="8" w:space="0" w:color="000000"/>
+                    <w:bottom w:val="single" w:sz="8" w:space="0" w:color="000000"/>
+                    <w:right w:val="single" w:sz="8" w:space="0" w:color="000000"/>
+                  </w:tcBorders>
+                  <w:tcMar>
+                    <w:top w:w="50" w:type="dxa"/>
+                    <w:left w:w="80" w:type="dxa"/>
+                    <w:bottom w:w="50" w:type="dxa"/>
+                    <w:right w:w="40" w:type="dxa"/>
+                  </w:tcMar>
+                  <w:vAlign w:val="center"/>
+                </w:tcPr>
+                <w:p>
+                  <w:pPr>
+                    <w:rPr>
+                      <w:b/>
+                      <w:bCs/>
+                    </w:rPr>
+                  </w:pPr>
+                  <w:r>
+                    <w:rPr>
+                      <w:b/>
+                      <w:bCs/>
+                    </w:rPr>
+                    <w:t>SubTotal</w:t>
+                  </w:r>
+                </w:p>
+              </w:tc>
+              <w:tc>
+                <w:tcPr>
+                  <w:tcW w:w="2127" w:type="dxa"/>
+                  <w:tcBorders>
+                    <w:top w:val="single" w:sz="8" w:space="0" w:color="000000"/>
+                    <w:left w:val="single" w:sz="8" w:space="0" w:color="000000"/>
+                    <w:bottom w:val="single" w:sz="8" w:space="0" w:color="000000"/>
+                    <w:right w:val="single" w:sz="8" w:space="0" w:color="000000"/>
+                  </w:tcBorders>
+                  <w:tcMar>
+                    <w:top w:w="50" w:type="dxa"/>
+                    <w:left w:w="40" w:type="dxa"/>
+                    <w:bottom w:w="50" w:type="dxa"/>
+                    <w:right w:w="80" w:type="dxa"/>
+                  </w:tcMar>
+                  <w:vAlign w:val="center"/>
+                </w:tcPr>
+                <w:p>
+                  <w:pPr>
+                    <w:jc w:val="right"/>
+                    <w:rPr>
+                      <w:b/>
+                      <w:bCs/>
+                      <w:sz w:val="16"/>
+                      <w:szCs w:val="16"/>
+                    </w:rPr>
+                  </w:pPr>
+                  <w:r>
+                    <w:rPr>
+                      <w:b/>
+                      <w:bCs/>
+                      <w:sz w:val="18"/>
+                      <w:szCs w:val="18"/>
+                    </w:rPr>
+                    <w:t>{{SUBTOTAL}}</w:t>
+                  </w:r>
+                </w:p>
+              </w:tc>
+            </w:tr>
+            <w:tr>
+              <w:trPr>
+                <w:cantSplit/>
                 <w:trHeight w:val="320"/>
               </w:trPr>
               <w:tc>
                 <w:tcPr>
-                  <w:tcW w:w="3629" w:type="dxa"/>
+                  <w:tcW w:w="3345" w:type="dxa"/>
                   <w:tcBorders>
                     <w:top w:val="single" w:sz="8" w:space="0" w:color="000000"/>
                     <w:left w:val="single" w:sz="8" w:space="0" w:color="000000"/>
@@ -4972,7 +5053,7 @@
               </w:tc>
               <w:tc>
                 <w:tcPr>
-                  <w:tcW w:w="1843" w:type="dxa"/>
+                  <w:tcW w:w="2127" w:type="dxa"/>
                   <w:tcBorders>
                     <w:top w:val="single" w:sz="8" w:space="0" w:color="000000"/>
                     <w:left w:val="single" w:sz="8" w:space="0" w:color="000000"/>
@@ -4991,6 +5072,8 @@
                   <w:pPr>
                     <w:jc w:val="right"/>
                     <w:rPr>
+                      <w:b/>
+                      <w:bCs/>
                       <w:sz w:val="22"/>
                       <w:szCs w:val="22"/>
                     </w:rPr>
@@ -5005,16 +5088,32 @@
                     <w:t>{{DISCOUNT}}</w:t>
                   </w:r>
                 </w:p>
+                <w:p>
+                  <w:pPr>
+                    <w:jc w:val="right"/>
+                    <w:rPr>
+                      <w:sz w:val="22"/>
+                      <w:szCs w:val="22"/>
+                    </w:rPr>
+                  </w:pPr>
+                  <w:r>
+                    <w:rPr>
+                      <w:sz w:val="16"/>
+                      <w:szCs w:val="16"/>
+                    </w:rPr>
+                    <w:t>{{DISCOUNT_P}}</w:t>
+                  </w:r>
+                </w:p>
               </w:tc>
             </w:tr>
             <w:tr>
               <w:trPr>
                 <w:cantSplit/>
-                <w:trHeight w:val="875"/>
+                <w:trHeight w:val="474"/>
               </w:trPr>
               <w:tc>
                 <w:tcPr>
-                  <w:tcW w:w="3629" w:type="dxa"/>
+                  <w:tcW w:w="3345" w:type="dxa"/>
                   <w:tcBorders>
                     <w:top w:val="single" w:sz="8" w:space="0" w:color="000000"/>
                     <w:left w:val="single" w:sz="8" w:space="0" w:color="000000"/>
@@ -5049,7 +5148,7 @@
               </w:tc>
               <w:tc>
                 <w:tcPr>
-                  <w:tcW w:w="1843" w:type="dxa"/>
+                  <w:tcW w:w="2127" w:type="dxa"/>
                   <w:tcBorders>
                     <w:top w:val="single" w:sz="8" w:space="0" w:color="000000"/>
                     <w:left w:val="single" w:sz="8" w:space="0" w:color="000000"/>
@@ -5087,6 +5186,7 @@
             <w:tr>
               <w:trPr>
                 <w:cantSplit/>
+                <w:trHeight w:val="282"/>
               </w:trPr>
               <w:tc>
                 <w:tcPr>
@@ -5122,55 +5222,12 @@
                     <w:t>(E &amp; O.E.)</w:t>
                   </w:r>
                 </w:p>
-                <w:p>
-                  <w:pPr>
-                    <w:jc w:val="right"/>
-                  </w:pPr>
-                </w:p>
               </w:tc>
             </w:tr>
             <w:tr>
               <w:trPr>
                 <w:cantSplit/>
-              </w:trPr>
-              <w:tc>
-                <w:tcPr>
-                  <w:tcW w:w="5472" w:type="dxa"/>
-                  <w:gridSpan w:val="2"/>
-                  <w:tcBorders>
-                    <w:top w:val="none" w:sz="0" w:space="0" w:color="FFFFFF"/>
-                    <w:left w:val="single" w:sz="8" w:space="0" w:color="000000"/>
-                    <w:bottom w:val="none" w:sz="0" w:space="0" w:color="FFFFFF"/>
-                    <w:right w:val="single" w:sz="8" w:space="0" w:color="000000"/>
-                  </w:tcBorders>
-                  <w:tcMar>
-                    <w:top w:w="40" w:type="dxa"/>
-                    <w:left w:w="80" w:type="dxa"/>
-                    <w:bottom w:w="40" w:type="dxa"/>
-                    <w:right w:w="80" w:type="dxa"/>
-                  </w:tcMar>
-                  <w:vAlign w:val="center"/>
-                </w:tcPr>
-                <w:p>
-                  <w:pPr>
-                    <w:jc w:val="center"/>
-                  </w:pPr>
-                  <w:r>
-                    <w:rPr>
-                      <w:b/>
-                      <w:bCs/>
-                      <w:sz w:val="22"/>
-                      <w:szCs w:val="22"/>
-                    </w:rPr>
-                    <w:t>Certified that the particulars given above are true and correct.</w:t>
-                  </w:r>
-                </w:p>
-              </w:tc>
-            </w:tr>
-            <w:tr>
-              <w:trPr>
-                <w:cantSplit/>
-                <w:trHeight w:val="71"/>
+                <w:trHeight w:val="28"/>
               </w:trPr>
               <w:tc>
                 <w:tcPr>
@@ -5194,13 +5251,22 @@
                   <w:pPr>
                     <w:jc w:val="center"/>
                   </w:pPr>
+                  <w:r>
+                    <w:rPr>
+                      <w:b/>
+                      <w:bCs/>
+                      <w:sz w:val="18"/>
+                      <w:szCs w:val="18"/>
+                    </w:rPr>
+                    <w:t>Certified that the particulars given above are true and correct.</w:t>
+                  </w:r>
                 </w:p>
               </w:tc>
             </w:tr>
             <w:tr>
               <w:trPr>
                 <w:cantSplit/>
-                <w:trHeight w:val="613"/>
+                <w:trHeight w:val="1758"/>
               </w:trPr>
               <w:tc>
                 <w:tcPr>
@@ -5230,7 +5296,7 @@
             <w:tr>
               <w:trPr>
                 <w:cantSplit/>
-                <w:trHeight w:val="636"/>
+                <w:trHeight w:val="185"/>
               </w:trPr>
               <w:tc>
                 <w:tcPr>

--- a/Invoice.docx
+++ b/Invoice.docx
@@ -108,7 +108,7 @@
                 <w:noProof/>
               </w:rPr>
               <w:drawing>
-                <wp:inline distT="0" distB="0" distL="0" distR="0" wp14:anchorId="7E81D3B7" wp14:editId="5178A3AA">
+                <wp:inline distT="0" distB="0" distL="0" distR="0" wp14:anchorId="7E81D3B7" wp14:editId="554DB4AA">
                   <wp:extent cx="1436914" cy="1077686"/>
                   <wp:effectExtent l="0" t="0" r="0" b="8255"/>
                   <wp:docPr id="236097279" name="Picture 1"/>
@@ -4093,12 +4093,10 @@
             </w:pPr>
             <w:r>
               <w:rPr>
-                <w:b/>
-                <w:bCs/>
-                <w:sz w:val="16"/>
-                <w:szCs w:val="16"/>
-              </w:rPr>
-              <w:t>{{TAXABLE_AMOUNT}}</w:t>
+                <w:sz w:val="18"/>
+                <w:szCs w:val="18"/>
+              </w:rPr>
+              <w:t>{{ITEM_TOTAL}}</w:t>
             </w:r>
           </w:p>
         </w:tc>

--- a/Invoice.docx
+++ b/Invoice.docx
@@ -4,7 +4,7 @@
   <w:body>
     <w:tbl>
       <w:tblPr>
-        <w:tblW w:w="11098" w:type="dxa"/>
+        <w:tblW w:w="11138" w:type="dxa"/>
         <w:tblInd w:w="-284" w:type="dxa"/>
         <w:tblBorders>
           <w:top w:val="none" w:sz="0" w:space="0" w:color="FFFFFF"/>
@@ -25,21 +25,20 @@
         <w:gridCol w:w="426"/>
         <w:gridCol w:w="1023"/>
         <w:gridCol w:w="1386"/>
-        <w:gridCol w:w="567"/>
-        <w:gridCol w:w="384"/>
-        <w:gridCol w:w="41"/>
-        <w:gridCol w:w="60"/>
-        <w:gridCol w:w="932"/>
-        <w:gridCol w:w="760"/>
+        <w:gridCol w:w="710"/>
+        <w:gridCol w:w="342"/>
+        <w:gridCol w:w="225"/>
+        <w:gridCol w:w="850"/>
+        <w:gridCol w:w="617"/>
         <w:gridCol w:w="375"/>
-        <w:gridCol w:w="426"/>
+        <w:gridCol w:w="466"/>
         <w:gridCol w:w="850"/>
         <w:gridCol w:w="498"/>
         <w:gridCol w:w="13"/>
         <w:gridCol w:w="51"/>
-        <w:gridCol w:w="714"/>
-        <w:gridCol w:w="542"/>
-        <w:gridCol w:w="885"/>
+        <w:gridCol w:w="816"/>
+        <w:gridCol w:w="567"/>
+        <w:gridCol w:w="758"/>
         <w:gridCol w:w="854"/>
         <w:gridCol w:w="311"/>
       </w:tblGrid>
@@ -50,8 +49,8 @@
         </w:trPr>
         <w:tc>
           <w:tcPr>
-            <w:tcW w:w="7792" w:type="dxa"/>
-            <w:gridSpan w:val="15"/>
+            <w:tcW w:w="7832" w:type="dxa"/>
+            <w:gridSpan w:val="14"/>
             <w:tcBorders>
               <w:top w:val="none" w:sz="0" w:space="0" w:color="FFFFFF"/>
               <w:left w:val="none" w:sz="0" w:space="0" w:color="FFFFFF"/>
@@ -108,7 +107,7 @@
                 <w:noProof/>
               </w:rPr>
               <w:drawing>
-                <wp:inline distT="0" distB="0" distL="0" distR="0" wp14:anchorId="7E81D3B7" wp14:editId="554DB4AA">
+                <wp:inline distT="0" distB="0" distL="0" distR="0" wp14:anchorId="7E81D3B7" wp14:editId="5025A7FD">
                   <wp:extent cx="1436914" cy="1077686"/>
                   <wp:effectExtent l="0" t="0" r="0" b="8255"/>
                   <wp:docPr id="236097279" name="Picture 1"/>
@@ -179,8 +178,8 @@
         </w:trPr>
         <w:tc>
           <w:tcPr>
-            <w:tcW w:w="7792" w:type="dxa"/>
-            <w:gridSpan w:val="15"/>
+            <w:tcW w:w="7832" w:type="dxa"/>
+            <w:gridSpan w:val="14"/>
             <w:tcBorders>
               <w:top w:val="none" w:sz="0" w:space="0" w:color="FFFFFF"/>
               <w:left w:val="none" w:sz="0" w:space="0" w:color="FFFFFF"/>
@@ -250,7 +249,7 @@
         <w:tc>
           <w:tcPr>
             <w:tcW w:w="3887" w:type="dxa"/>
-            <w:gridSpan w:val="7"/>
+            <w:gridSpan w:val="5"/>
             <w:tcBorders>
               <w:top w:val="none" w:sz="0" w:space="0" w:color="FFFFFF"/>
               <w:left w:val="none" w:sz="0" w:space="0" w:color="FFFFFF"/>
@@ -272,8 +271,8 @@
         </w:tc>
         <w:tc>
           <w:tcPr>
-            <w:tcW w:w="3905" w:type="dxa"/>
-            <w:gridSpan w:val="8"/>
+            <w:tcW w:w="3945" w:type="dxa"/>
+            <w:gridSpan w:val="9"/>
             <w:tcBorders>
               <w:top w:val="none" w:sz="0" w:space="0" w:color="FFFFFF"/>
               <w:left w:val="none" w:sz="0" w:space="0" w:color="FFFFFF"/>
@@ -365,8 +364,8 @@
         </w:trPr>
         <w:tc>
           <w:tcPr>
-            <w:tcW w:w="3786" w:type="dxa"/>
-            <w:gridSpan w:val="5"/>
+            <w:tcW w:w="4112" w:type="dxa"/>
+            <w:gridSpan w:val="6"/>
             <w:tcBorders>
               <w:top w:val="single" w:sz="8" w:space="0" w:color="000000"/>
               <w:left w:val="single" w:sz="8" w:space="0" w:color="000000"/>
@@ -402,8 +401,8 @@
         </w:tc>
         <w:tc>
           <w:tcPr>
-            <w:tcW w:w="3955" w:type="dxa"/>
-            <w:gridSpan w:val="9"/>
+            <w:tcW w:w="3669" w:type="dxa"/>
+            <w:gridSpan w:val="7"/>
             <w:tcBorders>
               <w:top w:val="single" w:sz="8" w:space="0" w:color="000000"/>
               <w:left w:val="none" w:sz="0" w:space="0" w:color="FFFFFF"/>
@@ -474,8 +473,8 @@
         </w:trPr>
         <w:tc>
           <w:tcPr>
-            <w:tcW w:w="7741" w:type="dxa"/>
-            <w:gridSpan w:val="14"/>
+            <w:tcW w:w="7781" w:type="dxa"/>
+            <w:gridSpan w:val="13"/>
             <w:tcBorders>
               <w:top w:val="none" w:sz="0" w:space="0" w:color="FFFFFF"/>
               <w:left w:val="single" w:sz="8" w:space="0" w:color="000000"/>
@@ -632,8 +631,8 @@
         </w:tc>
         <w:tc>
           <w:tcPr>
-            <w:tcW w:w="6292" w:type="dxa"/>
-            <w:gridSpan w:val="12"/>
+            <w:tcW w:w="6332" w:type="dxa"/>
+            <w:gridSpan w:val="11"/>
             <w:tcBorders>
               <w:top w:val="none" w:sz="0" w:space="0" w:color="FFFFFF"/>
               <w:left w:val="none" w:sz="0" w:space="0" w:color="FFFFFF"/>
@@ -701,8 +700,8 @@
         </w:tc>
         <w:tc>
           <w:tcPr>
-            <w:tcW w:w="6292" w:type="dxa"/>
-            <w:gridSpan w:val="12"/>
+            <w:tcW w:w="6332" w:type="dxa"/>
+            <w:gridSpan w:val="11"/>
             <w:tcBorders>
               <w:top w:val="none" w:sz="0" w:space="0" w:color="FFFFFF"/>
               <w:left w:val="none" w:sz="0" w:space="0" w:color="FFFFFF"/>
@@ -770,8 +769,8 @@
         </w:tc>
         <w:tc>
           <w:tcPr>
-            <w:tcW w:w="6292" w:type="dxa"/>
-            <w:gridSpan w:val="12"/>
+            <w:tcW w:w="6332" w:type="dxa"/>
+            <w:gridSpan w:val="11"/>
             <w:tcBorders>
               <w:top w:val="none" w:sz="0" w:space="0" w:color="FFFFFF"/>
               <w:left w:val="none" w:sz="0" w:space="0" w:color="FFFFFF"/>
@@ -839,8 +838,8 @@
         </w:tc>
         <w:tc>
           <w:tcPr>
-            <w:tcW w:w="6292" w:type="dxa"/>
-            <w:gridSpan w:val="12"/>
+            <w:tcW w:w="6332" w:type="dxa"/>
+            <w:gridSpan w:val="11"/>
             <w:tcBorders>
               <w:top w:val="none" w:sz="0" w:space="0" w:color="FFFFFF"/>
               <w:left w:val="none" w:sz="0" w:space="0" w:color="FFFFFF"/>
@@ -898,15 +897,19 @@
             </w:tcMar>
           </w:tcPr>
           <w:p>
-            <w:pPr>
-              <w:jc w:val="center"/>
-            </w:pPr>
-          </w:p>
-        </w:tc>
-        <w:tc>
-          <w:tcPr>
-            <w:tcW w:w="6292" w:type="dxa"/>
-            <w:gridSpan w:val="12"/>
+            <w:r>
+              <w:rPr>
+                <w:b/>
+                <w:bCs/>
+              </w:rPr>
+              <w:t>PAN</w:t>
+            </w:r>
+          </w:p>
+        </w:tc>
+        <w:tc>
+          <w:tcPr>
+            <w:tcW w:w="6332" w:type="dxa"/>
+            <w:gridSpan w:val="11"/>
             <w:tcBorders>
               <w:top w:val="none" w:sz="0" w:space="0" w:color="FFFFFF"/>
               <w:left w:val="none" w:sz="0" w:space="0" w:color="FFFFFF"/>
@@ -920,7 +923,11 @@
               <w:right w:w="80" w:type="dxa"/>
             </w:tcMar>
           </w:tcPr>
-          <w:p/>
+          <w:p>
+            <w:r>
+              <w:t>{{CUSTOMER_PAN}}</w:t>
+            </w:r>
+          </w:p>
         </w:tc>
         <w:tc>
           <w:tcPr>
@@ -944,8 +951,8 @@
         </w:trPr>
         <w:tc>
           <w:tcPr>
-            <w:tcW w:w="11098" w:type="dxa"/>
-            <w:gridSpan w:val="20"/>
+            <w:tcW w:w="11138" w:type="dxa"/>
+            <w:gridSpan w:val="19"/>
             <w:tcBorders>
               <w:top w:val="none" w:sz="0" w:space="0" w:color="FFFFFF"/>
               <w:left w:val="single" w:sz="8" w:space="0" w:color="000000"/>
@@ -1045,7 +1052,7 @@
         </w:tc>
         <w:tc>
           <w:tcPr>
-            <w:tcW w:w="567" w:type="dxa"/>
+            <w:tcW w:w="710" w:type="dxa"/>
             <w:vMerge w:val="restart"/>
             <w:tcBorders>
               <w:top w:val="single" w:sz="8" w:space="0" w:color="000000"/>
@@ -1082,7 +1089,7 @@
         </w:tc>
         <w:tc>
           <w:tcPr>
-            <w:tcW w:w="425" w:type="dxa"/>
+            <w:tcW w:w="567" w:type="dxa"/>
             <w:gridSpan w:val="2"/>
             <w:vMerge w:val="restart"/>
             <w:tcBorders>
@@ -1120,8 +1127,7 @@
         </w:tc>
         <w:tc>
           <w:tcPr>
-            <w:tcW w:w="992" w:type="dxa"/>
-            <w:gridSpan w:val="2"/>
+            <w:tcW w:w="850" w:type="dxa"/>
             <w:vMerge w:val="restart"/>
             <w:tcBorders>
               <w:top w:val="single" w:sz="8" w:space="0" w:color="000000"/>
@@ -1158,7 +1164,7 @@
         </w:tc>
         <w:tc>
           <w:tcPr>
-            <w:tcW w:w="1135" w:type="dxa"/>
+            <w:tcW w:w="992" w:type="dxa"/>
             <w:gridSpan w:val="2"/>
             <w:vMerge w:val="restart"/>
             <w:tcBorders>
@@ -1196,7 +1202,7 @@
         </w:tc>
         <w:tc>
           <w:tcPr>
-            <w:tcW w:w="1276" w:type="dxa"/>
+            <w:tcW w:w="1316" w:type="dxa"/>
             <w:gridSpan w:val="2"/>
             <w:tcBorders>
               <w:top w:val="single" w:sz="8" w:space="0" w:color="000000"/>
@@ -1233,7 +1239,7 @@
         </w:tc>
         <w:tc>
           <w:tcPr>
-            <w:tcW w:w="1276" w:type="dxa"/>
+            <w:tcW w:w="1378" w:type="dxa"/>
             <w:gridSpan w:val="4"/>
             <w:tcBorders>
               <w:top w:val="single" w:sz="8" w:space="0" w:color="000000"/>
@@ -1270,7 +1276,7 @@
         </w:tc>
         <w:tc>
           <w:tcPr>
-            <w:tcW w:w="1427" w:type="dxa"/>
+            <w:tcW w:w="1325" w:type="dxa"/>
             <w:gridSpan w:val="2"/>
             <w:tcBorders>
               <w:top w:val="single" w:sz="8" w:space="0" w:color="000000"/>
@@ -1391,7 +1397,7 @@
         </w:tc>
         <w:tc>
           <w:tcPr>
-            <w:tcW w:w="567" w:type="dxa"/>
+            <w:tcW w:w="710" w:type="dxa"/>
             <w:vMerge/>
             <w:tcBorders>
               <w:top w:val="single" w:sz="8" w:space="0" w:color="000000"/>
@@ -1411,8 +1417,28 @@
         </w:tc>
         <w:tc>
           <w:tcPr>
-            <w:tcW w:w="425" w:type="dxa"/>
+            <w:tcW w:w="567" w:type="dxa"/>
             <w:gridSpan w:val="2"/>
+            <w:vMerge/>
+            <w:tcBorders>
+              <w:top w:val="single" w:sz="8" w:space="0" w:color="000000"/>
+              <w:left w:val="single" w:sz="8" w:space="0" w:color="000000"/>
+              <w:bottom w:val="single" w:sz="8" w:space="0" w:color="000000"/>
+              <w:right w:val="single" w:sz="8" w:space="0" w:color="000000"/>
+            </w:tcBorders>
+          </w:tcPr>
+          <w:p>
+            <w:pPr>
+              <w:rPr>
+                <w:sz w:val="18"/>
+                <w:szCs w:val="18"/>
+              </w:rPr>
+            </w:pPr>
+          </w:p>
+        </w:tc>
+        <w:tc>
+          <w:tcPr>
+            <w:tcW w:w="850" w:type="dxa"/>
             <w:vMerge/>
             <w:tcBorders>
               <w:top w:val="single" w:sz="8" w:space="0" w:color="000000"/>
@@ -1453,28 +1479,7 @@
         </w:tc>
         <w:tc>
           <w:tcPr>
-            <w:tcW w:w="1135" w:type="dxa"/>
-            <w:gridSpan w:val="2"/>
-            <w:vMerge/>
-            <w:tcBorders>
-              <w:top w:val="single" w:sz="8" w:space="0" w:color="000000"/>
-              <w:left w:val="single" w:sz="8" w:space="0" w:color="000000"/>
-              <w:bottom w:val="single" w:sz="8" w:space="0" w:color="000000"/>
-              <w:right w:val="single" w:sz="8" w:space="0" w:color="000000"/>
-            </w:tcBorders>
-          </w:tcPr>
-          <w:p>
-            <w:pPr>
-              <w:rPr>
-                <w:sz w:val="18"/>
-                <w:szCs w:val="18"/>
-              </w:rPr>
-            </w:pPr>
-          </w:p>
-        </w:tc>
-        <w:tc>
-          <w:tcPr>
-            <w:tcW w:w="426" w:type="dxa"/>
+            <w:tcW w:w="466" w:type="dxa"/>
             <w:tcBorders>
               <w:top w:val="single" w:sz="8" w:space="0" w:color="000000"/>
               <w:left w:val="single" w:sz="8" w:space="0" w:color="000000"/>
@@ -1582,7 +1587,7 @@
         </w:tc>
         <w:tc>
           <w:tcPr>
-            <w:tcW w:w="778" w:type="dxa"/>
+            <w:tcW w:w="880" w:type="dxa"/>
             <w:gridSpan w:val="3"/>
             <w:tcBorders>
               <w:top w:val="single" w:sz="8" w:space="0" w:color="000000"/>
@@ -1619,7 +1624,7 @@
         </w:tc>
         <w:tc>
           <w:tcPr>
-            <w:tcW w:w="542" w:type="dxa"/>
+            <w:tcW w:w="567" w:type="dxa"/>
             <w:tcBorders>
               <w:top w:val="single" w:sz="8" w:space="0" w:color="000000"/>
               <w:left w:val="single" w:sz="8" w:space="0" w:color="000000"/>
@@ -1655,7 +1660,7 @@
         </w:tc>
         <w:tc>
           <w:tcPr>
-            <w:tcW w:w="885" w:type="dxa"/>
+            <w:tcW w:w="758" w:type="dxa"/>
             <w:tcBorders>
               <w:top w:val="single" w:sz="8" w:space="0" w:color="000000"/>
               <w:left w:val="single" w:sz="8" w:space="0" w:color="000000"/>
@@ -1735,14 +1740,14 @@
           <w:p>
             <w:pPr>
               <w:rPr>
-                <w:sz w:val="18"/>
-                <w:szCs w:val="18"/>
+                <w:sz w:val="16"/>
+                <w:szCs w:val="16"/>
               </w:rPr>
             </w:pPr>
             <w:r>
               <w:rPr>
-                <w:sz w:val="18"/>
-                <w:szCs w:val="18"/>
+                <w:sz w:val="16"/>
+                <w:szCs w:val="16"/>
               </w:rPr>
               <w:t>{{ITEM_NO}}</w:t>
             </w:r>
@@ -1771,14 +1776,16 @@
               <w:rPr>
                 <w:b/>
                 <w:bCs/>
+                <w:sz w:val="16"/>
+                <w:szCs w:val="16"/>
               </w:rPr>
             </w:pPr>
             <w:r>
               <w:rPr>
                 <w:b/>
                 <w:bCs/>
-                <w:sz w:val="18"/>
-                <w:szCs w:val="18"/>
+                <w:sz w:val="16"/>
+                <w:szCs w:val="16"/>
               </w:rPr>
               <w:t>{{ITEM_NAME}}</w:t>
             </w:r>
@@ -1786,7 +1793,41 @@
         </w:tc>
         <w:tc>
           <w:tcPr>
+            <w:tcW w:w="710" w:type="dxa"/>
+            <w:tcBorders>
+              <w:top w:val="none" w:sz="0" w:space="0" w:color="FFFFFF"/>
+              <w:left w:val="single" w:sz="8" w:space="0" w:color="000000"/>
+              <w:bottom w:val="none" w:sz="0" w:space="0" w:color="FFFFFF"/>
+              <w:right w:val="single" w:sz="8" w:space="0" w:color="000000"/>
+            </w:tcBorders>
+            <w:tcMar>
+              <w:top w:w="40" w:type="dxa"/>
+              <w:left w:w="80" w:type="dxa"/>
+              <w:bottom w:w="40" w:type="dxa"/>
+              <w:right w:w="80" w:type="dxa"/>
+            </w:tcMar>
+            <w:vAlign w:val="center"/>
+          </w:tcPr>
+          <w:p>
+            <w:pPr>
+              <w:rPr>
+                <w:sz w:val="16"/>
+                <w:szCs w:val="16"/>
+              </w:rPr>
+            </w:pPr>
+            <w:r>
+              <w:rPr>
+                <w:sz w:val="16"/>
+                <w:szCs w:val="16"/>
+              </w:rPr>
+              <w:t>{{ITEM_HSN}}</w:t>
+            </w:r>
+          </w:p>
+        </w:tc>
+        <w:tc>
+          <w:tcPr>
             <w:tcW w:w="567" w:type="dxa"/>
+            <w:gridSpan w:val="2"/>
             <w:tcBorders>
               <w:top w:val="none" w:sz="0" w:space="0" w:color="FFFFFF"/>
               <w:left w:val="single" w:sz="8" w:space="0" w:color="000000"/>
@@ -1804,23 +1845,22 @@
           <w:p>
             <w:pPr>
               <w:rPr>
-                <w:sz w:val="18"/>
-                <w:szCs w:val="18"/>
+                <w:sz w:val="16"/>
+                <w:szCs w:val="16"/>
               </w:rPr>
             </w:pPr>
             <w:r>
               <w:rPr>
-                <w:sz w:val="18"/>
-                <w:szCs w:val="18"/>
-              </w:rPr>
-              <w:t>{{ITEM_HSN}}</w:t>
-            </w:r>
-          </w:p>
-        </w:tc>
-        <w:tc>
-          <w:tcPr>
-            <w:tcW w:w="425" w:type="dxa"/>
-            <w:gridSpan w:val="2"/>
+                <w:sz w:val="16"/>
+                <w:szCs w:val="16"/>
+              </w:rPr>
+              <w:t>{{ITEM_QTY}}</w:t>
+            </w:r>
+          </w:p>
+        </w:tc>
+        <w:tc>
+          <w:tcPr>
+            <w:tcW w:w="850" w:type="dxa"/>
             <w:tcBorders>
               <w:top w:val="none" w:sz="0" w:space="0" w:color="FFFFFF"/>
               <w:left w:val="single" w:sz="8" w:space="0" w:color="000000"/>
@@ -1838,16 +1878,16 @@
           <w:p>
             <w:pPr>
               <w:rPr>
-                <w:sz w:val="18"/>
-                <w:szCs w:val="18"/>
+                <w:sz w:val="16"/>
+                <w:szCs w:val="16"/>
               </w:rPr>
             </w:pPr>
             <w:r>
               <w:rPr>
-                <w:sz w:val="18"/>
-                <w:szCs w:val="18"/>
-              </w:rPr>
-              <w:t>{{ITEM_QTY}}</w:t>
+                <w:sz w:val="16"/>
+                <w:szCs w:val="16"/>
+              </w:rPr>
+              <w:t>{{ITEM_RATE}}</w:t>
             </w:r>
           </w:p>
         </w:tc>
@@ -1872,23 +1912,22 @@
           <w:p>
             <w:pPr>
               <w:rPr>
-                <w:sz w:val="18"/>
-                <w:szCs w:val="18"/>
+                <w:sz w:val="16"/>
+                <w:szCs w:val="16"/>
               </w:rPr>
             </w:pPr>
             <w:r>
               <w:rPr>
-                <w:sz w:val="18"/>
-                <w:szCs w:val="18"/>
-              </w:rPr>
-              <w:t>{{ITEM_RATE}}</w:t>
-            </w:r>
-          </w:p>
-        </w:tc>
-        <w:tc>
-          <w:tcPr>
-            <w:tcW w:w="1135" w:type="dxa"/>
-            <w:gridSpan w:val="2"/>
+                <w:sz w:val="16"/>
+                <w:szCs w:val="16"/>
+              </w:rPr>
+              <w:t>{{ITEM_TAXABLE_VALUE}}</w:t>
+            </w:r>
+          </w:p>
+        </w:tc>
+        <w:tc>
+          <w:tcPr>
+            <w:tcW w:w="466" w:type="dxa"/>
             <w:tcBorders>
               <w:top w:val="none" w:sz="0" w:space="0" w:color="FFFFFF"/>
               <w:left w:val="single" w:sz="8" w:space="0" w:color="000000"/>
@@ -1906,22 +1945,22 @@
           <w:p>
             <w:pPr>
               <w:rPr>
-                <w:sz w:val="18"/>
-                <w:szCs w:val="18"/>
+                <w:sz w:val="16"/>
+                <w:szCs w:val="16"/>
               </w:rPr>
             </w:pPr>
             <w:r>
               <w:rPr>
-                <w:sz w:val="18"/>
-                <w:szCs w:val="18"/>
-              </w:rPr>
-              <w:t>{{ITEM_TAXABLE_VALUE}}</w:t>
-            </w:r>
-          </w:p>
-        </w:tc>
-        <w:tc>
-          <w:tcPr>
-            <w:tcW w:w="426" w:type="dxa"/>
+                <w:sz w:val="16"/>
+                <w:szCs w:val="16"/>
+              </w:rPr>
+              <w:t>{{ITEM_CGST_PERCENT}}</w:t>
+            </w:r>
+          </w:p>
+        </w:tc>
+        <w:tc>
+          <w:tcPr>
+            <w:tcW w:w="850" w:type="dxa"/>
             <w:tcBorders>
               <w:top w:val="none" w:sz="0" w:space="0" w:color="FFFFFF"/>
               <w:left w:val="single" w:sz="8" w:space="0" w:color="000000"/>
@@ -1939,22 +1978,22 @@
           <w:p>
             <w:pPr>
               <w:rPr>
-                <w:sz w:val="18"/>
-                <w:szCs w:val="18"/>
+                <w:sz w:val="16"/>
+                <w:szCs w:val="16"/>
               </w:rPr>
             </w:pPr>
             <w:r>
               <w:rPr>
-                <w:sz w:val="18"/>
-                <w:szCs w:val="18"/>
-              </w:rPr>
-              <w:t>{{ITEM_CGST_PERCENT}}</w:t>
-            </w:r>
-          </w:p>
-        </w:tc>
-        <w:tc>
-          <w:tcPr>
-            <w:tcW w:w="850" w:type="dxa"/>
+                <w:sz w:val="16"/>
+                <w:szCs w:val="16"/>
+              </w:rPr>
+              <w:t>{{ITEM_CGST_AMOUNT}}</w:t>
+            </w:r>
+          </w:p>
+        </w:tc>
+        <w:tc>
+          <w:tcPr>
+            <w:tcW w:w="498" w:type="dxa"/>
             <w:tcBorders>
               <w:top w:val="none" w:sz="0" w:space="0" w:color="FFFFFF"/>
               <w:left w:val="single" w:sz="8" w:space="0" w:color="000000"/>
@@ -1972,22 +2011,23 @@
           <w:p>
             <w:pPr>
               <w:rPr>
-                <w:sz w:val="18"/>
-                <w:szCs w:val="18"/>
+                <w:sz w:val="16"/>
+                <w:szCs w:val="16"/>
               </w:rPr>
             </w:pPr>
             <w:r>
               <w:rPr>
-                <w:sz w:val="18"/>
-                <w:szCs w:val="18"/>
-              </w:rPr>
-              <w:t>{{ITEM_CGST_AMOUNT}}</w:t>
-            </w:r>
-          </w:p>
-        </w:tc>
-        <w:tc>
-          <w:tcPr>
-            <w:tcW w:w="498" w:type="dxa"/>
+                <w:sz w:val="16"/>
+                <w:szCs w:val="16"/>
+              </w:rPr>
+              <w:t>{{ITEM_SGST_PERCENT}}</w:t>
+            </w:r>
+          </w:p>
+        </w:tc>
+        <w:tc>
+          <w:tcPr>
+            <w:tcW w:w="880" w:type="dxa"/>
+            <w:gridSpan w:val="3"/>
             <w:tcBorders>
               <w:top w:val="none" w:sz="0" w:space="0" w:color="FFFFFF"/>
               <w:left w:val="single" w:sz="8" w:space="0" w:color="000000"/>
@@ -2005,23 +2045,22 @@
           <w:p>
             <w:pPr>
               <w:rPr>
-                <w:sz w:val="18"/>
-                <w:szCs w:val="18"/>
+                <w:sz w:val="16"/>
+                <w:szCs w:val="16"/>
               </w:rPr>
             </w:pPr>
             <w:r>
               <w:rPr>
-                <w:sz w:val="18"/>
-                <w:szCs w:val="18"/>
-              </w:rPr>
-              <w:t>{{ITEM_SGST_PERCENT}}</w:t>
-            </w:r>
-          </w:p>
-        </w:tc>
-        <w:tc>
-          <w:tcPr>
-            <w:tcW w:w="778" w:type="dxa"/>
-            <w:gridSpan w:val="3"/>
+                <w:sz w:val="16"/>
+                <w:szCs w:val="16"/>
+              </w:rPr>
+              <w:t>{{ITEM_SGST_AMOUNT}}</w:t>
+            </w:r>
+          </w:p>
+        </w:tc>
+        <w:tc>
+          <w:tcPr>
+            <w:tcW w:w="567" w:type="dxa"/>
             <w:tcBorders>
               <w:top w:val="none" w:sz="0" w:space="0" w:color="FFFFFF"/>
               <w:left w:val="single" w:sz="8" w:space="0" w:color="000000"/>
@@ -2039,22 +2078,22 @@
           <w:p>
             <w:pPr>
               <w:rPr>
-                <w:sz w:val="18"/>
-                <w:szCs w:val="18"/>
+                <w:sz w:val="16"/>
+                <w:szCs w:val="16"/>
               </w:rPr>
             </w:pPr>
             <w:r>
               <w:rPr>
-                <w:sz w:val="18"/>
-                <w:szCs w:val="18"/>
-              </w:rPr>
-              <w:t>{{ITEM_SGST_AMOUNT}}</w:t>
-            </w:r>
-          </w:p>
-        </w:tc>
-        <w:tc>
-          <w:tcPr>
-            <w:tcW w:w="542" w:type="dxa"/>
+                <w:sz w:val="16"/>
+                <w:szCs w:val="16"/>
+              </w:rPr>
+              <w:t>{{ITEM_IGST_PERCENT}}</w:t>
+            </w:r>
+          </w:p>
+        </w:tc>
+        <w:tc>
+          <w:tcPr>
+            <w:tcW w:w="758" w:type="dxa"/>
             <w:tcBorders>
               <w:top w:val="none" w:sz="0" w:space="0" w:color="FFFFFF"/>
               <w:left w:val="single" w:sz="8" w:space="0" w:color="000000"/>
@@ -2072,47 +2111,14 @@
           <w:p>
             <w:pPr>
               <w:rPr>
-                <w:sz w:val="18"/>
-                <w:szCs w:val="18"/>
+                <w:sz w:val="16"/>
+                <w:szCs w:val="16"/>
               </w:rPr>
             </w:pPr>
             <w:r>
               <w:rPr>
-                <w:sz w:val="18"/>
-                <w:szCs w:val="18"/>
-              </w:rPr>
-              <w:t>{{ITEM_IGST_PERCENT}}</w:t>
-            </w:r>
-          </w:p>
-        </w:tc>
-        <w:tc>
-          <w:tcPr>
-            <w:tcW w:w="885" w:type="dxa"/>
-            <w:tcBorders>
-              <w:top w:val="none" w:sz="0" w:space="0" w:color="FFFFFF"/>
-              <w:left w:val="single" w:sz="8" w:space="0" w:color="000000"/>
-              <w:bottom w:val="none" w:sz="0" w:space="0" w:color="FFFFFF"/>
-              <w:right w:val="single" w:sz="8" w:space="0" w:color="000000"/>
-            </w:tcBorders>
-            <w:tcMar>
-              <w:top w:w="40" w:type="dxa"/>
-              <w:left w:w="80" w:type="dxa"/>
-              <w:bottom w:w="40" w:type="dxa"/>
-              <w:right w:w="80" w:type="dxa"/>
-            </w:tcMar>
-            <w:vAlign w:val="center"/>
-          </w:tcPr>
-          <w:p>
-            <w:pPr>
-              <w:rPr>
-                <w:sz w:val="18"/>
-                <w:szCs w:val="18"/>
-              </w:rPr>
-            </w:pPr>
-            <w:r>
-              <w:rPr>
-                <w:sz w:val="18"/>
-                <w:szCs w:val="18"/>
+                <w:sz w:val="16"/>
+                <w:szCs w:val="16"/>
               </w:rPr>
               <w:t>{{ITEM_IGST_AMOUNT}}</w:t>
             </w:r>
@@ -2139,14 +2145,14 @@
           <w:p>
             <w:pPr>
               <w:rPr>
-                <w:sz w:val="18"/>
-                <w:szCs w:val="18"/>
+                <w:sz w:val="16"/>
+                <w:szCs w:val="16"/>
               </w:rPr>
             </w:pPr>
             <w:r>
               <w:rPr>
-                <w:sz w:val="18"/>
-                <w:szCs w:val="18"/>
+                <w:sz w:val="16"/>
+                <w:szCs w:val="16"/>
               </w:rPr>
               <w:t>{{ITEM_TOTAL}}</w:t>
             </w:r>
@@ -2199,27 +2205,46 @@
         </w:tc>
         <w:tc>
           <w:tcPr>
+            <w:tcW w:w="710" w:type="dxa"/>
+            <w:tcBorders>
+              <w:top w:val="none" w:sz="0" w:space="0" w:color="FFFFFF"/>
+              <w:left w:val="single" w:sz="8" w:space="0" w:color="000000"/>
+              <w:bottom w:val="none" w:sz="0" w:space="0" w:color="FFFFFF"/>
+              <w:right w:val="single" w:sz="8" w:space="0" w:color="000000"/>
+            </w:tcBorders>
+            <w:tcMar>
+              <w:top w:w="40" w:type="dxa"/>
+              <w:left w:w="80" w:type="dxa"/>
+              <w:bottom w:w="40" w:type="dxa"/>
+              <w:right w:w="80" w:type="dxa"/>
+            </w:tcMar>
+            <w:vAlign w:val="center"/>
+          </w:tcPr>
+          <w:p/>
+        </w:tc>
+        <w:tc>
+          <w:tcPr>
             <w:tcW w:w="567" w:type="dxa"/>
-            <w:tcBorders>
-              <w:top w:val="none" w:sz="0" w:space="0" w:color="FFFFFF"/>
-              <w:left w:val="single" w:sz="8" w:space="0" w:color="000000"/>
-              <w:bottom w:val="none" w:sz="0" w:space="0" w:color="FFFFFF"/>
-              <w:right w:val="single" w:sz="8" w:space="0" w:color="000000"/>
-            </w:tcBorders>
-            <w:tcMar>
-              <w:top w:w="40" w:type="dxa"/>
-              <w:left w:w="80" w:type="dxa"/>
-              <w:bottom w:w="40" w:type="dxa"/>
-              <w:right w:w="80" w:type="dxa"/>
-            </w:tcMar>
-            <w:vAlign w:val="center"/>
-          </w:tcPr>
-          <w:p/>
-        </w:tc>
-        <w:tc>
-          <w:tcPr>
-            <w:tcW w:w="425" w:type="dxa"/>
             <w:gridSpan w:val="2"/>
+            <w:tcBorders>
+              <w:top w:val="none" w:sz="0" w:space="0" w:color="FFFFFF"/>
+              <w:left w:val="single" w:sz="8" w:space="0" w:color="000000"/>
+              <w:bottom w:val="none" w:sz="0" w:space="0" w:color="FFFFFF"/>
+              <w:right w:val="single" w:sz="8" w:space="0" w:color="000000"/>
+            </w:tcBorders>
+            <w:tcMar>
+              <w:top w:w="40" w:type="dxa"/>
+              <w:left w:w="80" w:type="dxa"/>
+              <w:bottom w:w="40" w:type="dxa"/>
+              <w:right w:w="80" w:type="dxa"/>
+            </w:tcMar>
+            <w:vAlign w:val="center"/>
+          </w:tcPr>
+          <w:p/>
+        </w:tc>
+        <w:tc>
+          <w:tcPr>
+            <w:tcW w:w="850" w:type="dxa"/>
             <w:tcBorders>
               <w:top w:val="none" w:sz="0" w:space="0" w:color="FFFFFF"/>
               <w:left w:val="single" w:sz="8" w:space="0" w:color="000000"/>
@@ -2258,27 +2283,7 @@
         </w:tc>
         <w:tc>
           <w:tcPr>
-            <w:tcW w:w="1135" w:type="dxa"/>
-            <w:gridSpan w:val="2"/>
-            <w:tcBorders>
-              <w:top w:val="none" w:sz="0" w:space="0" w:color="FFFFFF"/>
-              <w:left w:val="single" w:sz="8" w:space="0" w:color="000000"/>
-              <w:bottom w:val="none" w:sz="0" w:space="0" w:color="FFFFFF"/>
-              <w:right w:val="single" w:sz="8" w:space="0" w:color="000000"/>
-            </w:tcBorders>
-            <w:tcMar>
-              <w:top w:w="40" w:type="dxa"/>
-              <w:left w:w="80" w:type="dxa"/>
-              <w:bottom w:w="40" w:type="dxa"/>
-              <w:right w:w="80" w:type="dxa"/>
-            </w:tcMar>
-            <w:vAlign w:val="center"/>
-          </w:tcPr>
-          <w:p/>
-        </w:tc>
-        <w:tc>
-          <w:tcPr>
-            <w:tcW w:w="426" w:type="dxa"/>
+            <w:tcW w:w="466" w:type="dxa"/>
             <w:tcBorders>
               <w:top w:val="none" w:sz="0" w:space="0" w:color="FFFFFF"/>
               <w:left w:val="single" w:sz="8" w:space="0" w:color="000000"/>
@@ -2335,7 +2340,7 @@
         </w:tc>
         <w:tc>
           <w:tcPr>
-            <w:tcW w:w="778" w:type="dxa"/>
+            <w:tcW w:w="880" w:type="dxa"/>
             <w:gridSpan w:val="3"/>
             <w:tcBorders>
               <w:top w:val="none" w:sz="0" w:space="0" w:color="FFFFFF"/>
@@ -2355,26 +2360,26 @@
         </w:tc>
         <w:tc>
           <w:tcPr>
-            <w:tcW w:w="542" w:type="dxa"/>
-            <w:tcBorders>
-              <w:top w:val="none" w:sz="0" w:space="0" w:color="FFFFFF"/>
-              <w:left w:val="single" w:sz="8" w:space="0" w:color="000000"/>
-              <w:bottom w:val="none" w:sz="0" w:space="0" w:color="FFFFFF"/>
-              <w:right w:val="single" w:sz="8" w:space="0" w:color="000000"/>
-            </w:tcBorders>
-            <w:tcMar>
-              <w:top w:w="40" w:type="dxa"/>
-              <w:left w:w="80" w:type="dxa"/>
-              <w:bottom w:w="40" w:type="dxa"/>
-              <w:right w:w="80" w:type="dxa"/>
-            </w:tcMar>
-            <w:vAlign w:val="center"/>
-          </w:tcPr>
-          <w:p/>
-        </w:tc>
-        <w:tc>
-          <w:tcPr>
-            <w:tcW w:w="885" w:type="dxa"/>
+            <w:tcW w:w="567" w:type="dxa"/>
+            <w:tcBorders>
+              <w:top w:val="none" w:sz="0" w:space="0" w:color="FFFFFF"/>
+              <w:left w:val="single" w:sz="8" w:space="0" w:color="000000"/>
+              <w:bottom w:val="none" w:sz="0" w:space="0" w:color="FFFFFF"/>
+              <w:right w:val="single" w:sz="8" w:space="0" w:color="000000"/>
+            </w:tcBorders>
+            <w:tcMar>
+              <w:top w:w="40" w:type="dxa"/>
+              <w:left w:w="80" w:type="dxa"/>
+              <w:bottom w:w="40" w:type="dxa"/>
+              <w:right w:w="80" w:type="dxa"/>
+            </w:tcMar>
+            <w:vAlign w:val="center"/>
+          </w:tcPr>
+          <w:p/>
+        </w:tc>
+        <w:tc>
+          <w:tcPr>
+            <w:tcW w:w="758" w:type="dxa"/>
             <w:tcBorders>
               <w:top w:val="none" w:sz="0" w:space="0" w:color="FFFFFF"/>
               <w:left w:val="single" w:sz="8" w:space="0" w:color="000000"/>
@@ -2458,27 +2463,46 @@
         </w:tc>
         <w:tc>
           <w:tcPr>
+            <w:tcW w:w="710" w:type="dxa"/>
+            <w:tcBorders>
+              <w:top w:val="none" w:sz="0" w:space="0" w:color="FFFFFF"/>
+              <w:left w:val="single" w:sz="8" w:space="0" w:color="000000"/>
+              <w:bottom w:val="none" w:sz="0" w:space="0" w:color="FFFFFF"/>
+              <w:right w:val="single" w:sz="8" w:space="0" w:color="000000"/>
+            </w:tcBorders>
+            <w:tcMar>
+              <w:top w:w="40" w:type="dxa"/>
+              <w:left w:w="80" w:type="dxa"/>
+              <w:bottom w:w="40" w:type="dxa"/>
+              <w:right w:w="80" w:type="dxa"/>
+            </w:tcMar>
+            <w:vAlign w:val="center"/>
+          </w:tcPr>
+          <w:p/>
+        </w:tc>
+        <w:tc>
+          <w:tcPr>
             <w:tcW w:w="567" w:type="dxa"/>
-            <w:tcBorders>
-              <w:top w:val="none" w:sz="0" w:space="0" w:color="FFFFFF"/>
-              <w:left w:val="single" w:sz="8" w:space="0" w:color="000000"/>
-              <w:bottom w:val="none" w:sz="0" w:space="0" w:color="FFFFFF"/>
-              <w:right w:val="single" w:sz="8" w:space="0" w:color="000000"/>
-            </w:tcBorders>
-            <w:tcMar>
-              <w:top w:w="40" w:type="dxa"/>
-              <w:left w:w="80" w:type="dxa"/>
-              <w:bottom w:w="40" w:type="dxa"/>
-              <w:right w:w="80" w:type="dxa"/>
-            </w:tcMar>
-            <w:vAlign w:val="center"/>
-          </w:tcPr>
-          <w:p/>
-        </w:tc>
-        <w:tc>
-          <w:tcPr>
-            <w:tcW w:w="425" w:type="dxa"/>
             <w:gridSpan w:val="2"/>
+            <w:tcBorders>
+              <w:top w:val="none" w:sz="0" w:space="0" w:color="FFFFFF"/>
+              <w:left w:val="single" w:sz="8" w:space="0" w:color="000000"/>
+              <w:bottom w:val="none" w:sz="0" w:space="0" w:color="FFFFFF"/>
+              <w:right w:val="single" w:sz="8" w:space="0" w:color="000000"/>
+            </w:tcBorders>
+            <w:tcMar>
+              <w:top w:w="40" w:type="dxa"/>
+              <w:left w:w="80" w:type="dxa"/>
+              <w:bottom w:w="40" w:type="dxa"/>
+              <w:right w:w="80" w:type="dxa"/>
+            </w:tcMar>
+            <w:vAlign w:val="center"/>
+          </w:tcPr>
+          <w:p/>
+        </w:tc>
+        <w:tc>
+          <w:tcPr>
+            <w:tcW w:w="850" w:type="dxa"/>
             <w:tcBorders>
               <w:top w:val="none" w:sz="0" w:space="0" w:color="FFFFFF"/>
               <w:left w:val="single" w:sz="8" w:space="0" w:color="000000"/>
@@ -2517,27 +2541,7 @@
         </w:tc>
         <w:tc>
           <w:tcPr>
-            <w:tcW w:w="1135" w:type="dxa"/>
-            <w:gridSpan w:val="2"/>
-            <w:tcBorders>
-              <w:top w:val="none" w:sz="0" w:space="0" w:color="FFFFFF"/>
-              <w:left w:val="single" w:sz="8" w:space="0" w:color="000000"/>
-              <w:bottom w:val="none" w:sz="0" w:space="0" w:color="FFFFFF"/>
-              <w:right w:val="single" w:sz="8" w:space="0" w:color="000000"/>
-            </w:tcBorders>
-            <w:tcMar>
-              <w:top w:w="40" w:type="dxa"/>
-              <w:left w:w="80" w:type="dxa"/>
-              <w:bottom w:w="40" w:type="dxa"/>
-              <w:right w:w="80" w:type="dxa"/>
-            </w:tcMar>
-            <w:vAlign w:val="center"/>
-          </w:tcPr>
-          <w:p/>
-        </w:tc>
-        <w:tc>
-          <w:tcPr>
-            <w:tcW w:w="426" w:type="dxa"/>
+            <w:tcW w:w="466" w:type="dxa"/>
             <w:tcBorders>
               <w:top w:val="none" w:sz="0" w:space="0" w:color="FFFFFF"/>
               <w:left w:val="single" w:sz="8" w:space="0" w:color="000000"/>
@@ -2594,7 +2598,7 @@
         </w:tc>
         <w:tc>
           <w:tcPr>
-            <w:tcW w:w="778" w:type="dxa"/>
+            <w:tcW w:w="880" w:type="dxa"/>
             <w:gridSpan w:val="3"/>
             <w:tcBorders>
               <w:top w:val="none" w:sz="0" w:space="0" w:color="FFFFFF"/>
@@ -2614,26 +2618,26 @@
         </w:tc>
         <w:tc>
           <w:tcPr>
-            <w:tcW w:w="542" w:type="dxa"/>
-            <w:tcBorders>
-              <w:top w:val="none" w:sz="0" w:space="0" w:color="FFFFFF"/>
-              <w:left w:val="single" w:sz="8" w:space="0" w:color="000000"/>
-              <w:bottom w:val="none" w:sz="0" w:space="0" w:color="FFFFFF"/>
-              <w:right w:val="single" w:sz="8" w:space="0" w:color="000000"/>
-            </w:tcBorders>
-            <w:tcMar>
-              <w:top w:w="40" w:type="dxa"/>
-              <w:left w:w="80" w:type="dxa"/>
-              <w:bottom w:w="40" w:type="dxa"/>
-              <w:right w:w="80" w:type="dxa"/>
-            </w:tcMar>
-            <w:vAlign w:val="center"/>
-          </w:tcPr>
-          <w:p/>
-        </w:tc>
-        <w:tc>
-          <w:tcPr>
-            <w:tcW w:w="885" w:type="dxa"/>
+            <w:tcW w:w="567" w:type="dxa"/>
+            <w:tcBorders>
+              <w:top w:val="none" w:sz="0" w:space="0" w:color="FFFFFF"/>
+              <w:left w:val="single" w:sz="8" w:space="0" w:color="000000"/>
+              <w:bottom w:val="none" w:sz="0" w:space="0" w:color="FFFFFF"/>
+              <w:right w:val="single" w:sz="8" w:space="0" w:color="000000"/>
+            </w:tcBorders>
+            <w:tcMar>
+              <w:top w:w="40" w:type="dxa"/>
+              <w:left w:w="80" w:type="dxa"/>
+              <w:bottom w:w="40" w:type="dxa"/>
+              <w:right w:w="80" w:type="dxa"/>
+            </w:tcMar>
+            <w:vAlign w:val="center"/>
+          </w:tcPr>
+          <w:p/>
+        </w:tc>
+        <w:tc>
+          <w:tcPr>
+            <w:tcW w:w="758" w:type="dxa"/>
             <w:tcBorders>
               <w:top w:val="none" w:sz="0" w:space="0" w:color="FFFFFF"/>
               <w:left w:val="single" w:sz="8" w:space="0" w:color="000000"/>
@@ -2717,27 +2721,46 @@
         </w:tc>
         <w:tc>
           <w:tcPr>
+            <w:tcW w:w="710" w:type="dxa"/>
+            <w:tcBorders>
+              <w:top w:val="none" w:sz="0" w:space="0" w:color="FFFFFF"/>
+              <w:left w:val="single" w:sz="8" w:space="0" w:color="000000"/>
+              <w:bottom w:val="none" w:sz="0" w:space="0" w:color="FFFFFF"/>
+              <w:right w:val="single" w:sz="8" w:space="0" w:color="000000"/>
+            </w:tcBorders>
+            <w:tcMar>
+              <w:top w:w="40" w:type="dxa"/>
+              <w:left w:w="80" w:type="dxa"/>
+              <w:bottom w:w="40" w:type="dxa"/>
+              <w:right w:w="80" w:type="dxa"/>
+            </w:tcMar>
+            <w:vAlign w:val="center"/>
+          </w:tcPr>
+          <w:p/>
+        </w:tc>
+        <w:tc>
+          <w:tcPr>
             <w:tcW w:w="567" w:type="dxa"/>
-            <w:tcBorders>
-              <w:top w:val="none" w:sz="0" w:space="0" w:color="FFFFFF"/>
-              <w:left w:val="single" w:sz="8" w:space="0" w:color="000000"/>
-              <w:bottom w:val="none" w:sz="0" w:space="0" w:color="FFFFFF"/>
-              <w:right w:val="single" w:sz="8" w:space="0" w:color="000000"/>
-            </w:tcBorders>
-            <w:tcMar>
-              <w:top w:w="40" w:type="dxa"/>
-              <w:left w:w="80" w:type="dxa"/>
-              <w:bottom w:w="40" w:type="dxa"/>
-              <w:right w:w="80" w:type="dxa"/>
-            </w:tcMar>
-            <w:vAlign w:val="center"/>
-          </w:tcPr>
-          <w:p/>
-        </w:tc>
-        <w:tc>
-          <w:tcPr>
-            <w:tcW w:w="425" w:type="dxa"/>
             <w:gridSpan w:val="2"/>
+            <w:tcBorders>
+              <w:top w:val="none" w:sz="0" w:space="0" w:color="FFFFFF"/>
+              <w:left w:val="single" w:sz="8" w:space="0" w:color="000000"/>
+              <w:bottom w:val="none" w:sz="0" w:space="0" w:color="FFFFFF"/>
+              <w:right w:val="single" w:sz="8" w:space="0" w:color="000000"/>
+            </w:tcBorders>
+            <w:tcMar>
+              <w:top w:w="40" w:type="dxa"/>
+              <w:left w:w="80" w:type="dxa"/>
+              <w:bottom w:w="40" w:type="dxa"/>
+              <w:right w:w="80" w:type="dxa"/>
+            </w:tcMar>
+            <w:vAlign w:val="center"/>
+          </w:tcPr>
+          <w:p/>
+        </w:tc>
+        <w:tc>
+          <w:tcPr>
+            <w:tcW w:w="850" w:type="dxa"/>
             <w:tcBorders>
               <w:top w:val="none" w:sz="0" w:space="0" w:color="FFFFFF"/>
               <w:left w:val="single" w:sz="8" w:space="0" w:color="000000"/>
@@ -2776,27 +2799,7 @@
         </w:tc>
         <w:tc>
           <w:tcPr>
-            <w:tcW w:w="1135" w:type="dxa"/>
-            <w:gridSpan w:val="2"/>
-            <w:tcBorders>
-              <w:top w:val="none" w:sz="0" w:space="0" w:color="FFFFFF"/>
-              <w:left w:val="single" w:sz="8" w:space="0" w:color="000000"/>
-              <w:bottom w:val="none" w:sz="0" w:space="0" w:color="FFFFFF"/>
-              <w:right w:val="single" w:sz="8" w:space="0" w:color="000000"/>
-            </w:tcBorders>
-            <w:tcMar>
-              <w:top w:w="40" w:type="dxa"/>
-              <w:left w:w="80" w:type="dxa"/>
-              <w:bottom w:w="40" w:type="dxa"/>
-              <w:right w:w="80" w:type="dxa"/>
-            </w:tcMar>
-            <w:vAlign w:val="center"/>
-          </w:tcPr>
-          <w:p/>
-        </w:tc>
-        <w:tc>
-          <w:tcPr>
-            <w:tcW w:w="426" w:type="dxa"/>
+            <w:tcW w:w="466" w:type="dxa"/>
             <w:tcBorders>
               <w:top w:val="none" w:sz="0" w:space="0" w:color="FFFFFF"/>
               <w:left w:val="single" w:sz="8" w:space="0" w:color="000000"/>
@@ -2853,7 +2856,7 @@
         </w:tc>
         <w:tc>
           <w:tcPr>
-            <w:tcW w:w="778" w:type="dxa"/>
+            <w:tcW w:w="880" w:type="dxa"/>
             <w:gridSpan w:val="3"/>
             <w:tcBorders>
               <w:top w:val="none" w:sz="0" w:space="0" w:color="FFFFFF"/>
@@ -2873,26 +2876,26 @@
         </w:tc>
         <w:tc>
           <w:tcPr>
-            <w:tcW w:w="542" w:type="dxa"/>
-            <w:tcBorders>
-              <w:top w:val="none" w:sz="0" w:space="0" w:color="FFFFFF"/>
-              <w:left w:val="single" w:sz="8" w:space="0" w:color="000000"/>
-              <w:bottom w:val="none" w:sz="0" w:space="0" w:color="FFFFFF"/>
-              <w:right w:val="single" w:sz="8" w:space="0" w:color="000000"/>
-            </w:tcBorders>
-            <w:tcMar>
-              <w:top w:w="40" w:type="dxa"/>
-              <w:left w:w="80" w:type="dxa"/>
-              <w:bottom w:w="40" w:type="dxa"/>
-              <w:right w:w="80" w:type="dxa"/>
-            </w:tcMar>
-            <w:vAlign w:val="center"/>
-          </w:tcPr>
-          <w:p/>
-        </w:tc>
-        <w:tc>
-          <w:tcPr>
-            <w:tcW w:w="885" w:type="dxa"/>
+            <w:tcW w:w="567" w:type="dxa"/>
+            <w:tcBorders>
+              <w:top w:val="none" w:sz="0" w:space="0" w:color="FFFFFF"/>
+              <w:left w:val="single" w:sz="8" w:space="0" w:color="000000"/>
+              <w:bottom w:val="none" w:sz="0" w:space="0" w:color="FFFFFF"/>
+              <w:right w:val="single" w:sz="8" w:space="0" w:color="000000"/>
+            </w:tcBorders>
+            <w:tcMar>
+              <w:top w:w="40" w:type="dxa"/>
+              <w:left w:w="80" w:type="dxa"/>
+              <w:bottom w:w="40" w:type="dxa"/>
+              <w:right w:w="80" w:type="dxa"/>
+            </w:tcMar>
+            <w:vAlign w:val="center"/>
+          </w:tcPr>
+          <w:p/>
+        </w:tc>
+        <w:tc>
+          <w:tcPr>
+            <w:tcW w:w="758" w:type="dxa"/>
             <w:tcBorders>
               <w:top w:val="none" w:sz="0" w:space="0" w:color="FFFFFF"/>
               <w:left w:val="single" w:sz="8" w:space="0" w:color="000000"/>
@@ -2976,27 +2979,46 @@
         </w:tc>
         <w:tc>
           <w:tcPr>
+            <w:tcW w:w="710" w:type="dxa"/>
+            <w:tcBorders>
+              <w:top w:val="none" w:sz="0" w:space="0" w:color="FFFFFF"/>
+              <w:left w:val="single" w:sz="8" w:space="0" w:color="000000"/>
+              <w:bottom w:val="none" w:sz="0" w:space="0" w:color="FFFFFF"/>
+              <w:right w:val="single" w:sz="8" w:space="0" w:color="000000"/>
+            </w:tcBorders>
+            <w:tcMar>
+              <w:top w:w="40" w:type="dxa"/>
+              <w:left w:w="80" w:type="dxa"/>
+              <w:bottom w:w="40" w:type="dxa"/>
+              <w:right w:w="80" w:type="dxa"/>
+            </w:tcMar>
+            <w:vAlign w:val="center"/>
+          </w:tcPr>
+          <w:p/>
+        </w:tc>
+        <w:tc>
+          <w:tcPr>
             <w:tcW w:w="567" w:type="dxa"/>
-            <w:tcBorders>
-              <w:top w:val="none" w:sz="0" w:space="0" w:color="FFFFFF"/>
-              <w:left w:val="single" w:sz="8" w:space="0" w:color="000000"/>
-              <w:bottom w:val="none" w:sz="0" w:space="0" w:color="FFFFFF"/>
-              <w:right w:val="single" w:sz="8" w:space="0" w:color="000000"/>
-            </w:tcBorders>
-            <w:tcMar>
-              <w:top w:w="40" w:type="dxa"/>
-              <w:left w:w="80" w:type="dxa"/>
-              <w:bottom w:w="40" w:type="dxa"/>
-              <w:right w:w="80" w:type="dxa"/>
-            </w:tcMar>
-            <w:vAlign w:val="center"/>
-          </w:tcPr>
-          <w:p/>
-        </w:tc>
-        <w:tc>
-          <w:tcPr>
-            <w:tcW w:w="425" w:type="dxa"/>
             <w:gridSpan w:val="2"/>
+            <w:tcBorders>
+              <w:top w:val="none" w:sz="0" w:space="0" w:color="FFFFFF"/>
+              <w:left w:val="single" w:sz="8" w:space="0" w:color="000000"/>
+              <w:bottom w:val="none" w:sz="0" w:space="0" w:color="FFFFFF"/>
+              <w:right w:val="single" w:sz="8" w:space="0" w:color="000000"/>
+            </w:tcBorders>
+            <w:tcMar>
+              <w:top w:w="40" w:type="dxa"/>
+              <w:left w:w="80" w:type="dxa"/>
+              <w:bottom w:w="40" w:type="dxa"/>
+              <w:right w:w="80" w:type="dxa"/>
+            </w:tcMar>
+            <w:vAlign w:val="center"/>
+          </w:tcPr>
+          <w:p/>
+        </w:tc>
+        <w:tc>
+          <w:tcPr>
+            <w:tcW w:w="850" w:type="dxa"/>
             <w:tcBorders>
               <w:top w:val="none" w:sz="0" w:space="0" w:color="FFFFFF"/>
               <w:left w:val="single" w:sz="8" w:space="0" w:color="000000"/>
@@ -3035,27 +3057,7 @@
         </w:tc>
         <w:tc>
           <w:tcPr>
-            <w:tcW w:w="1135" w:type="dxa"/>
-            <w:gridSpan w:val="2"/>
-            <w:tcBorders>
-              <w:top w:val="none" w:sz="0" w:space="0" w:color="FFFFFF"/>
-              <w:left w:val="single" w:sz="8" w:space="0" w:color="000000"/>
-              <w:bottom w:val="none" w:sz="0" w:space="0" w:color="FFFFFF"/>
-              <w:right w:val="single" w:sz="8" w:space="0" w:color="000000"/>
-            </w:tcBorders>
-            <w:tcMar>
-              <w:top w:w="40" w:type="dxa"/>
-              <w:left w:w="80" w:type="dxa"/>
-              <w:bottom w:w="40" w:type="dxa"/>
-              <w:right w:w="80" w:type="dxa"/>
-            </w:tcMar>
-            <w:vAlign w:val="center"/>
-          </w:tcPr>
-          <w:p/>
-        </w:tc>
-        <w:tc>
-          <w:tcPr>
-            <w:tcW w:w="426" w:type="dxa"/>
+            <w:tcW w:w="466" w:type="dxa"/>
             <w:tcBorders>
               <w:top w:val="none" w:sz="0" w:space="0" w:color="FFFFFF"/>
               <w:left w:val="single" w:sz="8" w:space="0" w:color="000000"/>
@@ -3112,7 +3114,7 @@
         </w:tc>
         <w:tc>
           <w:tcPr>
-            <w:tcW w:w="778" w:type="dxa"/>
+            <w:tcW w:w="880" w:type="dxa"/>
             <w:gridSpan w:val="3"/>
             <w:tcBorders>
               <w:top w:val="none" w:sz="0" w:space="0" w:color="FFFFFF"/>
@@ -3132,26 +3134,26 @@
         </w:tc>
         <w:tc>
           <w:tcPr>
-            <w:tcW w:w="542" w:type="dxa"/>
-            <w:tcBorders>
-              <w:top w:val="none" w:sz="0" w:space="0" w:color="FFFFFF"/>
-              <w:left w:val="single" w:sz="8" w:space="0" w:color="000000"/>
-              <w:bottom w:val="none" w:sz="0" w:space="0" w:color="FFFFFF"/>
-              <w:right w:val="single" w:sz="8" w:space="0" w:color="000000"/>
-            </w:tcBorders>
-            <w:tcMar>
-              <w:top w:w="40" w:type="dxa"/>
-              <w:left w:w="80" w:type="dxa"/>
-              <w:bottom w:w="40" w:type="dxa"/>
-              <w:right w:w="80" w:type="dxa"/>
-            </w:tcMar>
-            <w:vAlign w:val="center"/>
-          </w:tcPr>
-          <w:p/>
-        </w:tc>
-        <w:tc>
-          <w:tcPr>
-            <w:tcW w:w="885" w:type="dxa"/>
+            <w:tcW w:w="567" w:type="dxa"/>
+            <w:tcBorders>
+              <w:top w:val="none" w:sz="0" w:space="0" w:color="FFFFFF"/>
+              <w:left w:val="single" w:sz="8" w:space="0" w:color="000000"/>
+              <w:bottom w:val="none" w:sz="0" w:space="0" w:color="FFFFFF"/>
+              <w:right w:val="single" w:sz="8" w:space="0" w:color="000000"/>
+            </w:tcBorders>
+            <w:tcMar>
+              <w:top w:w="40" w:type="dxa"/>
+              <w:left w:w="80" w:type="dxa"/>
+              <w:bottom w:w="40" w:type="dxa"/>
+              <w:right w:w="80" w:type="dxa"/>
+            </w:tcMar>
+            <w:vAlign w:val="center"/>
+          </w:tcPr>
+          <w:p/>
+        </w:tc>
+        <w:tc>
+          <w:tcPr>
+            <w:tcW w:w="758" w:type="dxa"/>
             <w:tcBorders>
               <w:top w:val="none" w:sz="0" w:space="0" w:color="FFFFFF"/>
               <w:left w:val="single" w:sz="8" w:space="0" w:color="000000"/>
@@ -3235,27 +3237,46 @@
         </w:tc>
         <w:tc>
           <w:tcPr>
+            <w:tcW w:w="710" w:type="dxa"/>
+            <w:tcBorders>
+              <w:top w:val="none" w:sz="0" w:space="0" w:color="FFFFFF"/>
+              <w:left w:val="single" w:sz="8" w:space="0" w:color="000000"/>
+              <w:bottom w:val="none" w:sz="0" w:space="0" w:color="FFFFFF"/>
+              <w:right w:val="single" w:sz="8" w:space="0" w:color="000000"/>
+            </w:tcBorders>
+            <w:tcMar>
+              <w:top w:w="40" w:type="dxa"/>
+              <w:left w:w="80" w:type="dxa"/>
+              <w:bottom w:w="40" w:type="dxa"/>
+              <w:right w:w="80" w:type="dxa"/>
+            </w:tcMar>
+            <w:vAlign w:val="center"/>
+          </w:tcPr>
+          <w:p/>
+        </w:tc>
+        <w:tc>
+          <w:tcPr>
             <w:tcW w:w="567" w:type="dxa"/>
-            <w:tcBorders>
-              <w:top w:val="none" w:sz="0" w:space="0" w:color="FFFFFF"/>
-              <w:left w:val="single" w:sz="8" w:space="0" w:color="000000"/>
-              <w:bottom w:val="none" w:sz="0" w:space="0" w:color="FFFFFF"/>
-              <w:right w:val="single" w:sz="8" w:space="0" w:color="000000"/>
-            </w:tcBorders>
-            <w:tcMar>
-              <w:top w:w="40" w:type="dxa"/>
-              <w:left w:w="80" w:type="dxa"/>
-              <w:bottom w:w="40" w:type="dxa"/>
-              <w:right w:w="80" w:type="dxa"/>
-            </w:tcMar>
-            <w:vAlign w:val="center"/>
-          </w:tcPr>
-          <w:p/>
-        </w:tc>
-        <w:tc>
-          <w:tcPr>
-            <w:tcW w:w="425" w:type="dxa"/>
             <w:gridSpan w:val="2"/>
+            <w:tcBorders>
+              <w:top w:val="none" w:sz="0" w:space="0" w:color="FFFFFF"/>
+              <w:left w:val="single" w:sz="8" w:space="0" w:color="000000"/>
+              <w:bottom w:val="none" w:sz="0" w:space="0" w:color="FFFFFF"/>
+              <w:right w:val="single" w:sz="8" w:space="0" w:color="000000"/>
+            </w:tcBorders>
+            <w:tcMar>
+              <w:top w:w="40" w:type="dxa"/>
+              <w:left w:w="80" w:type="dxa"/>
+              <w:bottom w:w="40" w:type="dxa"/>
+              <w:right w:w="80" w:type="dxa"/>
+            </w:tcMar>
+            <w:vAlign w:val="center"/>
+          </w:tcPr>
+          <w:p/>
+        </w:tc>
+        <w:tc>
+          <w:tcPr>
+            <w:tcW w:w="850" w:type="dxa"/>
             <w:tcBorders>
               <w:top w:val="none" w:sz="0" w:space="0" w:color="FFFFFF"/>
               <w:left w:val="single" w:sz="8" w:space="0" w:color="000000"/>
@@ -3294,27 +3315,7 @@
         </w:tc>
         <w:tc>
           <w:tcPr>
-            <w:tcW w:w="1135" w:type="dxa"/>
-            <w:gridSpan w:val="2"/>
-            <w:tcBorders>
-              <w:top w:val="none" w:sz="0" w:space="0" w:color="FFFFFF"/>
-              <w:left w:val="single" w:sz="8" w:space="0" w:color="000000"/>
-              <w:bottom w:val="none" w:sz="0" w:space="0" w:color="FFFFFF"/>
-              <w:right w:val="single" w:sz="8" w:space="0" w:color="000000"/>
-            </w:tcBorders>
-            <w:tcMar>
-              <w:top w:w="40" w:type="dxa"/>
-              <w:left w:w="80" w:type="dxa"/>
-              <w:bottom w:w="40" w:type="dxa"/>
-              <w:right w:w="80" w:type="dxa"/>
-            </w:tcMar>
-            <w:vAlign w:val="center"/>
-          </w:tcPr>
-          <w:p/>
-        </w:tc>
-        <w:tc>
-          <w:tcPr>
-            <w:tcW w:w="426" w:type="dxa"/>
+            <w:tcW w:w="466" w:type="dxa"/>
             <w:tcBorders>
               <w:top w:val="none" w:sz="0" w:space="0" w:color="FFFFFF"/>
               <w:left w:val="single" w:sz="8" w:space="0" w:color="000000"/>
@@ -3371,7 +3372,7 @@
         </w:tc>
         <w:tc>
           <w:tcPr>
-            <w:tcW w:w="778" w:type="dxa"/>
+            <w:tcW w:w="880" w:type="dxa"/>
             <w:gridSpan w:val="3"/>
             <w:tcBorders>
               <w:top w:val="none" w:sz="0" w:space="0" w:color="FFFFFF"/>
@@ -3391,109 +3392,6 @@
         </w:tc>
         <w:tc>
           <w:tcPr>
-            <w:tcW w:w="542" w:type="dxa"/>
-            <w:tcBorders>
-              <w:top w:val="none" w:sz="0" w:space="0" w:color="FFFFFF"/>
-              <w:left w:val="single" w:sz="8" w:space="0" w:color="000000"/>
-              <w:bottom w:val="none" w:sz="0" w:space="0" w:color="FFFFFF"/>
-              <w:right w:val="single" w:sz="8" w:space="0" w:color="000000"/>
-            </w:tcBorders>
-            <w:tcMar>
-              <w:top w:w="40" w:type="dxa"/>
-              <w:left w:w="80" w:type="dxa"/>
-              <w:bottom w:w="40" w:type="dxa"/>
-              <w:right w:w="80" w:type="dxa"/>
-            </w:tcMar>
-            <w:vAlign w:val="center"/>
-          </w:tcPr>
-          <w:p/>
-        </w:tc>
-        <w:tc>
-          <w:tcPr>
-            <w:tcW w:w="885" w:type="dxa"/>
-            <w:tcBorders>
-              <w:top w:val="none" w:sz="0" w:space="0" w:color="FFFFFF"/>
-              <w:left w:val="single" w:sz="8" w:space="0" w:color="000000"/>
-              <w:bottom w:val="none" w:sz="0" w:space="0" w:color="FFFFFF"/>
-              <w:right w:val="single" w:sz="8" w:space="0" w:color="000000"/>
-            </w:tcBorders>
-            <w:tcMar>
-              <w:top w:w="40" w:type="dxa"/>
-              <w:left w:w="80" w:type="dxa"/>
-              <w:bottom w:w="40" w:type="dxa"/>
-              <w:right w:w="80" w:type="dxa"/>
-            </w:tcMar>
-            <w:vAlign w:val="center"/>
-          </w:tcPr>
-          <w:p/>
-        </w:tc>
-        <w:tc>
-          <w:tcPr>
-            <w:tcW w:w="1165" w:type="dxa"/>
-            <w:gridSpan w:val="2"/>
-            <w:tcBorders>
-              <w:top w:val="none" w:sz="0" w:space="0" w:color="FFFFFF"/>
-              <w:left w:val="single" w:sz="8" w:space="0" w:color="000000"/>
-              <w:bottom w:val="none" w:sz="0" w:space="0" w:color="FFFFFF"/>
-              <w:right w:val="single" w:sz="8" w:space="0" w:color="000000"/>
-            </w:tcBorders>
-            <w:tcMar>
-              <w:top w:w="40" w:type="dxa"/>
-              <w:left w:w="80" w:type="dxa"/>
-              <w:bottom w:w="40" w:type="dxa"/>
-              <w:right w:w="80" w:type="dxa"/>
-            </w:tcMar>
-            <w:vAlign w:val="center"/>
-          </w:tcPr>
-          <w:p/>
-        </w:tc>
-      </w:tr>
-      <w:tr>
-        <w:trPr>
-          <w:cantSplit/>
-          <w:trHeight w:hRule="exact" w:val="410"/>
-        </w:trPr>
-        <w:tc>
-          <w:tcPr>
-            <w:tcW w:w="426" w:type="dxa"/>
-            <w:tcBorders>
-              <w:top w:val="none" w:sz="0" w:space="0" w:color="FFFFFF"/>
-              <w:left w:val="single" w:sz="8" w:space="0" w:color="000000"/>
-              <w:bottom w:val="none" w:sz="0" w:space="0" w:color="FFFFFF"/>
-              <w:right w:val="single" w:sz="8" w:space="0" w:color="000000"/>
-            </w:tcBorders>
-            <w:tcMar>
-              <w:top w:w="40" w:type="dxa"/>
-              <w:left w:w="80" w:type="dxa"/>
-              <w:bottom w:w="40" w:type="dxa"/>
-              <w:right w:w="80" w:type="dxa"/>
-            </w:tcMar>
-            <w:vAlign w:val="center"/>
-          </w:tcPr>
-          <w:p/>
-        </w:tc>
-        <w:tc>
-          <w:tcPr>
-            <w:tcW w:w="2409" w:type="dxa"/>
-            <w:gridSpan w:val="2"/>
-            <w:tcBorders>
-              <w:top w:val="none" w:sz="0" w:space="0" w:color="FFFFFF"/>
-              <w:left w:val="single" w:sz="8" w:space="0" w:color="000000"/>
-              <w:bottom w:val="none" w:sz="0" w:space="0" w:color="FFFFFF"/>
-              <w:right w:val="single" w:sz="8" w:space="0" w:color="000000"/>
-            </w:tcBorders>
-            <w:tcMar>
-              <w:top w:w="40" w:type="dxa"/>
-              <w:left w:w="80" w:type="dxa"/>
-              <w:bottom w:w="40" w:type="dxa"/>
-              <w:right w:w="80" w:type="dxa"/>
-            </w:tcMar>
-            <w:vAlign w:val="center"/>
-          </w:tcPr>
-          <w:p/>
-        </w:tc>
-        <w:tc>
-          <w:tcPr>
             <w:tcW w:w="567" w:type="dxa"/>
             <w:tcBorders>
               <w:top w:val="none" w:sz="0" w:space="0" w:color="FFFFFF"/>
@@ -3513,163 +3411,7 @@
         </w:tc>
         <w:tc>
           <w:tcPr>
-            <w:tcW w:w="425" w:type="dxa"/>
-            <w:gridSpan w:val="2"/>
-            <w:tcBorders>
-              <w:top w:val="none" w:sz="0" w:space="0" w:color="FFFFFF"/>
-              <w:left w:val="single" w:sz="8" w:space="0" w:color="000000"/>
-              <w:bottom w:val="none" w:sz="0" w:space="0" w:color="FFFFFF"/>
-              <w:right w:val="single" w:sz="8" w:space="0" w:color="000000"/>
-            </w:tcBorders>
-            <w:tcMar>
-              <w:top w:w="40" w:type="dxa"/>
-              <w:left w:w="80" w:type="dxa"/>
-              <w:bottom w:w="40" w:type="dxa"/>
-              <w:right w:w="80" w:type="dxa"/>
-            </w:tcMar>
-            <w:vAlign w:val="center"/>
-          </w:tcPr>
-          <w:p/>
-        </w:tc>
-        <w:tc>
-          <w:tcPr>
-            <w:tcW w:w="992" w:type="dxa"/>
-            <w:gridSpan w:val="2"/>
-            <w:tcBorders>
-              <w:top w:val="none" w:sz="0" w:space="0" w:color="FFFFFF"/>
-              <w:left w:val="single" w:sz="8" w:space="0" w:color="000000"/>
-              <w:bottom w:val="none" w:sz="0" w:space="0" w:color="FFFFFF"/>
-              <w:right w:val="single" w:sz="8" w:space="0" w:color="000000"/>
-            </w:tcBorders>
-            <w:tcMar>
-              <w:top w:w="40" w:type="dxa"/>
-              <w:left w:w="80" w:type="dxa"/>
-              <w:bottom w:w="40" w:type="dxa"/>
-              <w:right w:w="80" w:type="dxa"/>
-            </w:tcMar>
-            <w:vAlign w:val="center"/>
-          </w:tcPr>
-          <w:p/>
-        </w:tc>
-        <w:tc>
-          <w:tcPr>
-            <w:tcW w:w="1135" w:type="dxa"/>
-            <w:gridSpan w:val="2"/>
-            <w:tcBorders>
-              <w:top w:val="none" w:sz="0" w:space="0" w:color="FFFFFF"/>
-              <w:left w:val="single" w:sz="8" w:space="0" w:color="000000"/>
-              <w:bottom w:val="none" w:sz="0" w:space="0" w:color="FFFFFF"/>
-              <w:right w:val="single" w:sz="8" w:space="0" w:color="000000"/>
-            </w:tcBorders>
-            <w:tcMar>
-              <w:top w:w="40" w:type="dxa"/>
-              <w:left w:w="80" w:type="dxa"/>
-              <w:bottom w:w="40" w:type="dxa"/>
-              <w:right w:w="80" w:type="dxa"/>
-            </w:tcMar>
-            <w:vAlign w:val="center"/>
-          </w:tcPr>
-          <w:p/>
-        </w:tc>
-        <w:tc>
-          <w:tcPr>
-            <w:tcW w:w="426" w:type="dxa"/>
-            <w:tcBorders>
-              <w:top w:val="none" w:sz="0" w:space="0" w:color="FFFFFF"/>
-              <w:left w:val="single" w:sz="8" w:space="0" w:color="000000"/>
-              <w:bottom w:val="none" w:sz="0" w:space="0" w:color="FFFFFF"/>
-              <w:right w:val="single" w:sz="8" w:space="0" w:color="000000"/>
-            </w:tcBorders>
-            <w:tcMar>
-              <w:top w:w="40" w:type="dxa"/>
-              <w:left w:w="80" w:type="dxa"/>
-              <w:bottom w:w="40" w:type="dxa"/>
-              <w:right w:w="80" w:type="dxa"/>
-            </w:tcMar>
-            <w:vAlign w:val="center"/>
-          </w:tcPr>
-          <w:p/>
-        </w:tc>
-        <w:tc>
-          <w:tcPr>
-            <w:tcW w:w="850" w:type="dxa"/>
-            <w:tcBorders>
-              <w:top w:val="none" w:sz="0" w:space="0" w:color="FFFFFF"/>
-              <w:left w:val="single" w:sz="8" w:space="0" w:color="000000"/>
-              <w:bottom w:val="none" w:sz="0" w:space="0" w:color="FFFFFF"/>
-              <w:right w:val="single" w:sz="8" w:space="0" w:color="000000"/>
-            </w:tcBorders>
-            <w:tcMar>
-              <w:top w:w="40" w:type="dxa"/>
-              <w:left w:w="80" w:type="dxa"/>
-              <w:bottom w:w="40" w:type="dxa"/>
-              <w:right w:w="80" w:type="dxa"/>
-            </w:tcMar>
-            <w:vAlign w:val="center"/>
-          </w:tcPr>
-          <w:p/>
-        </w:tc>
-        <w:tc>
-          <w:tcPr>
-            <w:tcW w:w="498" w:type="dxa"/>
-            <w:tcBorders>
-              <w:top w:val="none" w:sz="0" w:space="0" w:color="FFFFFF"/>
-              <w:left w:val="single" w:sz="8" w:space="0" w:color="000000"/>
-              <w:bottom w:val="none" w:sz="0" w:space="0" w:color="FFFFFF"/>
-              <w:right w:val="single" w:sz="8" w:space="0" w:color="000000"/>
-            </w:tcBorders>
-            <w:tcMar>
-              <w:top w:w="40" w:type="dxa"/>
-              <w:left w:w="80" w:type="dxa"/>
-              <w:bottom w:w="40" w:type="dxa"/>
-              <w:right w:w="80" w:type="dxa"/>
-            </w:tcMar>
-            <w:vAlign w:val="center"/>
-          </w:tcPr>
-          <w:p/>
-        </w:tc>
-        <w:tc>
-          <w:tcPr>
-            <w:tcW w:w="778" w:type="dxa"/>
-            <w:gridSpan w:val="3"/>
-            <w:tcBorders>
-              <w:top w:val="none" w:sz="0" w:space="0" w:color="FFFFFF"/>
-              <w:left w:val="single" w:sz="8" w:space="0" w:color="000000"/>
-              <w:bottom w:val="none" w:sz="0" w:space="0" w:color="FFFFFF"/>
-              <w:right w:val="single" w:sz="8" w:space="0" w:color="000000"/>
-            </w:tcBorders>
-            <w:tcMar>
-              <w:top w:w="40" w:type="dxa"/>
-              <w:left w:w="80" w:type="dxa"/>
-              <w:bottom w:w="40" w:type="dxa"/>
-              <w:right w:w="80" w:type="dxa"/>
-            </w:tcMar>
-            <w:vAlign w:val="center"/>
-          </w:tcPr>
-          <w:p/>
-        </w:tc>
-        <w:tc>
-          <w:tcPr>
-            <w:tcW w:w="542" w:type="dxa"/>
-            <w:tcBorders>
-              <w:top w:val="none" w:sz="0" w:space="0" w:color="FFFFFF"/>
-              <w:left w:val="single" w:sz="8" w:space="0" w:color="000000"/>
-              <w:bottom w:val="none" w:sz="0" w:space="0" w:color="FFFFFF"/>
-              <w:right w:val="single" w:sz="8" w:space="0" w:color="000000"/>
-            </w:tcBorders>
-            <w:tcMar>
-              <w:top w:w="40" w:type="dxa"/>
-              <w:left w:w="80" w:type="dxa"/>
-              <w:bottom w:w="40" w:type="dxa"/>
-              <w:right w:w="80" w:type="dxa"/>
-            </w:tcMar>
-            <w:vAlign w:val="center"/>
-          </w:tcPr>
-          <w:p/>
-        </w:tc>
-        <w:tc>
-          <w:tcPr>
-            <w:tcW w:w="885" w:type="dxa"/>
+            <w:tcW w:w="758" w:type="dxa"/>
             <w:tcBorders>
               <w:top w:val="none" w:sz="0" w:space="0" w:color="FFFFFF"/>
               <w:left w:val="single" w:sz="8" w:space="0" w:color="000000"/>
@@ -3753,27 +3495,46 @@
         </w:tc>
         <w:tc>
           <w:tcPr>
+            <w:tcW w:w="710" w:type="dxa"/>
+            <w:tcBorders>
+              <w:top w:val="none" w:sz="0" w:space="0" w:color="FFFFFF"/>
+              <w:left w:val="single" w:sz="8" w:space="0" w:color="000000"/>
+              <w:bottom w:val="none" w:sz="0" w:space="0" w:color="FFFFFF"/>
+              <w:right w:val="single" w:sz="8" w:space="0" w:color="000000"/>
+            </w:tcBorders>
+            <w:tcMar>
+              <w:top w:w="40" w:type="dxa"/>
+              <w:left w:w="80" w:type="dxa"/>
+              <w:bottom w:w="40" w:type="dxa"/>
+              <w:right w:w="80" w:type="dxa"/>
+            </w:tcMar>
+            <w:vAlign w:val="center"/>
+          </w:tcPr>
+          <w:p/>
+        </w:tc>
+        <w:tc>
+          <w:tcPr>
             <w:tcW w:w="567" w:type="dxa"/>
-            <w:tcBorders>
-              <w:top w:val="none" w:sz="0" w:space="0" w:color="FFFFFF"/>
-              <w:left w:val="single" w:sz="8" w:space="0" w:color="000000"/>
-              <w:bottom w:val="none" w:sz="0" w:space="0" w:color="FFFFFF"/>
-              <w:right w:val="single" w:sz="8" w:space="0" w:color="000000"/>
-            </w:tcBorders>
-            <w:tcMar>
-              <w:top w:w="40" w:type="dxa"/>
-              <w:left w:w="80" w:type="dxa"/>
-              <w:bottom w:w="40" w:type="dxa"/>
-              <w:right w:w="80" w:type="dxa"/>
-            </w:tcMar>
-            <w:vAlign w:val="center"/>
-          </w:tcPr>
-          <w:p/>
-        </w:tc>
-        <w:tc>
-          <w:tcPr>
-            <w:tcW w:w="425" w:type="dxa"/>
             <w:gridSpan w:val="2"/>
+            <w:tcBorders>
+              <w:top w:val="none" w:sz="0" w:space="0" w:color="FFFFFF"/>
+              <w:left w:val="single" w:sz="8" w:space="0" w:color="000000"/>
+              <w:bottom w:val="none" w:sz="0" w:space="0" w:color="FFFFFF"/>
+              <w:right w:val="single" w:sz="8" w:space="0" w:color="000000"/>
+            </w:tcBorders>
+            <w:tcMar>
+              <w:top w:w="40" w:type="dxa"/>
+              <w:left w:w="80" w:type="dxa"/>
+              <w:bottom w:w="40" w:type="dxa"/>
+              <w:right w:w="80" w:type="dxa"/>
+            </w:tcMar>
+            <w:vAlign w:val="center"/>
+          </w:tcPr>
+          <w:p/>
+        </w:tc>
+        <w:tc>
+          <w:tcPr>
+            <w:tcW w:w="850" w:type="dxa"/>
             <w:tcBorders>
               <w:top w:val="none" w:sz="0" w:space="0" w:color="FFFFFF"/>
               <w:left w:val="single" w:sz="8" w:space="0" w:color="000000"/>
@@ -3812,7 +3573,122 @@
         </w:tc>
         <w:tc>
           <w:tcPr>
-            <w:tcW w:w="1135" w:type="dxa"/>
+            <w:tcW w:w="466" w:type="dxa"/>
+            <w:tcBorders>
+              <w:top w:val="none" w:sz="0" w:space="0" w:color="FFFFFF"/>
+              <w:left w:val="single" w:sz="8" w:space="0" w:color="000000"/>
+              <w:bottom w:val="none" w:sz="0" w:space="0" w:color="FFFFFF"/>
+              <w:right w:val="single" w:sz="8" w:space="0" w:color="000000"/>
+            </w:tcBorders>
+            <w:tcMar>
+              <w:top w:w="40" w:type="dxa"/>
+              <w:left w:w="80" w:type="dxa"/>
+              <w:bottom w:w="40" w:type="dxa"/>
+              <w:right w:w="80" w:type="dxa"/>
+            </w:tcMar>
+            <w:vAlign w:val="center"/>
+          </w:tcPr>
+          <w:p/>
+        </w:tc>
+        <w:tc>
+          <w:tcPr>
+            <w:tcW w:w="850" w:type="dxa"/>
+            <w:tcBorders>
+              <w:top w:val="none" w:sz="0" w:space="0" w:color="FFFFFF"/>
+              <w:left w:val="single" w:sz="8" w:space="0" w:color="000000"/>
+              <w:bottom w:val="none" w:sz="0" w:space="0" w:color="FFFFFF"/>
+              <w:right w:val="single" w:sz="8" w:space="0" w:color="000000"/>
+            </w:tcBorders>
+            <w:tcMar>
+              <w:top w:w="40" w:type="dxa"/>
+              <w:left w:w="80" w:type="dxa"/>
+              <w:bottom w:w="40" w:type="dxa"/>
+              <w:right w:w="80" w:type="dxa"/>
+            </w:tcMar>
+            <w:vAlign w:val="center"/>
+          </w:tcPr>
+          <w:p/>
+        </w:tc>
+        <w:tc>
+          <w:tcPr>
+            <w:tcW w:w="498" w:type="dxa"/>
+            <w:tcBorders>
+              <w:top w:val="none" w:sz="0" w:space="0" w:color="FFFFFF"/>
+              <w:left w:val="single" w:sz="8" w:space="0" w:color="000000"/>
+              <w:bottom w:val="none" w:sz="0" w:space="0" w:color="FFFFFF"/>
+              <w:right w:val="single" w:sz="8" w:space="0" w:color="000000"/>
+            </w:tcBorders>
+            <w:tcMar>
+              <w:top w:w="40" w:type="dxa"/>
+              <w:left w:w="80" w:type="dxa"/>
+              <w:bottom w:w="40" w:type="dxa"/>
+              <w:right w:w="80" w:type="dxa"/>
+            </w:tcMar>
+            <w:vAlign w:val="center"/>
+          </w:tcPr>
+          <w:p/>
+        </w:tc>
+        <w:tc>
+          <w:tcPr>
+            <w:tcW w:w="880" w:type="dxa"/>
+            <w:gridSpan w:val="3"/>
+            <w:tcBorders>
+              <w:top w:val="none" w:sz="0" w:space="0" w:color="FFFFFF"/>
+              <w:left w:val="single" w:sz="8" w:space="0" w:color="000000"/>
+              <w:bottom w:val="none" w:sz="0" w:space="0" w:color="FFFFFF"/>
+              <w:right w:val="single" w:sz="8" w:space="0" w:color="000000"/>
+            </w:tcBorders>
+            <w:tcMar>
+              <w:top w:w="40" w:type="dxa"/>
+              <w:left w:w="80" w:type="dxa"/>
+              <w:bottom w:w="40" w:type="dxa"/>
+              <w:right w:w="80" w:type="dxa"/>
+            </w:tcMar>
+            <w:vAlign w:val="center"/>
+          </w:tcPr>
+          <w:p/>
+        </w:tc>
+        <w:tc>
+          <w:tcPr>
+            <w:tcW w:w="567" w:type="dxa"/>
+            <w:tcBorders>
+              <w:top w:val="none" w:sz="0" w:space="0" w:color="FFFFFF"/>
+              <w:left w:val="single" w:sz="8" w:space="0" w:color="000000"/>
+              <w:bottom w:val="none" w:sz="0" w:space="0" w:color="FFFFFF"/>
+              <w:right w:val="single" w:sz="8" w:space="0" w:color="000000"/>
+            </w:tcBorders>
+            <w:tcMar>
+              <w:top w:w="40" w:type="dxa"/>
+              <w:left w:w="80" w:type="dxa"/>
+              <w:bottom w:w="40" w:type="dxa"/>
+              <w:right w:w="80" w:type="dxa"/>
+            </w:tcMar>
+            <w:vAlign w:val="center"/>
+          </w:tcPr>
+          <w:p/>
+        </w:tc>
+        <w:tc>
+          <w:tcPr>
+            <w:tcW w:w="758" w:type="dxa"/>
+            <w:tcBorders>
+              <w:top w:val="none" w:sz="0" w:space="0" w:color="FFFFFF"/>
+              <w:left w:val="single" w:sz="8" w:space="0" w:color="000000"/>
+              <w:bottom w:val="none" w:sz="0" w:space="0" w:color="FFFFFF"/>
+              <w:right w:val="single" w:sz="8" w:space="0" w:color="000000"/>
+            </w:tcBorders>
+            <w:tcMar>
+              <w:top w:w="40" w:type="dxa"/>
+              <w:left w:w="80" w:type="dxa"/>
+              <w:bottom w:w="40" w:type="dxa"/>
+              <w:right w:w="80" w:type="dxa"/>
+            </w:tcMar>
+            <w:vAlign w:val="center"/>
+          </w:tcPr>
+          <w:p/>
+        </w:tc>
+        <w:tc>
+          <w:tcPr>
+            <w:tcW w:w="1165" w:type="dxa"/>
             <w:gridSpan w:val="2"/>
             <w:tcBorders>
               <w:top w:val="none" w:sz="0" w:space="0" w:color="FFFFFF"/>
@@ -3830,6 +3706,12 @@
           </w:tcPr>
           <w:p/>
         </w:tc>
+      </w:tr>
+      <w:tr>
+        <w:trPr>
+          <w:cantSplit/>
+          <w:trHeight w:hRule="exact" w:val="413"/>
+        </w:trPr>
         <w:tc>
           <w:tcPr>
             <w:tcW w:w="426" w:type="dxa"/>
@@ -3851,6 +3733,65 @@
         </w:tc>
         <w:tc>
           <w:tcPr>
+            <w:tcW w:w="2409" w:type="dxa"/>
+            <w:gridSpan w:val="2"/>
+            <w:tcBorders>
+              <w:top w:val="none" w:sz="0" w:space="0" w:color="FFFFFF"/>
+              <w:left w:val="single" w:sz="8" w:space="0" w:color="000000"/>
+              <w:bottom w:val="none" w:sz="0" w:space="0" w:color="FFFFFF"/>
+              <w:right w:val="single" w:sz="8" w:space="0" w:color="000000"/>
+            </w:tcBorders>
+            <w:tcMar>
+              <w:top w:w="40" w:type="dxa"/>
+              <w:left w:w="80" w:type="dxa"/>
+              <w:bottom w:w="40" w:type="dxa"/>
+              <w:right w:w="80" w:type="dxa"/>
+            </w:tcMar>
+            <w:vAlign w:val="center"/>
+          </w:tcPr>
+          <w:p/>
+        </w:tc>
+        <w:tc>
+          <w:tcPr>
+            <w:tcW w:w="710" w:type="dxa"/>
+            <w:tcBorders>
+              <w:top w:val="none" w:sz="0" w:space="0" w:color="FFFFFF"/>
+              <w:left w:val="single" w:sz="8" w:space="0" w:color="000000"/>
+              <w:bottom w:val="none" w:sz="0" w:space="0" w:color="FFFFFF"/>
+              <w:right w:val="single" w:sz="8" w:space="0" w:color="000000"/>
+            </w:tcBorders>
+            <w:tcMar>
+              <w:top w:w="40" w:type="dxa"/>
+              <w:left w:w="80" w:type="dxa"/>
+              <w:bottom w:w="40" w:type="dxa"/>
+              <w:right w:w="80" w:type="dxa"/>
+            </w:tcMar>
+            <w:vAlign w:val="center"/>
+          </w:tcPr>
+          <w:p/>
+        </w:tc>
+        <w:tc>
+          <w:tcPr>
+            <w:tcW w:w="567" w:type="dxa"/>
+            <w:gridSpan w:val="2"/>
+            <w:tcBorders>
+              <w:top w:val="none" w:sz="0" w:space="0" w:color="FFFFFF"/>
+              <w:left w:val="single" w:sz="8" w:space="0" w:color="000000"/>
+              <w:bottom w:val="none" w:sz="0" w:space="0" w:color="FFFFFF"/>
+              <w:right w:val="single" w:sz="8" w:space="0" w:color="000000"/>
+            </w:tcBorders>
+            <w:tcMar>
+              <w:top w:w="40" w:type="dxa"/>
+              <w:left w:w="80" w:type="dxa"/>
+              <w:bottom w:w="40" w:type="dxa"/>
+              <w:right w:w="80" w:type="dxa"/>
+            </w:tcMar>
+            <w:vAlign w:val="center"/>
+          </w:tcPr>
+          <w:p/>
+        </w:tc>
+        <w:tc>
+          <w:tcPr>
             <w:tcW w:w="850" w:type="dxa"/>
             <w:tcBorders>
               <w:top w:val="none" w:sz="0" w:space="0" w:color="FFFFFF"/>
@@ -3870,6 +3811,64 @@
         </w:tc>
         <w:tc>
           <w:tcPr>
+            <w:tcW w:w="992" w:type="dxa"/>
+            <w:gridSpan w:val="2"/>
+            <w:tcBorders>
+              <w:top w:val="none" w:sz="0" w:space="0" w:color="FFFFFF"/>
+              <w:left w:val="single" w:sz="8" w:space="0" w:color="000000"/>
+              <w:bottom w:val="none" w:sz="0" w:space="0" w:color="FFFFFF"/>
+              <w:right w:val="single" w:sz="8" w:space="0" w:color="000000"/>
+            </w:tcBorders>
+            <w:tcMar>
+              <w:top w:w="40" w:type="dxa"/>
+              <w:left w:w="80" w:type="dxa"/>
+              <w:bottom w:w="40" w:type="dxa"/>
+              <w:right w:w="80" w:type="dxa"/>
+            </w:tcMar>
+            <w:vAlign w:val="center"/>
+          </w:tcPr>
+          <w:p/>
+        </w:tc>
+        <w:tc>
+          <w:tcPr>
+            <w:tcW w:w="466" w:type="dxa"/>
+            <w:tcBorders>
+              <w:top w:val="none" w:sz="0" w:space="0" w:color="FFFFFF"/>
+              <w:left w:val="single" w:sz="8" w:space="0" w:color="000000"/>
+              <w:bottom w:val="none" w:sz="0" w:space="0" w:color="FFFFFF"/>
+              <w:right w:val="single" w:sz="8" w:space="0" w:color="000000"/>
+            </w:tcBorders>
+            <w:tcMar>
+              <w:top w:w="40" w:type="dxa"/>
+              <w:left w:w="80" w:type="dxa"/>
+              <w:bottom w:w="40" w:type="dxa"/>
+              <w:right w:w="80" w:type="dxa"/>
+            </w:tcMar>
+            <w:vAlign w:val="center"/>
+          </w:tcPr>
+          <w:p/>
+        </w:tc>
+        <w:tc>
+          <w:tcPr>
+            <w:tcW w:w="850" w:type="dxa"/>
+            <w:tcBorders>
+              <w:top w:val="none" w:sz="0" w:space="0" w:color="FFFFFF"/>
+              <w:left w:val="single" w:sz="8" w:space="0" w:color="000000"/>
+              <w:bottom w:val="none" w:sz="0" w:space="0" w:color="FFFFFF"/>
+              <w:right w:val="single" w:sz="8" w:space="0" w:color="000000"/>
+            </w:tcBorders>
+            <w:tcMar>
+              <w:top w:w="40" w:type="dxa"/>
+              <w:left w:w="80" w:type="dxa"/>
+              <w:bottom w:w="40" w:type="dxa"/>
+              <w:right w:w="80" w:type="dxa"/>
+            </w:tcMar>
+            <w:vAlign w:val="center"/>
+          </w:tcPr>
+          <w:p/>
+        </w:tc>
+        <w:tc>
+          <w:tcPr>
             <w:tcW w:w="498" w:type="dxa"/>
             <w:tcBorders>
               <w:top w:val="none" w:sz="0" w:space="0" w:color="FFFFFF"/>
@@ -3889,7 +3888,7 @@
         </w:tc>
         <w:tc>
           <w:tcPr>
-            <w:tcW w:w="778" w:type="dxa"/>
+            <w:tcW w:w="880" w:type="dxa"/>
             <w:gridSpan w:val="3"/>
             <w:tcBorders>
               <w:top w:val="none" w:sz="0" w:space="0" w:color="FFFFFF"/>
@@ -3909,26 +3908,284 @@
         </w:tc>
         <w:tc>
           <w:tcPr>
-            <w:tcW w:w="542" w:type="dxa"/>
-            <w:tcBorders>
-              <w:top w:val="none" w:sz="0" w:space="0" w:color="FFFFFF"/>
-              <w:left w:val="single" w:sz="8" w:space="0" w:color="000000"/>
-              <w:bottom w:val="none" w:sz="0" w:space="0" w:color="FFFFFF"/>
-              <w:right w:val="single" w:sz="8" w:space="0" w:color="000000"/>
-            </w:tcBorders>
-            <w:tcMar>
-              <w:top w:w="40" w:type="dxa"/>
-              <w:left w:w="80" w:type="dxa"/>
-              <w:bottom w:w="40" w:type="dxa"/>
-              <w:right w:w="80" w:type="dxa"/>
-            </w:tcMar>
-            <w:vAlign w:val="center"/>
-          </w:tcPr>
-          <w:p/>
-        </w:tc>
-        <w:tc>
-          <w:tcPr>
-            <w:tcW w:w="885" w:type="dxa"/>
+            <w:tcW w:w="567" w:type="dxa"/>
+            <w:tcBorders>
+              <w:top w:val="none" w:sz="0" w:space="0" w:color="FFFFFF"/>
+              <w:left w:val="single" w:sz="8" w:space="0" w:color="000000"/>
+              <w:bottom w:val="none" w:sz="0" w:space="0" w:color="FFFFFF"/>
+              <w:right w:val="single" w:sz="8" w:space="0" w:color="000000"/>
+            </w:tcBorders>
+            <w:tcMar>
+              <w:top w:w="40" w:type="dxa"/>
+              <w:left w:w="80" w:type="dxa"/>
+              <w:bottom w:w="40" w:type="dxa"/>
+              <w:right w:w="80" w:type="dxa"/>
+            </w:tcMar>
+            <w:vAlign w:val="center"/>
+          </w:tcPr>
+          <w:p/>
+        </w:tc>
+        <w:tc>
+          <w:tcPr>
+            <w:tcW w:w="758" w:type="dxa"/>
+            <w:tcBorders>
+              <w:top w:val="none" w:sz="0" w:space="0" w:color="FFFFFF"/>
+              <w:left w:val="single" w:sz="8" w:space="0" w:color="000000"/>
+              <w:bottom w:val="none" w:sz="0" w:space="0" w:color="FFFFFF"/>
+              <w:right w:val="single" w:sz="8" w:space="0" w:color="000000"/>
+            </w:tcBorders>
+            <w:tcMar>
+              <w:top w:w="40" w:type="dxa"/>
+              <w:left w:w="80" w:type="dxa"/>
+              <w:bottom w:w="40" w:type="dxa"/>
+              <w:right w:w="80" w:type="dxa"/>
+            </w:tcMar>
+            <w:vAlign w:val="center"/>
+          </w:tcPr>
+          <w:p/>
+        </w:tc>
+        <w:tc>
+          <w:tcPr>
+            <w:tcW w:w="1165" w:type="dxa"/>
+            <w:gridSpan w:val="2"/>
+            <w:tcBorders>
+              <w:top w:val="none" w:sz="0" w:space="0" w:color="FFFFFF"/>
+              <w:left w:val="single" w:sz="8" w:space="0" w:color="000000"/>
+              <w:bottom w:val="none" w:sz="0" w:space="0" w:color="FFFFFF"/>
+              <w:right w:val="single" w:sz="8" w:space="0" w:color="000000"/>
+            </w:tcBorders>
+            <w:tcMar>
+              <w:top w:w="40" w:type="dxa"/>
+              <w:left w:w="80" w:type="dxa"/>
+              <w:bottom w:w="40" w:type="dxa"/>
+              <w:right w:w="80" w:type="dxa"/>
+            </w:tcMar>
+            <w:vAlign w:val="center"/>
+          </w:tcPr>
+          <w:p/>
+        </w:tc>
+      </w:tr>
+      <w:tr>
+        <w:trPr>
+          <w:cantSplit/>
+          <w:trHeight w:hRule="exact" w:val="413"/>
+        </w:trPr>
+        <w:tc>
+          <w:tcPr>
+            <w:tcW w:w="426" w:type="dxa"/>
+            <w:tcBorders>
+              <w:top w:val="none" w:sz="0" w:space="0" w:color="FFFFFF"/>
+              <w:left w:val="single" w:sz="8" w:space="0" w:color="000000"/>
+              <w:bottom w:val="none" w:sz="0" w:space="0" w:color="FFFFFF"/>
+              <w:right w:val="single" w:sz="8" w:space="0" w:color="000000"/>
+            </w:tcBorders>
+            <w:tcMar>
+              <w:top w:w="40" w:type="dxa"/>
+              <w:left w:w="80" w:type="dxa"/>
+              <w:bottom w:w="40" w:type="dxa"/>
+              <w:right w:w="80" w:type="dxa"/>
+            </w:tcMar>
+            <w:vAlign w:val="center"/>
+          </w:tcPr>
+          <w:p/>
+        </w:tc>
+        <w:tc>
+          <w:tcPr>
+            <w:tcW w:w="2409" w:type="dxa"/>
+            <w:gridSpan w:val="2"/>
+            <w:tcBorders>
+              <w:top w:val="none" w:sz="0" w:space="0" w:color="FFFFFF"/>
+              <w:left w:val="single" w:sz="8" w:space="0" w:color="000000"/>
+              <w:bottom w:val="none" w:sz="0" w:space="0" w:color="FFFFFF"/>
+              <w:right w:val="single" w:sz="8" w:space="0" w:color="000000"/>
+            </w:tcBorders>
+            <w:tcMar>
+              <w:top w:w="40" w:type="dxa"/>
+              <w:left w:w="80" w:type="dxa"/>
+              <w:bottom w:w="40" w:type="dxa"/>
+              <w:right w:w="80" w:type="dxa"/>
+            </w:tcMar>
+            <w:vAlign w:val="center"/>
+          </w:tcPr>
+          <w:p/>
+        </w:tc>
+        <w:tc>
+          <w:tcPr>
+            <w:tcW w:w="710" w:type="dxa"/>
+            <w:tcBorders>
+              <w:top w:val="none" w:sz="0" w:space="0" w:color="FFFFFF"/>
+              <w:left w:val="single" w:sz="8" w:space="0" w:color="000000"/>
+              <w:bottom w:val="none" w:sz="0" w:space="0" w:color="FFFFFF"/>
+              <w:right w:val="single" w:sz="8" w:space="0" w:color="000000"/>
+            </w:tcBorders>
+            <w:tcMar>
+              <w:top w:w="40" w:type="dxa"/>
+              <w:left w:w="80" w:type="dxa"/>
+              <w:bottom w:w="40" w:type="dxa"/>
+              <w:right w:w="80" w:type="dxa"/>
+            </w:tcMar>
+            <w:vAlign w:val="center"/>
+          </w:tcPr>
+          <w:p/>
+        </w:tc>
+        <w:tc>
+          <w:tcPr>
+            <w:tcW w:w="567" w:type="dxa"/>
+            <w:gridSpan w:val="2"/>
+            <w:tcBorders>
+              <w:top w:val="none" w:sz="0" w:space="0" w:color="FFFFFF"/>
+              <w:left w:val="single" w:sz="8" w:space="0" w:color="000000"/>
+              <w:bottom w:val="none" w:sz="0" w:space="0" w:color="FFFFFF"/>
+              <w:right w:val="single" w:sz="8" w:space="0" w:color="000000"/>
+            </w:tcBorders>
+            <w:tcMar>
+              <w:top w:w="40" w:type="dxa"/>
+              <w:left w:w="80" w:type="dxa"/>
+              <w:bottom w:w="40" w:type="dxa"/>
+              <w:right w:w="80" w:type="dxa"/>
+            </w:tcMar>
+            <w:vAlign w:val="center"/>
+          </w:tcPr>
+          <w:p/>
+        </w:tc>
+        <w:tc>
+          <w:tcPr>
+            <w:tcW w:w="850" w:type="dxa"/>
+            <w:tcBorders>
+              <w:top w:val="none" w:sz="0" w:space="0" w:color="FFFFFF"/>
+              <w:left w:val="single" w:sz="8" w:space="0" w:color="000000"/>
+              <w:bottom w:val="none" w:sz="0" w:space="0" w:color="FFFFFF"/>
+              <w:right w:val="single" w:sz="8" w:space="0" w:color="000000"/>
+            </w:tcBorders>
+            <w:tcMar>
+              <w:top w:w="40" w:type="dxa"/>
+              <w:left w:w="80" w:type="dxa"/>
+              <w:bottom w:w="40" w:type="dxa"/>
+              <w:right w:w="80" w:type="dxa"/>
+            </w:tcMar>
+            <w:vAlign w:val="center"/>
+          </w:tcPr>
+          <w:p/>
+        </w:tc>
+        <w:tc>
+          <w:tcPr>
+            <w:tcW w:w="992" w:type="dxa"/>
+            <w:gridSpan w:val="2"/>
+            <w:tcBorders>
+              <w:top w:val="none" w:sz="0" w:space="0" w:color="FFFFFF"/>
+              <w:left w:val="single" w:sz="8" w:space="0" w:color="000000"/>
+              <w:bottom w:val="none" w:sz="0" w:space="0" w:color="FFFFFF"/>
+              <w:right w:val="single" w:sz="8" w:space="0" w:color="000000"/>
+            </w:tcBorders>
+            <w:tcMar>
+              <w:top w:w="40" w:type="dxa"/>
+              <w:left w:w="80" w:type="dxa"/>
+              <w:bottom w:w="40" w:type="dxa"/>
+              <w:right w:w="80" w:type="dxa"/>
+            </w:tcMar>
+            <w:vAlign w:val="center"/>
+          </w:tcPr>
+          <w:p/>
+        </w:tc>
+        <w:tc>
+          <w:tcPr>
+            <w:tcW w:w="466" w:type="dxa"/>
+            <w:tcBorders>
+              <w:top w:val="none" w:sz="0" w:space="0" w:color="FFFFFF"/>
+              <w:left w:val="single" w:sz="8" w:space="0" w:color="000000"/>
+              <w:bottom w:val="none" w:sz="0" w:space="0" w:color="FFFFFF"/>
+              <w:right w:val="single" w:sz="8" w:space="0" w:color="000000"/>
+            </w:tcBorders>
+            <w:tcMar>
+              <w:top w:w="40" w:type="dxa"/>
+              <w:left w:w="80" w:type="dxa"/>
+              <w:bottom w:w="40" w:type="dxa"/>
+              <w:right w:w="80" w:type="dxa"/>
+            </w:tcMar>
+            <w:vAlign w:val="center"/>
+          </w:tcPr>
+          <w:p/>
+        </w:tc>
+        <w:tc>
+          <w:tcPr>
+            <w:tcW w:w="850" w:type="dxa"/>
+            <w:tcBorders>
+              <w:top w:val="none" w:sz="0" w:space="0" w:color="FFFFFF"/>
+              <w:left w:val="single" w:sz="8" w:space="0" w:color="000000"/>
+              <w:bottom w:val="none" w:sz="0" w:space="0" w:color="FFFFFF"/>
+              <w:right w:val="single" w:sz="8" w:space="0" w:color="000000"/>
+            </w:tcBorders>
+            <w:tcMar>
+              <w:top w:w="40" w:type="dxa"/>
+              <w:left w:w="80" w:type="dxa"/>
+              <w:bottom w:w="40" w:type="dxa"/>
+              <w:right w:w="80" w:type="dxa"/>
+            </w:tcMar>
+            <w:vAlign w:val="center"/>
+          </w:tcPr>
+          <w:p/>
+        </w:tc>
+        <w:tc>
+          <w:tcPr>
+            <w:tcW w:w="498" w:type="dxa"/>
+            <w:tcBorders>
+              <w:top w:val="none" w:sz="0" w:space="0" w:color="FFFFFF"/>
+              <w:left w:val="single" w:sz="8" w:space="0" w:color="000000"/>
+              <w:bottom w:val="none" w:sz="0" w:space="0" w:color="FFFFFF"/>
+              <w:right w:val="single" w:sz="8" w:space="0" w:color="000000"/>
+            </w:tcBorders>
+            <w:tcMar>
+              <w:top w:w="40" w:type="dxa"/>
+              <w:left w:w="80" w:type="dxa"/>
+              <w:bottom w:w="40" w:type="dxa"/>
+              <w:right w:w="80" w:type="dxa"/>
+            </w:tcMar>
+            <w:vAlign w:val="center"/>
+          </w:tcPr>
+          <w:p/>
+        </w:tc>
+        <w:tc>
+          <w:tcPr>
+            <w:tcW w:w="880" w:type="dxa"/>
+            <w:gridSpan w:val="3"/>
+            <w:tcBorders>
+              <w:top w:val="none" w:sz="0" w:space="0" w:color="FFFFFF"/>
+              <w:left w:val="single" w:sz="8" w:space="0" w:color="000000"/>
+              <w:bottom w:val="none" w:sz="0" w:space="0" w:color="FFFFFF"/>
+              <w:right w:val="single" w:sz="8" w:space="0" w:color="000000"/>
+            </w:tcBorders>
+            <w:tcMar>
+              <w:top w:w="40" w:type="dxa"/>
+              <w:left w:w="80" w:type="dxa"/>
+              <w:bottom w:w="40" w:type="dxa"/>
+              <w:right w:w="80" w:type="dxa"/>
+            </w:tcMar>
+            <w:vAlign w:val="center"/>
+          </w:tcPr>
+          <w:p/>
+        </w:tc>
+        <w:tc>
+          <w:tcPr>
+            <w:tcW w:w="567" w:type="dxa"/>
+            <w:tcBorders>
+              <w:top w:val="none" w:sz="0" w:space="0" w:color="FFFFFF"/>
+              <w:left w:val="single" w:sz="8" w:space="0" w:color="000000"/>
+              <w:bottom w:val="none" w:sz="0" w:space="0" w:color="FFFFFF"/>
+              <w:right w:val="single" w:sz="8" w:space="0" w:color="000000"/>
+            </w:tcBorders>
+            <w:tcMar>
+              <w:top w:w="40" w:type="dxa"/>
+              <w:left w:w="80" w:type="dxa"/>
+              <w:bottom w:w="40" w:type="dxa"/>
+              <w:right w:w="80" w:type="dxa"/>
+            </w:tcMar>
+            <w:vAlign w:val="center"/>
+          </w:tcPr>
+          <w:p/>
+        </w:tc>
+        <w:tc>
+          <w:tcPr>
+            <w:tcW w:w="758" w:type="dxa"/>
             <w:tcBorders>
               <w:top w:val="none" w:sz="0" w:space="0" w:color="FFFFFF"/>
               <w:left w:val="single" w:sz="8" w:space="0" w:color="000000"/>
@@ -3973,7 +4230,7 @@
         </w:trPr>
         <w:tc>
           <w:tcPr>
-            <w:tcW w:w="3402" w:type="dxa"/>
+            <w:tcW w:w="3545" w:type="dxa"/>
             <w:gridSpan w:val="4"/>
             <w:tcBorders>
               <w:top w:val="single" w:sz="8" w:space="0" w:color="000000"/>
@@ -4006,7 +4263,7 @@
         </w:tc>
         <w:tc>
           <w:tcPr>
-            <w:tcW w:w="425" w:type="dxa"/>
+            <w:tcW w:w="567" w:type="dxa"/>
             <w:gridSpan w:val="2"/>
             <w:tcBorders>
               <w:top w:val="single" w:sz="8" w:space="0" w:color="000000"/>
@@ -4043,8 +4300,7 @@
         </w:tc>
         <w:tc>
           <w:tcPr>
-            <w:tcW w:w="992" w:type="dxa"/>
-            <w:gridSpan w:val="2"/>
+            <w:tcW w:w="850" w:type="dxa"/>
             <w:tcBorders>
               <w:top w:val="single" w:sz="8" w:space="0" w:color="000000"/>
               <w:left w:val="single" w:sz="8" w:space="0" w:color="000000"/>
@@ -4067,7 +4323,7 @@
         </w:tc>
         <w:tc>
           <w:tcPr>
-            <w:tcW w:w="1135" w:type="dxa"/>
+            <w:tcW w:w="992" w:type="dxa"/>
             <w:gridSpan w:val="2"/>
             <w:tcBorders>
               <w:top w:val="single" w:sz="8" w:space="0" w:color="000000"/>
@@ -4087,22 +4343,26 @@
             <w:pPr>
               <w:jc w:val="center"/>
               <w:rPr>
+                <w:b/>
+                <w:bCs/>
                 <w:sz w:val="16"/>
                 <w:szCs w:val="16"/>
               </w:rPr>
             </w:pPr>
             <w:r>
               <w:rPr>
-                <w:sz w:val="18"/>
-                <w:szCs w:val="18"/>
-              </w:rPr>
-              <w:t>{{ITEM_TOTAL}}</w:t>
-            </w:r>
-          </w:p>
-        </w:tc>
-        <w:tc>
-          <w:tcPr>
-            <w:tcW w:w="426" w:type="dxa"/>
+                <w:b/>
+                <w:bCs/>
+                <w:sz w:val="16"/>
+                <w:szCs w:val="16"/>
+              </w:rPr>
+              <w:t>{{TAXABLE_AMOUNT}}</w:t>
+            </w:r>
+          </w:p>
+        </w:tc>
+        <w:tc>
+          <w:tcPr>
+            <w:tcW w:w="466" w:type="dxa"/>
             <w:tcBorders>
               <w:top w:val="single" w:sz="8" w:space="0" w:color="000000"/>
               <w:left w:val="single" w:sz="8" w:space="0" w:color="000000"/>
@@ -4180,7 +4440,7 @@
         </w:tc>
         <w:tc>
           <w:tcPr>
-            <w:tcW w:w="778" w:type="dxa"/>
+            <w:tcW w:w="880" w:type="dxa"/>
             <w:gridSpan w:val="3"/>
             <w:tcBorders>
               <w:top w:val="single" w:sz="8" w:space="0" w:color="000000"/>
@@ -4217,7 +4477,7 @@
         </w:tc>
         <w:tc>
           <w:tcPr>
-            <w:tcW w:w="542" w:type="dxa"/>
+            <w:tcW w:w="567" w:type="dxa"/>
             <w:tcBorders>
               <w:top w:val="single" w:sz="8" w:space="0" w:color="000000"/>
               <w:left w:val="single" w:sz="8" w:space="0" w:color="000000"/>
@@ -4240,7 +4500,7 @@
         </w:tc>
         <w:tc>
           <w:tcPr>
-            <w:tcW w:w="885" w:type="dxa"/>
+            <w:tcW w:w="758" w:type="dxa"/>
             <w:tcBorders>
               <w:top w:val="single" w:sz="8" w:space="0" w:color="000000"/>
               <w:left w:val="single" w:sz="8" w:space="0" w:color="000000"/>
@@ -4312,7 +4572,7 @@
         <w:tc>
           <w:tcPr>
             <w:tcW w:w="5579" w:type="dxa"/>
-            <w:gridSpan w:val="9"/>
+            <w:gridSpan w:val="8"/>
             <w:tcBorders>
               <w:top w:val="none" w:sz="0" w:space="0" w:color="FFFFFF"/>
               <w:left w:val="none" w:sz="0" w:space="0" w:color="FFFFFF"/>
@@ -4762,7 +5022,7 @@
         </w:tc>
         <w:tc>
           <w:tcPr>
-            <w:tcW w:w="5519" w:type="dxa"/>
+            <w:tcW w:w="5559" w:type="dxa"/>
             <w:gridSpan w:val="11"/>
             <w:tcBorders>
               <w:top w:val="none" w:sz="0" w:space="0" w:color="FFFFFF"/>
@@ -5294,7 +5554,7 @@
             <w:tr>
               <w:trPr>
                 <w:cantSplit/>
-                <w:trHeight w:val="185"/>
+                <w:trHeight w:val="190"/>
               </w:trPr>
               <w:tc>
                 <w:tcPr>
@@ -5340,6 +5600,14 @@
     <w:p>
       <w:pPr>
         <w:spacing w:before="60"/>
+      </w:pPr>
+    </w:p>
+    <w:p/>
+    <w:p/>
+    <w:p/>
+    <w:p>
+      <w:pPr>
+        <w:jc w:val="right"/>
       </w:pPr>
     </w:p>
     <w:sectPr>
@@ -5968,7 +6236,6 @@
   <w:style w:type="character" w:default="1" w:styleId="DefaultParagraphFont">
     <w:name w:val="Default Paragraph Font"/>
     <w:uiPriority w:val="1"/>
-    <w:semiHidden/>
     <w:unhideWhenUsed/>
   </w:style>
   <w:style w:type="table" w:default="1" w:styleId="TableNormal">

--- a/Invoice.docx
+++ b/Invoice.docx
@@ -107,7 +107,7 @@
                 <w:noProof/>
               </w:rPr>
               <w:drawing>
-                <wp:inline distT="0" distB="0" distL="0" distR="0" wp14:anchorId="7E81D3B7" wp14:editId="5025A7FD">
+                <wp:inline distT="0" distB="0" distL="0" distR="0" wp14:anchorId="7E81D3B7" wp14:editId="47B03661">
                   <wp:extent cx="1436914" cy="1077686"/>
                   <wp:effectExtent l="0" t="0" r="0" b="8255"/>
                   <wp:docPr id="236097279" name="Picture 1"/>
@@ -265,7 +265,41 @@
           </w:tcPr>
           <w:p>
             <w:r>
-              <w:t>{{SHOP_ADDRESS}}</w:t>
+              <w:t>{{</w:t>
+            </w:r>
+            <w:r>
+              <w:t>AD_LINE1</w:t>
+            </w:r>
+            <w:r>
+              <w:t>}}</w:t>
+            </w:r>
+          </w:p>
+          <w:p>
+            <w:r>
+              <w:t>{{</w:t>
+            </w:r>
+            <w:r>
+              <w:t>AD_LINE</w:t>
+            </w:r>
+            <w:r>
+              <w:t>2</w:t>
+            </w:r>
+            <w:r>
+              <w:t>}}</w:t>
+            </w:r>
+          </w:p>
+          <w:p>
+            <w:r>
+              <w:t>{{</w:t>
+            </w:r>
+            <w:r>
+              <w:t>AD_LINE</w:t>
+            </w:r>
+            <w:r>
+              <w:t>3</w:t>
+            </w:r>
+            <w:r>
+              <w:t>}}</w:t>
             </w:r>
           </w:p>
         </w:tc>
@@ -1083,7 +1117,7 @@
                 <w:sz w:val="18"/>
                 <w:szCs w:val="18"/>
               </w:rPr>
-              <w:t>HSN / SAC</w:t>
+              <w:t xml:space="preserve">HSN </w:t>
             </w:r>
           </w:p>
         </w:tc>
@@ -3195,264 +3229,6 @@
         <w:trPr>
           <w:cantSplit/>
           <w:trHeight w:hRule="exact" w:val="410"/>
-        </w:trPr>
-        <w:tc>
-          <w:tcPr>
-            <w:tcW w:w="426" w:type="dxa"/>
-            <w:tcBorders>
-              <w:top w:val="none" w:sz="0" w:space="0" w:color="FFFFFF"/>
-              <w:left w:val="single" w:sz="8" w:space="0" w:color="000000"/>
-              <w:bottom w:val="none" w:sz="0" w:space="0" w:color="FFFFFF"/>
-              <w:right w:val="single" w:sz="8" w:space="0" w:color="000000"/>
-            </w:tcBorders>
-            <w:tcMar>
-              <w:top w:w="40" w:type="dxa"/>
-              <w:left w:w="80" w:type="dxa"/>
-              <w:bottom w:w="40" w:type="dxa"/>
-              <w:right w:w="80" w:type="dxa"/>
-            </w:tcMar>
-            <w:vAlign w:val="center"/>
-          </w:tcPr>
-          <w:p/>
-        </w:tc>
-        <w:tc>
-          <w:tcPr>
-            <w:tcW w:w="2409" w:type="dxa"/>
-            <w:gridSpan w:val="2"/>
-            <w:tcBorders>
-              <w:top w:val="none" w:sz="0" w:space="0" w:color="FFFFFF"/>
-              <w:left w:val="single" w:sz="8" w:space="0" w:color="000000"/>
-              <w:bottom w:val="none" w:sz="0" w:space="0" w:color="FFFFFF"/>
-              <w:right w:val="single" w:sz="8" w:space="0" w:color="000000"/>
-            </w:tcBorders>
-            <w:tcMar>
-              <w:top w:w="40" w:type="dxa"/>
-              <w:left w:w="80" w:type="dxa"/>
-              <w:bottom w:w="40" w:type="dxa"/>
-              <w:right w:w="80" w:type="dxa"/>
-            </w:tcMar>
-            <w:vAlign w:val="center"/>
-          </w:tcPr>
-          <w:p/>
-        </w:tc>
-        <w:tc>
-          <w:tcPr>
-            <w:tcW w:w="710" w:type="dxa"/>
-            <w:tcBorders>
-              <w:top w:val="none" w:sz="0" w:space="0" w:color="FFFFFF"/>
-              <w:left w:val="single" w:sz="8" w:space="0" w:color="000000"/>
-              <w:bottom w:val="none" w:sz="0" w:space="0" w:color="FFFFFF"/>
-              <w:right w:val="single" w:sz="8" w:space="0" w:color="000000"/>
-            </w:tcBorders>
-            <w:tcMar>
-              <w:top w:w="40" w:type="dxa"/>
-              <w:left w:w="80" w:type="dxa"/>
-              <w:bottom w:w="40" w:type="dxa"/>
-              <w:right w:w="80" w:type="dxa"/>
-            </w:tcMar>
-            <w:vAlign w:val="center"/>
-          </w:tcPr>
-          <w:p/>
-        </w:tc>
-        <w:tc>
-          <w:tcPr>
-            <w:tcW w:w="567" w:type="dxa"/>
-            <w:gridSpan w:val="2"/>
-            <w:tcBorders>
-              <w:top w:val="none" w:sz="0" w:space="0" w:color="FFFFFF"/>
-              <w:left w:val="single" w:sz="8" w:space="0" w:color="000000"/>
-              <w:bottom w:val="none" w:sz="0" w:space="0" w:color="FFFFFF"/>
-              <w:right w:val="single" w:sz="8" w:space="0" w:color="000000"/>
-            </w:tcBorders>
-            <w:tcMar>
-              <w:top w:w="40" w:type="dxa"/>
-              <w:left w:w="80" w:type="dxa"/>
-              <w:bottom w:w="40" w:type="dxa"/>
-              <w:right w:w="80" w:type="dxa"/>
-            </w:tcMar>
-            <w:vAlign w:val="center"/>
-          </w:tcPr>
-          <w:p/>
-        </w:tc>
-        <w:tc>
-          <w:tcPr>
-            <w:tcW w:w="850" w:type="dxa"/>
-            <w:tcBorders>
-              <w:top w:val="none" w:sz="0" w:space="0" w:color="FFFFFF"/>
-              <w:left w:val="single" w:sz="8" w:space="0" w:color="000000"/>
-              <w:bottom w:val="none" w:sz="0" w:space="0" w:color="FFFFFF"/>
-              <w:right w:val="single" w:sz="8" w:space="0" w:color="000000"/>
-            </w:tcBorders>
-            <w:tcMar>
-              <w:top w:w="40" w:type="dxa"/>
-              <w:left w:w="80" w:type="dxa"/>
-              <w:bottom w:w="40" w:type="dxa"/>
-              <w:right w:w="80" w:type="dxa"/>
-            </w:tcMar>
-            <w:vAlign w:val="center"/>
-          </w:tcPr>
-          <w:p/>
-        </w:tc>
-        <w:tc>
-          <w:tcPr>
-            <w:tcW w:w="992" w:type="dxa"/>
-            <w:gridSpan w:val="2"/>
-            <w:tcBorders>
-              <w:top w:val="none" w:sz="0" w:space="0" w:color="FFFFFF"/>
-              <w:left w:val="single" w:sz="8" w:space="0" w:color="000000"/>
-              <w:bottom w:val="none" w:sz="0" w:space="0" w:color="FFFFFF"/>
-              <w:right w:val="single" w:sz="8" w:space="0" w:color="000000"/>
-            </w:tcBorders>
-            <w:tcMar>
-              <w:top w:w="40" w:type="dxa"/>
-              <w:left w:w="80" w:type="dxa"/>
-              <w:bottom w:w="40" w:type="dxa"/>
-              <w:right w:w="80" w:type="dxa"/>
-            </w:tcMar>
-            <w:vAlign w:val="center"/>
-          </w:tcPr>
-          <w:p/>
-        </w:tc>
-        <w:tc>
-          <w:tcPr>
-            <w:tcW w:w="466" w:type="dxa"/>
-            <w:tcBorders>
-              <w:top w:val="none" w:sz="0" w:space="0" w:color="FFFFFF"/>
-              <w:left w:val="single" w:sz="8" w:space="0" w:color="000000"/>
-              <w:bottom w:val="none" w:sz="0" w:space="0" w:color="FFFFFF"/>
-              <w:right w:val="single" w:sz="8" w:space="0" w:color="000000"/>
-            </w:tcBorders>
-            <w:tcMar>
-              <w:top w:w="40" w:type="dxa"/>
-              <w:left w:w="80" w:type="dxa"/>
-              <w:bottom w:w="40" w:type="dxa"/>
-              <w:right w:w="80" w:type="dxa"/>
-            </w:tcMar>
-            <w:vAlign w:val="center"/>
-          </w:tcPr>
-          <w:p/>
-        </w:tc>
-        <w:tc>
-          <w:tcPr>
-            <w:tcW w:w="850" w:type="dxa"/>
-            <w:tcBorders>
-              <w:top w:val="none" w:sz="0" w:space="0" w:color="FFFFFF"/>
-              <w:left w:val="single" w:sz="8" w:space="0" w:color="000000"/>
-              <w:bottom w:val="none" w:sz="0" w:space="0" w:color="FFFFFF"/>
-              <w:right w:val="single" w:sz="8" w:space="0" w:color="000000"/>
-            </w:tcBorders>
-            <w:tcMar>
-              <w:top w:w="40" w:type="dxa"/>
-              <w:left w:w="80" w:type="dxa"/>
-              <w:bottom w:w="40" w:type="dxa"/>
-              <w:right w:w="80" w:type="dxa"/>
-            </w:tcMar>
-            <w:vAlign w:val="center"/>
-          </w:tcPr>
-          <w:p/>
-        </w:tc>
-        <w:tc>
-          <w:tcPr>
-            <w:tcW w:w="498" w:type="dxa"/>
-            <w:tcBorders>
-              <w:top w:val="none" w:sz="0" w:space="0" w:color="FFFFFF"/>
-              <w:left w:val="single" w:sz="8" w:space="0" w:color="000000"/>
-              <w:bottom w:val="none" w:sz="0" w:space="0" w:color="FFFFFF"/>
-              <w:right w:val="single" w:sz="8" w:space="0" w:color="000000"/>
-            </w:tcBorders>
-            <w:tcMar>
-              <w:top w:w="40" w:type="dxa"/>
-              <w:left w:w="80" w:type="dxa"/>
-              <w:bottom w:w="40" w:type="dxa"/>
-              <w:right w:w="80" w:type="dxa"/>
-            </w:tcMar>
-            <w:vAlign w:val="center"/>
-          </w:tcPr>
-          <w:p/>
-        </w:tc>
-        <w:tc>
-          <w:tcPr>
-            <w:tcW w:w="880" w:type="dxa"/>
-            <w:gridSpan w:val="3"/>
-            <w:tcBorders>
-              <w:top w:val="none" w:sz="0" w:space="0" w:color="FFFFFF"/>
-              <w:left w:val="single" w:sz="8" w:space="0" w:color="000000"/>
-              <w:bottom w:val="none" w:sz="0" w:space="0" w:color="FFFFFF"/>
-              <w:right w:val="single" w:sz="8" w:space="0" w:color="000000"/>
-            </w:tcBorders>
-            <w:tcMar>
-              <w:top w:w="40" w:type="dxa"/>
-              <w:left w:w="80" w:type="dxa"/>
-              <w:bottom w:w="40" w:type="dxa"/>
-              <w:right w:w="80" w:type="dxa"/>
-            </w:tcMar>
-            <w:vAlign w:val="center"/>
-          </w:tcPr>
-          <w:p/>
-        </w:tc>
-        <w:tc>
-          <w:tcPr>
-            <w:tcW w:w="567" w:type="dxa"/>
-            <w:tcBorders>
-              <w:top w:val="none" w:sz="0" w:space="0" w:color="FFFFFF"/>
-              <w:left w:val="single" w:sz="8" w:space="0" w:color="000000"/>
-              <w:bottom w:val="none" w:sz="0" w:space="0" w:color="FFFFFF"/>
-              <w:right w:val="single" w:sz="8" w:space="0" w:color="000000"/>
-            </w:tcBorders>
-            <w:tcMar>
-              <w:top w:w="40" w:type="dxa"/>
-              <w:left w:w="80" w:type="dxa"/>
-              <w:bottom w:w="40" w:type="dxa"/>
-              <w:right w:w="80" w:type="dxa"/>
-            </w:tcMar>
-            <w:vAlign w:val="center"/>
-          </w:tcPr>
-          <w:p/>
-        </w:tc>
-        <w:tc>
-          <w:tcPr>
-            <w:tcW w:w="758" w:type="dxa"/>
-            <w:tcBorders>
-              <w:top w:val="none" w:sz="0" w:space="0" w:color="FFFFFF"/>
-              <w:left w:val="single" w:sz="8" w:space="0" w:color="000000"/>
-              <w:bottom w:val="none" w:sz="0" w:space="0" w:color="FFFFFF"/>
-              <w:right w:val="single" w:sz="8" w:space="0" w:color="000000"/>
-            </w:tcBorders>
-            <w:tcMar>
-              <w:top w:w="40" w:type="dxa"/>
-              <w:left w:w="80" w:type="dxa"/>
-              <w:bottom w:w="40" w:type="dxa"/>
-              <w:right w:w="80" w:type="dxa"/>
-            </w:tcMar>
-            <w:vAlign w:val="center"/>
-          </w:tcPr>
-          <w:p/>
-        </w:tc>
-        <w:tc>
-          <w:tcPr>
-            <w:tcW w:w="1165" w:type="dxa"/>
-            <w:gridSpan w:val="2"/>
-            <w:tcBorders>
-              <w:top w:val="none" w:sz="0" w:space="0" w:color="FFFFFF"/>
-              <w:left w:val="single" w:sz="8" w:space="0" w:color="000000"/>
-              <w:bottom w:val="none" w:sz="0" w:space="0" w:color="FFFFFF"/>
-              <w:right w:val="single" w:sz="8" w:space="0" w:color="000000"/>
-            </w:tcBorders>
-            <w:tcMar>
-              <w:top w:w="40" w:type="dxa"/>
-              <w:left w:w="80" w:type="dxa"/>
-              <w:bottom w:w="40" w:type="dxa"/>
-              <w:right w:w="80" w:type="dxa"/>
-            </w:tcMar>
-            <w:vAlign w:val="center"/>
-          </w:tcPr>
-          <w:p/>
-        </w:tc>
-      </w:tr>
-      <w:tr>
-        <w:trPr>
-          <w:cantSplit/>
-          <w:trHeight w:hRule="exact" w:val="413"/>
         </w:trPr>
         <w:tc>
           <w:tcPr>
@@ -6236,6 +6012,7 @@
   <w:style w:type="character" w:default="1" w:styleId="DefaultParagraphFont">
     <w:name w:val="Default Paragraph Font"/>
     <w:uiPriority w:val="1"/>
+    <w:semiHidden/>
     <w:unhideWhenUsed/>
   </w:style>
   <w:style w:type="table" w:default="1" w:styleId="TableNormal">

--- a/Invoice.docx
+++ b/Invoice.docx
@@ -4,7 +4,7 @@
   <w:body>
     <w:tbl>
       <w:tblPr>
-        <w:tblW w:w="11138" w:type="dxa"/>
+        <w:tblW w:w="11341" w:type="dxa"/>
         <w:tblInd w:w="-284" w:type="dxa"/>
         <w:tblBorders>
           <w:top w:val="none" w:sz="0" w:space="0" w:color="FFFFFF"/>
@@ -24,23 +24,22 @@
       <w:tblGrid>
         <w:gridCol w:w="426"/>
         <w:gridCol w:w="1023"/>
-        <w:gridCol w:w="1386"/>
-        <w:gridCol w:w="710"/>
-        <w:gridCol w:w="342"/>
-        <w:gridCol w:w="225"/>
-        <w:gridCol w:w="850"/>
-        <w:gridCol w:w="617"/>
-        <w:gridCol w:w="375"/>
-        <w:gridCol w:w="466"/>
-        <w:gridCol w:w="850"/>
-        <w:gridCol w:w="498"/>
-        <w:gridCol w:w="13"/>
-        <w:gridCol w:w="51"/>
-        <w:gridCol w:w="816"/>
-        <w:gridCol w:w="567"/>
-        <w:gridCol w:w="758"/>
-        <w:gridCol w:w="854"/>
-        <w:gridCol w:w="311"/>
+        <w:gridCol w:w="1529"/>
+        <w:gridCol w:w="708"/>
+        <w:gridCol w:w="201"/>
+        <w:gridCol w:w="366"/>
+        <w:gridCol w:w="851"/>
+        <w:gridCol w:w="475"/>
+        <w:gridCol w:w="517"/>
+        <w:gridCol w:w="425"/>
+        <w:gridCol w:w="851"/>
+        <w:gridCol w:w="460"/>
+        <w:gridCol w:w="107"/>
+        <w:gridCol w:w="992"/>
+        <w:gridCol w:w="425"/>
+        <w:gridCol w:w="851"/>
+        <w:gridCol w:w="620"/>
+        <w:gridCol w:w="514"/>
       </w:tblGrid>
       <w:tr>
         <w:trPr>
@@ -50,7 +49,7 @@
         <w:tc>
           <w:tcPr>
             <w:tcW w:w="7832" w:type="dxa"/>
-            <w:gridSpan w:val="14"/>
+            <w:gridSpan w:val="12"/>
             <w:tcBorders>
               <w:top w:val="none" w:sz="0" w:space="0" w:color="FFFFFF"/>
               <w:left w:val="none" w:sz="0" w:space="0" w:color="FFFFFF"/>
@@ -82,7 +81,7 @@
         <w:tc>
           <w:tcPr>
             <w:tcW w:w="2995" w:type="dxa"/>
-            <w:gridSpan w:val="4"/>
+            <w:gridSpan w:val="5"/>
             <w:vMerge w:val="restart"/>
             <w:tcBorders>
               <w:top w:val="none" w:sz="0" w:space="0" w:color="FFFFFF"/>
@@ -107,7 +106,7 @@
                 <w:noProof/>
               </w:rPr>
               <w:drawing>
-                <wp:inline distT="0" distB="0" distL="0" distR="0" wp14:anchorId="7E81D3B7" wp14:editId="47B03661">
+                <wp:inline distT="0" distB="0" distL="0" distR="0" wp14:anchorId="7E81D3B7" wp14:editId="68298180">
                   <wp:extent cx="1436914" cy="1077686"/>
                   <wp:effectExtent l="0" t="0" r="0" b="8255"/>
                   <wp:docPr id="236097279" name="Picture 1"/>
@@ -153,7 +152,7 @@
         </w:tc>
         <w:tc>
           <w:tcPr>
-            <w:tcW w:w="311" w:type="dxa"/>
+            <w:tcW w:w="514" w:type="dxa"/>
             <w:tcBorders>
               <w:top w:val="none" w:sz="0" w:space="0" w:color="FFFFFF"/>
               <w:left w:val="none" w:sz="0" w:space="0" w:color="FFFFFF"/>
@@ -179,7 +178,7 @@
         <w:tc>
           <w:tcPr>
             <w:tcW w:w="7832" w:type="dxa"/>
-            <w:gridSpan w:val="14"/>
+            <w:gridSpan w:val="12"/>
             <w:tcBorders>
               <w:top w:val="none" w:sz="0" w:space="0" w:color="FFFFFF"/>
               <w:left w:val="none" w:sz="0" w:space="0" w:color="FFFFFF"/>
@@ -209,7 +208,7 @@
         <w:tc>
           <w:tcPr>
             <w:tcW w:w="2995" w:type="dxa"/>
-            <w:gridSpan w:val="4"/>
+            <w:gridSpan w:val="5"/>
             <w:vMerge/>
             <w:tcBorders>
               <w:top w:val="none" w:sz="0" w:space="0" w:color="FFFFFF"/>
@@ -222,7 +221,7 @@
         </w:tc>
         <w:tc>
           <w:tcPr>
-            <w:tcW w:w="311" w:type="dxa"/>
+            <w:tcW w:w="514" w:type="dxa"/>
             <w:tcBorders>
               <w:top w:val="none" w:sz="0" w:space="0" w:color="FFFFFF"/>
               <w:left w:val="none" w:sz="0" w:space="0" w:color="FFFFFF"/>
@@ -244,7 +243,7 @@
       <w:tr>
         <w:trPr>
           <w:cantSplit/>
-          <w:trHeight w:val="800"/>
+          <w:trHeight w:val="573"/>
         </w:trPr>
         <w:tc>
           <w:tcPr>
@@ -264,49 +263,69 @@
             </w:tcMar>
           </w:tcPr>
           <w:p>
+            <w:pPr>
+              <w:rPr>
+                <w:sz w:val="18"/>
+                <w:szCs w:val="18"/>
+              </w:rPr>
+            </w:pPr>
             <w:r>
+              <w:rPr>
+                <w:sz w:val="18"/>
+                <w:szCs w:val="18"/>
+              </w:rPr>
               <w:t>{{</w:t>
             </w:r>
             <w:r>
+              <w:rPr>
+                <w:sz w:val="18"/>
+                <w:szCs w:val="18"/>
+              </w:rPr>
               <w:t>AD_LINE1</w:t>
             </w:r>
             <w:r>
+              <w:rPr>
+                <w:sz w:val="18"/>
+                <w:szCs w:val="18"/>
+              </w:rPr>
               <w:t>}}</w:t>
             </w:r>
           </w:p>
           <w:p>
+            <w:pPr>
+              <w:rPr>
+                <w:sz w:val="18"/>
+                <w:szCs w:val="18"/>
+              </w:rPr>
+            </w:pPr>
             <w:r>
-              <w:t>{{</w:t>
+              <w:rPr>
+                <w:sz w:val="18"/>
+                <w:szCs w:val="18"/>
+              </w:rPr>
+              <w:t>{{AD_LINE2}}</w:t>
             </w:r>
+          </w:p>
+          <w:p>
+            <w:pPr>
+              <w:rPr>
+                <w:sz w:val="18"/>
+                <w:szCs w:val="18"/>
+              </w:rPr>
+            </w:pPr>
             <w:r>
-              <w:t>AD_LINE</w:t>
+              <w:rPr>
+                <w:sz w:val="18"/>
+                <w:szCs w:val="18"/>
+              </w:rPr>
+              <w:t>{{AD_LINE3}}</w:t>
             </w:r>
-            <w:r>
-              <w:t>2</w:t>
-            </w:r>
-            <w:r>
-              <w:t>}}</w:t>
-            </w:r>
-          </w:p>
-          <w:p>
-            <w:r>
-              <w:t>{{</w:t>
-            </w:r>
-            <w:r>
-              <w:t>AD_LINE</w:t>
-            </w:r>
-            <w:r>
-              <w:t>3</w:t>
-            </w:r>
-            <w:r>
-              <w:t>}}</w:t>
-            </w:r>
           </w:p>
         </w:tc>
         <w:tc>
           <w:tcPr>
             <w:tcW w:w="3945" w:type="dxa"/>
-            <w:gridSpan w:val="9"/>
+            <w:gridSpan w:val="7"/>
             <w:tcBorders>
               <w:top w:val="none" w:sz="0" w:space="0" w:color="FFFFFF"/>
               <w:left w:val="none" w:sz="0" w:space="0" w:color="FFFFFF"/>
@@ -323,36 +342,76 @@
           <w:p>
             <w:pPr>
               <w:jc w:val="right"/>
+              <w:rPr>
+                <w:sz w:val="18"/>
+                <w:szCs w:val="18"/>
+              </w:rPr>
             </w:pPr>
             <w:r>
+              <w:rPr>
+                <w:sz w:val="18"/>
+                <w:szCs w:val="18"/>
+              </w:rPr>
               <w:t xml:space="preserve">Tel : </w:t>
             </w:r>
             <w:r>
+              <w:rPr>
+                <w:sz w:val="18"/>
+                <w:szCs w:val="18"/>
+              </w:rPr>
               <w:t>{{SHOP_PHONE}}</w:t>
             </w:r>
           </w:p>
           <w:p>
             <w:pPr>
               <w:jc w:val="right"/>
+              <w:rPr>
+                <w:sz w:val="18"/>
+                <w:szCs w:val="18"/>
+              </w:rPr>
             </w:pPr>
             <w:r>
+              <w:rPr>
+                <w:sz w:val="18"/>
+                <w:szCs w:val="18"/>
+              </w:rPr>
               <w:t xml:space="preserve">Mail : </w:t>
             </w:r>
             <w:r>
+              <w:rPr>
+                <w:sz w:val="18"/>
+                <w:szCs w:val="18"/>
+              </w:rPr>
               <w:t>{{SHOP_EMAIL}}</w:t>
             </w:r>
           </w:p>
           <w:p>
             <w:pPr>
               <w:jc w:val="right"/>
+              <w:rPr>
+                <w:sz w:val="18"/>
+                <w:szCs w:val="18"/>
+              </w:rPr>
             </w:pPr>
             <w:r>
+              <w:rPr>
+                <w:sz w:val="18"/>
+                <w:szCs w:val="18"/>
+              </w:rPr>
               <w:t xml:space="preserve">GSTIN : </w:t>
             </w:r>
             <w:r>
+              <w:rPr>
+                <w:sz w:val="18"/>
+                <w:szCs w:val="18"/>
+              </w:rPr>
               <w:t>{{SHOP_GSTIN}}</w:t>
             </w:r>
             <w:r>
+              <w:rPr>
+                <w:sz w:val="18"/>
+                <w:szCs w:val="18"/>
+              </w:rPr>
               <w:t xml:space="preserve"> </w:t>
             </w:r>
           </w:p>
@@ -360,7 +419,7 @@
         <w:tc>
           <w:tcPr>
             <w:tcW w:w="2995" w:type="dxa"/>
-            <w:gridSpan w:val="4"/>
+            <w:gridSpan w:val="5"/>
             <w:vMerge/>
             <w:tcBorders>
               <w:top w:val="none" w:sz="0" w:space="0" w:color="FFFFFF"/>
@@ -373,7 +432,7 @@
         </w:tc>
         <w:tc>
           <w:tcPr>
-            <w:tcW w:w="311" w:type="dxa"/>
+            <w:tcW w:w="514" w:type="dxa"/>
             <w:tcBorders>
               <w:top w:val="none" w:sz="0" w:space="0" w:color="FFFFFF"/>
               <w:left w:val="none" w:sz="0" w:space="0" w:color="FFFFFF"/>
@@ -398,7 +457,7 @@
         </w:trPr>
         <w:tc>
           <w:tcPr>
-            <w:tcW w:w="4112" w:type="dxa"/>
+            <w:tcW w:w="4253" w:type="dxa"/>
             <w:gridSpan w:val="6"/>
             <w:tcBorders>
               <w:top w:val="single" w:sz="8" w:space="0" w:color="000000"/>
@@ -435,7 +494,7 @@
         </w:tc>
         <w:tc>
           <w:tcPr>
-            <w:tcW w:w="3669" w:type="dxa"/>
+            <w:tcW w:w="3686" w:type="dxa"/>
             <w:gridSpan w:val="7"/>
             <w:tcBorders>
               <w:top w:val="single" w:sz="8" w:space="0" w:color="000000"/>
@@ -468,8 +527,8 @@
         </w:tc>
         <w:tc>
           <w:tcPr>
-            <w:tcW w:w="3357" w:type="dxa"/>
-            <w:gridSpan w:val="6"/>
+            <w:tcW w:w="3402" w:type="dxa"/>
+            <w:gridSpan w:val="5"/>
             <w:tcBorders>
               <w:top w:val="single" w:sz="8" w:space="0" w:color="000000"/>
               <w:left w:val="single" w:sz="8" w:space="0" w:color="000000"/>
@@ -507,7 +566,7 @@
         </w:trPr>
         <w:tc>
           <w:tcPr>
-            <w:tcW w:w="7781" w:type="dxa"/>
+            <w:tcW w:w="7939" w:type="dxa"/>
             <w:gridSpan w:val="13"/>
             <w:tcBorders>
               <w:top w:val="none" w:sz="0" w:space="0" w:color="FFFFFF"/>
@@ -538,8 +597,8 @@
         </w:tc>
         <w:tc>
           <w:tcPr>
-            <w:tcW w:w="3357" w:type="dxa"/>
-            <w:gridSpan w:val="6"/>
+            <w:tcW w:w="3402" w:type="dxa"/>
+            <w:gridSpan w:val="5"/>
             <w:vMerge w:val="restart"/>
             <w:tcBorders>
               <w:top w:val="none" w:sz="0" w:space="0" w:color="FFFFFF"/>
@@ -564,36 +623,34 @@
                 <w:tab w:val="left" w:pos="4650"/>
               </w:tabs>
               <w:spacing w:after="130"/>
+              <w:rPr>
+                <w:sz w:val="18"/>
+                <w:szCs w:val="18"/>
+              </w:rPr>
             </w:pPr>
             <w:r>
-              <w:rPr>
-                <w:sz w:val="22"/>
-                <w:szCs w:val="22"/>
-              </w:rPr>
               <w:t>Invoice No.</w:t>
             </w:r>
             <w:r>
-              <w:rPr>
-                <w:sz w:val="22"/>
-                <w:szCs w:val="22"/>
-              </w:rPr>
               <w:t>:</w:t>
             </w:r>
             <w:r>
-              <w:rPr>
-                <w:sz w:val="22"/>
-                <w:szCs w:val="22"/>
-              </w:rPr>
               <w:t xml:space="preserve"> </w:t>
             </w:r>
             <w:r>
               <w:rPr>
                 <w:b/>
                 <w:bCs/>
+                <w:sz w:val="18"/>
+                <w:szCs w:val="18"/>
               </w:rPr>
               <w:t>{{INVOICE_NUMBER}</w:t>
             </w:r>
             <w:r>
+              <w:rPr>
+                <w:sz w:val="18"/>
+                <w:szCs w:val="18"/>
+              </w:rPr>
               <w:tab/>
             </w:r>
           </w:p>
@@ -607,305 +664,19 @@
               <w:spacing w:after="130"/>
             </w:pPr>
             <w:r>
-              <w:rPr>
-                <w:sz w:val="22"/>
-                <w:szCs w:val="22"/>
-              </w:rPr>
               <w:t>Invoice Date</w:t>
             </w:r>
             <w:r>
-              <w:rPr>
-                <w:sz w:val="22"/>
-                <w:szCs w:val="22"/>
-              </w:rPr>
               <w:t xml:space="preserve">: </w:t>
             </w:r>
             <w:r>
               <w:rPr>
                 <w:b/>
                 <w:bCs/>
-                <w:sz w:val="22"/>
-                <w:szCs w:val="22"/>
               </w:rPr>
               <w:t>{{INVOICE_DATE}}</w:t>
             </w:r>
           </w:p>
-        </w:tc>
-      </w:tr>
-      <w:tr>
-        <w:trPr>
-          <w:cantSplit/>
-        </w:trPr>
-        <w:tc>
-          <w:tcPr>
-            <w:tcW w:w="1449" w:type="dxa"/>
-            <w:gridSpan w:val="2"/>
-            <w:tcBorders>
-              <w:top w:val="none" w:sz="0" w:space="0" w:color="FFFFFF"/>
-              <w:left w:val="single" w:sz="8" w:space="0" w:color="000000"/>
-              <w:bottom w:val="none" w:sz="0" w:space="0" w:color="FFFFFF"/>
-              <w:right w:val="none" w:sz="0" w:space="0" w:color="FFFFFF"/>
-            </w:tcBorders>
-            <w:tcMar>
-              <w:top w:w="40" w:type="dxa"/>
-              <w:left w:w="80" w:type="dxa"/>
-              <w:bottom w:w="40" w:type="dxa"/>
-              <w:right w:w="80" w:type="dxa"/>
-            </w:tcMar>
-          </w:tcPr>
-          <w:p>
-            <w:r>
-              <w:rPr>
-                <w:b/>
-                <w:bCs/>
-              </w:rPr>
-              <w:t>M/S</w:t>
-            </w:r>
-          </w:p>
-        </w:tc>
-        <w:tc>
-          <w:tcPr>
-            <w:tcW w:w="6332" w:type="dxa"/>
-            <w:gridSpan w:val="11"/>
-            <w:tcBorders>
-              <w:top w:val="none" w:sz="0" w:space="0" w:color="FFFFFF"/>
-              <w:left w:val="none" w:sz="0" w:space="0" w:color="FFFFFF"/>
-              <w:bottom w:val="none" w:sz="0" w:space="0" w:color="FFFFFF"/>
-              <w:right w:val="single" w:sz="8" w:space="0" w:color="000000"/>
-            </w:tcBorders>
-            <w:tcMar>
-              <w:top w:w="40" w:type="dxa"/>
-              <w:left w:w="80" w:type="dxa"/>
-              <w:bottom w:w="40" w:type="dxa"/>
-              <w:right w:w="80" w:type="dxa"/>
-            </w:tcMar>
-          </w:tcPr>
-          <w:p>
-            <w:r>
-              <w:t>{{CUSTOMER_NAME}}</w:t>
-            </w:r>
-          </w:p>
-        </w:tc>
-        <w:tc>
-          <w:tcPr>
-            <w:tcW w:w="3357" w:type="dxa"/>
-            <w:gridSpan w:val="6"/>
-            <w:vMerge/>
-            <w:tcBorders>
-              <w:top w:val="none" w:sz="0" w:space="0" w:color="FFFFFF"/>
-              <w:left w:val="none" w:sz="0" w:space="0" w:color="FFFFFF"/>
-              <w:bottom w:val="none" w:sz="0" w:space="0" w:color="FFFFFF"/>
-              <w:right w:val="single" w:sz="8" w:space="0" w:color="000000"/>
-            </w:tcBorders>
-          </w:tcPr>
-          <w:p/>
-        </w:tc>
-      </w:tr>
-      <w:tr>
-        <w:trPr>
-          <w:cantSplit/>
-        </w:trPr>
-        <w:tc>
-          <w:tcPr>
-            <w:tcW w:w="1449" w:type="dxa"/>
-            <w:gridSpan w:val="2"/>
-            <w:tcBorders>
-              <w:top w:val="none" w:sz="0" w:space="0" w:color="FFFFFF"/>
-              <w:left w:val="single" w:sz="8" w:space="0" w:color="000000"/>
-              <w:bottom w:val="none" w:sz="0" w:space="0" w:color="FFFFFF"/>
-              <w:right w:val="none" w:sz="0" w:space="0" w:color="FFFFFF"/>
-            </w:tcBorders>
-            <w:tcMar>
-              <w:top w:w="40" w:type="dxa"/>
-              <w:left w:w="80" w:type="dxa"/>
-              <w:bottom w:w="40" w:type="dxa"/>
-              <w:right w:w="80" w:type="dxa"/>
-            </w:tcMar>
-          </w:tcPr>
-          <w:p>
-            <w:r>
-              <w:rPr>
-                <w:b/>
-                <w:bCs/>
-              </w:rPr>
-              <w:t>Address</w:t>
-            </w:r>
-          </w:p>
-        </w:tc>
-        <w:tc>
-          <w:tcPr>
-            <w:tcW w:w="6332" w:type="dxa"/>
-            <w:gridSpan w:val="11"/>
-            <w:tcBorders>
-              <w:top w:val="none" w:sz="0" w:space="0" w:color="FFFFFF"/>
-              <w:left w:val="none" w:sz="0" w:space="0" w:color="FFFFFF"/>
-              <w:bottom w:val="none" w:sz="0" w:space="0" w:color="FFFFFF"/>
-              <w:right w:val="single" w:sz="8" w:space="0" w:color="000000"/>
-            </w:tcBorders>
-            <w:tcMar>
-              <w:top w:w="40" w:type="dxa"/>
-              <w:left w:w="80" w:type="dxa"/>
-              <w:bottom w:w="40" w:type="dxa"/>
-              <w:right w:w="80" w:type="dxa"/>
-            </w:tcMar>
-          </w:tcPr>
-          <w:p>
-            <w:r>
-              <w:t>{{CUSTOMER_ADDRESS}}</w:t>
-            </w:r>
-          </w:p>
-        </w:tc>
-        <w:tc>
-          <w:tcPr>
-            <w:tcW w:w="3357" w:type="dxa"/>
-            <w:gridSpan w:val="6"/>
-            <w:vMerge/>
-            <w:tcBorders>
-              <w:top w:val="none" w:sz="0" w:space="0" w:color="FFFFFF"/>
-              <w:left w:val="none" w:sz="0" w:space="0" w:color="FFFFFF"/>
-              <w:bottom w:val="none" w:sz="0" w:space="0" w:color="FFFFFF"/>
-              <w:right w:val="single" w:sz="8" w:space="0" w:color="000000"/>
-            </w:tcBorders>
-          </w:tcPr>
-          <w:p/>
-        </w:tc>
-      </w:tr>
-      <w:tr>
-        <w:trPr>
-          <w:cantSplit/>
-        </w:trPr>
-        <w:tc>
-          <w:tcPr>
-            <w:tcW w:w="1449" w:type="dxa"/>
-            <w:gridSpan w:val="2"/>
-            <w:tcBorders>
-              <w:top w:val="none" w:sz="0" w:space="0" w:color="FFFFFF"/>
-              <w:left w:val="single" w:sz="8" w:space="0" w:color="000000"/>
-              <w:bottom w:val="none" w:sz="0" w:space="0" w:color="FFFFFF"/>
-              <w:right w:val="none" w:sz="0" w:space="0" w:color="FFFFFF"/>
-            </w:tcBorders>
-            <w:tcMar>
-              <w:top w:w="40" w:type="dxa"/>
-              <w:left w:w="80" w:type="dxa"/>
-              <w:bottom w:w="40" w:type="dxa"/>
-              <w:right w:w="80" w:type="dxa"/>
-            </w:tcMar>
-          </w:tcPr>
-          <w:p>
-            <w:r>
-              <w:rPr>
-                <w:b/>
-                <w:bCs/>
-              </w:rPr>
-              <w:t>Phone</w:t>
-            </w:r>
-          </w:p>
-        </w:tc>
-        <w:tc>
-          <w:tcPr>
-            <w:tcW w:w="6332" w:type="dxa"/>
-            <w:gridSpan w:val="11"/>
-            <w:tcBorders>
-              <w:top w:val="none" w:sz="0" w:space="0" w:color="FFFFFF"/>
-              <w:left w:val="none" w:sz="0" w:space="0" w:color="FFFFFF"/>
-              <w:bottom w:val="none" w:sz="0" w:space="0" w:color="FFFFFF"/>
-              <w:right w:val="single" w:sz="8" w:space="0" w:color="000000"/>
-            </w:tcBorders>
-            <w:tcMar>
-              <w:top w:w="40" w:type="dxa"/>
-              <w:left w:w="80" w:type="dxa"/>
-              <w:bottom w:w="40" w:type="dxa"/>
-              <w:right w:w="80" w:type="dxa"/>
-            </w:tcMar>
-          </w:tcPr>
-          <w:p>
-            <w:r>
-              <w:t>{{CUSTOMER_PHONE}}</w:t>
-            </w:r>
-          </w:p>
-        </w:tc>
-        <w:tc>
-          <w:tcPr>
-            <w:tcW w:w="3357" w:type="dxa"/>
-            <w:gridSpan w:val="6"/>
-            <w:vMerge/>
-            <w:tcBorders>
-              <w:top w:val="none" w:sz="0" w:space="0" w:color="FFFFFF"/>
-              <w:left w:val="none" w:sz="0" w:space="0" w:color="FFFFFF"/>
-              <w:bottom w:val="none" w:sz="0" w:space="0" w:color="FFFFFF"/>
-              <w:right w:val="single" w:sz="8" w:space="0" w:color="000000"/>
-            </w:tcBorders>
-          </w:tcPr>
-          <w:p/>
-        </w:tc>
-      </w:tr>
-      <w:tr>
-        <w:trPr>
-          <w:cantSplit/>
-        </w:trPr>
-        <w:tc>
-          <w:tcPr>
-            <w:tcW w:w="1449" w:type="dxa"/>
-            <w:gridSpan w:val="2"/>
-            <w:tcBorders>
-              <w:top w:val="none" w:sz="0" w:space="0" w:color="FFFFFF"/>
-              <w:left w:val="single" w:sz="8" w:space="0" w:color="000000"/>
-              <w:bottom w:val="none" w:sz="0" w:space="0" w:color="FFFFFF"/>
-              <w:right w:val="none" w:sz="0" w:space="0" w:color="FFFFFF"/>
-            </w:tcBorders>
-            <w:tcMar>
-              <w:top w:w="40" w:type="dxa"/>
-              <w:left w:w="80" w:type="dxa"/>
-              <w:bottom w:w="40" w:type="dxa"/>
-              <w:right w:w="80" w:type="dxa"/>
-            </w:tcMar>
-          </w:tcPr>
-          <w:p>
-            <w:r>
-              <w:rPr>
-                <w:b/>
-                <w:bCs/>
-              </w:rPr>
-              <w:t>GSTIN</w:t>
-            </w:r>
-          </w:p>
-        </w:tc>
-        <w:tc>
-          <w:tcPr>
-            <w:tcW w:w="6332" w:type="dxa"/>
-            <w:gridSpan w:val="11"/>
-            <w:tcBorders>
-              <w:top w:val="none" w:sz="0" w:space="0" w:color="FFFFFF"/>
-              <w:left w:val="none" w:sz="0" w:space="0" w:color="FFFFFF"/>
-              <w:bottom w:val="none" w:sz="0" w:space="0" w:color="FFFFFF"/>
-              <w:right w:val="single" w:sz="8" w:space="0" w:color="000000"/>
-            </w:tcBorders>
-            <w:tcMar>
-              <w:top w:w="40" w:type="dxa"/>
-              <w:left w:w="80" w:type="dxa"/>
-              <w:bottom w:w="40" w:type="dxa"/>
-              <w:right w:w="80" w:type="dxa"/>
-            </w:tcMar>
-          </w:tcPr>
-          <w:p>
-            <w:r>
-              <w:t>{{CUSTOMER_GSTIN}}</w:t>
-            </w:r>
-          </w:p>
-        </w:tc>
-        <w:tc>
-          <w:tcPr>
-            <w:tcW w:w="3357" w:type="dxa"/>
-            <w:gridSpan w:val="6"/>
-            <w:vMerge/>
-            <w:tcBorders>
-              <w:top w:val="none" w:sz="0" w:space="0" w:color="FFFFFF"/>
-              <w:left w:val="none" w:sz="0" w:space="0" w:color="FFFFFF"/>
-              <w:bottom w:val="none" w:sz="0" w:space="0" w:color="FFFFFF"/>
-              <w:right w:val="single" w:sz="8" w:space="0" w:color="000000"/>
-            </w:tcBorders>
-          </w:tcPr>
-          <w:p/>
         </w:tc>
       </w:tr>
       <w:tr>
@@ -920,6 +691,358 @@
             <w:tcBorders>
               <w:top w:val="none" w:sz="0" w:space="0" w:color="FFFFFF"/>
               <w:left w:val="single" w:sz="8" w:space="0" w:color="000000"/>
+              <w:bottom w:val="none" w:sz="0" w:space="0" w:color="FFFFFF"/>
+              <w:right w:val="none" w:sz="0" w:space="0" w:color="FFFFFF"/>
+            </w:tcBorders>
+            <w:tcMar>
+              <w:top w:w="40" w:type="dxa"/>
+              <w:left w:w="80" w:type="dxa"/>
+              <w:bottom w:w="40" w:type="dxa"/>
+              <w:right w:w="80" w:type="dxa"/>
+            </w:tcMar>
+          </w:tcPr>
+          <w:p>
+            <w:pPr>
+              <w:rPr>
+                <w:sz w:val="16"/>
+                <w:szCs w:val="16"/>
+              </w:rPr>
+            </w:pPr>
+            <w:r>
+              <w:rPr>
+                <w:b/>
+                <w:bCs/>
+                <w:sz w:val="16"/>
+                <w:szCs w:val="16"/>
+              </w:rPr>
+              <w:t>M/S</w:t>
+            </w:r>
+          </w:p>
+        </w:tc>
+        <w:tc>
+          <w:tcPr>
+            <w:tcW w:w="6490" w:type="dxa"/>
+            <w:gridSpan w:val="11"/>
+            <w:tcBorders>
+              <w:top w:val="none" w:sz="0" w:space="0" w:color="FFFFFF"/>
+              <w:left w:val="none" w:sz="0" w:space="0" w:color="FFFFFF"/>
+              <w:bottom w:val="none" w:sz="0" w:space="0" w:color="FFFFFF"/>
+              <w:right w:val="single" w:sz="8" w:space="0" w:color="000000"/>
+            </w:tcBorders>
+            <w:tcMar>
+              <w:top w:w="40" w:type="dxa"/>
+              <w:left w:w="80" w:type="dxa"/>
+              <w:bottom w:w="40" w:type="dxa"/>
+              <w:right w:w="80" w:type="dxa"/>
+            </w:tcMar>
+          </w:tcPr>
+          <w:p>
+            <w:pPr>
+              <w:rPr>
+                <w:sz w:val="16"/>
+                <w:szCs w:val="16"/>
+              </w:rPr>
+            </w:pPr>
+            <w:r>
+              <w:rPr>
+                <w:sz w:val="16"/>
+                <w:szCs w:val="16"/>
+              </w:rPr>
+              <w:t>{{CUSTOMER_NAME}}</w:t>
+            </w:r>
+          </w:p>
+        </w:tc>
+        <w:tc>
+          <w:tcPr>
+            <w:tcW w:w="3402" w:type="dxa"/>
+            <w:gridSpan w:val="5"/>
+            <w:vMerge/>
+            <w:tcBorders>
+              <w:top w:val="none" w:sz="0" w:space="0" w:color="FFFFFF"/>
+              <w:left w:val="none" w:sz="0" w:space="0" w:color="FFFFFF"/>
+              <w:bottom w:val="none" w:sz="0" w:space="0" w:color="FFFFFF"/>
+              <w:right w:val="single" w:sz="8" w:space="0" w:color="000000"/>
+            </w:tcBorders>
+          </w:tcPr>
+          <w:p/>
+        </w:tc>
+      </w:tr>
+      <w:tr>
+        <w:trPr>
+          <w:cantSplit/>
+          <w:trHeight w:val="20"/>
+        </w:trPr>
+        <w:tc>
+          <w:tcPr>
+            <w:tcW w:w="1449" w:type="dxa"/>
+            <w:gridSpan w:val="2"/>
+            <w:tcBorders>
+              <w:top w:val="none" w:sz="0" w:space="0" w:color="FFFFFF"/>
+              <w:left w:val="single" w:sz="8" w:space="0" w:color="000000"/>
+              <w:bottom w:val="none" w:sz="0" w:space="0" w:color="FFFFFF"/>
+              <w:right w:val="none" w:sz="0" w:space="0" w:color="FFFFFF"/>
+            </w:tcBorders>
+            <w:tcMar>
+              <w:top w:w="40" w:type="dxa"/>
+              <w:left w:w="80" w:type="dxa"/>
+              <w:bottom w:w="40" w:type="dxa"/>
+              <w:right w:w="80" w:type="dxa"/>
+            </w:tcMar>
+          </w:tcPr>
+          <w:p>
+            <w:pPr>
+              <w:rPr>
+                <w:sz w:val="16"/>
+                <w:szCs w:val="16"/>
+              </w:rPr>
+            </w:pPr>
+            <w:r>
+              <w:rPr>
+                <w:b/>
+                <w:bCs/>
+                <w:sz w:val="16"/>
+                <w:szCs w:val="16"/>
+              </w:rPr>
+              <w:t>Address</w:t>
+            </w:r>
+          </w:p>
+        </w:tc>
+        <w:tc>
+          <w:tcPr>
+            <w:tcW w:w="6490" w:type="dxa"/>
+            <w:gridSpan w:val="11"/>
+            <w:tcBorders>
+              <w:top w:val="none" w:sz="0" w:space="0" w:color="FFFFFF"/>
+              <w:left w:val="none" w:sz="0" w:space="0" w:color="FFFFFF"/>
+              <w:bottom w:val="none" w:sz="0" w:space="0" w:color="FFFFFF"/>
+              <w:right w:val="single" w:sz="8" w:space="0" w:color="000000"/>
+            </w:tcBorders>
+            <w:tcMar>
+              <w:top w:w="40" w:type="dxa"/>
+              <w:left w:w="80" w:type="dxa"/>
+              <w:bottom w:w="40" w:type="dxa"/>
+              <w:right w:w="80" w:type="dxa"/>
+            </w:tcMar>
+          </w:tcPr>
+          <w:p>
+            <w:pPr>
+              <w:rPr>
+                <w:sz w:val="16"/>
+                <w:szCs w:val="16"/>
+              </w:rPr>
+            </w:pPr>
+            <w:r>
+              <w:rPr>
+                <w:sz w:val="16"/>
+                <w:szCs w:val="16"/>
+              </w:rPr>
+              <w:t>{{CUSTOMER_ADDRESS}}</w:t>
+            </w:r>
+          </w:p>
+        </w:tc>
+        <w:tc>
+          <w:tcPr>
+            <w:tcW w:w="3402" w:type="dxa"/>
+            <w:gridSpan w:val="5"/>
+            <w:vMerge/>
+            <w:tcBorders>
+              <w:top w:val="none" w:sz="0" w:space="0" w:color="FFFFFF"/>
+              <w:left w:val="none" w:sz="0" w:space="0" w:color="FFFFFF"/>
+              <w:bottom w:val="none" w:sz="0" w:space="0" w:color="FFFFFF"/>
+              <w:right w:val="single" w:sz="8" w:space="0" w:color="000000"/>
+            </w:tcBorders>
+          </w:tcPr>
+          <w:p/>
+        </w:tc>
+      </w:tr>
+      <w:tr>
+        <w:trPr>
+          <w:cantSplit/>
+          <w:trHeight w:val="20"/>
+        </w:trPr>
+        <w:tc>
+          <w:tcPr>
+            <w:tcW w:w="1449" w:type="dxa"/>
+            <w:gridSpan w:val="2"/>
+            <w:tcBorders>
+              <w:top w:val="none" w:sz="0" w:space="0" w:color="FFFFFF"/>
+              <w:left w:val="single" w:sz="8" w:space="0" w:color="000000"/>
+              <w:bottom w:val="none" w:sz="0" w:space="0" w:color="FFFFFF"/>
+              <w:right w:val="none" w:sz="0" w:space="0" w:color="FFFFFF"/>
+            </w:tcBorders>
+            <w:tcMar>
+              <w:top w:w="40" w:type="dxa"/>
+              <w:left w:w="80" w:type="dxa"/>
+              <w:bottom w:w="40" w:type="dxa"/>
+              <w:right w:w="80" w:type="dxa"/>
+            </w:tcMar>
+          </w:tcPr>
+          <w:p>
+            <w:pPr>
+              <w:rPr>
+                <w:sz w:val="16"/>
+                <w:szCs w:val="16"/>
+              </w:rPr>
+            </w:pPr>
+            <w:r>
+              <w:rPr>
+                <w:b/>
+                <w:bCs/>
+                <w:sz w:val="16"/>
+                <w:szCs w:val="16"/>
+              </w:rPr>
+              <w:t>Phone</w:t>
+            </w:r>
+          </w:p>
+        </w:tc>
+        <w:tc>
+          <w:tcPr>
+            <w:tcW w:w="6490" w:type="dxa"/>
+            <w:gridSpan w:val="11"/>
+            <w:tcBorders>
+              <w:top w:val="none" w:sz="0" w:space="0" w:color="FFFFFF"/>
+              <w:left w:val="none" w:sz="0" w:space="0" w:color="FFFFFF"/>
+              <w:bottom w:val="none" w:sz="0" w:space="0" w:color="FFFFFF"/>
+              <w:right w:val="single" w:sz="8" w:space="0" w:color="000000"/>
+            </w:tcBorders>
+            <w:tcMar>
+              <w:top w:w="40" w:type="dxa"/>
+              <w:left w:w="80" w:type="dxa"/>
+              <w:bottom w:w="40" w:type="dxa"/>
+              <w:right w:w="80" w:type="dxa"/>
+            </w:tcMar>
+          </w:tcPr>
+          <w:p>
+            <w:pPr>
+              <w:rPr>
+                <w:sz w:val="16"/>
+                <w:szCs w:val="16"/>
+              </w:rPr>
+            </w:pPr>
+            <w:r>
+              <w:rPr>
+                <w:sz w:val="16"/>
+                <w:szCs w:val="16"/>
+              </w:rPr>
+              <w:t>{{CUSTOMER_PHONE}}</w:t>
+            </w:r>
+          </w:p>
+        </w:tc>
+        <w:tc>
+          <w:tcPr>
+            <w:tcW w:w="3402" w:type="dxa"/>
+            <w:gridSpan w:val="5"/>
+            <w:vMerge/>
+            <w:tcBorders>
+              <w:top w:val="none" w:sz="0" w:space="0" w:color="FFFFFF"/>
+              <w:left w:val="none" w:sz="0" w:space="0" w:color="FFFFFF"/>
+              <w:bottom w:val="none" w:sz="0" w:space="0" w:color="FFFFFF"/>
+              <w:right w:val="single" w:sz="8" w:space="0" w:color="000000"/>
+            </w:tcBorders>
+          </w:tcPr>
+          <w:p/>
+        </w:tc>
+      </w:tr>
+      <w:tr>
+        <w:trPr>
+          <w:cantSplit/>
+          <w:trHeight w:val="20"/>
+        </w:trPr>
+        <w:tc>
+          <w:tcPr>
+            <w:tcW w:w="1449" w:type="dxa"/>
+            <w:gridSpan w:val="2"/>
+            <w:tcBorders>
+              <w:top w:val="none" w:sz="0" w:space="0" w:color="FFFFFF"/>
+              <w:left w:val="single" w:sz="8" w:space="0" w:color="000000"/>
+              <w:bottom w:val="none" w:sz="0" w:space="0" w:color="FFFFFF"/>
+              <w:right w:val="none" w:sz="0" w:space="0" w:color="FFFFFF"/>
+            </w:tcBorders>
+            <w:tcMar>
+              <w:top w:w="40" w:type="dxa"/>
+              <w:left w:w="80" w:type="dxa"/>
+              <w:bottom w:w="40" w:type="dxa"/>
+              <w:right w:w="80" w:type="dxa"/>
+            </w:tcMar>
+          </w:tcPr>
+          <w:p>
+            <w:pPr>
+              <w:rPr>
+                <w:sz w:val="16"/>
+                <w:szCs w:val="16"/>
+              </w:rPr>
+            </w:pPr>
+            <w:r>
+              <w:rPr>
+                <w:b/>
+                <w:bCs/>
+                <w:sz w:val="16"/>
+                <w:szCs w:val="16"/>
+              </w:rPr>
+              <w:t>GSTIN</w:t>
+            </w:r>
+          </w:p>
+        </w:tc>
+        <w:tc>
+          <w:tcPr>
+            <w:tcW w:w="6490" w:type="dxa"/>
+            <w:gridSpan w:val="11"/>
+            <w:tcBorders>
+              <w:top w:val="none" w:sz="0" w:space="0" w:color="FFFFFF"/>
+              <w:left w:val="none" w:sz="0" w:space="0" w:color="FFFFFF"/>
+              <w:bottom w:val="none" w:sz="0" w:space="0" w:color="FFFFFF"/>
+              <w:right w:val="single" w:sz="8" w:space="0" w:color="000000"/>
+            </w:tcBorders>
+            <w:tcMar>
+              <w:top w:w="40" w:type="dxa"/>
+              <w:left w:w="80" w:type="dxa"/>
+              <w:bottom w:w="40" w:type="dxa"/>
+              <w:right w:w="80" w:type="dxa"/>
+            </w:tcMar>
+          </w:tcPr>
+          <w:p>
+            <w:pPr>
+              <w:rPr>
+                <w:sz w:val="16"/>
+                <w:szCs w:val="16"/>
+              </w:rPr>
+            </w:pPr>
+            <w:r>
+              <w:rPr>
+                <w:sz w:val="16"/>
+                <w:szCs w:val="16"/>
+              </w:rPr>
+              <w:t>{{CUSTOMER_GSTIN}}</w:t>
+            </w:r>
+          </w:p>
+        </w:tc>
+        <w:tc>
+          <w:tcPr>
+            <w:tcW w:w="3402" w:type="dxa"/>
+            <w:gridSpan w:val="5"/>
+            <w:vMerge/>
+            <w:tcBorders>
+              <w:top w:val="none" w:sz="0" w:space="0" w:color="FFFFFF"/>
+              <w:left w:val="none" w:sz="0" w:space="0" w:color="FFFFFF"/>
+              <w:bottom w:val="none" w:sz="0" w:space="0" w:color="FFFFFF"/>
+              <w:right w:val="single" w:sz="8" w:space="0" w:color="000000"/>
+            </w:tcBorders>
+          </w:tcPr>
+          <w:p/>
+        </w:tc>
+      </w:tr>
+      <w:tr>
+        <w:trPr>
+          <w:cantSplit/>
+          <w:trHeight w:val="40"/>
+        </w:trPr>
+        <w:tc>
+          <w:tcPr>
+            <w:tcW w:w="1449" w:type="dxa"/>
+            <w:gridSpan w:val="2"/>
+            <w:tcBorders>
+              <w:top w:val="none" w:sz="0" w:space="0" w:color="FFFFFF"/>
+              <w:left w:val="single" w:sz="8" w:space="0" w:color="000000"/>
               <w:bottom w:val="single" w:sz="8" w:space="0" w:color="000000"/>
               <w:right w:val="none" w:sz="0" w:space="0" w:color="FFFFFF"/>
             </w:tcBorders>
@@ -931,10 +1054,18 @@
             </w:tcMar>
           </w:tcPr>
           <w:p>
+            <w:pPr>
+              <w:rPr>
+                <w:sz w:val="16"/>
+                <w:szCs w:val="16"/>
+              </w:rPr>
+            </w:pPr>
             <w:r>
               <w:rPr>
                 <w:b/>
                 <w:bCs/>
+                <w:sz w:val="16"/>
+                <w:szCs w:val="16"/>
               </w:rPr>
               <w:t>PAN</w:t>
             </w:r>
@@ -942,7 +1073,7 @@
         </w:tc>
         <w:tc>
           <w:tcPr>
-            <w:tcW w:w="6332" w:type="dxa"/>
+            <w:tcW w:w="6490" w:type="dxa"/>
             <w:gridSpan w:val="11"/>
             <w:tcBorders>
               <w:top w:val="none" w:sz="0" w:space="0" w:color="FFFFFF"/>
@@ -958,15 +1089,25 @@
             </w:tcMar>
           </w:tcPr>
           <w:p>
+            <w:pPr>
+              <w:rPr>
+                <w:sz w:val="16"/>
+                <w:szCs w:val="16"/>
+              </w:rPr>
+            </w:pPr>
             <w:r>
+              <w:rPr>
+                <w:sz w:val="16"/>
+                <w:szCs w:val="16"/>
+              </w:rPr>
               <w:t>{{CUSTOMER_PAN}}</w:t>
             </w:r>
           </w:p>
         </w:tc>
         <w:tc>
           <w:tcPr>
-            <w:tcW w:w="3357" w:type="dxa"/>
-            <w:gridSpan w:val="6"/>
+            <w:tcW w:w="3402" w:type="dxa"/>
+            <w:gridSpan w:val="5"/>
             <w:vMerge/>
             <w:tcBorders>
               <w:top w:val="none" w:sz="0" w:space="0" w:color="FFFFFF"/>
@@ -985,8 +1126,8 @@
         </w:trPr>
         <w:tc>
           <w:tcPr>
-            <w:tcW w:w="11138" w:type="dxa"/>
-            <w:gridSpan w:val="19"/>
+            <w:tcW w:w="11341" w:type="dxa"/>
+            <w:gridSpan w:val="18"/>
             <w:tcBorders>
               <w:top w:val="none" w:sz="0" w:space="0" w:color="FFFFFF"/>
               <w:left w:val="single" w:sz="8" w:space="0" w:color="000000"/>
@@ -1007,7 +1148,7 @@
       <w:tr>
         <w:trPr>
           <w:cantSplit/>
-          <w:trHeight w:val="380"/>
+          <w:trHeight w:val="20"/>
         </w:trPr>
         <w:tc>
           <w:tcPr>
@@ -1048,7 +1189,7 @@
         </w:tc>
         <w:tc>
           <w:tcPr>
-            <w:tcW w:w="2409" w:type="dxa"/>
+            <w:tcW w:w="2552" w:type="dxa"/>
             <w:gridSpan w:val="2"/>
             <w:vMerge w:val="restart"/>
             <w:tcBorders>
@@ -1086,7 +1227,7 @@
         </w:tc>
         <w:tc>
           <w:tcPr>
-            <w:tcW w:w="710" w:type="dxa"/>
+            <w:tcW w:w="708" w:type="dxa"/>
             <w:vMerge w:val="restart"/>
             <w:tcBorders>
               <w:top w:val="single" w:sz="8" w:space="0" w:color="000000"/>
@@ -1161,7 +1302,7 @@
         </w:tc>
         <w:tc>
           <w:tcPr>
-            <w:tcW w:w="850" w:type="dxa"/>
+            <w:tcW w:w="851" w:type="dxa"/>
             <w:vMerge w:val="restart"/>
             <w:tcBorders>
               <w:top w:val="single" w:sz="8" w:space="0" w:color="000000"/>
@@ -1236,7 +1377,7 @@
         </w:tc>
         <w:tc>
           <w:tcPr>
-            <w:tcW w:w="1316" w:type="dxa"/>
+            <w:tcW w:w="1276" w:type="dxa"/>
             <w:gridSpan w:val="2"/>
             <w:tcBorders>
               <w:top w:val="single" w:sz="8" w:space="0" w:color="000000"/>
@@ -1273,8 +1414,8 @@
         </w:tc>
         <w:tc>
           <w:tcPr>
-            <w:tcW w:w="1378" w:type="dxa"/>
-            <w:gridSpan w:val="4"/>
+            <w:tcW w:w="1559" w:type="dxa"/>
+            <w:gridSpan w:val="3"/>
             <w:tcBorders>
               <w:top w:val="single" w:sz="8" w:space="0" w:color="000000"/>
               <w:left w:val="single" w:sz="8" w:space="0" w:color="000000"/>
@@ -1310,7 +1451,7 @@
         </w:tc>
         <w:tc>
           <w:tcPr>
-            <w:tcW w:w="1325" w:type="dxa"/>
+            <w:tcW w:w="1276" w:type="dxa"/>
             <w:gridSpan w:val="2"/>
             <w:tcBorders>
               <w:top w:val="single" w:sz="8" w:space="0" w:color="000000"/>
@@ -1347,7 +1488,7 @@
         </w:tc>
         <w:tc>
           <w:tcPr>
-            <w:tcW w:w="1165" w:type="dxa"/>
+            <w:tcW w:w="1134" w:type="dxa"/>
             <w:gridSpan w:val="2"/>
             <w:vMerge w:val="restart"/>
             <w:tcBorders>
@@ -1386,7 +1527,7 @@
       <w:tr>
         <w:trPr>
           <w:cantSplit/>
-          <w:trHeight w:val="320"/>
+          <w:trHeight w:val="20"/>
         </w:trPr>
         <w:tc>
           <w:tcPr>
@@ -1410,7 +1551,7 @@
         </w:tc>
         <w:tc>
           <w:tcPr>
-            <w:tcW w:w="2409" w:type="dxa"/>
+            <w:tcW w:w="2552" w:type="dxa"/>
             <w:gridSpan w:val="2"/>
             <w:vMerge/>
             <w:tcBorders>
@@ -1431,7 +1572,7 @@
         </w:tc>
         <w:tc>
           <w:tcPr>
-            <w:tcW w:w="710" w:type="dxa"/>
+            <w:tcW w:w="708" w:type="dxa"/>
             <w:vMerge/>
             <w:tcBorders>
               <w:top w:val="single" w:sz="8" w:space="0" w:color="000000"/>
@@ -1472,7 +1613,7 @@
         </w:tc>
         <w:tc>
           <w:tcPr>
-            <w:tcW w:w="850" w:type="dxa"/>
+            <w:tcW w:w="851" w:type="dxa"/>
             <w:vMerge/>
             <w:tcBorders>
               <w:top w:val="single" w:sz="8" w:space="0" w:color="000000"/>
@@ -1513,7 +1654,7 @@
         </w:tc>
         <w:tc>
           <w:tcPr>
-            <w:tcW w:w="466" w:type="dxa"/>
+            <w:tcW w:w="425" w:type="dxa"/>
             <w:tcBorders>
               <w:top w:val="single" w:sz="8" w:space="0" w:color="000000"/>
               <w:left w:val="single" w:sz="8" w:space="0" w:color="000000"/>
@@ -1549,7 +1690,7 @@
         </w:tc>
         <w:tc>
           <w:tcPr>
-            <w:tcW w:w="850" w:type="dxa"/>
+            <w:tcW w:w="851" w:type="dxa"/>
             <w:tcBorders>
               <w:top w:val="single" w:sz="8" w:space="0" w:color="000000"/>
               <w:left w:val="single" w:sz="8" w:space="0" w:color="000000"/>
@@ -1585,7 +1726,8 @@
         </w:tc>
         <w:tc>
           <w:tcPr>
-            <w:tcW w:w="498" w:type="dxa"/>
+            <w:tcW w:w="567" w:type="dxa"/>
+            <w:gridSpan w:val="2"/>
             <w:tcBorders>
               <w:top w:val="single" w:sz="8" w:space="0" w:color="000000"/>
               <w:left w:val="single" w:sz="8" w:space="0" w:color="000000"/>
@@ -1621,8 +1763,7 @@
         </w:tc>
         <w:tc>
           <w:tcPr>
-            <w:tcW w:w="880" w:type="dxa"/>
-            <w:gridSpan w:val="3"/>
+            <w:tcW w:w="992" w:type="dxa"/>
             <w:tcBorders>
               <w:top w:val="single" w:sz="8" w:space="0" w:color="000000"/>
               <w:left w:val="single" w:sz="8" w:space="0" w:color="000000"/>
@@ -1658,7 +1799,7 @@
         </w:tc>
         <w:tc>
           <w:tcPr>
-            <w:tcW w:w="567" w:type="dxa"/>
+            <w:tcW w:w="425" w:type="dxa"/>
             <w:tcBorders>
               <w:top w:val="single" w:sz="8" w:space="0" w:color="000000"/>
               <w:left w:val="single" w:sz="8" w:space="0" w:color="000000"/>
@@ -1694,7 +1835,7 @@
         </w:tc>
         <w:tc>
           <w:tcPr>
-            <w:tcW w:w="758" w:type="dxa"/>
+            <w:tcW w:w="851" w:type="dxa"/>
             <w:tcBorders>
               <w:top w:val="single" w:sz="8" w:space="0" w:color="000000"/>
               <w:left w:val="single" w:sz="8" w:space="0" w:color="000000"/>
@@ -1730,7 +1871,7 @@
         </w:tc>
         <w:tc>
           <w:tcPr>
-            <w:tcW w:w="1165" w:type="dxa"/>
+            <w:tcW w:w="1134" w:type="dxa"/>
             <w:gridSpan w:val="2"/>
             <w:vMerge/>
             <w:tcBorders>
@@ -1752,7 +1893,7 @@
       <w:tr>
         <w:trPr>
           <w:cantSplit/>
-          <w:trHeight w:hRule="exact" w:val="410"/>
+          <w:trHeight w:val="20"/>
         </w:trPr>
         <w:tc>
           <w:tcPr>
@@ -1774,14 +1915,14 @@
           <w:p>
             <w:pPr>
               <w:rPr>
-                <w:sz w:val="16"/>
-                <w:szCs w:val="16"/>
+                <w:sz w:val="18"/>
+                <w:szCs w:val="18"/>
               </w:rPr>
             </w:pPr>
             <w:r>
               <w:rPr>
-                <w:sz w:val="16"/>
-                <w:szCs w:val="16"/>
+                <w:sz w:val="18"/>
+                <w:szCs w:val="18"/>
               </w:rPr>
               <w:t>{{ITEM_NO}}</w:t>
             </w:r>
@@ -1789,7 +1930,7 @@
         </w:tc>
         <w:tc>
           <w:tcPr>
-            <w:tcW w:w="2409" w:type="dxa"/>
+            <w:tcW w:w="2552" w:type="dxa"/>
             <w:gridSpan w:val="2"/>
             <w:tcBorders>
               <w:top w:val="none" w:sz="0" w:space="0" w:color="FFFFFF"/>
@@ -1810,16 +1951,16 @@
               <w:rPr>
                 <w:b/>
                 <w:bCs/>
-                <w:sz w:val="16"/>
-                <w:szCs w:val="16"/>
+                <w:sz w:val="18"/>
+                <w:szCs w:val="18"/>
               </w:rPr>
             </w:pPr>
             <w:r>
               <w:rPr>
                 <w:b/>
                 <w:bCs/>
-                <w:sz w:val="16"/>
-                <w:szCs w:val="16"/>
+                <w:sz w:val="18"/>
+                <w:szCs w:val="18"/>
               </w:rPr>
               <w:t>{{ITEM_NAME}}</w:t>
             </w:r>
@@ -1827,32 +1968,32 @@
         </w:tc>
         <w:tc>
           <w:tcPr>
-            <w:tcW w:w="710" w:type="dxa"/>
-            <w:tcBorders>
-              <w:top w:val="none" w:sz="0" w:space="0" w:color="FFFFFF"/>
-              <w:left w:val="single" w:sz="8" w:space="0" w:color="000000"/>
-              <w:bottom w:val="none" w:sz="0" w:space="0" w:color="FFFFFF"/>
-              <w:right w:val="single" w:sz="8" w:space="0" w:color="000000"/>
-            </w:tcBorders>
-            <w:tcMar>
-              <w:top w:w="40" w:type="dxa"/>
-              <w:left w:w="80" w:type="dxa"/>
-              <w:bottom w:w="40" w:type="dxa"/>
-              <w:right w:w="80" w:type="dxa"/>
-            </w:tcMar>
-            <w:vAlign w:val="center"/>
-          </w:tcPr>
-          <w:p>
-            <w:pPr>
-              <w:rPr>
-                <w:sz w:val="16"/>
-                <w:szCs w:val="16"/>
+            <w:tcW w:w="708" w:type="dxa"/>
+            <w:tcBorders>
+              <w:top w:val="none" w:sz="0" w:space="0" w:color="FFFFFF"/>
+              <w:left w:val="single" w:sz="8" w:space="0" w:color="000000"/>
+              <w:bottom w:val="none" w:sz="0" w:space="0" w:color="FFFFFF"/>
+              <w:right w:val="single" w:sz="8" w:space="0" w:color="000000"/>
+            </w:tcBorders>
+            <w:tcMar>
+              <w:top w:w="40" w:type="dxa"/>
+              <w:left w:w="80" w:type="dxa"/>
+              <w:bottom w:w="40" w:type="dxa"/>
+              <w:right w:w="80" w:type="dxa"/>
+            </w:tcMar>
+            <w:vAlign w:val="center"/>
+          </w:tcPr>
+          <w:p>
+            <w:pPr>
+              <w:rPr>
+                <w:sz w:val="18"/>
+                <w:szCs w:val="18"/>
               </w:rPr>
             </w:pPr>
             <w:r>
               <w:rPr>
-                <w:sz w:val="16"/>
-                <w:szCs w:val="16"/>
+                <w:sz w:val="18"/>
+                <w:szCs w:val="18"/>
               </w:rPr>
               <w:t>{{ITEM_HSN}}</w:t>
             </w:r>
@@ -1879,14 +2020,14 @@
           <w:p>
             <w:pPr>
               <w:rPr>
-                <w:sz w:val="16"/>
-                <w:szCs w:val="16"/>
+                <w:sz w:val="18"/>
+                <w:szCs w:val="18"/>
               </w:rPr>
             </w:pPr>
             <w:r>
               <w:rPr>
-                <w:sz w:val="16"/>
-                <w:szCs w:val="16"/>
+                <w:sz w:val="18"/>
+                <w:szCs w:val="18"/>
               </w:rPr>
               <w:t>{{ITEM_QTY}}</w:t>
             </w:r>
@@ -1894,32 +2035,32 @@
         </w:tc>
         <w:tc>
           <w:tcPr>
-            <w:tcW w:w="850" w:type="dxa"/>
-            <w:tcBorders>
-              <w:top w:val="none" w:sz="0" w:space="0" w:color="FFFFFF"/>
-              <w:left w:val="single" w:sz="8" w:space="0" w:color="000000"/>
-              <w:bottom w:val="none" w:sz="0" w:space="0" w:color="FFFFFF"/>
-              <w:right w:val="single" w:sz="8" w:space="0" w:color="000000"/>
-            </w:tcBorders>
-            <w:tcMar>
-              <w:top w:w="40" w:type="dxa"/>
-              <w:left w:w="80" w:type="dxa"/>
-              <w:bottom w:w="40" w:type="dxa"/>
-              <w:right w:w="80" w:type="dxa"/>
-            </w:tcMar>
-            <w:vAlign w:val="center"/>
-          </w:tcPr>
-          <w:p>
-            <w:pPr>
-              <w:rPr>
-                <w:sz w:val="16"/>
-                <w:szCs w:val="16"/>
+            <w:tcW w:w="851" w:type="dxa"/>
+            <w:tcBorders>
+              <w:top w:val="none" w:sz="0" w:space="0" w:color="FFFFFF"/>
+              <w:left w:val="single" w:sz="8" w:space="0" w:color="000000"/>
+              <w:bottom w:val="none" w:sz="0" w:space="0" w:color="FFFFFF"/>
+              <w:right w:val="single" w:sz="8" w:space="0" w:color="000000"/>
+            </w:tcBorders>
+            <w:tcMar>
+              <w:top w:w="40" w:type="dxa"/>
+              <w:left w:w="80" w:type="dxa"/>
+              <w:bottom w:w="40" w:type="dxa"/>
+              <w:right w:w="80" w:type="dxa"/>
+            </w:tcMar>
+            <w:vAlign w:val="center"/>
+          </w:tcPr>
+          <w:p>
+            <w:pPr>
+              <w:rPr>
+                <w:sz w:val="18"/>
+                <w:szCs w:val="18"/>
               </w:rPr>
             </w:pPr>
             <w:r>
               <w:rPr>
-                <w:sz w:val="16"/>
-                <w:szCs w:val="16"/>
+                <w:sz w:val="18"/>
+                <w:szCs w:val="18"/>
               </w:rPr>
               <w:t>{{ITEM_RATE}}</w:t>
             </w:r>
@@ -1946,14 +2087,14 @@
           <w:p>
             <w:pPr>
               <w:rPr>
-                <w:sz w:val="16"/>
-                <w:szCs w:val="16"/>
+                <w:sz w:val="18"/>
+                <w:szCs w:val="18"/>
               </w:rPr>
             </w:pPr>
             <w:r>
               <w:rPr>
-                <w:sz w:val="16"/>
-                <w:szCs w:val="16"/>
+                <w:sz w:val="18"/>
+                <w:szCs w:val="18"/>
               </w:rPr>
               <w:t>{{ITEM_TAXABLE_VALUE}}</w:t>
             </w:r>
@@ -1961,32 +2102,32 @@
         </w:tc>
         <w:tc>
           <w:tcPr>
-            <w:tcW w:w="466" w:type="dxa"/>
-            <w:tcBorders>
-              <w:top w:val="none" w:sz="0" w:space="0" w:color="FFFFFF"/>
-              <w:left w:val="single" w:sz="8" w:space="0" w:color="000000"/>
-              <w:bottom w:val="none" w:sz="0" w:space="0" w:color="FFFFFF"/>
-              <w:right w:val="single" w:sz="8" w:space="0" w:color="000000"/>
-            </w:tcBorders>
-            <w:tcMar>
-              <w:top w:w="40" w:type="dxa"/>
-              <w:left w:w="80" w:type="dxa"/>
-              <w:bottom w:w="40" w:type="dxa"/>
-              <w:right w:w="80" w:type="dxa"/>
-            </w:tcMar>
-            <w:vAlign w:val="center"/>
-          </w:tcPr>
-          <w:p>
-            <w:pPr>
-              <w:rPr>
-                <w:sz w:val="16"/>
-                <w:szCs w:val="16"/>
+            <w:tcW w:w="425" w:type="dxa"/>
+            <w:tcBorders>
+              <w:top w:val="none" w:sz="0" w:space="0" w:color="FFFFFF"/>
+              <w:left w:val="single" w:sz="8" w:space="0" w:color="000000"/>
+              <w:bottom w:val="none" w:sz="0" w:space="0" w:color="FFFFFF"/>
+              <w:right w:val="single" w:sz="8" w:space="0" w:color="000000"/>
+            </w:tcBorders>
+            <w:tcMar>
+              <w:top w:w="40" w:type="dxa"/>
+              <w:left w:w="80" w:type="dxa"/>
+              <w:bottom w:w="40" w:type="dxa"/>
+              <w:right w:w="80" w:type="dxa"/>
+            </w:tcMar>
+            <w:vAlign w:val="center"/>
+          </w:tcPr>
+          <w:p>
+            <w:pPr>
+              <w:rPr>
+                <w:sz w:val="18"/>
+                <w:szCs w:val="18"/>
               </w:rPr>
             </w:pPr>
             <w:r>
               <w:rPr>
-                <w:sz w:val="16"/>
-                <w:szCs w:val="16"/>
+                <w:sz w:val="18"/>
+                <w:szCs w:val="18"/>
               </w:rPr>
               <w:t>{{ITEM_CGST_PERCENT}}</w:t>
             </w:r>
@@ -1994,32 +2135,32 @@
         </w:tc>
         <w:tc>
           <w:tcPr>
-            <w:tcW w:w="850" w:type="dxa"/>
-            <w:tcBorders>
-              <w:top w:val="none" w:sz="0" w:space="0" w:color="FFFFFF"/>
-              <w:left w:val="single" w:sz="8" w:space="0" w:color="000000"/>
-              <w:bottom w:val="none" w:sz="0" w:space="0" w:color="FFFFFF"/>
-              <w:right w:val="single" w:sz="8" w:space="0" w:color="000000"/>
-            </w:tcBorders>
-            <w:tcMar>
-              <w:top w:w="40" w:type="dxa"/>
-              <w:left w:w="80" w:type="dxa"/>
-              <w:bottom w:w="40" w:type="dxa"/>
-              <w:right w:w="80" w:type="dxa"/>
-            </w:tcMar>
-            <w:vAlign w:val="center"/>
-          </w:tcPr>
-          <w:p>
-            <w:pPr>
-              <w:rPr>
-                <w:sz w:val="16"/>
-                <w:szCs w:val="16"/>
+            <w:tcW w:w="851" w:type="dxa"/>
+            <w:tcBorders>
+              <w:top w:val="none" w:sz="0" w:space="0" w:color="FFFFFF"/>
+              <w:left w:val="single" w:sz="8" w:space="0" w:color="000000"/>
+              <w:bottom w:val="none" w:sz="0" w:space="0" w:color="FFFFFF"/>
+              <w:right w:val="single" w:sz="8" w:space="0" w:color="000000"/>
+            </w:tcBorders>
+            <w:tcMar>
+              <w:top w:w="40" w:type="dxa"/>
+              <w:left w:w="80" w:type="dxa"/>
+              <w:bottom w:w="40" w:type="dxa"/>
+              <w:right w:w="80" w:type="dxa"/>
+            </w:tcMar>
+            <w:vAlign w:val="center"/>
+          </w:tcPr>
+          <w:p>
+            <w:pPr>
+              <w:rPr>
+                <w:sz w:val="18"/>
+                <w:szCs w:val="18"/>
               </w:rPr>
             </w:pPr>
             <w:r>
               <w:rPr>
-                <w:sz w:val="16"/>
-                <w:szCs w:val="16"/>
+                <w:sz w:val="18"/>
+                <w:szCs w:val="18"/>
               </w:rPr>
               <w:t>{{ITEM_CGST_AMOUNT}}</w:t>
             </w:r>
@@ -2027,32 +2168,33 @@
         </w:tc>
         <w:tc>
           <w:tcPr>
-            <w:tcW w:w="498" w:type="dxa"/>
-            <w:tcBorders>
-              <w:top w:val="none" w:sz="0" w:space="0" w:color="FFFFFF"/>
-              <w:left w:val="single" w:sz="8" w:space="0" w:color="000000"/>
-              <w:bottom w:val="none" w:sz="0" w:space="0" w:color="FFFFFF"/>
-              <w:right w:val="single" w:sz="8" w:space="0" w:color="000000"/>
-            </w:tcBorders>
-            <w:tcMar>
-              <w:top w:w="40" w:type="dxa"/>
-              <w:left w:w="80" w:type="dxa"/>
-              <w:bottom w:w="40" w:type="dxa"/>
-              <w:right w:w="80" w:type="dxa"/>
-            </w:tcMar>
-            <w:vAlign w:val="center"/>
-          </w:tcPr>
-          <w:p>
-            <w:pPr>
-              <w:rPr>
-                <w:sz w:val="16"/>
-                <w:szCs w:val="16"/>
+            <w:tcW w:w="567" w:type="dxa"/>
+            <w:gridSpan w:val="2"/>
+            <w:tcBorders>
+              <w:top w:val="none" w:sz="0" w:space="0" w:color="FFFFFF"/>
+              <w:left w:val="single" w:sz="8" w:space="0" w:color="000000"/>
+              <w:bottom w:val="none" w:sz="0" w:space="0" w:color="FFFFFF"/>
+              <w:right w:val="single" w:sz="8" w:space="0" w:color="000000"/>
+            </w:tcBorders>
+            <w:tcMar>
+              <w:top w:w="40" w:type="dxa"/>
+              <w:left w:w="80" w:type="dxa"/>
+              <w:bottom w:w="40" w:type="dxa"/>
+              <w:right w:w="80" w:type="dxa"/>
+            </w:tcMar>
+            <w:vAlign w:val="center"/>
+          </w:tcPr>
+          <w:p>
+            <w:pPr>
+              <w:rPr>
+                <w:sz w:val="18"/>
+                <w:szCs w:val="18"/>
               </w:rPr>
             </w:pPr>
             <w:r>
               <w:rPr>
-                <w:sz w:val="16"/>
-                <w:szCs w:val="16"/>
+                <w:sz w:val="18"/>
+                <w:szCs w:val="18"/>
               </w:rPr>
               <w:t>{{ITEM_SGST_PERCENT}}</w:t>
             </w:r>
@@ -2060,33 +2202,32 @@
         </w:tc>
         <w:tc>
           <w:tcPr>
-            <w:tcW w:w="880" w:type="dxa"/>
-            <w:gridSpan w:val="3"/>
-            <w:tcBorders>
-              <w:top w:val="none" w:sz="0" w:space="0" w:color="FFFFFF"/>
-              <w:left w:val="single" w:sz="8" w:space="0" w:color="000000"/>
-              <w:bottom w:val="none" w:sz="0" w:space="0" w:color="FFFFFF"/>
-              <w:right w:val="single" w:sz="8" w:space="0" w:color="000000"/>
-            </w:tcBorders>
-            <w:tcMar>
-              <w:top w:w="40" w:type="dxa"/>
-              <w:left w:w="80" w:type="dxa"/>
-              <w:bottom w:w="40" w:type="dxa"/>
-              <w:right w:w="80" w:type="dxa"/>
-            </w:tcMar>
-            <w:vAlign w:val="center"/>
-          </w:tcPr>
-          <w:p>
-            <w:pPr>
-              <w:rPr>
-                <w:sz w:val="16"/>
-                <w:szCs w:val="16"/>
+            <w:tcW w:w="992" w:type="dxa"/>
+            <w:tcBorders>
+              <w:top w:val="none" w:sz="0" w:space="0" w:color="FFFFFF"/>
+              <w:left w:val="single" w:sz="8" w:space="0" w:color="000000"/>
+              <w:bottom w:val="none" w:sz="0" w:space="0" w:color="FFFFFF"/>
+              <w:right w:val="single" w:sz="8" w:space="0" w:color="000000"/>
+            </w:tcBorders>
+            <w:tcMar>
+              <w:top w:w="40" w:type="dxa"/>
+              <w:left w:w="80" w:type="dxa"/>
+              <w:bottom w:w="40" w:type="dxa"/>
+              <w:right w:w="80" w:type="dxa"/>
+            </w:tcMar>
+            <w:vAlign w:val="center"/>
+          </w:tcPr>
+          <w:p>
+            <w:pPr>
+              <w:rPr>
+                <w:sz w:val="18"/>
+                <w:szCs w:val="18"/>
               </w:rPr>
             </w:pPr>
             <w:r>
               <w:rPr>
-                <w:sz w:val="16"/>
-                <w:szCs w:val="16"/>
+                <w:sz w:val="18"/>
+                <w:szCs w:val="18"/>
               </w:rPr>
               <w:t>{{ITEM_SGST_AMOUNT}}</w:t>
             </w:r>
@@ -2094,32 +2235,32 @@
         </w:tc>
         <w:tc>
           <w:tcPr>
-            <w:tcW w:w="567" w:type="dxa"/>
-            <w:tcBorders>
-              <w:top w:val="none" w:sz="0" w:space="0" w:color="FFFFFF"/>
-              <w:left w:val="single" w:sz="8" w:space="0" w:color="000000"/>
-              <w:bottom w:val="none" w:sz="0" w:space="0" w:color="FFFFFF"/>
-              <w:right w:val="single" w:sz="8" w:space="0" w:color="000000"/>
-            </w:tcBorders>
-            <w:tcMar>
-              <w:top w:w="40" w:type="dxa"/>
-              <w:left w:w="80" w:type="dxa"/>
-              <w:bottom w:w="40" w:type="dxa"/>
-              <w:right w:w="80" w:type="dxa"/>
-            </w:tcMar>
-            <w:vAlign w:val="center"/>
-          </w:tcPr>
-          <w:p>
-            <w:pPr>
-              <w:rPr>
-                <w:sz w:val="16"/>
-                <w:szCs w:val="16"/>
+            <w:tcW w:w="425" w:type="dxa"/>
+            <w:tcBorders>
+              <w:top w:val="none" w:sz="0" w:space="0" w:color="FFFFFF"/>
+              <w:left w:val="single" w:sz="8" w:space="0" w:color="000000"/>
+              <w:bottom w:val="none" w:sz="0" w:space="0" w:color="FFFFFF"/>
+              <w:right w:val="single" w:sz="8" w:space="0" w:color="000000"/>
+            </w:tcBorders>
+            <w:tcMar>
+              <w:top w:w="40" w:type="dxa"/>
+              <w:left w:w="80" w:type="dxa"/>
+              <w:bottom w:w="40" w:type="dxa"/>
+              <w:right w:w="80" w:type="dxa"/>
+            </w:tcMar>
+            <w:vAlign w:val="center"/>
+          </w:tcPr>
+          <w:p>
+            <w:pPr>
+              <w:rPr>
+                <w:sz w:val="18"/>
+                <w:szCs w:val="18"/>
               </w:rPr>
             </w:pPr>
             <w:r>
               <w:rPr>
-                <w:sz w:val="16"/>
-                <w:szCs w:val="16"/>
+                <w:sz w:val="18"/>
+                <w:szCs w:val="18"/>
               </w:rPr>
               <w:t>{{ITEM_IGST_PERCENT}}</w:t>
             </w:r>
@@ -2127,32 +2268,32 @@
         </w:tc>
         <w:tc>
           <w:tcPr>
-            <w:tcW w:w="758" w:type="dxa"/>
-            <w:tcBorders>
-              <w:top w:val="none" w:sz="0" w:space="0" w:color="FFFFFF"/>
-              <w:left w:val="single" w:sz="8" w:space="0" w:color="000000"/>
-              <w:bottom w:val="none" w:sz="0" w:space="0" w:color="FFFFFF"/>
-              <w:right w:val="single" w:sz="8" w:space="0" w:color="000000"/>
-            </w:tcBorders>
-            <w:tcMar>
-              <w:top w:w="40" w:type="dxa"/>
-              <w:left w:w="80" w:type="dxa"/>
-              <w:bottom w:w="40" w:type="dxa"/>
-              <w:right w:w="80" w:type="dxa"/>
-            </w:tcMar>
-            <w:vAlign w:val="center"/>
-          </w:tcPr>
-          <w:p>
-            <w:pPr>
-              <w:rPr>
-                <w:sz w:val="16"/>
-                <w:szCs w:val="16"/>
+            <w:tcW w:w="851" w:type="dxa"/>
+            <w:tcBorders>
+              <w:top w:val="none" w:sz="0" w:space="0" w:color="FFFFFF"/>
+              <w:left w:val="single" w:sz="8" w:space="0" w:color="000000"/>
+              <w:bottom w:val="none" w:sz="0" w:space="0" w:color="FFFFFF"/>
+              <w:right w:val="single" w:sz="8" w:space="0" w:color="000000"/>
+            </w:tcBorders>
+            <w:tcMar>
+              <w:top w:w="40" w:type="dxa"/>
+              <w:left w:w="80" w:type="dxa"/>
+              <w:bottom w:w="40" w:type="dxa"/>
+              <w:right w:w="80" w:type="dxa"/>
+            </w:tcMar>
+            <w:vAlign w:val="center"/>
+          </w:tcPr>
+          <w:p>
+            <w:pPr>
+              <w:rPr>
+                <w:sz w:val="18"/>
+                <w:szCs w:val="18"/>
               </w:rPr>
             </w:pPr>
             <w:r>
               <w:rPr>
-                <w:sz w:val="16"/>
-                <w:szCs w:val="16"/>
+                <w:sz w:val="18"/>
+                <w:szCs w:val="18"/>
               </w:rPr>
               <w:t>{{ITEM_IGST_AMOUNT}}</w:t>
             </w:r>
@@ -2160,7 +2301,7 @@
         </w:tc>
         <w:tc>
           <w:tcPr>
-            <w:tcW w:w="1165" w:type="dxa"/>
+            <w:tcW w:w="1134" w:type="dxa"/>
             <w:gridSpan w:val="2"/>
             <w:tcBorders>
               <w:top w:val="none" w:sz="0" w:space="0" w:color="FFFFFF"/>
@@ -2179,14 +2320,14 @@
           <w:p>
             <w:pPr>
               <w:rPr>
-                <w:sz w:val="16"/>
-                <w:szCs w:val="16"/>
+                <w:sz w:val="18"/>
+                <w:szCs w:val="18"/>
               </w:rPr>
             </w:pPr>
             <w:r>
               <w:rPr>
-                <w:sz w:val="16"/>
-                <w:szCs w:val="16"/>
+                <w:sz w:val="18"/>
+                <w:szCs w:val="18"/>
               </w:rPr>
               <w:t>{{ITEM_TOTAL}}</w:t>
             </w:r>
@@ -2196,7 +2337,7 @@
       <w:tr>
         <w:trPr>
           <w:cantSplit/>
-          <w:trHeight w:hRule="exact" w:val="410"/>
+          <w:trHeight w:val="20"/>
         </w:trPr>
         <w:tc>
           <w:tcPr>
@@ -2215,11 +2356,18 @@
             </w:tcMar>
             <w:vAlign w:val="center"/>
           </w:tcPr>
-          <w:p/>
-        </w:tc>
-        <w:tc>
-          <w:tcPr>
-            <w:tcW w:w="2409" w:type="dxa"/>
+          <w:p>
+            <w:pPr>
+              <w:rPr>
+                <w:sz w:val="18"/>
+                <w:szCs w:val="18"/>
+              </w:rPr>
+            </w:pPr>
+          </w:p>
+        </w:tc>
+        <w:tc>
+          <w:tcPr>
+            <w:tcW w:w="2552" w:type="dxa"/>
             <w:gridSpan w:val="2"/>
             <w:tcBorders>
               <w:top w:val="none" w:sz="0" w:space="0" w:color="FFFFFF"/>
@@ -2235,26 +2383,40 @@
             </w:tcMar>
             <w:vAlign w:val="center"/>
           </w:tcPr>
-          <w:p/>
-        </w:tc>
-        <w:tc>
-          <w:tcPr>
-            <w:tcW w:w="710" w:type="dxa"/>
-            <w:tcBorders>
-              <w:top w:val="none" w:sz="0" w:space="0" w:color="FFFFFF"/>
-              <w:left w:val="single" w:sz="8" w:space="0" w:color="000000"/>
-              <w:bottom w:val="none" w:sz="0" w:space="0" w:color="FFFFFF"/>
-              <w:right w:val="single" w:sz="8" w:space="0" w:color="000000"/>
-            </w:tcBorders>
-            <w:tcMar>
-              <w:top w:w="40" w:type="dxa"/>
-              <w:left w:w="80" w:type="dxa"/>
-              <w:bottom w:w="40" w:type="dxa"/>
-              <w:right w:w="80" w:type="dxa"/>
-            </w:tcMar>
-            <w:vAlign w:val="center"/>
-          </w:tcPr>
-          <w:p/>
+          <w:p>
+            <w:pPr>
+              <w:rPr>
+                <w:sz w:val="18"/>
+                <w:szCs w:val="18"/>
+              </w:rPr>
+            </w:pPr>
+          </w:p>
+        </w:tc>
+        <w:tc>
+          <w:tcPr>
+            <w:tcW w:w="708" w:type="dxa"/>
+            <w:tcBorders>
+              <w:top w:val="none" w:sz="0" w:space="0" w:color="FFFFFF"/>
+              <w:left w:val="single" w:sz="8" w:space="0" w:color="000000"/>
+              <w:bottom w:val="none" w:sz="0" w:space="0" w:color="FFFFFF"/>
+              <w:right w:val="single" w:sz="8" w:space="0" w:color="000000"/>
+            </w:tcBorders>
+            <w:tcMar>
+              <w:top w:w="40" w:type="dxa"/>
+              <w:left w:w="80" w:type="dxa"/>
+              <w:bottom w:w="40" w:type="dxa"/>
+              <w:right w:w="80" w:type="dxa"/>
+            </w:tcMar>
+            <w:vAlign w:val="center"/>
+          </w:tcPr>
+          <w:p>
+            <w:pPr>
+              <w:rPr>
+                <w:sz w:val="18"/>
+                <w:szCs w:val="18"/>
+              </w:rPr>
+            </w:pPr>
+          </w:p>
         </w:tc>
         <w:tc>
           <w:tcPr>
@@ -2274,26 +2436,40 @@
             </w:tcMar>
             <w:vAlign w:val="center"/>
           </w:tcPr>
-          <w:p/>
-        </w:tc>
-        <w:tc>
-          <w:tcPr>
-            <w:tcW w:w="850" w:type="dxa"/>
-            <w:tcBorders>
-              <w:top w:val="none" w:sz="0" w:space="0" w:color="FFFFFF"/>
-              <w:left w:val="single" w:sz="8" w:space="0" w:color="000000"/>
-              <w:bottom w:val="none" w:sz="0" w:space="0" w:color="FFFFFF"/>
-              <w:right w:val="single" w:sz="8" w:space="0" w:color="000000"/>
-            </w:tcBorders>
-            <w:tcMar>
-              <w:top w:w="40" w:type="dxa"/>
-              <w:left w:w="80" w:type="dxa"/>
-              <w:bottom w:w="40" w:type="dxa"/>
-              <w:right w:w="80" w:type="dxa"/>
-            </w:tcMar>
-            <w:vAlign w:val="center"/>
-          </w:tcPr>
-          <w:p/>
+          <w:p>
+            <w:pPr>
+              <w:rPr>
+                <w:sz w:val="18"/>
+                <w:szCs w:val="18"/>
+              </w:rPr>
+            </w:pPr>
+          </w:p>
+        </w:tc>
+        <w:tc>
+          <w:tcPr>
+            <w:tcW w:w="851" w:type="dxa"/>
+            <w:tcBorders>
+              <w:top w:val="none" w:sz="0" w:space="0" w:color="FFFFFF"/>
+              <w:left w:val="single" w:sz="8" w:space="0" w:color="000000"/>
+              <w:bottom w:val="none" w:sz="0" w:space="0" w:color="FFFFFF"/>
+              <w:right w:val="single" w:sz="8" w:space="0" w:color="000000"/>
+            </w:tcBorders>
+            <w:tcMar>
+              <w:top w:w="40" w:type="dxa"/>
+              <w:left w:w="80" w:type="dxa"/>
+              <w:bottom w:w="40" w:type="dxa"/>
+              <w:right w:w="80" w:type="dxa"/>
+            </w:tcMar>
+            <w:vAlign w:val="center"/>
+          </w:tcPr>
+          <w:p>
+            <w:pPr>
+              <w:rPr>
+                <w:sz w:val="18"/>
+                <w:szCs w:val="18"/>
+              </w:rPr>
+            </w:pPr>
+          </w:p>
         </w:tc>
         <w:tc>
           <w:tcPr>
@@ -2313,126 +2489,70 @@
             </w:tcMar>
             <w:vAlign w:val="center"/>
           </w:tcPr>
-          <w:p/>
-        </w:tc>
-        <w:tc>
-          <w:tcPr>
-            <w:tcW w:w="466" w:type="dxa"/>
-            <w:tcBorders>
-              <w:top w:val="none" w:sz="0" w:space="0" w:color="FFFFFF"/>
-              <w:left w:val="single" w:sz="8" w:space="0" w:color="000000"/>
-              <w:bottom w:val="none" w:sz="0" w:space="0" w:color="FFFFFF"/>
-              <w:right w:val="single" w:sz="8" w:space="0" w:color="000000"/>
-            </w:tcBorders>
-            <w:tcMar>
-              <w:top w:w="40" w:type="dxa"/>
-              <w:left w:w="80" w:type="dxa"/>
-              <w:bottom w:w="40" w:type="dxa"/>
-              <w:right w:w="80" w:type="dxa"/>
-            </w:tcMar>
-            <w:vAlign w:val="center"/>
-          </w:tcPr>
-          <w:p/>
-        </w:tc>
-        <w:tc>
-          <w:tcPr>
-            <w:tcW w:w="850" w:type="dxa"/>
-            <w:tcBorders>
-              <w:top w:val="none" w:sz="0" w:space="0" w:color="FFFFFF"/>
-              <w:left w:val="single" w:sz="8" w:space="0" w:color="000000"/>
-              <w:bottom w:val="none" w:sz="0" w:space="0" w:color="FFFFFF"/>
-              <w:right w:val="single" w:sz="8" w:space="0" w:color="000000"/>
-            </w:tcBorders>
-            <w:tcMar>
-              <w:top w:w="40" w:type="dxa"/>
-              <w:left w:w="80" w:type="dxa"/>
-              <w:bottom w:w="40" w:type="dxa"/>
-              <w:right w:w="80" w:type="dxa"/>
-            </w:tcMar>
-            <w:vAlign w:val="center"/>
-          </w:tcPr>
-          <w:p/>
-        </w:tc>
-        <w:tc>
-          <w:tcPr>
-            <w:tcW w:w="498" w:type="dxa"/>
-            <w:tcBorders>
-              <w:top w:val="none" w:sz="0" w:space="0" w:color="FFFFFF"/>
-              <w:left w:val="single" w:sz="8" w:space="0" w:color="000000"/>
-              <w:bottom w:val="none" w:sz="0" w:space="0" w:color="FFFFFF"/>
-              <w:right w:val="single" w:sz="8" w:space="0" w:color="000000"/>
-            </w:tcBorders>
-            <w:tcMar>
-              <w:top w:w="40" w:type="dxa"/>
-              <w:left w:w="80" w:type="dxa"/>
-              <w:bottom w:w="40" w:type="dxa"/>
-              <w:right w:w="80" w:type="dxa"/>
-            </w:tcMar>
-            <w:vAlign w:val="center"/>
-          </w:tcPr>
-          <w:p/>
-        </w:tc>
-        <w:tc>
-          <w:tcPr>
-            <w:tcW w:w="880" w:type="dxa"/>
-            <w:gridSpan w:val="3"/>
-            <w:tcBorders>
-              <w:top w:val="none" w:sz="0" w:space="0" w:color="FFFFFF"/>
-              <w:left w:val="single" w:sz="8" w:space="0" w:color="000000"/>
-              <w:bottom w:val="none" w:sz="0" w:space="0" w:color="FFFFFF"/>
-              <w:right w:val="single" w:sz="8" w:space="0" w:color="000000"/>
-            </w:tcBorders>
-            <w:tcMar>
-              <w:top w:w="40" w:type="dxa"/>
-              <w:left w:w="80" w:type="dxa"/>
-              <w:bottom w:w="40" w:type="dxa"/>
-              <w:right w:w="80" w:type="dxa"/>
-            </w:tcMar>
-            <w:vAlign w:val="center"/>
-          </w:tcPr>
-          <w:p/>
+          <w:p>
+            <w:pPr>
+              <w:rPr>
+                <w:sz w:val="18"/>
+                <w:szCs w:val="18"/>
+              </w:rPr>
+            </w:pPr>
+          </w:p>
+        </w:tc>
+        <w:tc>
+          <w:tcPr>
+            <w:tcW w:w="425" w:type="dxa"/>
+            <w:tcBorders>
+              <w:top w:val="none" w:sz="0" w:space="0" w:color="FFFFFF"/>
+              <w:left w:val="single" w:sz="8" w:space="0" w:color="000000"/>
+              <w:bottom w:val="none" w:sz="0" w:space="0" w:color="FFFFFF"/>
+              <w:right w:val="single" w:sz="8" w:space="0" w:color="000000"/>
+            </w:tcBorders>
+            <w:tcMar>
+              <w:top w:w="40" w:type="dxa"/>
+              <w:left w:w="80" w:type="dxa"/>
+              <w:bottom w:w="40" w:type="dxa"/>
+              <w:right w:w="80" w:type="dxa"/>
+            </w:tcMar>
+            <w:vAlign w:val="center"/>
+          </w:tcPr>
+          <w:p>
+            <w:pPr>
+              <w:rPr>
+                <w:sz w:val="18"/>
+                <w:szCs w:val="18"/>
+              </w:rPr>
+            </w:pPr>
+          </w:p>
+        </w:tc>
+        <w:tc>
+          <w:tcPr>
+            <w:tcW w:w="851" w:type="dxa"/>
+            <w:tcBorders>
+              <w:top w:val="none" w:sz="0" w:space="0" w:color="FFFFFF"/>
+              <w:left w:val="single" w:sz="8" w:space="0" w:color="000000"/>
+              <w:bottom w:val="none" w:sz="0" w:space="0" w:color="FFFFFF"/>
+              <w:right w:val="single" w:sz="8" w:space="0" w:color="000000"/>
+            </w:tcBorders>
+            <w:tcMar>
+              <w:top w:w="40" w:type="dxa"/>
+              <w:left w:w="80" w:type="dxa"/>
+              <w:bottom w:w="40" w:type="dxa"/>
+              <w:right w:w="80" w:type="dxa"/>
+            </w:tcMar>
+            <w:vAlign w:val="center"/>
+          </w:tcPr>
+          <w:p>
+            <w:pPr>
+              <w:rPr>
+                <w:sz w:val="18"/>
+                <w:szCs w:val="18"/>
+              </w:rPr>
+            </w:pPr>
+          </w:p>
         </w:tc>
         <w:tc>
           <w:tcPr>
             <w:tcW w:w="567" w:type="dxa"/>
-            <w:tcBorders>
-              <w:top w:val="none" w:sz="0" w:space="0" w:color="FFFFFF"/>
-              <w:left w:val="single" w:sz="8" w:space="0" w:color="000000"/>
-              <w:bottom w:val="none" w:sz="0" w:space="0" w:color="FFFFFF"/>
-              <w:right w:val="single" w:sz="8" w:space="0" w:color="000000"/>
-            </w:tcBorders>
-            <w:tcMar>
-              <w:top w:w="40" w:type="dxa"/>
-              <w:left w:w="80" w:type="dxa"/>
-              <w:bottom w:w="40" w:type="dxa"/>
-              <w:right w:w="80" w:type="dxa"/>
-            </w:tcMar>
-            <w:vAlign w:val="center"/>
-          </w:tcPr>
-          <w:p/>
-        </w:tc>
-        <w:tc>
-          <w:tcPr>
-            <w:tcW w:w="758" w:type="dxa"/>
-            <w:tcBorders>
-              <w:top w:val="none" w:sz="0" w:space="0" w:color="FFFFFF"/>
-              <w:left w:val="single" w:sz="8" w:space="0" w:color="000000"/>
-              <w:bottom w:val="none" w:sz="0" w:space="0" w:color="FFFFFF"/>
-              <w:right w:val="single" w:sz="8" w:space="0" w:color="000000"/>
-            </w:tcBorders>
-            <w:tcMar>
-              <w:top w:w="40" w:type="dxa"/>
-              <w:left w:w="80" w:type="dxa"/>
-              <w:bottom w:w="40" w:type="dxa"/>
-              <w:right w:w="80" w:type="dxa"/>
-            </w:tcMar>
-            <w:vAlign w:val="center"/>
-          </w:tcPr>
-          <w:p/>
-        </w:tc>
-        <w:tc>
-          <w:tcPr>
-            <w:tcW w:w="1165" w:type="dxa"/>
             <w:gridSpan w:val="2"/>
             <w:tcBorders>
               <w:top w:val="none" w:sz="0" w:space="0" w:color="FFFFFF"/>
@@ -2448,13 +2568,125 @@
             </w:tcMar>
             <w:vAlign w:val="center"/>
           </w:tcPr>
-          <w:p/>
+          <w:p>
+            <w:pPr>
+              <w:rPr>
+                <w:sz w:val="18"/>
+                <w:szCs w:val="18"/>
+              </w:rPr>
+            </w:pPr>
+          </w:p>
+        </w:tc>
+        <w:tc>
+          <w:tcPr>
+            <w:tcW w:w="992" w:type="dxa"/>
+            <w:tcBorders>
+              <w:top w:val="none" w:sz="0" w:space="0" w:color="FFFFFF"/>
+              <w:left w:val="single" w:sz="8" w:space="0" w:color="000000"/>
+              <w:bottom w:val="none" w:sz="0" w:space="0" w:color="FFFFFF"/>
+              <w:right w:val="single" w:sz="8" w:space="0" w:color="000000"/>
+            </w:tcBorders>
+            <w:tcMar>
+              <w:top w:w="40" w:type="dxa"/>
+              <w:left w:w="80" w:type="dxa"/>
+              <w:bottom w:w="40" w:type="dxa"/>
+              <w:right w:w="80" w:type="dxa"/>
+            </w:tcMar>
+            <w:vAlign w:val="center"/>
+          </w:tcPr>
+          <w:p>
+            <w:pPr>
+              <w:rPr>
+                <w:sz w:val="18"/>
+                <w:szCs w:val="18"/>
+              </w:rPr>
+            </w:pPr>
+          </w:p>
+        </w:tc>
+        <w:tc>
+          <w:tcPr>
+            <w:tcW w:w="425" w:type="dxa"/>
+            <w:tcBorders>
+              <w:top w:val="none" w:sz="0" w:space="0" w:color="FFFFFF"/>
+              <w:left w:val="single" w:sz="8" w:space="0" w:color="000000"/>
+              <w:bottom w:val="none" w:sz="0" w:space="0" w:color="FFFFFF"/>
+              <w:right w:val="single" w:sz="8" w:space="0" w:color="000000"/>
+            </w:tcBorders>
+            <w:tcMar>
+              <w:top w:w="40" w:type="dxa"/>
+              <w:left w:w="80" w:type="dxa"/>
+              <w:bottom w:w="40" w:type="dxa"/>
+              <w:right w:w="80" w:type="dxa"/>
+            </w:tcMar>
+            <w:vAlign w:val="center"/>
+          </w:tcPr>
+          <w:p>
+            <w:pPr>
+              <w:rPr>
+                <w:sz w:val="18"/>
+                <w:szCs w:val="18"/>
+              </w:rPr>
+            </w:pPr>
+          </w:p>
+        </w:tc>
+        <w:tc>
+          <w:tcPr>
+            <w:tcW w:w="851" w:type="dxa"/>
+            <w:tcBorders>
+              <w:top w:val="none" w:sz="0" w:space="0" w:color="FFFFFF"/>
+              <w:left w:val="single" w:sz="8" w:space="0" w:color="000000"/>
+              <w:bottom w:val="none" w:sz="0" w:space="0" w:color="FFFFFF"/>
+              <w:right w:val="single" w:sz="8" w:space="0" w:color="000000"/>
+            </w:tcBorders>
+            <w:tcMar>
+              <w:top w:w="40" w:type="dxa"/>
+              <w:left w:w="80" w:type="dxa"/>
+              <w:bottom w:w="40" w:type="dxa"/>
+              <w:right w:w="80" w:type="dxa"/>
+            </w:tcMar>
+            <w:vAlign w:val="center"/>
+          </w:tcPr>
+          <w:p>
+            <w:pPr>
+              <w:rPr>
+                <w:sz w:val="18"/>
+                <w:szCs w:val="18"/>
+              </w:rPr>
+            </w:pPr>
+          </w:p>
+        </w:tc>
+        <w:tc>
+          <w:tcPr>
+            <w:tcW w:w="1134" w:type="dxa"/>
+            <w:gridSpan w:val="2"/>
+            <w:tcBorders>
+              <w:top w:val="none" w:sz="0" w:space="0" w:color="FFFFFF"/>
+              <w:left w:val="single" w:sz="8" w:space="0" w:color="000000"/>
+              <w:bottom w:val="none" w:sz="0" w:space="0" w:color="FFFFFF"/>
+              <w:right w:val="single" w:sz="8" w:space="0" w:color="000000"/>
+            </w:tcBorders>
+            <w:tcMar>
+              <w:top w:w="40" w:type="dxa"/>
+              <w:left w:w="80" w:type="dxa"/>
+              <w:bottom w:w="40" w:type="dxa"/>
+              <w:right w:w="80" w:type="dxa"/>
+            </w:tcMar>
+            <w:vAlign w:val="center"/>
+          </w:tcPr>
+          <w:p>
+            <w:pPr>
+              <w:rPr>
+                <w:sz w:val="18"/>
+                <w:szCs w:val="18"/>
+              </w:rPr>
+            </w:pPr>
+          </w:p>
         </w:tc>
       </w:tr>
       <w:tr>
         <w:trPr>
           <w:cantSplit/>
-          <w:trHeight w:hRule="exact" w:val="410"/>
+          <w:trHeight w:val="20"/>
         </w:trPr>
         <w:tc>
           <w:tcPr>
@@ -2473,11 +2705,18 @@
             </w:tcMar>
             <w:vAlign w:val="center"/>
           </w:tcPr>
-          <w:p/>
-        </w:tc>
-        <w:tc>
-          <w:tcPr>
-            <w:tcW w:w="2409" w:type="dxa"/>
+          <w:p>
+            <w:pPr>
+              <w:rPr>
+                <w:sz w:val="18"/>
+                <w:szCs w:val="18"/>
+              </w:rPr>
+            </w:pPr>
+          </w:p>
+        </w:tc>
+        <w:tc>
+          <w:tcPr>
+            <w:tcW w:w="2552" w:type="dxa"/>
             <w:gridSpan w:val="2"/>
             <w:tcBorders>
               <w:top w:val="none" w:sz="0" w:space="0" w:color="FFFFFF"/>
@@ -2493,26 +2732,40 @@
             </w:tcMar>
             <w:vAlign w:val="center"/>
           </w:tcPr>
-          <w:p/>
-        </w:tc>
-        <w:tc>
-          <w:tcPr>
-            <w:tcW w:w="710" w:type="dxa"/>
-            <w:tcBorders>
-              <w:top w:val="none" w:sz="0" w:space="0" w:color="FFFFFF"/>
-              <w:left w:val="single" w:sz="8" w:space="0" w:color="000000"/>
-              <w:bottom w:val="none" w:sz="0" w:space="0" w:color="FFFFFF"/>
-              <w:right w:val="single" w:sz="8" w:space="0" w:color="000000"/>
-            </w:tcBorders>
-            <w:tcMar>
-              <w:top w:w="40" w:type="dxa"/>
-              <w:left w:w="80" w:type="dxa"/>
-              <w:bottom w:w="40" w:type="dxa"/>
-              <w:right w:w="80" w:type="dxa"/>
-            </w:tcMar>
-            <w:vAlign w:val="center"/>
-          </w:tcPr>
-          <w:p/>
+          <w:p>
+            <w:pPr>
+              <w:rPr>
+                <w:sz w:val="18"/>
+                <w:szCs w:val="18"/>
+              </w:rPr>
+            </w:pPr>
+          </w:p>
+        </w:tc>
+        <w:tc>
+          <w:tcPr>
+            <w:tcW w:w="708" w:type="dxa"/>
+            <w:tcBorders>
+              <w:top w:val="none" w:sz="0" w:space="0" w:color="FFFFFF"/>
+              <w:left w:val="single" w:sz="8" w:space="0" w:color="000000"/>
+              <w:bottom w:val="none" w:sz="0" w:space="0" w:color="FFFFFF"/>
+              <w:right w:val="single" w:sz="8" w:space="0" w:color="000000"/>
+            </w:tcBorders>
+            <w:tcMar>
+              <w:top w:w="40" w:type="dxa"/>
+              <w:left w:w="80" w:type="dxa"/>
+              <w:bottom w:w="40" w:type="dxa"/>
+              <w:right w:w="80" w:type="dxa"/>
+            </w:tcMar>
+            <w:vAlign w:val="center"/>
+          </w:tcPr>
+          <w:p>
+            <w:pPr>
+              <w:rPr>
+                <w:sz w:val="18"/>
+                <w:szCs w:val="18"/>
+              </w:rPr>
+            </w:pPr>
+          </w:p>
         </w:tc>
         <w:tc>
           <w:tcPr>
@@ -2532,26 +2785,40 @@
             </w:tcMar>
             <w:vAlign w:val="center"/>
           </w:tcPr>
-          <w:p/>
-        </w:tc>
-        <w:tc>
-          <w:tcPr>
-            <w:tcW w:w="850" w:type="dxa"/>
-            <w:tcBorders>
-              <w:top w:val="none" w:sz="0" w:space="0" w:color="FFFFFF"/>
-              <w:left w:val="single" w:sz="8" w:space="0" w:color="000000"/>
-              <w:bottom w:val="none" w:sz="0" w:space="0" w:color="FFFFFF"/>
-              <w:right w:val="single" w:sz="8" w:space="0" w:color="000000"/>
-            </w:tcBorders>
-            <w:tcMar>
-              <w:top w:w="40" w:type="dxa"/>
-              <w:left w:w="80" w:type="dxa"/>
-              <w:bottom w:w="40" w:type="dxa"/>
-              <w:right w:w="80" w:type="dxa"/>
-            </w:tcMar>
-            <w:vAlign w:val="center"/>
-          </w:tcPr>
-          <w:p/>
+          <w:p>
+            <w:pPr>
+              <w:rPr>
+                <w:sz w:val="18"/>
+                <w:szCs w:val="18"/>
+              </w:rPr>
+            </w:pPr>
+          </w:p>
+        </w:tc>
+        <w:tc>
+          <w:tcPr>
+            <w:tcW w:w="851" w:type="dxa"/>
+            <w:tcBorders>
+              <w:top w:val="none" w:sz="0" w:space="0" w:color="FFFFFF"/>
+              <w:left w:val="single" w:sz="8" w:space="0" w:color="000000"/>
+              <w:bottom w:val="none" w:sz="0" w:space="0" w:color="FFFFFF"/>
+              <w:right w:val="single" w:sz="8" w:space="0" w:color="000000"/>
+            </w:tcBorders>
+            <w:tcMar>
+              <w:top w:w="40" w:type="dxa"/>
+              <w:left w:w="80" w:type="dxa"/>
+              <w:bottom w:w="40" w:type="dxa"/>
+              <w:right w:w="80" w:type="dxa"/>
+            </w:tcMar>
+            <w:vAlign w:val="center"/>
+          </w:tcPr>
+          <w:p>
+            <w:pPr>
+              <w:rPr>
+                <w:sz w:val="18"/>
+                <w:szCs w:val="18"/>
+              </w:rPr>
+            </w:pPr>
+          </w:p>
         </w:tc>
         <w:tc>
           <w:tcPr>
@@ -2571,126 +2838,70 @@
             </w:tcMar>
             <w:vAlign w:val="center"/>
           </w:tcPr>
-          <w:p/>
-        </w:tc>
-        <w:tc>
-          <w:tcPr>
-            <w:tcW w:w="466" w:type="dxa"/>
-            <w:tcBorders>
-              <w:top w:val="none" w:sz="0" w:space="0" w:color="FFFFFF"/>
-              <w:left w:val="single" w:sz="8" w:space="0" w:color="000000"/>
-              <w:bottom w:val="none" w:sz="0" w:space="0" w:color="FFFFFF"/>
-              <w:right w:val="single" w:sz="8" w:space="0" w:color="000000"/>
-            </w:tcBorders>
-            <w:tcMar>
-              <w:top w:w="40" w:type="dxa"/>
-              <w:left w:w="80" w:type="dxa"/>
-              <w:bottom w:w="40" w:type="dxa"/>
-              <w:right w:w="80" w:type="dxa"/>
-            </w:tcMar>
-            <w:vAlign w:val="center"/>
-          </w:tcPr>
-          <w:p/>
-        </w:tc>
-        <w:tc>
-          <w:tcPr>
-            <w:tcW w:w="850" w:type="dxa"/>
-            <w:tcBorders>
-              <w:top w:val="none" w:sz="0" w:space="0" w:color="FFFFFF"/>
-              <w:left w:val="single" w:sz="8" w:space="0" w:color="000000"/>
-              <w:bottom w:val="none" w:sz="0" w:space="0" w:color="FFFFFF"/>
-              <w:right w:val="single" w:sz="8" w:space="0" w:color="000000"/>
-            </w:tcBorders>
-            <w:tcMar>
-              <w:top w:w="40" w:type="dxa"/>
-              <w:left w:w="80" w:type="dxa"/>
-              <w:bottom w:w="40" w:type="dxa"/>
-              <w:right w:w="80" w:type="dxa"/>
-            </w:tcMar>
-            <w:vAlign w:val="center"/>
-          </w:tcPr>
-          <w:p/>
-        </w:tc>
-        <w:tc>
-          <w:tcPr>
-            <w:tcW w:w="498" w:type="dxa"/>
-            <w:tcBorders>
-              <w:top w:val="none" w:sz="0" w:space="0" w:color="FFFFFF"/>
-              <w:left w:val="single" w:sz="8" w:space="0" w:color="000000"/>
-              <w:bottom w:val="none" w:sz="0" w:space="0" w:color="FFFFFF"/>
-              <w:right w:val="single" w:sz="8" w:space="0" w:color="000000"/>
-            </w:tcBorders>
-            <w:tcMar>
-              <w:top w:w="40" w:type="dxa"/>
-              <w:left w:w="80" w:type="dxa"/>
-              <w:bottom w:w="40" w:type="dxa"/>
-              <w:right w:w="80" w:type="dxa"/>
-            </w:tcMar>
-            <w:vAlign w:val="center"/>
-          </w:tcPr>
-          <w:p/>
-        </w:tc>
-        <w:tc>
-          <w:tcPr>
-            <w:tcW w:w="880" w:type="dxa"/>
-            <w:gridSpan w:val="3"/>
-            <w:tcBorders>
-              <w:top w:val="none" w:sz="0" w:space="0" w:color="FFFFFF"/>
-              <w:left w:val="single" w:sz="8" w:space="0" w:color="000000"/>
-              <w:bottom w:val="none" w:sz="0" w:space="0" w:color="FFFFFF"/>
-              <w:right w:val="single" w:sz="8" w:space="0" w:color="000000"/>
-            </w:tcBorders>
-            <w:tcMar>
-              <w:top w:w="40" w:type="dxa"/>
-              <w:left w:w="80" w:type="dxa"/>
-              <w:bottom w:w="40" w:type="dxa"/>
-              <w:right w:w="80" w:type="dxa"/>
-            </w:tcMar>
-            <w:vAlign w:val="center"/>
-          </w:tcPr>
-          <w:p/>
+          <w:p>
+            <w:pPr>
+              <w:rPr>
+                <w:sz w:val="18"/>
+                <w:szCs w:val="18"/>
+              </w:rPr>
+            </w:pPr>
+          </w:p>
+        </w:tc>
+        <w:tc>
+          <w:tcPr>
+            <w:tcW w:w="425" w:type="dxa"/>
+            <w:tcBorders>
+              <w:top w:val="none" w:sz="0" w:space="0" w:color="FFFFFF"/>
+              <w:left w:val="single" w:sz="8" w:space="0" w:color="000000"/>
+              <w:bottom w:val="none" w:sz="0" w:space="0" w:color="FFFFFF"/>
+              <w:right w:val="single" w:sz="8" w:space="0" w:color="000000"/>
+            </w:tcBorders>
+            <w:tcMar>
+              <w:top w:w="40" w:type="dxa"/>
+              <w:left w:w="80" w:type="dxa"/>
+              <w:bottom w:w="40" w:type="dxa"/>
+              <w:right w:w="80" w:type="dxa"/>
+            </w:tcMar>
+            <w:vAlign w:val="center"/>
+          </w:tcPr>
+          <w:p>
+            <w:pPr>
+              <w:rPr>
+                <w:sz w:val="18"/>
+                <w:szCs w:val="18"/>
+              </w:rPr>
+            </w:pPr>
+          </w:p>
+        </w:tc>
+        <w:tc>
+          <w:tcPr>
+            <w:tcW w:w="851" w:type="dxa"/>
+            <w:tcBorders>
+              <w:top w:val="none" w:sz="0" w:space="0" w:color="FFFFFF"/>
+              <w:left w:val="single" w:sz="8" w:space="0" w:color="000000"/>
+              <w:bottom w:val="none" w:sz="0" w:space="0" w:color="FFFFFF"/>
+              <w:right w:val="single" w:sz="8" w:space="0" w:color="000000"/>
+            </w:tcBorders>
+            <w:tcMar>
+              <w:top w:w="40" w:type="dxa"/>
+              <w:left w:w="80" w:type="dxa"/>
+              <w:bottom w:w="40" w:type="dxa"/>
+              <w:right w:w="80" w:type="dxa"/>
+            </w:tcMar>
+            <w:vAlign w:val="center"/>
+          </w:tcPr>
+          <w:p>
+            <w:pPr>
+              <w:rPr>
+                <w:sz w:val="18"/>
+                <w:szCs w:val="18"/>
+              </w:rPr>
+            </w:pPr>
+          </w:p>
         </w:tc>
         <w:tc>
           <w:tcPr>
             <w:tcW w:w="567" w:type="dxa"/>
-            <w:tcBorders>
-              <w:top w:val="none" w:sz="0" w:space="0" w:color="FFFFFF"/>
-              <w:left w:val="single" w:sz="8" w:space="0" w:color="000000"/>
-              <w:bottom w:val="none" w:sz="0" w:space="0" w:color="FFFFFF"/>
-              <w:right w:val="single" w:sz="8" w:space="0" w:color="000000"/>
-            </w:tcBorders>
-            <w:tcMar>
-              <w:top w:w="40" w:type="dxa"/>
-              <w:left w:w="80" w:type="dxa"/>
-              <w:bottom w:w="40" w:type="dxa"/>
-              <w:right w:w="80" w:type="dxa"/>
-            </w:tcMar>
-            <w:vAlign w:val="center"/>
-          </w:tcPr>
-          <w:p/>
-        </w:tc>
-        <w:tc>
-          <w:tcPr>
-            <w:tcW w:w="758" w:type="dxa"/>
-            <w:tcBorders>
-              <w:top w:val="none" w:sz="0" w:space="0" w:color="FFFFFF"/>
-              <w:left w:val="single" w:sz="8" w:space="0" w:color="000000"/>
-              <w:bottom w:val="none" w:sz="0" w:space="0" w:color="FFFFFF"/>
-              <w:right w:val="single" w:sz="8" w:space="0" w:color="000000"/>
-            </w:tcBorders>
-            <w:tcMar>
-              <w:top w:w="40" w:type="dxa"/>
-              <w:left w:w="80" w:type="dxa"/>
-              <w:bottom w:w="40" w:type="dxa"/>
-              <w:right w:w="80" w:type="dxa"/>
-            </w:tcMar>
-            <w:vAlign w:val="center"/>
-          </w:tcPr>
-          <w:p/>
-        </w:tc>
-        <w:tc>
-          <w:tcPr>
-            <w:tcW w:w="1165" w:type="dxa"/>
             <w:gridSpan w:val="2"/>
             <w:tcBorders>
               <w:top w:val="none" w:sz="0" w:space="0" w:color="FFFFFF"/>
@@ -2706,13 +2917,125 @@
             </w:tcMar>
             <w:vAlign w:val="center"/>
           </w:tcPr>
-          <w:p/>
+          <w:p>
+            <w:pPr>
+              <w:rPr>
+                <w:sz w:val="18"/>
+                <w:szCs w:val="18"/>
+              </w:rPr>
+            </w:pPr>
+          </w:p>
+        </w:tc>
+        <w:tc>
+          <w:tcPr>
+            <w:tcW w:w="992" w:type="dxa"/>
+            <w:tcBorders>
+              <w:top w:val="none" w:sz="0" w:space="0" w:color="FFFFFF"/>
+              <w:left w:val="single" w:sz="8" w:space="0" w:color="000000"/>
+              <w:bottom w:val="none" w:sz="0" w:space="0" w:color="FFFFFF"/>
+              <w:right w:val="single" w:sz="8" w:space="0" w:color="000000"/>
+            </w:tcBorders>
+            <w:tcMar>
+              <w:top w:w="40" w:type="dxa"/>
+              <w:left w:w="80" w:type="dxa"/>
+              <w:bottom w:w="40" w:type="dxa"/>
+              <w:right w:w="80" w:type="dxa"/>
+            </w:tcMar>
+            <w:vAlign w:val="center"/>
+          </w:tcPr>
+          <w:p>
+            <w:pPr>
+              <w:rPr>
+                <w:sz w:val="18"/>
+                <w:szCs w:val="18"/>
+              </w:rPr>
+            </w:pPr>
+          </w:p>
+        </w:tc>
+        <w:tc>
+          <w:tcPr>
+            <w:tcW w:w="425" w:type="dxa"/>
+            <w:tcBorders>
+              <w:top w:val="none" w:sz="0" w:space="0" w:color="FFFFFF"/>
+              <w:left w:val="single" w:sz="8" w:space="0" w:color="000000"/>
+              <w:bottom w:val="none" w:sz="0" w:space="0" w:color="FFFFFF"/>
+              <w:right w:val="single" w:sz="8" w:space="0" w:color="000000"/>
+            </w:tcBorders>
+            <w:tcMar>
+              <w:top w:w="40" w:type="dxa"/>
+              <w:left w:w="80" w:type="dxa"/>
+              <w:bottom w:w="40" w:type="dxa"/>
+              <w:right w:w="80" w:type="dxa"/>
+            </w:tcMar>
+            <w:vAlign w:val="center"/>
+          </w:tcPr>
+          <w:p>
+            <w:pPr>
+              <w:rPr>
+                <w:sz w:val="18"/>
+                <w:szCs w:val="18"/>
+              </w:rPr>
+            </w:pPr>
+          </w:p>
+        </w:tc>
+        <w:tc>
+          <w:tcPr>
+            <w:tcW w:w="851" w:type="dxa"/>
+            <w:tcBorders>
+              <w:top w:val="none" w:sz="0" w:space="0" w:color="FFFFFF"/>
+              <w:left w:val="single" w:sz="8" w:space="0" w:color="000000"/>
+              <w:bottom w:val="none" w:sz="0" w:space="0" w:color="FFFFFF"/>
+              <w:right w:val="single" w:sz="8" w:space="0" w:color="000000"/>
+            </w:tcBorders>
+            <w:tcMar>
+              <w:top w:w="40" w:type="dxa"/>
+              <w:left w:w="80" w:type="dxa"/>
+              <w:bottom w:w="40" w:type="dxa"/>
+              <w:right w:w="80" w:type="dxa"/>
+            </w:tcMar>
+            <w:vAlign w:val="center"/>
+          </w:tcPr>
+          <w:p>
+            <w:pPr>
+              <w:rPr>
+                <w:sz w:val="18"/>
+                <w:szCs w:val="18"/>
+              </w:rPr>
+            </w:pPr>
+          </w:p>
+        </w:tc>
+        <w:tc>
+          <w:tcPr>
+            <w:tcW w:w="1134" w:type="dxa"/>
+            <w:gridSpan w:val="2"/>
+            <w:tcBorders>
+              <w:top w:val="none" w:sz="0" w:space="0" w:color="FFFFFF"/>
+              <w:left w:val="single" w:sz="8" w:space="0" w:color="000000"/>
+              <w:bottom w:val="none" w:sz="0" w:space="0" w:color="FFFFFF"/>
+              <w:right w:val="single" w:sz="8" w:space="0" w:color="000000"/>
+            </w:tcBorders>
+            <w:tcMar>
+              <w:top w:w="40" w:type="dxa"/>
+              <w:left w:w="80" w:type="dxa"/>
+              <w:bottom w:w="40" w:type="dxa"/>
+              <w:right w:w="80" w:type="dxa"/>
+            </w:tcMar>
+            <w:vAlign w:val="center"/>
+          </w:tcPr>
+          <w:p>
+            <w:pPr>
+              <w:rPr>
+                <w:sz w:val="18"/>
+                <w:szCs w:val="18"/>
+              </w:rPr>
+            </w:pPr>
+          </w:p>
         </w:tc>
       </w:tr>
       <w:tr>
         <w:trPr>
           <w:cantSplit/>
-          <w:trHeight w:hRule="exact" w:val="410"/>
+          <w:trHeight w:val="20"/>
         </w:trPr>
         <w:tc>
           <w:tcPr>
@@ -2731,11 +3054,18 @@
             </w:tcMar>
             <w:vAlign w:val="center"/>
           </w:tcPr>
-          <w:p/>
-        </w:tc>
-        <w:tc>
-          <w:tcPr>
-            <w:tcW w:w="2409" w:type="dxa"/>
+          <w:p>
+            <w:pPr>
+              <w:rPr>
+                <w:sz w:val="18"/>
+                <w:szCs w:val="18"/>
+              </w:rPr>
+            </w:pPr>
+          </w:p>
+        </w:tc>
+        <w:tc>
+          <w:tcPr>
+            <w:tcW w:w="2552" w:type="dxa"/>
             <w:gridSpan w:val="2"/>
             <w:tcBorders>
               <w:top w:val="none" w:sz="0" w:space="0" w:color="FFFFFF"/>
@@ -2751,26 +3081,40 @@
             </w:tcMar>
             <w:vAlign w:val="center"/>
           </w:tcPr>
-          <w:p/>
-        </w:tc>
-        <w:tc>
-          <w:tcPr>
-            <w:tcW w:w="710" w:type="dxa"/>
-            <w:tcBorders>
-              <w:top w:val="none" w:sz="0" w:space="0" w:color="FFFFFF"/>
-              <w:left w:val="single" w:sz="8" w:space="0" w:color="000000"/>
-              <w:bottom w:val="none" w:sz="0" w:space="0" w:color="FFFFFF"/>
-              <w:right w:val="single" w:sz="8" w:space="0" w:color="000000"/>
-            </w:tcBorders>
-            <w:tcMar>
-              <w:top w:w="40" w:type="dxa"/>
-              <w:left w:w="80" w:type="dxa"/>
-              <w:bottom w:w="40" w:type="dxa"/>
-              <w:right w:w="80" w:type="dxa"/>
-            </w:tcMar>
-            <w:vAlign w:val="center"/>
-          </w:tcPr>
-          <w:p/>
+          <w:p>
+            <w:pPr>
+              <w:rPr>
+                <w:sz w:val="18"/>
+                <w:szCs w:val="18"/>
+              </w:rPr>
+            </w:pPr>
+          </w:p>
+        </w:tc>
+        <w:tc>
+          <w:tcPr>
+            <w:tcW w:w="708" w:type="dxa"/>
+            <w:tcBorders>
+              <w:top w:val="none" w:sz="0" w:space="0" w:color="FFFFFF"/>
+              <w:left w:val="single" w:sz="8" w:space="0" w:color="000000"/>
+              <w:bottom w:val="none" w:sz="0" w:space="0" w:color="FFFFFF"/>
+              <w:right w:val="single" w:sz="8" w:space="0" w:color="000000"/>
+            </w:tcBorders>
+            <w:tcMar>
+              <w:top w:w="40" w:type="dxa"/>
+              <w:left w:w="80" w:type="dxa"/>
+              <w:bottom w:w="40" w:type="dxa"/>
+              <w:right w:w="80" w:type="dxa"/>
+            </w:tcMar>
+            <w:vAlign w:val="center"/>
+          </w:tcPr>
+          <w:p>
+            <w:pPr>
+              <w:rPr>
+                <w:sz w:val="18"/>
+                <w:szCs w:val="18"/>
+              </w:rPr>
+            </w:pPr>
+          </w:p>
         </w:tc>
         <w:tc>
           <w:tcPr>
@@ -2790,26 +3134,40 @@
             </w:tcMar>
             <w:vAlign w:val="center"/>
           </w:tcPr>
-          <w:p/>
-        </w:tc>
-        <w:tc>
-          <w:tcPr>
-            <w:tcW w:w="850" w:type="dxa"/>
-            <w:tcBorders>
-              <w:top w:val="none" w:sz="0" w:space="0" w:color="FFFFFF"/>
-              <w:left w:val="single" w:sz="8" w:space="0" w:color="000000"/>
-              <w:bottom w:val="none" w:sz="0" w:space="0" w:color="FFFFFF"/>
-              <w:right w:val="single" w:sz="8" w:space="0" w:color="000000"/>
-            </w:tcBorders>
-            <w:tcMar>
-              <w:top w:w="40" w:type="dxa"/>
-              <w:left w:w="80" w:type="dxa"/>
-              <w:bottom w:w="40" w:type="dxa"/>
-              <w:right w:w="80" w:type="dxa"/>
-            </w:tcMar>
-            <w:vAlign w:val="center"/>
-          </w:tcPr>
-          <w:p/>
+          <w:p>
+            <w:pPr>
+              <w:rPr>
+                <w:sz w:val="18"/>
+                <w:szCs w:val="18"/>
+              </w:rPr>
+            </w:pPr>
+          </w:p>
+        </w:tc>
+        <w:tc>
+          <w:tcPr>
+            <w:tcW w:w="851" w:type="dxa"/>
+            <w:tcBorders>
+              <w:top w:val="none" w:sz="0" w:space="0" w:color="FFFFFF"/>
+              <w:left w:val="single" w:sz="8" w:space="0" w:color="000000"/>
+              <w:bottom w:val="none" w:sz="0" w:space="0" w:color="FFFFFF"/>
+              <w:right w:val="single" w:sz="8" w:space="0" w:color="000000"/>
+            </w:tcBorders>
+            <w:tcMar>
+              <w:top w:w="40" w:type="dxa"/>
+              <w:left w:w="80" w:type="dxa"/>
+              <w:bottom w:w="40" w:type="dxa"/>
+              <w:right w:w="80" w:type="dxa"/>
+            </w:tcMar>
+            <w:vAlign w:val="center"/>
+          </w:tcPr>
+          <w:p>
+            <w:pPr>
+              <w:rPr>
+                <w:sz w:val="18"/>
+                <w:szCs w:val="18"/>
+              </w:rPr>
+            </w:pPr>
+          </w:p>
         </w:tc>
         <w:tc>
           <w:tcPr>
@@ -2829,126 +3187,70 @@
             </w:tcMar>
             <w:vAlign w:val="center"/>
           </w:tcPr>
-          <w:p/>
-        </w:tc>
-        <w:tc>
-          <w:tcPr>
-            <w:tcW w:w="466" w:type="dxa"/>
-            <w:tcBorders>
-              <w:top w:val="none" w:sz="0" w:space="0" w:color="FFFFFF"/>
-              <w:left w:val="single" w:sz="8" w:space="0" w:color="000000"/>
-              <w:bottom w:val="none" w:sz="0" w:space="0" w:color="FFFFFF"/>
-              <w:right w:val="single" w:sz="8" w:space="0" w:color="000000"/>
-            </w:tcBorders>
-            <w:tcMar>
-              <w:top w:w="40" w:type="dxa"/>
-              <w:left w:w="80" w:type="dxa"/>
-              <w:bottom w:w="40" w:type="dxa"/>
-              <w:right w:w="80" w:type="dxa"/>
-            </w:tcMar>
-            <w:vAlign w:val="center"/>
-          </w:tcPr>
-          <w:p/>
-        </w:tc>
-        <w:tc>
-          <w:tcPr>
-            <w:tcW w:w="850" w:type="dxa"/>
-            <w:tcBorders>
-              <w:top w:val="none" w:sz="0" w:space="0" w:color="FFFFFF"/>
-              <w:left w:val="single" w:sz="8" w:space="0" w:color="000000"/>
-              <w:bottom w:val="none" w:sz="0" w:space="0" w:color="FFFFFF"/>
-              <w:right w:val="single" w:sz="8" w:space="0" w:color="000000"/>
-            </w:tcBorders>
-            <w:tcMar>
-              <w:top w:w="40" w:type="dxa"/>
-              <w:left w:w="80" w:type="dxa"/>
-              <w:bottom w:w="40" w:type="dxa"/>
-              <w:right w:w="80" w:type="dxa"/>
-            </w:tcMar>
-            <w:vAlign w:val="center"/>
-          </w:tcPr>
-          <w:p/>
-        </w:tc>
-        <w:tc>
-          <w:tcPr>
-            <w:tcW w:w="498" w:type="dxa"/>
-            <w:tcBorders>
-              <w:top w:val="none" w:sz="0" w:space="0" w:color="FFFFFF"/>
-              <w:left w:val="single" w:sz="8" w:space="0" w:color="000000"/>
-              <w:bottom w:val="none" w:sz="0" w:space="0" w:color="FFFFFF"/>
-              <w:right w:val="single" w:sz="8" w:space="0" w:color="000000"/>
-            </w:tcBorders>
-            <w:tcMar>
-              <w:top w:w="40" w:type="dxa"/>
-              <w:left w:w="80" w:type="dxa"/>
-              <w:bottom w:w="40" w:type="dxa"/>
-              <w:right w:w="80" w:type="dxa"/>
-            </w:tcMar>
-            <w:vAlign w:val="center"/>
-          </w:tcPr>
-          <w:p/>
-        </w:tc>
-        <w:tc>
-          <w:tcPr>
-            <w:tcW w:w="880" w:type="dxa"/>
-            <w:gridSpan w:val="3"/>
-            <w:tcBorders>
-              <w:top w:val="none" w:sz="0" w:space="0" w:color="FFFFFF"/>
-              <w:left w:val="single" w:sz="8" w:space="0" w:color="000000"/>
-              <w:bottom w:val="none" w:sz="0" w:space="0" w:color="FFFFFF"/>
-              <w:right w:val="single" w:sz="8" w:space="0" w:color="000000"/>
-            </w:tcBorders>
-            <w:tcMar>
-              <w:top w:w="40" w:type="dxa"/>
-              <w:left w:w="80" w:type="dxa"/>
-              <w:bottom w:w="40" w:type="dxa"/>
-              <w:right w:w="80" w:type="dxa"/>
-            </w:tcMar>
-            <w:vAlign w:val="center"/>
-          </w:tcPr>
-          <w:p/>
+          <w:p>
+            <w:pPr>
+              <w:rPr>
+                <w:sz w:val="18"/>
+                <w:szCs w:val="18"/>
+              </w:rPr>
+            </w:pPr>
+          </w:p>
+        </w:tc>
+        <w:tc>
+          <w:tcPr>
+            <w:tcW w:w="425" w:type="dxa"/>
+            <w:tcBorders>
+              <w:top w:val="none" w:sz="0" w:space="0" w:color="FFFFFF"/>
+              <w:left w:val="single" w:sz="8" w:space="0" w:color="000000"/>
+              <w:bottom w:val="none" w:sz="0" w:space="0" w:color="FFFFFF"/>
+              <w:right w:val="single" w:sz="8" w:space="0" w:color="000000"/>
+            </w:tcBorders>
+            <w:tcMar>
+              <w:top w:w="40" w:type="dxa"/>
+              <w:left w:w="80" w:type="dxa"/>
+              <w:bottom w:w="40" w:type="dxa"/>
+              <w:right w:w="80" w:type="dxa"/>
+            </w:tcMar>
+            <w:vAlign w:val="center"/>
+          </w:tcPr>
+          <w:p>
+            <w:pPr>
+              <w:rPr>
+                <w:sz w:val="18"/>
+                <w:szCs w:val="18"/>
+              </w:rPr>
+            </w:pPr>
+          </w:p>
+        </w:tc>
+        <w:tc>
+          <w:tcPr>
+            <w:tcW w:w="851" w:type="dxa"/>
+            <w:tcBorders>
+              <w:top w:val="none" w:sz="0" w:space="0" w:color="FFFFFF"/>
+              <w:left w:val="single" w:sz="8" w:space="0" w:color="000000"/>
+              <w:bottom w:val="none" w:sz="0" w:space="0" w:color="FFFFFF"/>
+              <w:right w:val="single" w:sz="8" w:space="0" w:color="000000"/>
+            </w:tcBorders>
+            <w:tcMar>
+              <w:top w:w="40" w:type="dxa"/>
+              <w:left w:w="80" w:type="dxa"/>
+              <w:bottom w:w="40" w:type="dxa"/>
+              <w:right w:w="80" w:type="dxa"/>
+            </w:tcMar>
+            <w:vAlign w:val="center"/>
+          </w:tcPr>
+          <w:p>
+            <w:pPr>
+              <w:rPr>
+                <w:sz w:val="18"/>
+                <w:szCs w:val="18"/>
+              </w:rPr>
+            </w:pPr>
+          </w:p>
         </w:tc>
         <w:tc>
           <w:tcPr>
             <w:tcW w:w="567" w:type="dxa"/>
-            <w:tcBorders>
-              <w:top w:val="none" w:sz="0" w:space="0" w:color="FFFFFF"/>
-              <w:left w:val="single" w:sz="8" w:space="0" w:color="000000"/>
-              <w:bottom w:val="none" w:sz="0" w:space="0" w:color="FFFFFF"/>
-              <w:right w:val="single" w:sz="8" w:space="0" w:color="000000"/>
-            </w:tcBorders>
-            <w:tcMar>
-              <w:top w:w="40" w:type="dxa"/>
-              <w:left w:w="80" w:type="dxa"/>
-              <w:bottom w:w="40" w:type="dxa"/>
-              <w:right w:w="80" w:type="dxa"/>
-            </w:tcMar>
-            <w:vAlign w:val="center"/>
-          </w:tcPr>
-          <w:p/>
-        </w:tc>
-        <w:tc>
-          <w:tcPr>
-            <w:tcW w:w="758" w:type="dxa"/>
-            <w:tcBorders>
-              <w:top w:val="none" w:sz="0" w:space="0" w:color="FFFFFF"/>
-              <w:left w:val="single" w:sz="8" w:space="0" w:color="000000"/>
-              <w:bottom w:val="none" w:sz="0" w:space="0" w:color="FFFFFF"/>
-              <w:right w:val="single" w:sz="8" w:space="0" w:color="000000"/>
-            </w:tcBorders>
-            <w:tcMar>
-              <w:top w:w="40" w:type="dxa"/>
-              <w:left w:w="80" w:type="dxa"/>
-              <w:bottom w:w="40" w:type="dxa"/>
-              <w:right w:w="80" w:type="dxa"/>
-            </w:tcMar>
-            <w:vAlign w:val="center"/>
-          </w:tcPr>
-          <w:p/>
-        </w:tc>
-        <w:tc>
-          <w:tcPr>
-            <w:tcW w:w="1165" w:type="dxa"/>
             <w:gridSpan w:val="2"/>
             <w:tcBorders>
               <w:top w:val="none" w:sz="0" w:space="0" w:color="FFFFFF"/>
@@ -2964,13 +3266,125 @@
             </w:tcMar>
             <w:vAlign w:val="center"/>
           </w:tcPr>
-          <w:p/>
+          <w:p>
+            <w:pPr>
+              <w:rPr>
+                <w:sz w:val="18"/>
+                <w:szCs w:val="18"/>
+              </w:rPr>
+            </w:pPr>
+          </w:p>
+        </w:tc>
+        <w:tc>
+          <w:tcPr>
+            <w:tcW w:w="992" w:type="dxa"/>
+            <w:tcBorders>
+              <w:top w:val="none" w:sz="0" w:space="0" w:color="FFFFFF"/>
+              <w:left w:val="single" w:sz="8" w:space="0" w:color="000000"/>
+              <w:bottom w:val="none" w:sz="0" w:space="0" w:color="FFFFFF"/>
+              <w:right w:val="single" w:sz="8" w:space="0" w:color="000000"/>
+            </w:tcBorders>
+            <w:tcMar>
+              <w:top w:w="40" w:type="dxa"/>
+              <w:left w:w="80" w:type="dxa"/>
+              <w:bottom w:w="40" w:type="dxa"/>
+              <w:right w:w="80" w:type="dxa"/>
+            </w:tcMar>
+            <w:vAlign w:val="center"/>
+          </w:tcPr>
+          <w:p>
+            <w:pPr>
+              <w:rPr>
+                <w:sz w:val="18"/>
+                <w:szCs w:val="18"/>
+              </w:rPr>
+            </w:pPr>
+          </w:p>
+        </w:tc>
+        <w:tc>
+          <w:tcPr>
+            <w:tcW w:w="425" w:type="dxa"/>
+            <w:tcBorders>
+              <w:top w:val="none" w:sz="0" w:space="0" w:color="FFFFFF"/>
+              <w:left w:val="single" w:sz="8" w:space="0" w:color="000000"/>
+              <w:bottom w:val="none" w:sz="0" w:space="0" w:color="FFFFFF"/>
+              <w:right w:val="single" w:sz="8" w:space="0" w:color="000000"/>
+            </w:tcBorders>
+            <w:tcMar>
+              <w:top w:w="40" w:type="dxa"/>
+              <w:left w:w="80" w:type="dxa"/>
+              <w:bottom w:w="40" w:type="dxa"/>
+              <w:right w:w="80" w:type="dxa"/>
+            </w:tcMar>
+            <w:vAlign w:val="center"/>
+          </w:tcPr>
+          <w:p>
+            <w:pPr>
+              <w:rPr>
+                <w:sz w:val="18"/>
+                <w:szCs w:val="18"/>
+              </w:rPr>
+            </w:pPr>
+          </w:p>
+        </w:tc>
+        <w:tc>
+          <w:tcPr>
+            <w:tcW w:w="851" w:type="dxa"/>
+            <w:tcBorders>
+              <w:top w:val="none" w:sz="0" w:space="0" w:color="FFFFFF"/>
+              <w:left w:val="single" w:sz="8" w:space="0" w:color="000000"/>
+              <w:bottom w:val="none" w:sz="0" w:space="0" w:color="FFFFFF"/>
+              <w:right w:val="single" w:sz="8" w:space="0" w:color="000000"/>
+            </w:tcBorders>
+            <w:tcMar>
+              <w:top w:w="40" w:type="dxa"/>
+              <w:left w:w="80" w:type="dxa"/>
+              <w:bottom w:w="40" w:type="dxa"/>
+              <w:right w:w="80" w:type="dxa"/>
+            </w:tcMar>
+            <w:vAlign w:val="center"/>
+          </w:tcPr>
+          <w:p>
+            <w:pPr>
+              <w:rPr>
+                <w:sz w:val="18"/>
+                <w:szCs w:val="18"/>
+              </w:rPr>
+            </w:pPr>
+          </w:p>
+        </w:tc>
+        <w:tc>
+          <w:tcPr>
+            <w:tcW w:w="1134" w:type="dxa"/>
+            <w:gridSpan w:val="2"/>
+            <w:tcBorders>
+              <w:top w:val="none" w:sz="0" w:space="0" w:color="FFFFFF"/>
+              <w:left w:val="single" w:sz="8" w:space="0" w:color="000000"/>
+              <w:bottom w:val="none" w:sz="0" w:space="0" w:color="FFFFFF"/>
+              <w:right w:val="single" w:sz="8" w:space="0" w:color="000000"/>
+            </w:tcBorders>
+            <w:tcMar>
+              <w:top w:w="40" w:type="dxa"/>
+              <w:left w:w="80" w:type="dxa"/>
+              <w:bottom w:w="40" w:type="dxa"/>
+              <w:right w:w="80" w:type="dxa"/>
+            </w:tcMar>
+            <w:vAlign w:val="center"/>
+          </w:tcPr>
+          <w:p>
+            <w:pPr>
+              <w:rPr>
+                <w:sz w:val="18"/>
+                <w:szCs w:val="18"/>
+              </w:rPr>
+            </w:pPr>
+          </w:p>
         </w:tc>
       </w:tr>
       <w:tr>
         <w:trPr>
           <w:cantSplit/>
-          <w:trHeight w:hRule="exact" w:val="410"/>
+          <w:trHeight w:val="20"/>
         </w:trPr>
         <w:tc>
           <w:tcPr>
@@ -2989,11 +3403,18 @@
             </w:tcMar>
             <w:vAlign w:val="center"/>
           </w:tcPr>
-          <w:p/>
-        </w:tc>
-        <w:tc>
-          <w:tcPr>
-            <w:tcW w:w="2409" w:type="dxa"/>
+          <w:p>
+            <w:pPr>
+              <w:rPr>
+                <w:sz w:val="18"/>
+                <w:szCs w:val="18"/>
+              </w:rPr>
+            </w:pPr>
+          </w:p>
+        </w:tc>
+        <w:tc>
+          <w:tcPr>
+            <w:tcW w:w="2552" w:type="dxa"/>
             <w:gridSpan w:val="2"/>
             <w:tcBorders>
               <w:top w:val="none" w:sz="0" w:space="0" w:color="FFFFFF"/>
@@ -3009,26 +3430,40 @@
             </w:tcMar>
             <w:vAlign w:val="center"/>
           </w:tcPr>
-          <w:p/>
-        </w:tc>
-        <w:tc>
-          <w:tcPr>
-            <w:tcW w:w="710" w:type="dxa"/>
-            <w:tcBorders>
-              <w:top w:val="none" w:sz="0" w:space="0" w:color="FFFFFF"/>
-              <w:left w:val="single" w:sz="8" w:space="0" w:color="000000"/>
-              <w:bottom w:val="none" w:sz="0" w:space="0" w:color="FFFFFF"/>
-              <w:right w:val="single" w:sz="8" w:space="0" w:color="000000"/>
-            </w:tcBorders>
-            <w:tcMar>
-              <w:top w:w="40" w:type="dxa"/>
-              <w:left w:w="80" w:type="dxa"/>
-              <w:bottom w:w="40" w:type="dxa"/>
-              <w:right w:w="80" w:type="dxa"/>
-            </w:tcMar>
-            <w:vAlign w:val="center"/>
-          </w:tcPr>
-          <w:p/>
+          <w:p>
+            <w:pPr>
+              <w:rPr>
+                <w:sz w:val="18"/>
+                <w:szCs w:val="18"/>
+              </w:rPr>
+            </w:pPr>
+          </w:p>
+        </w:tc>
+        <w:tc>
+          <w:tcPr>
+            <w:tcW w:w="708" w:type="dxa"/>
+            <w:tcBorders>
+              <w:top w:val="none" w:sz="0" w:space="0" w:color="FFFFFF"/>
+              <w:left w:val="single" w:sz="8" w:space="0" w:color="000000"/>
+              <w:bottom w:val="none" w:sz="0" w:space="0" w:color="FFFFFF"/>
+              <w:right w:val="single" w:sz="8" w:space="0" w:color="000000"/>
+            </w:tcBorders>
+            <w:tcMar>
+              <w:top w:w="40" w:type="dxa"/>
+              <w:left w:w="80" w:type="dxa"/>
+              <w:bottom w:w="40" w:type="dxa"/>
+              <w:right w:w="80" w:type="dxa"/>
+            </w:tcMar>
+            <w:vAlign w:val="center"/>
+          </w:tcPr>
+          <w:p>
+            <w:pPr>
+              <w:rPr>
+                <w:sz w:val="18"/>
+                <w:szCs w:val="18"/>
+              </w:rPr>
+            </w:pPr>
+          </w:p>
         </w:tc>
         <w:tc>
           <w:tcPr>
@@ -3048,26 +3483,40 @@
             </w:tcMar>
             <w:vAlign w:val="center"/>
           </w:tcPr>
-          <w:p/>
-        </w:tc>
-        <w:tc>
-          <w:tcPr>
-            <w:tcW w:w="850" w:type="dxa"/>
-            <w:tcBorders>
-              <w:top w:val="none" w:sz="0" w:space="0" w:color="FFFFFF"/>
-              <w:left w:val="single" w:sz="8" w:space="0" w:color="000000"/>
-              <w:bottom w:val="none" w:sz="0" w:space="0" w:color="FFFFFF"/>
-              <w:right w:val="single" w:sz="8" w:space="0" w:color="000000"/>
-            </w:tcBorders>
-            <w:tcMar>
-              <w:top w:w="40" w:type="dxa"/>
-              <w:left w:w="80" w:type="dxa"/>
-              <w:bottom w:w="40" w:type="dxa"/>
-              <w:right w:w="80" w:type="dxa"/>
-            </w:tcMar>
-            <w:vAlign w:val="center"/>
-          </w:tcPr>
-          <w:p/>
+          <w:p>
+            <w:pPr>
+              <w:rPr>
+                <w:sz w:val="18"/>
+                <w:szCs w:val="18"/>
+              </w:rPr>
+            </w:pPr>
+          </w:p>
+        </w:tc>
+        <w:tc>
+          <w:tcPr>
+            <w:tcW w:w="851" w:type="dxa"/>
+            <w:tcBorders>
+              <w:top w:val="none" w:sz="0" w:space="0" w:color="FFFFFF"/>
+              <w:left w:val="single" w:sz="8" w:space="0" w:color="000000"/>
+              <w:bottom w:val="none" w:sz="0" w:space="0" w:color="FFFFFF"/>
+              <w:right w:val="single" w:sz="8" w:space="0" w:color="000000"/>
+            </w:tcBorders>
+            <w:tcMar>
+              <w:top w:w="40" w:type="dxa"/>
+              <w:left w:w="80" w:type="dxa"/>
+              <w:bottom w:w="40" w:type="dxa"/>
+              <w:right w:w="80" w:type="dxa"/>
+            </w:tcMar>
+            <w:vAlign w:val="center"/>
+          </w:tcPr>
+          <w:p>
+            <w:pPr>
+              <w:rPr>
+                <w:sz w:val="18"/>
+                <w:szCs w:val="18"/>
+              </w:rPr>
+            </w:pPr>
+          </w:p>
         </w:tc>
         <w:tc>
           <w:tcPr>
@@ -3087,126 +3536,70 @@
             </w:tcMar>
             <w:vAlign w:val="center"/>
           </w:tcPr>
-          <w:p/>
-        </w:tc>
-        <w:tc>
-          <w:tcPr>
-            <w:tcW w:w="466" w:type="dxa"/>
-            <w:tcBorders>
-              <w:top w:val="none" w:sz="0" w:space="0" w:color="FFFFFF"/>
-              <w:left w:val="single" w:sz="8" w:space="0" w:color="000000"/>
-              <w:bottom w:val="none" w:sz="0" w:space="0" w:color="FFFFFF"/>
-              <w:right w:val="single" w:sz="8" w:space="0" w:color="000000"/>
-            </w:tcBorders>
-            <w:tcMar>
-              <w:top w:w="40" w:type="dxa"/>
-              <w:left w:w="80" w:type="dxa"/>
-              <w:bottom w:w="40" w:type="dxa"/>
-              <w:right w:w="80" w:type="dxa"/>
-            </w:tcMar>
-            <w:vAlign w:val="center"/>
-          </w:tcPr>
-          <w:p/>
-        </w:tc>
-        <w:tc>
-          <w:tcPr>
-            <w:tcW w:w="850" w:type="dxa"/>
-            <w:tcBorders>
-              <w:top w:val="none" w:sz="0" w:space="0" w:color="FFFFFF"/>
-              <w:left w:val="single" w:sz="8" w:space="0" w:color="000000"/>
-              <w:bottom w:val="none" w:sz="0" w:space="0" w:color="FFFFFF"/>
-              <w:right w:val="single" w:sz="8" w:space="0" w:color="000000"/>
-            </w:tcBorders>
-            <w:tcMar>
-              <w:top w:w="40" w:type="dxa"/>
-              <w:left w:w="80" w:type="dxa"/>
-              <w:bottom w:w="40" w:type="dxa"/>
-              <w:right w:w="80" w:type="dxa"/>
-            </w:tcMar>
-            <w:vAlign w:val="center"/>
-          </w:tcPr>
-          <w:p/>
-        </w:tc>
-        <w:tc>
-          <w:tcPr>
-            <w:tcW w:w="498" w:type="dxa"/>
-            <w:tcBorders>
-              <w:top w:val="none" w:sz="0" w:space="0" w:color="FFFFFF"/>
-              <w:left w:val="single" w:sz="8" w:space="0" w:color="000000"/>
-              <w:bottom w:val="none" w:sz="0" w:space="0" w:color="FFFFFF"/>
-              <w:right w:val="single" w:sz="8" w:space="0" w:color="000000"/>
-            </w:tcBorders>
-            <w:tcMar>
-              <w:top w:w="40" w:type="dxa"/>
-              <w:left w:w="80" w:type="dxa"/>
-              <w:bottom w:w="40" w:type="dxa"/>
-              <w:right w:w="80" w:type="dxa"/>
-            </w:tcMar>
-            <w:vAlign w:val="center"/>
-          </w:tcPr>
-          <w:p/>
-        </w:tc>
-        <w:tc>
-          <w:tcPr>
-            <w:tcW w:w="880" w:type="dxa"/>
-            <w:gridSpan w:val="3"/>
-            <w:tcBorders>
-              <w:top w:val="none" w:sz="0" w:space="0" w:color="FFFFFF"/>
-              <w:left w:val="single" w:sz="8" w:space="0" w:color="000000"/>
-              <w:bottom w:val="none" w:sz="0" w:space="0" w:color="FFFFFF"/>
-              <w:right w:val="single" w:sz="8" w:space="0" w:color="000000"/>
-            </w:tcBorders>
-            <w:tcMar>
-              <w:top w:w="40" w:type="dxa"/>
-              <w:left w:w="80" w:type="dxa"/>
-              <w:bottom w:w="40" w:type="dxa"/>
-              <w:right w:w="80" w:type="dxa"/>
-            </w:tcMar>
-            <w:vAlign w:val="center"/>
-          </w:tcPr>
-          <w:p/>
+          <w:p>
+            <w:pPr>
+              <w:rPr>
+                <w:sz w:val="18"/>
+                <w:szCs w:val="18"/>
+              </w:rPr>
+            </w:pPr>
+          </w:p>
+        </w:tc>
+        <w:tc>
+          <w:tcPr>
+            <w:tcW w:w="425" w:type="dxa"/>
+            <w:tcBorders>
+              <w:top w:val="none" w:sz="0" w:space="0" w:color="FFFFFF"/>
+              <w:left w:val="single" w:sz="8" w:space="0" w:color="000000"/>
+              <w:bottom w:val="none" w:sz="0" w:space="0" w:color="FFFFFF"/>
+              <w:right w:val="single" w:sz="8" w:space="0" w:color="000000"/>
+            </w:tcBorders>
+            <w:tcMar>
+              <w:top w:w="40" w:type="dxa"/>
+              <w:left w:w="80" w:type="dxa"/>
+              <w:bottom w:w="40" w:type="dxa"/>
+              <w:right w:w="80" w:type="dxa"/>
+            </w:tcMar>
+            <w:vAlign w:val="center"/>
+          </w:tcPr>
+          <w:p>
+            <w:pPr>
+              <w:rPr>
+                <w:sz w:val="18"/>
+                <w:szCs w:val="18"/>
+              </w:rPr>
+            </w:pPr>
+          </w:p>
+        </w:tc>
+        <w:tc>
+          <w:tcPr>
+            <w:tcW w:w="851" w:type="dxa"/>
+            <w:tcBorders>
+              <w:top w:val="none" w:sz="0" w:space="0" w:color="FFFFFF"/>
+              <w:left w:val="single" w:sz="8" w:space="0" w:color="000000"/>
+              <w:bottom w:val="none" w:sz="0" w:space="0" w:color="FFFFFF"/>
+              <w:right w:val="single" w:sz="8" w:space="0" w:color="000000"/>
+            </w:tcBorders>
+            <w:tcMar>
+              <w:top w:w="40" w:type="dxa"/>
+              <w:left w:w="80" w:type="dxa"/>
+              <w:bottom w:w="40" w:type="dxa"/>
+              <w:right w:w="80" w:type="dxa"/>
+            </w:tcMar>
+            <w:vAlign w:val="center"/>
+          </w:tcPr>
+          <w:p>
+            <w:pPr>
+              <w:rPr>
+                <w:sz w:val="18"/>
+                <w:szCs w:val="18"/>
+              </w:rPr>
+            </w:pPr>
+          </w:p>
         </w:tc>
         <w:tc>
           <w:tcPr>
             <w:tcW w:w="567" w:type="dxa"/>
-            <w:tcBorders>
-              <w:top w:val="none" w:sz="0" w:space="0" w:color="FFFFFF"/>
-              <w:left w:val="single" w:sz="8" w:space="0" w:color="000000"/>
-              <w:bottom w:val="none" w:sz="0" w:space="0" w:color="FFFFFF"/>
-              <w:right w:val="single" w:sz="8" w:space="0" w:color="000000"/>
-            </w:tcBorders>
-            <w:tcMar>
-              <w:top w:w="40" w:type="dxa"/>
-              <w:left w:w="80" w:type="dxa"/>
-              <w:bottom w:w="40" w:type="dxa"/>
-              <w:right w:w="80" w:type="dxa"/>
-            </w:tcMar>
-            <w:vAlign w:val="center"/>
-          </w:tcPr>
-          <w:p/>
-        </w:tc>
-        <w:tc>
-          <w:tcPr>
-            <w:tcW w:w="758" w:type="dxa"/>
-            <w:tcBorders>
-              <w:top w:val="none" w:sz="0" w:space="0" w:color="FFFFFF"/>
-              <w:left w:val="single" w:sz="8" w:space="0" w:color="000000"/>
-              <w:bottom w:val="none" w:sz="0" w:space="0" w:color="FFFFFF"/>
-              <w:right w:val="single" w:sz="8" w:space="0" w:color="000000"/>
-            </w:tcBorders>
-            <w:tcMar>
-              <w:top w:w="40" w:type="dxa"/>
-              <w:left w:w="80" w:type="dxa"/>
-              <w:bottom w:w="40" w:type="dxa"/>
-              <w:right w:w="80" w:type="dxa"/>
-            </w:tcMar>
-            <w:vAlign w:val="center"/>
-          </w:tcPr>
-          <w:p/>
-        </w:tc>
-        <w:tc>
-          <w:tcPr>
-            <w:tcW w:w="1165" w:type="dxa"/>
             <w:gridSpan w:val="2"/>
             <w:tcBorders>
               <w:top w:val="none" w:sz="0" w:space="0" w:color="FFFFFF"/>
@@ -3222,13 +3615,125 @@
             </w:tcMar>
             <w:vAlign w:val="center"/>
           </w:tcPr>
-          <w:p/>
+          <w:p>
+            <w:pPr>
+              <w:rPr>
+                <w:sz w:val="18"/>
+                <w:szCs w:val="18"/>
+              </w:rPr>
+            </w:pPr>
+          </w:p>
+        </w:tc>
+        <w:tc>
+          <w:tcPr>
+            <w:tcW w:w="992" w:type="dxa"/>
+            <w:tcBorders>
+              <w:top w:val="none" w:sz="0" w:space="0" w:color="FFFFFF"/>
+              <w:left w:val="single" w:sz="8" w:space="0" w:color="000000"/>
+              <w:bottom w:val="none" w:sz="0" w:space="0" w:color="FFFFFF"/>
+              <w:right w:val="single" w:sz="8" w:space="0" w:color="000000"/>
+            </w:tcBorders>
+            <w:tcMar>
+              <w:top w:w="40" w:type="dxa"/>
+              <w:left w:w="80" w:type="dxa"/>
+              <w:bottom w:w="40" w:type="dxa"/>
+              <w:right w:w="80" w:type="dxa"/>
+            </w:tcMar>
+            <w:vAlign w:val="center"/>
+          </w:tcPr>
+          <w:p>
+            <w:pPr>
+              <w:rPr>
+                <w:sz w:val="18"/>
+                <w:szCs w:val="18"/>
+              </w:rPr>
+            </w:pPr>
+          </w:p>
+        </w:tc>
+        <w:tc>
+          <w:tcPr>
+            <w:tcW w:w="425" w:type="dxa"/>
+            <w:tcBorders>
+              <w:top w:val="none" w:sz="0" w:space="0" w:color="FFFFFF"/>
+              <w:left w:val="single" w:sz="8" w:space="0" w:color="000000"/>
+              <w:bottom w:val="none" w:sz="0" w:space="0" w:color="FFFFFF"/>
+              <w:right w:val="single" w:sz="8" w:space="0" w:color="000000"/>
+            </w:tcBorders>
+            <w:tcMar>
+              <w:top w:w="40" w:type="dxa"/>
+              <w:left w:w="80" w:type="dxa"/>
+              <w:bottom w:w="40" w:type="dxa"/>
+              <w:right w:w="80" w:type="dxa"/>
+            </w:tcMar>
+            <w:vAlign w:val="center"/>
+          </w:tcPr>
+          <w:p>
+            <w:pPr>
+              <w:rPr>
+                <w:sz w:val="18"/>
+                <w:szCs w:val="18"/>
+              </w:rPr>
+            </w:pPr>
+          </w:p>
+        </w:tc>
+        <w:tc>
+          <w:tcPr>
+            <w:tcW w:w="851" w:type="dxa"/>
+            <w:tcBorders>
+              <w:top w:val="none" w:sz="0" w:space="0" w:color="FFFFFF"/>
+              <w:left w:val="single" w:sz="8" w:space="0" w:color="000000"/>
+              <w:bottom w:val="none" w:sz="0" w:space="0" w:color="FFFFFF"/>
+              <w:right w:val="single" w:sz="8" w:space="0" w:color="000000"/>
+            </w:tcBorders>
+            <w:tcMar>
+              <w:top w:w="40" w:type="dxa"/>
+              <w:left w:w="80" w:type="dxa"/>
+              <w:bottom w:w="40" w:type="dxa"/>
+              <w:right w:w="80" w:type="dxa"/>
+            </w:tcMar>
+            <w:vAlign w:val="center"/>
+          </w:tcPr>
+          <w:p>
+            <w:pPr>
+              <w:rPr>
+                <w:sz w:val="18"/>
+                <w:szCs w:val="18"/>
+              </w:rPr>
+            </w:pPr>
+          </w:p>
+        </w:tc>
+        <w:tc>
+          <w:tcPr>
+            <w:tcW w:w="1134" w:type="dxa"/>
+            <w:gridSpan w:val="2"/>
+            <w:tcBorders>
+              <w:top w:val="none" w:sz="0" w:space="0" w:color="FFFFFF"/>
+              <w:left w:val="single" w:sz="8" w:space="0" w:color="000000"/>
+              <w:bottom w:val="none" w:sz="0" w:space="0" w:color="FFFFFF"/>
+              <w:right w:val="single" w:sz="8" w:space="0" w:color="000000"/>
+            </w:tcBorders>
+            <w:tcMar>
+              <w:top w:w="40" w:type="dxa"/>
+              <w:left w:w="80" w:type="dxa"/>
+              <w:bottom w:w="40" w:type="dxa"/>
+              <w:right w:w="80" w:type="dxa"/>
+            </w:tcMar>
+            <w:vAlign w:val="center"/>
+          </w:tcPr>
+          <w:p>
+            <w:pPr>
+              <w:rPr>
+                <w:sz w:val="18"/>
+                <w:szCs w:val="18"/>
+              </w:rPr>
+            </w:pPr>
+          </w:p>
         </w:tc>
       </w:tr>
       <w:tr>
         <w:trPr>
           <w:cantSplit/>
-          <w:trHeight w:hRule="exact" w:val="410"/>
+          <w:trHeight w:val="20"/>
         </w:trPr>
         <w:tc>
           <w:tcPr>
@@ -3247,11 +3752,18 @@
             </w:tcMar>
             <w:vAlign w:val="center"/>
           </w:tcPr>
-          <w:p/>
-        </w:tc>
-        <w:tc>
-          <w:tcPr>
-            <w:tcW w:w="2409" w:type="dxa"/>
+          <w:p>
+            <w:pPr>
+              <w:rPr>
+                <w:sz w:val="18"/>
+                <w:szCs w:val="18"/>
+              </w:rPr>
+            </w:pPr>
+          </w:p>
+        </w:tc>
+        <w:tc>
+          <w:tcPr>
+            <w:tcW w:w="2552" w:type="dxa"/>
             <w:gridSpan w:val="2"/>
             <w:tcBorders>
               <w:top w:val="none" w:sz="0" w:space="0" w:color="FFFFFF"/>
@@ -3267,26 +3779,40 @@
             </w:tcMar>
             <w:vAlign w:val="center"/>
           </w:tcPr>
-          <w:p/>
-        </w:tc>
-        <w:tc>
-          <w:tcPr>
-            <w:tcW w:w="710" w:type="dxa"/>
-            <w:tcBorders>
-              <w:top w:val="none" w:sz="0" w:space="0" w:color="FFFFFF"/>
-              <w:left w:val="single" w:sz="8" w:space="0" w:color="000000"/>
-              <w:bottom w:val="none" w:sz="0" w:space="0" w:color="FFFFFF"/>
-              <w:right w:val="single" w:sz="8" w:space="0" w:color="000000"/>
-            </w:tcBorders>
-            <w:tcMar>
-              <w:top w:w="40" w:type="dxa"/>
-              <w:left w:w="80" w:type="dxa"/>
-              <w:bottom w:w="40" w:type="dxa"/>
-              <w:right w:w="80" w:type="dxa"/>
-            </w:tcMar>
-            <w:vAlign w:val="center"/>
-          </w:tcPr>
-          <w:p/>
+          <w:p>
+            <w:pPr>
+              <w:rPr>
+                <w:sz w:val="18"/>
+                <w:szCs w:val="18"/>
+              </w:rPr>
+            </w:pPr>
+          </w:p>
+        </w:tc>
+        <w:tc>
+          <w:tcPr>
+            <w:tcW w:w="708" w:type="dxa"/>
+            <w:tcBorders>
+              <w:top w:val="none" w:sz="0" w:space="0" w:color="FFFFFF"/>
+              <w:left w:val="single" w:sz="8" w:space="0" w:color="000000"/>
+              <w:bottom w:val="none" w:sz="0" w:space="0" w:color="FFFFFF"/>
+              <w:right w:val="single" w:sz="8" w:space="0" w:color="000000"/>
+            </w:tcBorders>
+            <w:tcMar>
+              <w:top w:w="40" w:type="dxa"/>
+              <w:left w:w="80" w:type="dxa"/>
+              <w:bottom w:w="40" w:type="dxa"/>
+              <w:right w:w="80" w:type="dxa"/>
+            </w:tcMar>
+            <w:vAlign w:val="center"/>
+          </w:tcPr>
+          <w:p>
+            <w:pPr>
+              <w:rPr>
+                <w:sz w:val="18"/>
+                <w:szCs w:val="18"/>
+              </w:rPr>
+            </w:pPr>
+          </w:p>
         </w:tc>
         <w:tc>
           <w:tcPr>
@@ -3306,26 +3832,40 @@
             </w:tcMar>
             <w:vAlign w:val="center"/>
           </w:tcPr>
-          <w:p/>
-        </w:tc>
-        <w:tc>
-          <w:tcPr>
-            <w:tcW w:w="850" w:type="dxa"/>
-            <w:tcBorders>
-              <w:top w:val="none" w:sz="0" w:space="0" w:color="FFFFFF"/>
-              <w:left w:val="single" w:sz="8" w:space="0" w:color="000000"/>
-              <w:bottom w:val="none" w:sz="0" w:space="0" w:color="FFFFFF"/>
-              <w:right w:val="single" w:sz="8" w:space="0" w:color="000000"/>
-            </w:tcBorders>
-            <w:tcMar>
-              <w:top w:w="40" w:type="dxa"/>
-              <w:left w:w="80" w:type="dxa"/>
-              <w:bottom w:w="40" w:type="dxa"/>
-              <w:right w:w="80" w:type="dxa"/>
-            </w:tcMar>
-            <w:vAlign w:val="center"/>
-          </w:tcPr>
-          <w:p/>
+          <w:p>
+            <w:pPr>
+              <w:rPr>
+                <w:sz w:val="18"/>
+                <w:szCs w:val="18"/>
+              </w:rPr>
+            </w:pPr>
+          </w:p>
+        </w:tc>
+        <w:tc>
+          <w:tcPr>
+            <w:tcW w:w="851" w:type="dxa"/>
+            <w:tcBorders>
+              <w:top w:val="none" w:sz="0" w:space="0" w:color="FFFFFF"/>
+              <w:left w:val="single" w:sz="8" w:space="0" w:color="000000"/>
+              <w:bottom w:val="none" w:sz="0" w:space="0" w:color="FFFFFF"/>
+              <w:right w:val="single" w:sz="8" w:space="0" w:color="000000"/>
+            </w:tcBorders>
+            <w:tcMar>
+              <w:top w:w="40" w:type="dxa"/>
+              <w:left w:w="80" w:type="dxa"/>
+              <w:bottom w:w="40" w:type="dxa"/>
+              <w:right w:w="80" w:type="dxa"/>
+            </w:tcMar>
+            <w:vAlign w:val="center"/>
+          </w:tcPr>
+          <w:p>
+            <w:pPr>
+              <w:rPr>
+                <w:sz w:val="18"/>
+                <w:szCs w:val="18"/>
+              </w:rPr>
+            </w:pPr>
+          </w:p>
         </w:tc>
         <w:tc>
           <w:tcPr>
@@ -3345,126 +3885,70 @@
             </w:tcMar>
             <w:vAlign w:val="center"/>
           </w:tcPr>
-          <w:p/>
-        </w:tc>
-        <w:tc>
-          <w:tcPr>
-            <w:tcW w:w="466" w:type="dxa"/>
-            <w:tcBorders>
-              <w:top w:val="none" w:sz="0" w:space="0" w:color="FFFFFF"/>
-              <w:left w:val="single" w:sz="8" w:space="0" w:color="000000"/>
-              <w:bottom w:val="none" w:sz="0" w:space="0" w:color="FFFFFF"/>
-              <w:right w:val="single" w:sz="8" w:space="0" w:color="000000"/>
-            </w:tcBorders>
-            <w:tcMar>
-              <w:top w:w="40" w:type="dxa"/>
-              <w:left w:w="80" w:type="dxa"/>
-              <w:bottom w:w="40" w:type="dxa"/>
-              <w:right w:w="80" w:type="dxa"/>
-            </w:tcMar>
-            <w:vAlign w:val="center"/>
-          </w:tcPr>
-          <w:p/>
-        </w:tc>
-        <w:tc>
-          <w:tcPr>
-            <w:tcW w:w="850" w:type="dxa"/>
-            <w:tcBorders>
-              <w:top w:val="none" w:sz="0" w:space="0" w:color="FFFFFF"/>
-              <w:left w:val="single" w:sz="8" w:space="0" w:color="000000"/>
-              <w:bottom w:val="none" w:sz="0" w:space="0" w:color="FFFFFF"/>
-              <w:right w:val="single" w:sz="8" w:space="0" w:color="000000"/>
-            </w:tcBorders>
-            <w:tcMar>
-              <w:top w:w="40" w:type="dxa"/>
-              <w:left w:w="80" w:type="dxa"/>
-              <w:bottom w:w="40" w:type="dxa"/>
-              <w:right w:w="80" w:type="dxa"/>
-            </w:tcMar>
-            <w:vAlign w:val="center"/>
-          </w:tcPr>
-          <w:p/>
-        </w:tc>
-        <w:tc>
-          <w:tcPr>
-            <w:tcW w:w="498" w:type="dxa"/>
-            <w:tcBorders>
-              <w:top w:val="none" w:sz="0" w:space="0" w:color="FFFFFF"/>
-              <w:left w:val="single" w:sz="8" w:space="0" w:color="000000"/>
-              <w:bottom w:val="none" w:sz="0" w:space="0" w:color="FFFFFF"/>
-              <w:right w:val="single" w:sz="8" w:space="0" w:color="000000"/>
-            </w:tcBorders>
-            <w:tcMar>
-              <w:top w:w="40" w:type="dxa"/>
-              <w:left w:w="80" w:type="dxa"/>
-              <w:bottom w:w="40" w:type="dxa"/>
-              <w:right w:w="80" w:type="dxa"/>
-            </w:tcMar>
-            <w:vAlign w:val="center"/>
-          </w:tcPr>
-          <w:p/>
-        </w:tc>
-        <w:tc>
-          <w:tcPr>
-            <w:tcW w:w="880" w:type="dxa"/>
-            <w:gridSpan w:val="3"/>
-            <w:tcBorders>
-              <w:top w:val="none" w:sz="0" w:space="0" w:color="FFFFFF"/>
-              <w:left w:val="single" w:sz="8" w:space="0" w:color="000000"/>
-              <w:bottom w:val="none" w:sz="0" w:space="0" w:color="FFFFFF"/>
-              <w:right w:val="single" w:sz="8" w:space="0" w:color="000000"/>
-            </w:tcBorders>
-            <w:tcMar>
-              <w:top w:w="40" w:type="dxa"/>
-              <w:left w:w="80" w:type="dxa"/>
-              <w:bottom w:w="40" w:type="dxa"/>
-              <w:right w:w="80" w:type="dxa"/>
-            </w:tcMar>
-            <w:vAlign w:val="center"/>
-          </w:tcPr>
-          <w:p/>
+          <w:p>
+            <w:pPr>
+              <w:rPr>
+                <w:sz w:val="18"/>
+                <w:szCs w:val="18"/>
+              </w:rPr>
+            </w:pPr>
+          </w:p>
+        </w:tc>
+        <w:tc>
+          <w:tcPr>
+            <w:tcW w:w="425" w:type="dxa"/>
+            <w:tcBorders>
+              <w:top w:val="none" w:sz="0" w:space="0" w:color="FFFFFF"/>
+              <w:left w:val="single" w:sz="8" w:space="0" w:color="000000"/>
+              <w:bottom w:val="none" w:sz="0" w:space="0" w:color="FFFFFF"/>
+              <w:right w:val="single" w:sz="8" w:space="0" w:color="000000"/>
+            </w:tcBorders>
+            <w:tcMar>
+              <w:top w:w="40" w:type="dxa"/>
+              <w:left w:w="80" w:type="dxa"/>
+              <w:bottom w:w="40" w:type="dxa"/>
+              <w:right w:w="80" w:type="dxa"/>
+            </w:tcMar>
+            <w:vAlign w:val="center"/>
+          </w:tcPr>
+          <w:p>
+            <w:pPr>
+              <w:rPr>
+                <w:sz w:val="18"/>
+                <w:szCs w:val="18"/>
+              </w:rPr>
+            </w:pPr>
+          </w:p>
+        </w:tc>
+        <w:tc>
+          <w:tcPr>
+            <w:tcW w:w="851" w:type="dxa"/>
+            <w:tcBorders>
+              <w:top w:val="none" w:sz="0" w:space="0" w:color="FFFFFF"/>
+              <w:left w:val="single" w:sz="8" w:space="0" w:color="000000"/>
+              <w:bottom w:val="none" w:sz="0" w:space="0" w:color="FFFFFF"/>
+              <w:right w:val="single" w:sz="8" w:space="0" w:color="000000"/>
+            </w:tcBorders>
+            <w:tcMar>
+              <w:top w:w="40" w:type="dxa"/>
+              <w:left w:w="80" w:type="dxa"/>
+              <w:bottom w:w="40" w:type="dxa"/>
+              <w:right w:w="80" w:type="dxa"/>
+            </w:tcMar>
+            <w:vAlign w:val="center"/>
+          </w:tcPr>
+          <w:p>
+            <w:pPr>
+              <w:rPr>
+                <w:sz w:val="18"/>
+                <w:szCs w:val="18"/>
+              </w:rPr>
+            </w:pPr>
+          </w:p>
         </w:tc>
         <w:tc>
           <w:tcPr>
             <w:tcW w:w="567" w:type="dxa"/>
-            <w:tcBorders>
-              <w:top w:val="none" w:sz="0" w:space="0" w:color="FFFFFF"/>
-              <w:left w:val="single" w:sz="8" w:space="0" w:color="000000"/>
-              <w:bottom w:val="none" w:sz="0" w:space="0" w:color="FFFFFF"/>
-              <w:right w:val="single" w:sz="8" w:space="0" w:color="000000"/>
-            </w:tcBorders>
-            <w:tcMar>
-              <w:top w:w="40" w:type="dxa"/>
-              <w:left w:w="80" w:type="dxa"/>
-              <w:bottom w:w="40" w:type="dxa"/>
-              <w:right w:w="80" w:type="dxa"/>
-            </w:tcMar>
-            <w:vAlign w:val="center"/>
-          </w:tcPr>
-          <w:p/>
-        </w:tc>
-        <w:tc>
-          <w:tcPr>
-            <w:tcW w:w="758" w:type="dxa"/>
-            <w:tcBorders>
-              <w:top w:val="none" w:sz="0" w:space="0" w:color="FFFFFF"/>
-              <w:left w:val="single" w:sz="8" w:space="0" w:color="000000"/>
-              <w:bottom w:val="none" w:sz="0" w:space="0" w:color="FFFFFF"/>
-              <w:right w:val="single" w:sz="8" w:space="0" w:color="000000"/>
-            </w:tcBorders>
-            <w:tcMar>
-              <w:top w:w="40" w:type="dxa"/>
-              <w:left w:w="80" w:type="dxa"/>
-              <w:bottom w:w="40" w:type="dxa"/>
-              <w:right w:w="80" w:type="dxa"/>
-            </w:tcMar>
-            <w:vAlign w:val="center"/>
-          </w:tcPr>
-          <w:p/>
-        </w:tc>
-        <w:tc>
-          <w:tcPr>
-            <w:tcW w:w="1165" w:type="dxa"/>
             <w:gridSpan w:val="2"/>
             <w:tcBorders>
               <w:top w:val="none" w:sz="0" w:space="0" w:color="FFFFFF"/>
@@ -3480,13 +3964,125 @@
             </w:tcMar>
             <w:vAlign w:val="center"/>
           </w:tcPr>
-          <w:p/>
+          <w:p>
+            <w:pPr>
+              <w:rPr>
+                <w:sz w:val="18"/>
+                <w:szCs w:val="18"/>
+              </w:rPr>
+            </w:pPr>
+          </w:p>
+        </w:tc>
+        <w:tc>
+          <w:tcPr>
+            <w:tcW w:w="992" w:type="dxa"/>
+            <w:tcBorders>
+              <w:top w:val="none" w:sz="0" w:space="0" w:color="FFFFFF"/>
+              <w:left w:val="single" w:sz="8" w:space="0" w:color="000000"/>
+              <w:bottom w:val="none" w:sz="0" w:space="0" w:color="FFFFFF"/>
+              <w:right w:val="single" w:sz="8" w:space="0" w:color="000000"/>
+            </w:tcBorders>
+            <w:tcMar>
+              <w:top w:w="40" w:type="dxa"/>
+              <w:left w:w="80" w:type="dxa"/>
+              <w:bottom w:w="40" w:type="dxa"/>
+              <w:right w:w="80" w:type="dxa"/>
+            </w:tcMar>
+            <w:vAlign w:val="center"/>
+          </w:tcPr>
+          <w:p>
+            <w:pPr>
+              <w:rPr>
+                <w:sz w:val="18"/>
+                <w:szCs w:val="18"/>
+              </w:rPr>
+            </w:pPr>
+          </w:p>
+        </w:tc>
+        <w:tc>
+          <w:tcPr>
+            <w:tcW w:w="425" w:type="dxa"/>
+            <w:tcBorders>
+              <w:top w:val="none" w:sz="0" w:space="0" w:color="FFFFFF"/>
+              <w:left w:val="single" w:sz="8" w:space="0" w:color="000000"/>
+              <w:bottom w:val="none" w:sz="0" w:space="0" w:color="FFFFFF"/>
+              <w:right w:val="single" w:sz="8" w:space="0" w:color="000000"/>
+            </w:tcBorders>
+            <w:tcMar>
+              <w:top w:w="40" w:type="dxa"/>
+              <w:left w:w="80" w:type="dxa"/>
+              <w:bottom w:w="40" w:type="dxa"/>
+              <w:right w:w="80" w:type="dxa"/>
+            </w:tcMar>
+            <w:vAlign w:val="center"/>
+          </w:tcPr>
+          <w:p>
+            <w:pPr>
+              <w:rPr>
+                <w:sz w:val="18"/>
+                <w:szCs w:val="18"/>
+              </w:rPr>
+            </w:pPr>
+          </w:p>
+        </w:tc>
+        <w:tc>
+          <w:tcPr>
+            <w:tcW w:w="851" w:type="dxa"/>
+            <w:tcBorders>
+              <w:top w:val="none" w:sz="0" w:space="0" w:color="FFFFFF"/>
+              <w:left w:val="single" w:sz="8" w:space="0" w:color="000000"/>
+              <w:bottom w:val="none" w:sz="0" w:space="0" w:color="FFFFFF"/>
+              <w:right w:val="single" w:sz="8" w:space="0" w:color="000000"/>
+            </w:tcBorders>
+            <w:tcMar>
+              <w:top w:w="40" w:type="dxa"/>
+              <w:left w:w="80" w:type="dxa"/>
+              <w:bottom w:w="40" w:type="dxa"/>
+              <w:right w:w="80" w:type="dxa"/>
+            </w:tcMar>
+            <w:vAlign w:val="center"/>
+          </w:tcPr>
+          <w:p>
+            <w:pPr>
+              <w:rPr>
+                <w:sz w:val="18"/>
+                <w:szCs w:val="18"/>
+              </w:rPr>
+            </w:pPr>
+          </w:p>
+        </w:tc>
+        <w:tc>
+          <w:tcPr>
+            <w:tcW w:w="1134" w:type="dxa"/>
+            <w:gridSpan w:val="2"/>
+            <w:tcBorders>
+              <w:top w:val="none" w:sz="0" w:space="0" w:color="FFFFFF"/>
+              <w:left w:val="single" w:sz="8" w:space="0" w:color="000000"/>
+              <w:bottom w:val="none" w:sz="0" w:space="0" w:color="FFFFFF"/>
+              <w:right w:val="single" w:sz="8" w:space="0" w:color="000000"/>
+            </w:tcBorders>
+            <w:tcMar>
+              <w:top w:w="40" w:type="dxa"/>
+              <w:left w:w="80" w:type="dxa"/>
+              <w:bottom w:w="40" w:type="dxa"/>
+              <w:right w:w="80" w:type="dxa"/>
+            </w:tcMar>
+            <w:vAlign w:val="center"/>
+          </w:tcPr>
+          <w:p>
+            <w:pPr>
+              <w:rPr>
+                <w:sz w:val="18"/>
+                <w:szCs w:val="18"/>
+              </w:rPr>
+            </w:pPr>
+          </w:p>
         </w:tc>
       </w:tr>
       <w:tr>
         <w:trPr>
           <w:cantSplit/>
-          <w:trHeight w:hRule="exact" w:val="413"/>
+          <w:trHeight w:val="20"/>
         </w:trPr>
         <w:tc>
           <w:tcPr>
@@ -3505,11 +4101,18 @@
             </w:tcMar>
             <w:vAlign w:val="center"/>
           </w:tcPr>
-          <w:p/>
-        </w:tc>
-        <w:tc>
-          <w:tcPr>
-            <w:tcW w:w="2409" w:type="dxa"/>
+          <w:p>
+            <w:pPr>
+              <w:rPr>
+                <w:sz w:val="18"/>
+                <w:szCs w:val="18"/>
+              </w:rPr>
+            </w:pPr>
+          </w:p>
+        </w:tc>
+        <w:tc>
+          <w:tcPr>
+            <w:tcW w:w="2552" w:type="dxa"/>
             <w:gridSpan w:val="2"/>
             <w:tcBorders>
               <w:top w:val="none" w:sz="0" w:space="0" w:color="FFFFFF"/>
@@ -3525,26 +4128,40 @@
             </w:tcMar>
             <w:vAlign w:val="center"/>
           </w:tcPr>
-          <w:p/>
-        </w:tc>
-        <w:tc>
-          <w:tcPr>
-            <w:tcW w:w="710" w:type="dxa"/>
-            <w:tcBorders>
-              <w:top w:val="none" w:sz="0" w:space="0" w:color="FFFFFF"/>
-              <w:left w:val="single" w:sz="8" w:space="0" w:color="000000"/>
-              <w:bottom w:val="none" w:sz="0" w:space="0" w:color="FFFFFF"/>
-              <w:right w:val="single" w:sz="8" w:space="0" w:color="000000"/>
-            </w:tcBorders>
-            <w:tcMar>
-              <w:top w:w="40" w:type="dxa"/>
-              <w:left w:w="80" w:type="dxa"/>
-              <w:bottom w:w="40" w:type="dxa"/>
-              <w:right w:w="80" w:type="dxa"/>
-            </w:tcMar>
-            <w:vAlign w:val="center"/>
-          </w:tcPr>
-          <w:p/>
+          <w:p>
+            <w:pPr>
+              <w:rPr>
+                <w:sz w:val="18"/>
+                <w:szCs w:val="18"/>
+              </w:rPr>
+            </w:pPr>
+          </w:p>
+        </w:tc>
+        <w:tc>
+          <w:tcPr>
+            <w:tcW w:w="708" w:type="dxa"/>
+            <w:tcBorders>
+              <w:top w:val="none" w:sz="0" w:space="0" w:color="FFFFFF"/>
+              <w:left w:val="single" w:sz="8" w:space="0" w:color="000000"/>
+              <w:bottom w:val="none" w:sz="0" w:space="0" w:color="FFFFFF"/>
+              <w:right w:val="single" w:sz="8" w:space="0" w:color="000000"/>
+            </w:tcBorders>
+            <w:tcMar>
+              <w:top w:w="40" w:type="dxa"/>
+              <w:left w:w="80" w:type="dxa"/>
+              <w:bottom w:w="40" w:type="dxa"/>
+              <w:right w:w="80" w:type="dxa"/>
+            </w:tcMar>
+            <w:vAlign w:val="center"/>
+          </w:tcPr>
+          <w:p>
+            <w:pPr>
+              <w:rPr>
+                <w:sz w:val="18"/>
+                <w:szCs w:val="18"/>
+              </w:rPr>
+            </w:pPr>
+          </w:p>
         </w:tc>
         <w:tc>
           <w:tcPr>
@@ -3564,26 +4181,40 @@
             </w:tcMar>
             <w:vAlign w:val="center"/>
           </w:tcPr>
-          <w:p/>
-        </w:tc>
-        <w:tc>
-          <w:tcPr>
-            <w:tcW w:w="850" w:type="dxa"/>
-            <w:tcBorders>
-              <w:top w:val="none" w:sz="0" w:space="0" w:color="FFFFFF"/>
-              <w:left w:val="single" w:sz="8" w:space="0" w:color="000000"/>
-              <w:bottom w:val="none" w:sz="0" w:space="0" w:color="FFFFFF"/>
-              <w:right w:val="single" w:sz="8" w:space="0" w:color="000000"/>
-            </w:tcBorders>
-            <w:tcMar>
-              <w:top w:w="40" w:type="dxa"/>
-              <w:left w:w="80" w:type="dxa"/>
-              <w:bottom w:w="40" w:type="dxa"/>
-              <w:right w:w="80" w:type="dxa"/>
-            </w:tcMar>
-            <w:vAlign w:val="center"/>
-          </w:tcPr>
-          <w:p/>
+          <w:p>
+            <w:pPr>
+              <w:rPr>
+                <w:sz w:val="18"/>
+                <w:szCs w:val="18"/>
+              </w:rPr>
+            </w:pPr>
+          </w:p>
+        </w:tc>
+        <w:tc>
+          <w:tcPr>
+            <w:tcW w:w="851" w:type="dxa"/>
+            <w:tcBorders>
+              <w:top w:val="none" w:sz="0" w:space="0" w:color="FFFFFF"/>
+              <w:left w:val="single" w:sz="8" w:space="0" w:color="000000"/>
+              <w:bottom w:val="none" w:sz="0" w:space="0" w:color="FFFFFF"/>
+              <w:right w:val="single" w:sz="8" w:space="0" w:color="000000"/>
+            </w:tcBorders>
+            <w:tcMar>
+              <w:top w:w="40" w:type="dxa"/>
+              <w:left w:w="80" w:type="dxa"/>
+              <w:bottom w:w="40" w:type="dxa"/>
+              <w:right w:w="80" w:type="dxa"/>
+            </w:tcMar>
+            <w:vAlign w:val="center"/>
+          </w:tcPr>
+          <w:p>
+            <w:pPr>
+              <w:rPr>
+                <w:sz w:val="18"/>
+                <w:szCs w:val="18"/>
+              </w:rPr>
+            </w:pPr>
+          </w:p>
         </w:tc>
         <w:tc>
           <w:tcPr>
@@ -3603,126 +4234,70 @@
             </w:tcMar>
             <w:vAlign w:val="center"/>
           </w:tcPr>
-          <w:p/>
-        </w:tc>
-        <w:tc>
-          <w:tcPr>
-            <w:tcW w:w="466" w:type="dxa"/>
-            <w:tcBorders>
-              <w:top w:val="none" w:sz="0" w:space="0" w:color="FFFFFF"/>
-              <w:left w:val="single" w:sz="8" w:space="0" w:color="000000"/>
-              <w:bottom w:val="none" w:sz="0" w:space="0" w:color="FFFFFF"/>
-              <w:right w:val="single" w:sz="8" w:space="0" w:color="000000"/>
-            </w:tcBorders>
-            <w:tcMar>
-              <w:top w:w="40" w:type="dxa"/>
-              <w:left w:w="80" w:type="dxa"/>
-              <w:bottom w:w="40" w:type="dxa"/>
-              <w:right w:w="80" w:type="dxa"/>
-            </w:tcMar>
-            <w:vAlign w:val="center"/>
-          </w:tcPr>
-          <w:p/>
-        </w:tc>
-        <w:tc>
-          <w:tcPr>
-            <w:tcW w:w="850" w:type="dxa"/>
-            <w:tcBorders>
-              <w:top w:val="none" w:sz="0" w:space="0" w:color="FFFFFF"/>
-              <w:left w:val="single" w:sz="8" w:space="0" w:color="000000"/>
-              <w:bottom w:val="none" w:sz="0" w:space="0" w:color="FFFFFF"/>
-              <w:right w:val="single" w:sz="8" w:space="0" w:color="000000"/>
-            </w:tcBorders>
-            <w:tcMar>
-              <w:top w:w="40" w:type="dxa"/>
-              <w:left w:w="80" w:type="dxa"/>
-              <w:bottom w:w="40" w:type="dxa"/>
-              <w:right w:w="80" w:type="dxa"/>
-            </w:tcMar>
-            <w:vAlign w:val="center"/>
-          </w:tcPr>
-          <w:p/>
-        </w:tc>
-        <w:tc>
-          <w:tcPr>
-            <w:tcW w:w="498" w:type="dxa"/>
-            <w:tcBorders>
-              <w:top w:val="none" w:sz="0" w:space="0" w:color="FFFFFF"/>
-              <w:left w:val="single" w:sz="8" w:space="0" w:color="000000"/>
-              <w:bottom w:val="none" w:sz="0" w:space="0" w:color="FFFFFF"/>
-              <w:right w:val="single" w:sz="8" w:space="0" w:color="000000"/>
-            </w:tcBorders>
-            <w:tcMar>
-              <w:top w:w="40" w:type="dxa"/>
-              <w:left w:w="80" w:type="dxa"/>
-              <w:bottom w:w="40" w:type="dxa"/>
-              <w:right w:w="80" w:type="dxa"/>
-            </w:tcMar>
-            <w:vAlign w:val="center"/>
-          </w:tcPr>
-          <w:p/>
-        </w:tc>
-        <w:tc>
-          <w:tcPr>
-            <w:tcW w:w="880" w:type="dxa"/>
-            <w:gridSpan w:val="3"/>
-            <w:tcBorders>
-              <w:top w:val="none" w:sz="0" w:space="0" w:color="FFFFFF"/>
-              <w:left w:val="single" w:sz="8" w:space="0" w:color="000000"/>
-              <w:bottom w:val="none" w:sz="0" w:space="0" w:color="FFFFFF"/>
-              <w:right w:val="single" w:sz="8" w:space="0" w:color="000000"/>
-            </w:tcBorders>
-            <w:tcMar>
-              <w:top w:w="40" w:type="dxa"/>
-              <w:left w:w="80" w:type="dxa"/>
-              <w:bottom w:w="40" w:type="dxa"/>
-              <w:right w:w="80" w:type="dxa"/>
-            </w:tcMar>
-            <w:vAlign w:val="center"/>
-          </w:tcPr>
-          <w:p/>
+          <w:p>
+            <w:pPr>
+              <w:rPr>
+                <w:sz w:val="18"/>
+                <w:szCs w:val="18"/>
+              </w:rPr>
+            </w:pPr>
+          </w:p>
+        </w:tc>
+        <w:tc>
+          <w:tcPr>
+            <w:tcW w:w="425" w:type="dxa"/>
+            <w:tcBorders>
+              <w:top w:val="none" w:sz="0" w:space="0" w:color="FFFFFF"/>
+              <w:left w:val="single" w:sz="8" w:space="0" w:color="000000"/>
+              <w:bottom w:val="none" w:sz="0" w:space="0" w:color="FFFFFF"/>
+              <w:right w:val="single" w:sz="8" w:space="0" w:color="000000"/>
+            </w:tcBorders>
+            <w:tcMar>
+              <w:top w:w="40" w:type="dxa"/>
+              <w:left w:w="80" w:type="dxa"/>
+              <w:bottom w:w="40" w:type="dxa"/>
+              <w:right w:w="80" w:type="dxa"/>
+            </w:tcMar>
+            <w:vAlign w:val="center"/>
+          </w:tcPr>
+          <w:p>
+            <w:pPr>
+              <w:rPr>
+                <w:sz w:val="18"/>
+                <w:szCs w:val="18"/>
+              </w:rPr>
+            </w:pPr>
+          </w:p>
+        </w:tc>
+        <w:tc>
+          <w:tcPr>
+            <w:tcW w:w="851" w:type="dxa"/>
+            <w:tcBorders>
+              <w:top w:val="none" w:sz="0" w:space="0" w:color="FFFFFF"/>
+              <w:left w:val="single" w:sz="8" w:space="0" w:color="000000"/>
+              <w:bottom w:val="none" w:sz="0" w:space="0" w:color="FFFFFF"/>
+              <w:right w:val="single" w:sz="8" w:space="0" w:color="000000"/>
+            </w:tcBorders>
+            <w:tcMar>
+              <w:top w:w="40" w:type="dxa"/>
+              <w:left w:w="80" w:type="dxa"/>
+              <w:bottom w:w="40" w:type="dxa"/>
+              <w:right w:w="80" w:type="dxa"/>
+            </w:tcMar>
+            <w:vAlign w:val="center"/>
+          </w:tcPr>
+          <w:p>
+            <w:pPr>
+              <w:rPr>
+                <w:sz w:val="18"/>
+                <w:szCs w:val="18"/>
+              </w:rPr>
+            </w:pPr>
+          </w:p>
         </w:tc>
         <w:tc>
           <w:tcPr>
             <w:tcW w:w="567" w:type="dxa"/>
-            <w:tcBorders>
-              <w:top w:val="none" w:sz="0" w:space="0" w:color="FFFFFF"/>
-              <w:left w:val="single" w:sz="8" w:space="0" w:color="000000"/>
-              <w:bottom w:val="none" w:sz="0" w:space="0" w:color="FFFFFF"/>
-              <w:right w:val="single" w:sz="8" w:space="0" w:color="000000"/>
-            </w:tcBorders>
-            <w:tcMar>
-              <w:top w:w="40" w:type="dxa"/>
-              <w:left w:w="80" w:type="dxa"/>
-              <w:bottom w:w="40" w:type="dxa"/>
-              <w:right w:w="80" w:type="dxa"/>
-            </w:tcMar>
-            <w:vAlign w:val="center"/>
-          </w:tcPr>
-          <w:p/>
-        </w:tc>
-        <w:tc>
-          <w:tcPr>
-            <w:tcW w:w="758" w:type="dxa"/>
-            <w:tcBorders>
-              <w:top w:val="none" w:sz="0" w:space="0" w:color="FFFFFF"/>
-              <w:left w:val="single" w:sz="8" w:space="0" w:color="000000"/>
-              <w:bottom w:val="none" w:sz="0" w:space="0" w:color="FFFFFF"/>
-              <w:right w:val="single" w:sz="8" w:space="0" w:color="000000"/>
-            </w:tcBorders>
-            <w:tcMar>
-              <w:top w:w="40" w:type="dxa"/>
-              <w:left w:w="80" w:type="dxa"/>
-              <w:bottom w:w="40" w:type="dxa"/>
-              <w:right w:w="80" w:type="dxa"/>
-            </w:tcMar>
-            <w:vAlign w:val="center"/>
-          </w:tcPr>
-          <w:p/>
-        </w:tc>
-        <w:tc>
-          <w:tcPr>
-            <w:tcW w:w="1165" w:type="dxa"/>
             <w:gridSpan w:val="2"/>
             <w:tcBorders>
               <w:top w:val="none" w:sz="0" w:space="0" w:color="FFFFFF"/>
@@ -3738,13 +4313,125 @@
             </w:tcMar>
             <w:vAlign w:val="center"/>
           </w:tcPr>
-          <w:p/>
+          <w:p>
+            <w:pPr>
+              <w:rPr>
+                <w:sz w:val="18"/>
+                <w:szCs w:val="18"/>
+              </w:rPr>
+            </w:pPr>
+          </w:p>
+        </w:tc>
+        <w:tc>
+          <w:tcPr>
+            <w:tcW w:w="992" w:type="dxa"/>
+            <w:tcBorders>
+              <w:top w:val="none" w:sz="0" w:space="0" w:color="FFFFFF"/>
+              <w:left w:val="single" w:sz="8" w:space="0" w:color="000000"/>
+              <w:bottom w:val="none" w:sz="0" w:space="0" w:color="FFFFFF"/>
+              <w:right w:val="single" w:sz="8" w:space="0" w:color="000000"/>
+            </w:tcBorders>
+            <w:tcMar>
+              <w:top w:w="40" w:type="dxa"/>
+              <w:left w:w="80" w:type="dxa"/>
+              <w:bottom w:w="40" w:type="dxa"/>
+              <w:right w:w="80" w:type="dxa"/>
+            </w:tcMar>
+            <w:vAlign w:val="center"/>
+          </w:tcPr>
+          <w:p>
+            <w:pPr>
+              <w:rPr>
+                <w:sz w:val="18"/>
+                <w:szCs w:val="18"/>
+              </w:rPr>
+            </w:pPr>
+          </w:p>
+        </w:tc>
+        <w:tc>
+          <w:tcPr>
+            <w:tcW w:w="425" w:type="dxa"/>
+            <w:tcBorders>
+              <w:top w:val="none" w:sz="0" w:space="0" w:color="FFFFFF"/>
+              <w:left w:val="single" w:sz="8" w:space="0" w:color="000000"/>
+              <w:bottom w:val="none" w:sz="0" w:space="0" w:color="FFFFFF"/>
+              <w:right w:val="single" w:sz="8" w:space="0" w:color="000000"/>
+            </w:tcBorders>
+            <w:tcMar>
+              <w:top w:w="40" w:type="dxa"/>
+              <w:left w:w="80" w:type="dxa"/>
+              <w:bottom w:w="40" w:type="dxa"/>
+              <w:right w:w="80" w:type="dxa"/>
+            </w:tcMar>
+            <w:vAlign w:val="center"/>
+          </w:tcPr>
+          <w:p>
+            <w:pPr>
+              <w:rPr>
+                <w:sz w:val="18"/>
+                <w:szCs w:val="18"/>
+              </w:rPr>
+            </w:pPr>
+          </w:p>
+        </w:tc>
+        <w:tc>
+          <w:tcPr>
+            <w:tcW w:w="851" w:type="dxa"/>
+            <w:tcBorders>
+              <w:top w:val="none" w:sz="0" w:space="0" w:color="FFFFFF"/>
+              <w:left w:val="single" w:sz="8" w:space="0" w:color="000000"/>
+              <w:bottom w:val="none" w:sz="0" w:space="0" w:color="FFFFFF"/>
+              <w:right w:val="single" w:sz="8" w:space="0" w:color="000000"/>
+            </w:tcBorders>
+            <w:tcMar>
+              <w:top w:w="40" w:type="dxa"/>
+              <w:left w:w="80" w:type="dxa"/>
+              <w:bottom w:w="40" w:type="dxa"/>
+              <w:right w:w="80" w:type="dxa"/>
+            </w:tcMar>
+            <w:vAlign w:val="center"/>
+          </w:tcPr>
+          <w:p>
+            <w:pPr>
+              <w:rPr>
+                <w:sz w:val="18"/>
+                <w:szCs w:val="18"/>
+              </w:rPr>
+            </w:pPr>
+          </w:p>
+        </w:tc>
+        <w:tc>
+          <w:tcPr>
+            <w:tcW w:w="1134" w:type="dxa"/>
+            <w:gridSpan w:val="2"/>
+            <w:tcBorders>
+              <w:top w:val="none" w:sz="0" w:space="0" w:color="FFFFFF"/>
+              <w:left w:val="single" w:sz="8" w:space="0" w:color="000000"/>
+              <w:bottom w:val="none" w:sz="0" w:space="0" w:color="FFFFFF"/>
+              <w:right w:val="single" w:sz="8" w:space="0" w:color="000000"/>
+            </w:tcBorders>
+            <w:tcMar>
+              <w:top w:w="40" w:type="dxa"/>
+              <w:left w:w="80" w:type="dxa"/>
+              <w:bottom w:w="40" w:type="dxa"/>
+              <w:right w:w="80" w:type="dxa"/>
+            </w:tcMar>
+            <w:vAlign w:val="center"/>
+          </w:tcPr>
+          <w:p>
+            <w:pPr>
+              <w:rPr>
+                <w:sz w:val="18"/>
+                <w:szCs w:val="18"/>
+              </w:rPr>
+            </w:pPr>
+          </w:p>
         </w:tc>
       </w:tr>
       <w:tr>
         <w:trPr>
           <w:cantSplit/>
-          <w:trHeight w:hRule="exact" w:val="413"/>
+          <w:trHeight w:val="20"/>
         </w:trPr>
         <w:tc>
           <w:tcPr>
@@ -3763,11 +4450,18 @@
             </w:tcMar>
             <w:vAlign w:val="center"/>
           </w:tcPr>
-          <w:p/>
-        </w:tc>
-        <w:tc>
-          <w:tcPr>
-            <w:tcW w:w="2409" w:type="dxa"/>
+          <w:p>
+            <w:pPr>
+              <w:rPr>
+                <w:sz w:val="18"/>
+                <w:szCs w:val="18"/>
+              </w:rPr>
+            </w:pPr>
+          </w:p>
+        </w:tc>
+        <w:tc>
+          <w:tcPr>
+            <w:tcW w:w="2552" w:type="dxa"/>
             <w:gridSpan w:val="2"/>
             <w:tcBorders>
               <w:top w:val="none" w:sz="0" w:space="0" w:color="FFFFFF"/>
@@ -3783,26 +4477,40 @@
             </w:tcMar>
             <w:vAlign w:val="center"/>
           </w:tcPr>
-          <w:p/>
-        </w:tc>
-        <w:tc>
-          <w:tcPr>
-            <w:tcW w:w="710" w:type="dxa"/>
-            <w:tcBorders>
-              <w:top w:val="none" w:sz="0" w:space="0" w:color="FFFFFF"/>
-              <w:left w:val="single" w:sz="8" w:space="0" w:color="000000"/>
-              <w:bottom w:val="none" w:sz="0" w:space="0" w:color="FFFFFF"/>
-              <w:right w:val="single" w:sz="8" w:space="0" w:color="000000"/>
-            </w:tcBorders>
-            <w:tcMar>
-              <w:top w:w="40" w:type="dxa"/>
-              <w:left w:w="80" w:type="dxa"/>
-              <w:bottom w:w="40" w:type="dxa"/>
-              <w:right w:w="80" w:type="dxa"/>
-            </w:tcMar>
-            <w:vAlign w:val="center"/>
-          </w:tcPr>
-          <w:p/>
+          <w:p>
+            <w:pPr>
+              <w:rPr>
+                <w:sz w:val="18"/>
+                <w:szCs w:val="18"/>
+              </w:rPr>
+            </w:pPr>
+          </w:p>
+        </w:tc>
+        <w:tc>
+          <w:tcPr>
+            <w:tcW w:w="708" w:type="dxa"/>
+            <w:tcBorders>
+              <w:top w:val="none" w:sz="0" w:space="0" w:color="FFFFFF"/>
+              <w:left w:val="single" w:sz="8" w:space="0" w:color="000000"/>
+              <w:bottom w:val="none" w:sz="0" w:space="0" w:color="FFFFFF"/>
+              <w:right w:val="single" w:sz="8" w:space="0" w:color="000000"/>
+            </w:tcBorders>
+            <w:tcMar>
+              <w:top w:w="40" w:type="dxa"/>
+              <w:left w:w="80" w:type="dxa"/>
+              <w:bottom w:w="40" w:type="dxa"/>
+              <w:right w:w="80" w:type="dxa"/>
+            </w:tcMar>
+            <w:vAlign w:val="center"/>
+          </w:tcPr>
+          <w:p>
+            <w:pPr>
+              <w:rPr>
+                <w:sz w:val="18"/>
+                <w:szCs w:val="18"/>
+              </w:rPr>
+            </w:pPr>
+          </w:p>
         </w:tc>
         <w:tc>
           <w:tcPr>
@@ -3822,26 +4530,40 @@
             </w:tcMar>
             <w:vAlign w:val="center"/>
           </w:tcPr>
-          <w:p/>
-        </w:tc>
-        <w:tc>
-          <w:tcPr>
-            <w:tcW w:w="850" w:type="dxa"/>
-            <w:tcBorders>
-              <w:top w:val="none" w:sz="0" w:space="0" w:color="FFFFFF"/>
-              <w:left w:val="single" w:sz="8" w:space="0" w:color="000000"/>
-              <w:bottom w:val="none" w:sz="0" w:space="0" w:color="FFFFFF"/>
-              <w:right w:val="single" w:sz="8" w:space="0" w:color="000000"/>
-            </w:tcBorders>
-            <w:tcMar>
-              <w:top w:w="40" w:type="dxa"/>
-              <w:left w:w="80" w:type="dxa"/>
-              <w:bottom w:w="40" w:type="dxa"/>
-              <w:right w:w="80" w:type="dxa"/>
-            </w:tcMar>
-            <w:vAlign w:val="center"/>
-          </w:tcPr>
-          <w:p/>
+          <w:p>
+            <w:pPr>
+              <w:rPr>
+                <w:sz w:val="18"/>
+                <w:szCs w:val="18"/>
+              </w:rPr>
+            </w:pPr>
+          </w:p>
+        </w:tc>
+        <w:tc>
+          <w:tcPr>
+            <w:tcW w:w="851" w:type="dxa"/>
+            <w:tcBorders>
+              <w:top w:val="none" w:sz="0" w:space="0" w:color="FFFFFF"/>
+              <w:left w:val="single" w:sz="8" w:space="0" w:color="000000"/>
+              <w:bottom w:val="none" w:sz="0" w:space="0" w:color="FFFFFF"/>
+              <w:right w:val="single" w:sz="8" w:space="0" w:color="000000"/>
+            </w:tcBorders>
+            <w:tcMar>
+              <w:top w:w="40" w:type="dxa"/>
+              <w:left w:w="80" w:type="dxa"/>
+              <w:bottom w:w="40" w:type="dxa"/>
+              <w:right w:w="80" w:type="dxa"/>
+            </w:tcMar>
+            <w:vAlign w:val="center"/>
+          </w:tcPr>
+          <w:p>
+            <w:pPr>
+              <w:rPr>
+                <w:sz w:val="18"/>
+                <w:szCs w:val="18"/>
+              </w:rPr>
+            </w:pPr>
+          </w:p>
         </w:tc>
         <w:tc>
           <w:tcPr>
@@ -3861,126 +4583,70 @@
             </w:tcMar>
             <w:vAlign w:val="center"/>
           </w:tcPr>
-          <w:p/>
-        </w:tc>
-        <w:tc>
-          <w:tcPr>
-            <w:tcW w:w="466" w:type="dxa"/>
-            <w:tcBorders>
-              <w:top w:val="none" w:sz="0" w:space="0" w:color="FFFFFF"/>
-              <w:left w:val="single" w:sz="8" w:space="0" w:color="000000"/>
-              <w:bottom w:val="none" w:sz="0" w:space="0" w:color="FFFFFF"/>
-              <w:right w:val="single" w:sz="8" w:space="0" w:color="000000"/>
-            </w:tcBorders>
-            <w:tcMar>
-              <w:top w:w="40" w:type="dxa"/>
-              <w:left w:w="80" w:type="dxa"/>
-              <w:bottom w:w="40" w:type="dxa"/>
-              <w:right w:w="80" w:type="dxa"/>
-            </w:tcMar>
-            <w:vAlign w:val="center"/>
-          </w:tcPr>
-          <w:p/>
-        </w:tc>
-        <w:tc>
-          <w:tcPr>
-            <w:tcW w:w="850" w:type="dxa"/>
-            <w:tcBorders>
-              <w:top w:val="none" w:sz="0" w:space="0" w:color="FFFFFF"/>
-              <w:left w:val="single" w:sz="8" w:space="0" w:color="000000"/>
-              <w:bottom w:val="none" w:sz="0" w:space="0" w:color="FFFFFF"/>
-              <w:right w:val="single" w:sz="8" w:space="0" w:color="000000"/>
-            </w:tcBorders>
-            <w:tcMar>
-              <w:top w:w="40" w:type="dxa"/>
-              <w:left w:w="80" w:type="dxa"/>
-              <w:bottom w:w="40" w:type="dxa"/>
-              <w:right w:w="80" w:type="dxa"/>
-            </w:tcMar>
-            <w:vAlign w:val="center"/>
-          </w:tcPr>
-          <w:p/>
-        </w:tc>
-        <w:tc>
-          <w:tcPr>
-            <w:tcW w:w="498" w:type="dxa"/>
-            <w:tcBorders>
-              <w:top w:val="none" w:sz="0" w:space="0" w:color="FFFFFF"/>
-              <w:left w:val="single" w:sz="8" w:space="0" w:color="000000"/>
-              <w:bottom w:val="none" w:sz="0" w:space="0" w:color="FFFFFF"/>
-              <w:right w:val="single" w:sz="8" w:space="0" w:color="000000"/>
-            </w:tcBorders>
-            <w:tcMar>
-              <w:top w:w="40" w:type="dxa"/>
-              <w:left w:w="80" w:type="dxa"/>
-              <w:bottom w:w="40" w:type="dxa"/>
-              <w:right w:w="80" w:type="dxa"/>
-            </w:tcMar>
-            <w:vAlign w:val="center"/>
-          </w:tcPr>
-          <w:p/>
-        </w:tc>
-        <w:tc>
-          <w:tcPr>
-            <w:tcW w:w="880" w:type="dxa"/>
-            <w:gridSpan w:val="3"/>
-            <w:tcBorders>
-              <w:top w:val="none" w:sz="0" w:space="0" w:color="FFFFFF"/>
-              <w:left w:val="single" w:sz="8" w:space="0" w:color="000000"/>
-              <w:bottom w:val="none" w:sz="0" w:space="0" w:color="FFFFFF"/>
-              <w:right w:val="single" w:sz="8" w:space="0" w:color="000000"/>
-            </w:tcBorders>
-            <w:tcMar>
-              <w:top w:w="40" w:type="dxa"/>
-              <w:left w:w="80" w:type="dxa"/>
-              <w:bottom w:w="40" w:type="dxa"/>
-              <w:right w:w="80" w:type="dxa"/>
-            </w:tcMar>
-            <w:vAlign w:val="center"/>
-          </w:tcPr>
-          <w:p/>
+          <w:p>
+            <w:pPr>
+              <w:rPr>
+                <w:sz w:val="18"/>
+                <w:szCs w:val="18"/>
+              </w:rPr>
+            </w:pPr>
+          </w:p>
+        </w:tc>
+        <w:tc>
+          <w:tcPr>
+            <w:tcW w:w="425" w:type="dxa"/>
+            <w:tcBorders>
+              <w:top w:val="none" w:sz="0" w:space="0" w:color="FFFFFF"/>
+              <w:left w:val="single" w:sz="8" w:space="0" w:color="000000"/>
+              <w:bottom w:val="none" w:sz="0" w:space="0" w:color="FFFFFF"/>
+              <w:right w:val="single" w:sz="8" w:space="0" w:color="000000"/>
+            </w:tcBorders>
+            <w:tcMar>
+              <w:top w:w="40" w:type="dxa"/>
+              <w:left w:w="80" w:type="dxa"/>
+              <w:bottom w:w="40" w:type="dxa"/>
+              <w:right w:w="80" w:type="dxa"/>
+            </w:tcMar>
+            <w:vAlign w:val="center"/>
+          </w:tcPr>
+          <w:p>
+            <w:pPr>
+              <w:rPr>
+                <w:sz w:val="18"/>
+                <w:szCs w:val="18"/>
+              </w:rPr>
+            </w:pPr>
+          </w:p>
+        </w:tc>
+        <w:tc>
+          <w:tcPr>
+            <w:tcW w:w="851" w:type="dxa"/>
+            <w:tcBorders>
+              <w:top w:val="none" w:sz="0" w:space="0" w:color="FFFFFF"/>
+              <w:left w:val="single" w:sz="8" w:space="0" w:color="000000"/>
+              <w:bottom w:val="none" w:sz="0" w:space="0" w:color="FFFFFF"/>
+              <w:right w:val="single" w:sz="8" w:space="0" w:color="000000"/>
+            </w:tcBorders>
+            <w:tcMar>
+              <w:top w:w="40" w:type="dxa"/>
+              <w:left w:w="80" w:type="dxa"/>
+              <w:bottom w:w="40" w:type="dxa"/>
+              <w:right w:w="80" w:type="dxa"/>
+            </w:tcMar>
+            <w:vAlign w:val="center"/>
+          </w:tcPr>
+          <w:p>
+            <w:pPr>
+              <w:rPr>
+                <w:sz w:val="18"/>
+                <w:szCs w:val="18"/>
+              </w:rPr>
+            </w:pPr>
+          </w:p>
         </w:tc>
         <w:tc>
           <w:tcPr>
             <w:tcW w:w="567" w:type="dxa"/>
-            <w:tcBorders>
-              <w:top w:val="none" w:sz="0" w:space="0" w:color="FFFFFF"/>
-              <w:left w:val="single" w:sz="8" w:space="0" w:color="000000"/>
-              <w:bottom w:val="none" w:sz="0" w:space="0" w:color="FFFFFF"/>
-              <w:right w:val="single" w:sz="8" w:space="0" w:color="000000"/>
-            </w:tcBorders>
-            <w:tcMar>
-              <w:top w:w="40" w:type="dxa"/>
-              <w:left w:w="80" w:type="dxa"/>
-              <w:bottom w:w="40" w:type="dxa"/>
-              <w:right w:w="80" w:type="dxa"/>
-            </w:tcMar>
-            <w:vAlign w:val="center"/>
-          </w:tcPr>
-          <w:p/>
-        </w:tc>
-        <w:tc>
-          <w:tcPr>
-            <w:tcW w:w="758" w:type="dxa"/>
-            <w:tcBorders>
-              <w:top w:val="none" w:sz="0" w:space="0" w:color="FFFFFF"/>
-              <w:left w:val="single" w:sz="8" w:space="0" w:color="000000"/>
-              <w:bottom w:val="none" w:sz="0" w:space="0" w:color="FFFFFF"/>
-              <w:right w:val="single" w:sz="8" w:space="0" w:color="000000"/>
-            </w:tcBorders>
-            <w:tcMar>
-              <w:top w:w="40" w:type="dxa"/>
-              <w:left w:w="80" w:type="dxa"/>
-              <w:bottom w:w="40" w:type="dxa"/>
-              <w:right w:w="80" w:type="dxa"/>
-            </w:tcMar>
-            <w:vAlign w:val="center"/>
-          </w:tcPr>
-          <w:p/>
-        </w:tc>
-        <w:tc>
-          <w:tcPr>
-            <w:tcW w:w="1165" w:type="dxa"/>
             <w:gridSpan w:val="2"/>
             <w:tcBorders>
               <w:top w:val="none" w:sz="0" w:space="0" w:color="FFFFFF"/>
@@ -3996,7 +4662,2213 @@
             </w:tcMar>
             <w:vAlign w:val="center"/>
           </w:tcPr>
-          <w:p/>
+          <w:p>
+            <w:pPr>
+              <w:rPr>
+                <w:sz w:val="18"/>
+                <w:szCs w:val="18"/>
+              </w:rPr>
+            </w:pPr>
+          </w:p>
+        </w:tc>
+        <w:tc>
+          <w:tcPr>
+            <w:tcW w:w="992" w:type="dxa"/>
+            <w:tcBorders>
+              <w:top w:val="none" w:sz="0" w:space="0" w:color="FFFFFF"/>
+              <w:left w:val="single" w:sz="8" w:space="0" w:color="000000"/>
+              <w:bottom w:val="none" w:sz="0" w:space="0" w:color="FFFFFF"/>
+              <w:right w:val="single" w:sz="8" w:space="0" w:color="000000"/>
+            </w:tcBorders>
+            <w:tcMar>
+              <w:top w:w="40" w:type="dxa"/>
+              <w:left w:w="80" w:type="dxa"/>
+              <w:bottom w:w="40" w:type="dxa"/>
+              <w:right w:w="80" w:type="dxa"/>
+            </w:tcMar>
+            <w:vAlign w:val="center"/>
+          </w:tcPr>
+          <w:p>
+            <w:pPr>
+              <w:rPr>
+                <w:sz w:val="18"/>
+                <w:szCs w:val="18"/>
+              </w:rPr>
+            </w:pPr>
+          </w:p>
+        </w:tc>
+        <w:tc>
+          <w:tcPr>
+            <w:tcW w:w="425" w:type="dxa"/>
+            <w:tcBorders>
+              <w:top w:val="none" w:sz="0" w:space="0" w:color="FFFFFF"/>
+              <w:left w:val="single" w:sz="8" w:space="0" w:color="000000"/>
+              <w:bottom w:val="none" w:sz="0" w:space="0" w:color="FFFFFF"/>
+              <w:right w:val="single" w:sz="8" w:space="0" w:color="000000"/>
+            </w:tcBorders>
+            <w:tcMar>
+              <w:top w:w="40" w:type="dxa"/>
+              <w:left w:w="80" w:type="dxa"/>
+              <w:bottom w:w="40" w:type="dxa"/>
+              <w:right w:w="80" w:type="dxa"/>
+            </w:tcMar>
+            <w:vAlign w:val="center"/>
+          </w:tcPr>
+          <w:p>
+            <w:pPr>
+              <w:rPr>
+                <w:sz w:val="18"/>
+                <w:szCs w:val="18"/>
+              </w:rPr>
+            </w:pPr>
+          </w:p>
+        </w:tc>
+        <w:tc>
+          <w:tcPr>
+            <w:tcW w:w="851" w:type="dxa"/>
+            <w:tcBorders>
+              <w:top w:val="none" w:sz="0" w:space="0" w:color="FFFFFF"/>
+              <w:left w:val="single" w:sz="8" w:space="0" w:color="000000"/>
+              <w:bottom w:val="none" w:sz="0" w:space="0" w:color="FFFFFF"/>
+              <w:right w:val="single" w:sz="8" w:space="0" w:color="000000"/>
+            </w:tcBorders>
+            <w:tcMar>
+              <w:top w:w="40" w:type="dxa"/>
+              <w:left w:w="80" w:type="dxa"/>
+              <w:bottom w:w="40" w:type="dxa"/>
+              <w:right w:w="80" w:type="dxa"/>
+            </w:tcMar>
+            <w:vAlign w:val="center"/>
+          </w:tcPr>
+          <w:p>
+            <w:pPr>
+              <w:rPr>
+                <w:sz w:val="18"/>
+                <w:szCs w:val="18"/>
+              </w:rPr>
+            </w:pPr>
+          </w:p>
+        </w:tc>
+        <w:tc>
+          <w:tcPr>
+            <w:tcW w:w="1134" w:type="dxa"/>
+            <w:gridSpan w:val="2"/>
+            <w:tcBorders>
+              <w:top w:val="none" w:sz="0" w:space="0" w:color="FFFFFF"/>
+              <w:left w:val="single" w:sz="8" w:space="0" w:color="000000"/>
+              <w:bottom w:val="none" w:sz="0" w:space="0" w:color="FFFFFF"/>
+              <w:right w:val="single" w:sz="8" w:space="0" w:color="000000"/>
+            </w:tcBorders>
+            <w:tcMar>
+              <w:top w:w="40" w:type="dxa"/>
+              <w:left w:w="80" w:type="dxa"/>
+              <w:bottom w:w="40" w:type="dxa"/>
+              <w:right w:w="80" w:type="dxa"/>
+            </w:tcMar>
+            <w:vAlign w:val="center"/>
+          </w:tcPr>
+          <w:p>
+            <w:pPr>
+              <w:rPr>
+                <w:sz w:val="18"/>
+                <w:szCs w:val="18"/>
+              </w:rPr>
+            </w:pPr>
+          </w:p>
+        </w:tc>
+      </w:tr>
+      <w:tr>
+        <w:trPr>
+          <w:cantSplit/>
+          <w:trHeight w:val="20"/>
+        </w:trPr>
+        <w:tc>
+          <w:tcPr>
+            <w:tcW w:w="426" w:type="dxa"/>
+            <w:tcBorders>
+              <w:top w:val="none" w:sz="0" w:space="0" w:color="FFFFFF"/>
+              <w:left w:val="single" w:sz="8" w:space="0" w:color="000000"/>
+              <w:bottom w:val="none" w:sz="0" w:space="0" w:color="FFFFFF"/>
+              <w:right w:val="single" w:sz="8" w:space="0" w:color="000000"/>
+            </w:tcBorders>
+            <w:tcMar>
+              <w:top w:w="40" w:type="dxa"/>
+              <w:left w:w="80" w:type="dxa"/>
+              <w:bottom w:w="40" w:type="dxa"/>
+              <w:right w:w="80" w:type="dxa"/>
+            </w:tcMar>
+            <w:vAlign w:val="center"/>
+          </w:tcPr>
+          <w:p>
+            <w:pPr>
+              <w:rPr>
+                <w:sz w:val="18"/>
+                <w:szCs w:val="18"/>
+              </w:rPr>
+            </w:pPr>
+          </w:p>
+        </w:tc>
+        <w:tc>
+          <w:tcPr>
+            <w:tcW w:w="2552" w:type="dxa"/>
+            <w:gridSpan w:val="2"/>
+            <w:tcBorders>
+              <w:top w:val="none" w:sz="0" w:space="0" w:color="FFFFFF"/>
+              <w:left w:val="single" w:sz="8" w:space="0" w:color="000000"/>
+              <w:bottom w:val="none" w:sz="0" w:space="0" w:color="FFFFFF"/>
+              <w:right w:val="single" w:sz="8" w:space="0" w:color="000000"/>
+            </w:tcBorders>
+            <w:tcMar>
+              <w:top w:w="40" w:type="dxa"/>
+              <w:left w:w="80" w:type="dxa"/>
+              <w:bottom w:w="40" w:type="dxa"/>
+              <w:right w:w="80" w:type="dxa"/>
+            </w:tcMar>
+            <w:vAlign w:val="center"/>
+          </w:tcPr>
+          <w:p>
+            <w:pPr>
+              <w:rPr>
+                <w:sz w:val="18"/>
+                <w:szCs w:val="18"/>
+              </w:rPr>
+            </w:pPr>
+          </w:p>
+        </w:tc>
+        <w:tc>
+          <w:tcPr>
+            <w:tcW w:w="708" w:type="dxa"/>
+            <w:tcBorders>
+              <w:top w:val="none" w:sz="0" w:space="0" w:color="FFFFFF"/>
+              <w:left w:val="single" w:sz="8" w:space="0" w:color="000000"/>
+              <w:bottom w:val="none" w:sz="0" w:space="0" w:color="FFFFFF"/>
+              <w:right w:val="single" w:sz="8" w:space="0" w:color="000000"/>
+            </w:tcBorders>
+            <w:tcMar>
+              <w:top w:w="40" w:type="dxa"/>
+              <w:left w:w="80" w:type="dxa"/>
+              <w:bottom w:w="40" w:type="dxa"/>
+              <w:right w:w="80" w:type="dxa"/>
+            </w:tcMar>
+            <w:vAlign w:val="center"/>
+          </w:tcPr>
+          <w:p>
+            <w:pPr>
+              <w:rPr>
+                <w:sz w:val="18"/>
+                <w:szCs w:val="18"/>
+              </w:rPr>
+            </w:pPr>
+          </w:p>
+        </w:tc>
+        <w:tc>
+          <w:tcPr>
+            <w:tcW w:w="567" w:type="dxa"/>
+            <w:gridSpan w:val="2"/>
+            <w:tcBorders>
+              <w:top w:val="none" w:sz="0" w:space="0" w:color="FFFFFF"/>
+              <w:left w:val="single" w:sz="8" w:space="0" w:color="000000"/>
+              <w:bottom w:val="none" w:sz="0" w:space="0" w:color="FFFFFF"/>
+              <w:right w:val="single" w:sz="8" w:space="0" w:color="000000"/>
+            </w:tcBorders>
+            <w:tcMar>
+              <w:top w:w="40" w:type="dxa"/>
+              <w:left w:w="80" w:type="dxa"/>
+              <w:bottom w:w="40" w:type="dxa"/>
+              <w:right w:w="80" w:type="dxa"/>
+            </w:tcMar>
+            <w:vAlign w:val="center"/>
+          </w:tcPr>
+          <w:p>
+            <w:pPr>
+              <w:rPr>
+                <w:sz w:val="18"/>
+                <w:szCs w:val="18"/>
+              </w:rPr>
+            </w:pPr>
+          </w:p>
+        </w:tc>
+        <w:tc>
+          <w:tcPr>
+            <w:tcW w:w="851" w:type="dxa"/>
+            <w:tcBorders>
+              <w:top w:val="none" w:sz="0" w:space="0" w:color="FFFFFF"/>
+              <w:left w:val="single" w:sz="8" w:space="0" w:color="000000"/>
+              <w:bottom w:val="none" w:sz="0" w:space="0" w:color="FFFFFF"/>
+              <w:right w:val="single" w:sz="8" w:space="0" w:color="000000"/>
+            </w:tcBorders>
+            <w:tcMar>
+              <w:top w:w="40" w:type="dxa"/>
+              <w:left w:w="80" w:type="dxa"/>
+              <w:bottom w:w="40" w:type="dxa"/>
+              <w:right w:w="80" w:type="dxa"/>
+            </w:tcMar>
+            <w:vAlign w:val="center"/>
+          </w:tcPr>
+          <w:p>
+            <w:pPr>
+              <w:rPr>
+                <w:sz w:val="18"/>
+                <w:szCs w:val="18"/>
+              </w:rPr>
+            </w:pPr>
+          </w:p>
+        </w:tc>
+        <w:tc>
+          <w:tcPr>
+            <w:tcW w:w="992" w:type="dxa"/>
+            <w:gridSpan w:val="2"/>
+            <w:tcBorders>
+              <w:top w:val="none" w:sz="0" w:space="0" w:color="FFFFFF"/>
+              <w:left w:val="single" w:sz="8" w:space="0" w:color="000000"/>
+              <w:bottom w:val="none" w:sz="0" w:space="0" w:color="FFFFFF"/>
+              <w:right w:val="single" w:sz="8" w:space="0" w:color="000000"/>
+            </w:tcBorders>
+            <w:tcMar>
+              <w:top w:w="40" w:type="dxa"/>
+              <w:left w:w="80" w:type="dxa"/>
+              <w:bottom w:w="40" w:type="dxa"/>
+              <w:right w:w="80" w:type="dxa"/>
+            </w:tcMar>
+            <w:vAlign w:val="center"/>
+          </w:tcPr>
+          <w:p>
+            <w:pPr>
+              <w:rPr>
+                <w:sz w:val="18"/>
+                <w:szCs w:val="18"/>
+              </w:rPr>
+            </w:pPr>
+          </w:p>
+        </w:tc>
+        <w:tc>
+          <w:tcPr>
+            <w:tcW w:w="425" w:type="dxa"/>
+            <w:tcBorders>
+              <w:top w:val="none" w:sz="0" w:space="0" w:color="FFFFFF"/>
+              <w:left w:val="single" w:sz="8" w:space="0" w:color="000000"/>
+              <w:bottom w:val="none" w:sz="0" w:space="0" w:color="FFFFFF"/>
+              <w:right w:val="single" w:sz="8" w:space="0" w:color="000000"/>
+            </w:tcBorders>
+            <w:tcMar>
+              <w:top w:w="40" w:type="dxa"/>
+              <w:left w:w="80" w:type="dxa"/>
+              <w:bottom w:w="40" w:type="dxa"/>
+              <w:right w:w="80" w:type="dxa"/>
+            </w:tcMar>
+            <w:vAlign w:val="center"/>
+          </w:tcPr>
+          <w:p>
+            <w:pPr>
+              <w:rPr>
+                <w:sz w:val="18"/>
+                <w:szCs w:val="18"/>
+              </w:rPr>
+            </w:pPr>
+          </w:p>
+        </w:tc>
+        <w:tc>
+          <w:tcPr>
+            <w:tcW w:w="851" w:type="dxa"/>
+            <w:tcBorders>
+              <w:top w:val="none" w:sz="0" w:space="0" w:color="FFFFFF"/>
+              <w:left w:val="single" w:sz="8" w:space="0" w:color="000000"/>
+              <w:bottom w:val="none" w:sz="0" w:space="0" w:color="FFFFFF"/>
+              <w:right w:val="single" w:sz="8" w:space="0" w:color="000000"/>
+            </w:tcBorders>
+            <w:tcMar>
+              <w:top w:w="40" w:type="dxa"/>
+              <w:left w:w="80" w:type="dxa"/>
+              <w:bottom w:w="40" w:type="dxa"/>
+              <w:right w:w="80" w:type="dxa"/>
+            </w:tcMar>
+            <w:vAlign w:val="center"/>
+          </w:tcPr>
+          <w:p>
+            <w:pPr>
+              <w:rPr>
+                <w:sz w:val="18"/>
+                <w:szCs w:val="18"/>
+              </w:rPr>
+            </w:pPr>
+          </w:p>
+        </w:tc>
+        <w:tc>
+          <w:tcPr>
+            <w:tcW w:w="567" w:type="dxa"/>
+            <w:gridSpan w:val="2"/>
+            <w:tcBorders>
+              <w:top w:val="none" w:sz="0" w:space="0" w:color="FFFFFF"/>
+              <w:left w:val="single" w:sz="8" w:space="0" w:color="000000"/>
+              <w:bottom w:val="none" w:sz="0" w:space="0" w:color="FFFFFF"/>
+              <w:right w:val="single" w:sz="8" w:space="0" w:color="000000"/>
+            </w:tcBorders>
+            <w:tcMar>
+              <w:top w:w="40" w:type="dxa"/>
+              <w:left w:w="80" w:type="dxa"/>
+              <w:bottom w:w="40" w:type="dxa"/>
+              <w:right w:w="80" w:type="dxa"/>
+            </w:tcMar>
+            <w:vAlign w:val="center"/>
+          </w:tcPr>
+          <w:p>
+            <w:pPr>
+              <w:rPr>
+                <w:sz w:val="18"/>
+                <w:szCs w:val="18"/>
+              </w:rPr>
+            </w:pPr>
+          </w:p>
+        </w:tc>
+        <w:tc>
+          <w:tcPr>
+            <w:tcW w:w="992" w:type="dxa"/>
+            <w:tcBorders>
+              <w:top w:val="none" w:sz="0" w:space="0" w:color="FFFFFF"/>
+              <w:left w:val="single" w:sz="8" w:space="0" w:color="000000"/>
+              <w:bottom w:val="none" w:sz="0" w:space="0" w:color="FFFFFF"/>
+              <w:right w:val="single" w:sz="8" w:space="0" w:color="000000"/>
+            </w:tcBorders>
+            <w:tcMar>
+              <w:top w:w="40" w:type="dxa"/>
+              <w:left w:w="80" w:type="dxa"/>
+              <w:bottom w:w="40" w:type="dxa"/>
+              <w:right w:w="80" w:type="dxa"/>
+            </w:tcMar>
+            <w:vAlign w:val="center"/>
+          </w:tcPr>
+          <w:p>
+            <w:pPr>
+              <w:rPr>
+                <w:sz w:val="18"/>
+                <w:szCs w:val="18"/>
+              </w:rPr>
+            </w:pPr>
+          </w:p>
+        </w:tc>
+        <w:tc>
+          <w:tcPr>
+            <w:tcW w:w="425" w:type="dxa"/>
+            <w:tcBorders>
+              <w:top w:val="none" w:sz="0" w:space="0" w:color="FFFFFF"/>
+              <w:left w:val="single" w:sz="8" w:space="0" w:color="000000"/>
+              <w:bottom w:val="none" w:sz="0" w:space="0" w:color="FFFFFF"/>
+              <w:right w:val="single" w:sz="8" w:space="0" w:color="000000"/>
+            </w:tcBorders>
+            <w:tcMar>
+              <w:top w:w="40" w:type="dxa"/>
+              <w:left w:w="80" w:type="dxa"/>
+              <w:bottom w:w="40" w:type="dxa"/>
+              <w:right w:w="80" w:type="dxa"/>
+            </w:tcMar>
+            <w:vAlign w:val="center"/>
+          </w:tcPr>
+          <w:p>
+            <w:pPr>
+              <w:rPr>
+                <w:sz w:val="18"/>
+                <w:szCs w:val="18"/>
+              </w:rPr>
+            </w:pPr>
+          </w:p>
+        </w:tc>
+        <w:tc>
+          <w:tcPr>
+            <w:tcW w:w="851" w:type="dxa"/>
+            <w:tcBorders>
+              <w:top w:val="none" w:sz="0" w:space="0" w:color="FFFFFF"/>
+              <w:left w:val="single" w:sz="8" w:space="0" w:color="000000"/>
+              <w:bottom w:val="none" w:sz="0" w:space="0" w:color="FFFFFF"/>
+              <w:right w:val="single" w:sz="8" w:space="0" w:color="000000"/>
+            </w:tcBorders>
+            <w:tcMar>
+              <w:top w:w="40" w:type="dxa"/>
+              <w:left w:w="80" w:type="dxa"/>
+              <w:bottom w:w="40" w:type="dxa"/>
+              <w:right w:w="80" w:type="dxa"/>
+            </w:tcMar>
+            <w:vAlign w:val="center"/>
+          </w:tcPr>
+          <w:p>
+            <w:pPr>
+              <w:rPr>
+                <w:sz w:val="18"/>
+                <w:szCs w:val="18"/>
+              </w:rPr>
+            </w:pPr>
+          </w:p>
+        </w:tc>
+        <w:tc>
+          <w:tcPr>
+            <w:tcW w:w="1134" w:type="dxa"/>
+            <w:gridSpan w:val="2"/>
+            <w:tcBorders>
+              <w:top w:val="none" w:sz="0" w:space="0" w:color="FFFFFF"/>
+              <w:left w:val="single" w:sz="8" w:space="0" w:color="000000"/>
+              <w:bottom w:val="none" w:sz="0" w:space="0" w:color="FFFFFF"/>
+              <w:right w:val="single" w:sz="8" w:space="0" w:color="000000"/>
+            </w:tcBorders>
+            <w:tcMar>
+              <w:top w:w="40" w:type="dxa"/>
+              <w:left w:w="80" w:type="dxa"/>
+              <w:bottom w:w="40" w:type="dxa"/>
+              <w:right w:w="80" w:type="dxa"/>
+            </w:tcMar>
+            <w:vAlign w:val="center"/>
+          </w:tcPr>
+          <w:p>
+            <w:pPr>
+              <w:rPr>
+                <w:sz w:val="18"/>
+                <w:szCs w:val="18"/>
+              </w:rPr>
+            </w:pPr>
+          </w:p>
+        </w:tc>
+      </w:tr>
+      <w:tr>
+        <w:trPr>
+          <w:cantSplit/>
+          <w:trHeight w:val="20"/>
+        </w:trPr>
+        <w:tc>
+          <w:tcPr>
+            <w:tcW w:w="426" w:type="dxa"/>
+            <w:tcBorders>
+              <w:top w:val="none" w:sz="0" w:space="0" w:color="FFFFFF"/>
+              <w:left w:val="single" w:sz="8" w:space="0" w:color="000000"/>
+              <w:bottom w:val="none" w:sz="0" w:space="0" w:color="FFFFFF"/>
+              <w:right w:val="single" w:sz="8" w:space="0" w:color="000000"/>
+            </w:tcBorders>
+            <w:tcMar>
+              <w:top w:w="40" w:type="dxa"/>
+              <w:left w:w="80" w:type="dxa"/>
+              <w:bottom w:w="40" w:type="dxa"/>
+              <w:right w:w="80" w:type="dxa"/>
+            </w:tcMar>
+            <w:vAlign w:val="center"/>
+          </w:tcPr>
+          <w:p>
+            <w:pPr>
+              <w:rPr>
+                <w:sz w:val="18"/>
+                <w:szCs w:val="18"/>
+              </w:rPr>
+            </w:pPr>
+          </w:p>
+        </w:tc>
+        <w:tc>
+          <w:tcPr>
+            <w:tcW w:w="2552" w:type="dxa"/>
+            <w:gridSpan w:val="2"/>
+            <w:tcBorders>
+              <w:top w:val="none" w:sz="0" w:space="0" w:color="FFFFFF"/>
+              <w:left w:val="single" w:sz="8" w:space="0" w:color="000000"/>
+              <w:bottom w:val="none" w:sz="0" w:space="0" w:color="FFFFFF"/>
+              <w:right w:val="single" w:sz="8" w:space="0" w:color="000000"/>
+            </w:tcBorders>
+            <w:tcMar>
+              <w:top w:w="40" w:type="dxa"/>
+              <w:left w:w="80" w:type="dxa"/>
+              <w:bottom w:w="40" w:type="dxa"/>
+              <w:right w:w="80" w:type="dxa"/>
+            </w:tcMar>
+            <w:vAlign w:val="center"/>
+          </w:tcPr>
+          <w:p>
+            <w:pPr>
+              <w:rPr>
+                <w:sz w:val="18"/>
+                <w:szCs w:val="18"/>
+              </w:rPr>
+            </w:pPr>
+          </w:p>
+        </w:tc>
+        <w:tc>
+          <w:tcPr>
+            <w:tcW w:w="708" w:type="dxa"/>
+            <w:tcBorders>
+              <w:top w:val="none" w:sz="0" w:space="0" w:color="FFFFFF"/>
+              <w:left w:val="single" w:sz="8" w:space="0" w:color="000000"/>
+              <w:bottom w:val="none" w:sz="0" w:space="0" w:color="FFFFFF"/>
+              <w:right w:val="single" w:sz="8" w:space="0" w:color="000000"/>
+            </w:tcBorders>
+            <w:tcMar>
+              <w:top w:w="40" w:type="dxa"/>
+              <w:left w:w="80" w:type="dxa"/>
+              <w:bottom w:w="40" w:type="dxa"/>
+              <w:right w:w="80" w:type="dxa"/>
+            </w:tcMar>
+            <w:vAlign w:val="center"/>
+          </w:tcPr>
+          <w:p>
+            <w:pPr>
+              <w:rPr>
+                <w:sz w:val="18"/>
+                <w:szCs w:val="18"/>
+              </w:rPr>
+            </w:pPr>
+          </w:p>
+        </w:tc>
+        <w:tc>
+          <w:tcPr>
+            <w:tcW w:w="567" w:type="dxa"/>
+            <w:gridSpan w:val="2"/>
+            <w:tcBorders>
+              <w:top w:val="none" w:sz="0" w:space="0" w:color="FFFFFF"/>
+              <w:left w:val="single" w:sz="8" w:space="0" w:color="000000"/>
+              <w:bottom w:val="none" w:sz="0" w:space="0" w:color="FFFFFF"/>
+              <w:right w:val="single" w:sz="8" w:space="0" w:color="000000"/>
+            </w:tcBorders>
+            <w:tcMar>
+              <w:top w:w="40" w:type="dxa"/>
+              <w:left w:w="80" w:type="dxa"/>
+              <w:bottom w:w="40" w:type="dxa"/>
+              <w:right w:w="80" w:type="dxa"/>
+            </w:tcMar>
+            <w:vAlign w:val="center"/>
+          </w:tcPr>
+          <w:p>
+            <w:pPr>
+              <w:rPr>
+                <w:sz w:val="18"/>
+                <w:szCs w:val="18"/>
+              </w:rPr>
+            </w:pPr>
+          </w:p>
+        </w:tc>
+        <w:tc>
+          <w:tcPr>
+            <w:tcW w:w="851" w:type="dxa"/>
+            <w:tcBorders>
+              <w:top w:val="none" w:sz="0" w:space="0" w:color="FFFFFF"/>
+              <w:left w:val="single" w:sz="8" w:space="0" w:color="000000"/>
+              <w:bottom w:val="none" w:sz="0" w:space="0" w:color="FFFFFF"/>
+              <w:right w:val="single" w:sz="8" w:space="0" w:color="000000"/>
+            </w:tcBorders>
+            <w:tcMar>
+              <w:top w:w="40" w:type="dxa"/>
+              <w:left w:w="80" w:type="dxa"/>
+              <w:bottom w:w="40" w:type="dxa"/>
+              <w:right w:w="80" w:type="dxa"/>
+            </w:tcMar>
+            <w:vAlign w:val="center"/>
+          </w:tcPr>
+          <w:p>
+            <w:pPr>
+              <w:rPr>
+                <w:sz w:val="18"/>
+                <w:szCs w:val="18"/>
+              </w:rPr>
+            </w:pPr>
+          </w:p>
+        </w:tc>
+        <w:tc>
+          <w:tcPr>
+            <w:tcW w:w="992" w:type="dxa"/>
+            <w:gridSpan w:val="2"/>
+            <w:tcBorders>
+              <w:top w:val="none" w:sz="0" w:space="0" w:color="FFFFFF"/>
+              <w:left w:val="single" w:sz="8" w:space="0" w:color="000000"/>
+              <w:bottom w:val="none" w:sz="0" w:space="0" w:color="FFFFFF"/>
+              <w:right w:val="single" w:sz="8" w:space="0" w:color="000000"/>
+            </w:tcBorders>
+            <w:tcMar>
+              <w:top w:w="40" w:type="dxa"/>
+              <w:left w:w="80" w:type="dxa"/>
+              <w:bottom w:w="40" w:type="dxa"/>
+              <w:right w:w="80" w:type="dxa"/>
+            </w:tcMar>
+            <w:vAlign w:val="center"/>
+          </w:tcPr>
+          <w:p>
+            <w:pPr>
+              <w:rPr>
+                <w:sz w:val="18"/>
+                <w:szCs w:val="18"/>
+              </w:rPr>
+            </w:pPr>
+          </w:p>
+        </w:tc>
+        <w:tc>
+          <w:tcPr>
+            <w:tcW w:w="425" w:type="dxa"/>
+            <w:tcBorders>
+              <w:top w:val="none" w:sz="0" w:space="0" w:color="FFFFFF"/>
+              <w:left w:val="single" w:sz="8" w:space="0" w:color="000000"/>
+              <w:bottom w:val="none" w:sz="0" w:space="0" w:color="FFFFFF"/>
+              <w:right w:val="single" w:sz="8" w:space="0" w:color="000000"/>
+            </w:tcBorders>
+            <w:tcMar>
+              <w:top w:w="40" w:type="dxa"/>
+              <w:left w:w="80" w:type="dxa"/>
+              <w:bottom w:w="40" w:type="dxa"/>
+              <w:right w:w="80" w:type="dxa"/>
+            </w:tcMar>
+            <w:vAlign w:val="center"/>
+          </w:tcPr>
+          <w:p>
+            <w:pPr>
+              <w:rPr>
+                <w:sz w:val="18"/>
+                <w:szCs w:val="18"/>
+              </w:rPr>
+            </w:pPr>
+          </w:p>
+        </w:tc>
+        <w:tc>
+          <w:tcPr>
+            <w:tcW w:w="851" w:type="dxa"/>
+            <w:tcBorders>
+              <w:top w:val="none" w:sz="0" w:space="0" w:color="FFFFFF"/>
+              <w:left w:val="single" w:sz="8" w:space="0" w:color="000000"/>
+              <w:bottom w:val="none" w:sz="0" w:space="0" w:color="FFFFFF"/>
+              <w:right w:val="single" w:sz="8" w:space="0" w:color="000000"/>
+            </w:tcBorders>
+            <w:tcMar>
+              <w:top w:w="40" w:type="dxa"/>
+              <w:left w:w="80" w:type="dxa"/>
+              <w:bottom w:w="40" w:type="dxa"/>
+              <w:right w:w="80" w:type="dxa"/>
+            </w:tcMar>
+            <w:vAlign w:val="center"/>
+          </w:tcPr>
+          <w:p>
+            <w:pPr>
+              <w:rPr>
+                <w:sz w:val="18"/>
+                <w:szCs w:val="18"/>
+              </w:rPr>
+            </w:pPr>
+          </w:p>
+        </w:tc>
+        <w:tc>
+          <w:tcPr>
+            <w:tcW w:w="567" w:type="dxa"/>
+            <w:gridSpan w:val="2"/>
+            <w:tcBorders>
+              <w:top w:val="none" w:sz="0" w:space="0" w:color="FFFFFF"/>
+              <w:left w:val="single" w:sz="8" w:space="0" w:color="000000"/>
+              <w:bottom w:val="none" w:sz="0" w:space="0" w:color="FFFFFF"/>
+              <w:right w:val="single" w:sz="8" w:space="0" w:color="000000"/>
+            </w:tcBorders>
+            <w:tcMar>
+              <w:top w:w="40" w:type="dxa"/>
+              <w:left w:w="80" w:type="dxa"/>
+              <w:bottom w:w="40" w:type="dxa"/>
+              <w:right w:w="80" w:type="dxa"/>
+            </w:tcMar>
+            <w:vAlign w:val="center"/>
+          </w:tcPr>
+          <w:p>
+            <w:pPr>
+              <w:rPr>
+                <w:sz w:val="18"/>
+                <w:szCs w:val="18"/>
+              </w:rPr>
+            </w:pPr>
+          </w:p>
+        </w:tc>
+        <w:tc>
+          <w:tcPr>
+            <w:tcW w:w="992" w:type="dxa"/>
+            <w:tcBorders>
+              <w:top w:val="none" w:sz="0" w:space="0" w:color="FFFFFF"/>
+              <w:left w:val="single" w:sz="8" w:space="0" w:color="000000"/>
+              <w:bottom w:val="none" w:sz="0" w:space="0" w:color="FFFFFF"/>
+              <w:right w:val="single" w:sz="8" w:space="0" w:color="000000"/>
+            </w:tcBorders>
+            <w:tcMar>
+              <w:top w:w="40" w:type="dxa"/>
+              <w:left w:w="80" w:type="dxa"/>
+              <w:bottom w:w="40" w:type="dxa"/>
+              <w:right w:w="80" w:type="dxa"/>
+            </w:tcMar>
+            <w:vAlign w:val="center"/>
+          </w:tcPr>
+          <w:p>
+            <w:pPr>
+              <w:rPr>
+                <w:sz w:val="18"/>
+                <w:szCs w:val="18"/>
+              </w:rPr>
+            </w:pPr>
+          </w:p>
+        </w:tc>
+        <w:tc>
+          <w:tcPr>
+            <w:tcW w:w="425" w:type="dxa"/>
+            <w:tcBorders>
+              <w:top w:val="none" w:sz="0" w:space="0" w:color="FFFFFF"/>
+              <w:left w:val="single" w:sz="8" w:space="0" w:color="000000"/>
+              <w:bottom w:val="none" w:sz="0" w:space="0" w:color="FFFFFF"/>
+              <w:right w:val="single" w:sz="8" w:space="0" w:color="000000"/>
+            </w:tcBorders>
+            <w:tcMar>
+              <w:top w:w="40" w:type="dxa"/>
+              <w:left w:w="80" w:type="dxa"/>
+              <w:bottom w:w="40" w:type="dxa"/>
+              <w:right w:w="80" w:type="dxa"/>
+            </w:tcMar>
+            <w:vAlign w:val="center"/>
+          </w:tcPr>
+          <w:p>
+            <w:pPr>
+              <w:rPr>
+                <w:sz w:val="18"/>
+                <w:szCs w:val="18"/>
+              </w:rPr>
+            </w:pPr>
+          </w:p>
+        </w:tc>
+        <w:tc>
+          <w:tcPr>
+            <w:tcW w:w="851" w:type="dxa"/>
+            <w:tcBorders>
+              <w:top w:val="none" w:sz="0" w:space="0" w:color="FFFFFF"/>
+              <w:left w:val="single" w:sz="8" w:space="0" w:color="000000"/>
+              <w:bottom w:val="none" w:sz="0" w:space="0" w:color="FFFFFF"/>
+              <w:right w:val="single" w:sz="8" w:space="0" w:color="000000"/>
+            </w:tcBorders>
+            <w:tcMar>
+              <w:top w:w="40" w:type="dxa"/>
+              <w:left w:w="80" w:type="dxa"/>
+              <w:bottom w:w="40" w:type="dxa"/>
+              <w:right w:w="80" w:type="dxa"/>
+            </w:tcMar>
+            <w:vAlign w:val="center"/>
+          </w:tcPr>
+          <w:p>
+            <w:pPr>
+              <w:rPr>
+                <w:sz w:val="18"/>
+                <w:szCs w:val="18"/>
+              </w:rPr>
+            </w:pPr>
+          </w:p>
+        </w:tc>
+        <w:tc>
+          <w:tcPr>
+            <w:tcW w:w="1134" w:type="dxa"/>
+            <w:gridSpan w:val="2"/>
+            <w:tcBorders>
+              <w:top w:val="none" w:sz="0" w:space="0" w:color="FFFFFF"/>
+              <w:left w:val="single" w:sz="8" w:space="0" w:color="000000"/>
+              <w:bottom w:val="none" w:sz="0" w:space="0" w:color="FFFFFF"/>
+              <w:right w:val="single" w:sz="8" w:space="0" w:color="000000"/>
+            </w:tcBorders>
+            <w:tcMar>
+              <w:top w:w="40" w:type="dxa"/>
+              <w:left w:w="80" w:type="dxa"/>
+              <w:bottom w:w="40" w:type="dxa"/>
+              <w:right w:w="80" w:type="dxa"/>
+            </w:tcMar>
+            <w:vAlign w:val="center"/>
+          </w:tcPr>
+          <w:p>
+            <w:pPr>
+              <w:rPr>
+                <w:sz w:val="18"/>
+                <w:szCs w:val="18"/>
+              </w:rPr>
+            </w:pPr>
+          </w:p>
+        </w:tc>
+      </w:tr>
+      <w:tr>
+        <w:trPr>
+          <w:cantSplit/>
+          <w:trHeight w:val="20"/>
+        </w:trPr>
+        <w:tc>
+          <w:tcPr>
+            <w:tcW w:w="426" w:type="dxa"/>
+            <w:tcBorders>
+              <w:top w:val="none" w:sz="0" w:space="0" w:color="FFFFFF"/>
+              <w:left w:val="single" w:sz="8" w:space="0" w:color="000000"/>
+              <w:bottom w:val="none" w:sz="0" w:space="0" w:color="FFFFFF"/>
+              <w:right w:val="single" w:sz="8" w:space="0" w:color="000000"/>
+            </w:tcBorders>
+            <w:tcMar>
+              <w:top w:w="40" w:type="dxa"/>
+              <w:left w:w="80" w:type="dxa"/>
+              <w:bottom w:w="40" w:type="dxa"/>
+              <w:right w:w="80" w:type="dxa"/>
+            </w:tcMar>
+            <w:vAlign w:val="center"/>
+          </w:tcPr>
+          <w:p>
+            <w:pPr>
+              <w:rPr>
+                <w:sz w:val="18"/>
+                <w:szCs w:val="18"/>
+              </w:rPr>
+            </w:pPr>
+          </w:p>
+        </w:tc>
+        <w:tc>
+          <w:tcPr>
+            <w:tcW w:w="2552" w:type="dxa"/>
+            <w:gridSpan w:val="2"/>
+            <w:tcBorders>
+              <w:top w:val="none" w:sz="0" w:space="0" w:color="FFFFFF"/>
+              <w:left w:val="single" w:sz="8" w:space="0" w:color="000000"/>
+              <w:bottom w:val="none" w:sz="0" w:space="0" w:color="FFFFFF"/>
+              <w:right w:val="single" w:sz="8" w:space="0" w:color="000000"/>
+            </w:tcBorders>
+            <w:tcMar>
+              <w:top w:w="40" w:type="dxa"/>
+              <w:left w:w="80" w:type="dxa"/>
+              <w:bottom w:w="40" w:type="dxa"/>
+              <w:right w:w="80" w:type="dxa"/>
+            </w:tcMar>
+            <w:vAlign w:val="center"/>
+          </w:tcPr>
+          <w:p>
+            <w:pPr>
+              <w:rPr>
+                <w:sz w:val="18"/>
+                <w:szCs w:val="18"/>
+              </w:rPr>
+            </w:pPr>
+          </w:p>
+        </w:tc>
+        <w:tc>
+          <w:tcPr>
+            <w:tcW w:w="708" w:type="dxa"/>
+            <w:tcBorders>
+              <w:top w:val="none" w:sz="0" w:space="0" w:color="FFFFFF"/>
+              <w:left w:val="single" w:sz="8" w:space="0" w:color="000000"/>
+              <w:bottom w:val="none" w:sz="0" w:space="0" w:color="FFFFFF"/>
+              <w:right w:val="single" w:sz="8" w:space="0" w:color="000000"/>
+            </w:tcBorders>
+            <w:tcMar>
+              <w:top w:w="40" w:type="dxa"/>
+              <w:left w:w="80" w:type="dxa"/>
+              <w:bottom w:w="40" w:type="dxa"/>
+              <w:right w:w="80" w:type="dxa"/>
+            </w:tcMar>
+            <w:vAlign w:val="center"/>
+          </w:tcPr>
+          <w:p>
+            <w:pPr>
+              <w:rPr>
+                <w:sz w:val="18"/>
+                <w:szCs w:val="18"/>
+              </w:rPr>
+            </w:pPr>
+          </w:p>
+        </w:tc>
+        <w:tc>
+          <w:tcPr>
+            <w:tcW w:w="567" w:type="dxa"/>
+            <w:gridSpan w:val="2"/>
+            <w:tcBorders>
+              <w:top w:val="none" w:sz="0" w:space="0" w:color="FFFFFF"/>
+              <w:left w:val="single" w:sz="8" w:space="0" w:color="000000"/>
+              <w:bottom w:val="none" w:sz="0" w:space="0" w:color="FFFFFF"/>
+              <w:right w:val="single" w:sz="8" w:space="0" w:color="000000"/>
+            </w:tcBorders>
+            <w:tcMar>
+              <w:top w:w="40" w:type="dxa"/>
+              <w:left w:w="80" w:type="dxa"/>
+              <w:bottom w:w="40" w:type="dxa"/>
+              <w:right w:w="80" w:type="dxa"/>
+            </w:tcMar>
+            <w:vAlign w:val="center"/>
+          </w:tcPr>
+          <w:p>
+            <w:pPr>
+              <w:rPr>
+                <w:sz w:val="18"/>
+                <w:szCs w:val="18"/>
+              </w:rPr>
+            </w:pPr>
+          </w:p>
+        </w:tc>
+        <w:tc>
+          <w:tcPr>
+            <w:tcW w:w="851" w:type="dxa"/>
+            <w:tcBorders>
+              <w:top w:val="none" w:sz="0" w:space="0" w:color="FFFFFF"/>
+              <w:left w:val="single" w:sz="8" w:space="0" w:color="000000"/>
+              <w:bottom w:val="none" w:sz="0" w:space="0" w:color="FFFFFF"/>
+              <w:right w:val="single" w:sz="8" w:space="0" w:color="000000"/>
+            </w:tcBorders>
+            <w:tcMar>
+              <w:top w:w="40" w:type="dxa"/>
+              <w:left w:w="80" w:type="dxa"/>
+              <w:bottom w:w="40" w:type="dxa"/>
+              <w:right w:w="80" w:type="dxa"/>
+            </w:tcMar>
+            <w:vAlign w:val="center"/>
+          </w:tcPr>
+          <w:p>
+            <w:pPr>
+              <w:rPr>
+                <w:sz w:val="18"/>
+                <w:szCs w:val="18"/>
+              </w:rPr>
+            </w:pPr>
+          </w:p>
+        </w:tc>
+        <w:tc>
+          <w:tcPr>
+            <w:tcW w:w="992" w:type="dxa"/>
+            <w:gridSpan w:val="2"/>
+            <w:tcBorders>
+              <w:top w:val="none" w:sz="0" w:space="0" w:color="FFFFFF"/>
+              <w:left w:val="single" w:sz="8" w:space="0" w:color="000000"/>
+              <w:bottom w:val="none" w:sz="0" w:space="0" w:color="FFFFFF"/>
+              <w:right w:val="single" w:sz="8" w:space="0" w:color="000000"/>
+            </w:tcBorders>
+            <w:tcMar>
+              <w:top w:w="40" w:type="dxa"/>
+              <w:left w:w="80" w:type="dxa"/>
+              <w:bottom w:w="40" w:type="dxa"/>
+              <w:right w:w="80" w:type="dxa"/>
+            </w:tcMar>
+            <w:vAlign w:val="center"/>
+          </w:tcPr>
+          <w:p>
+            <w:pPr>
+              <w:rPr>
+                <w:sz w:val="18"/>
+                <w:szCs w:val="18"/>
+              </w:rPr>
+            </w:pPr>
+          </w:p>
+        </w:tc>
+        <w:tc>
+          <w:tcPr>
+            <w:tcW w:w="425" w:type="dxa"/>
+            <w:tcBorders>
+              <w:top w:val="none" w:sz="0" w:space="0" w:color="FFFFFF"/>
+              <w:left w:val="single" w:sz="8" w:space="0" w:color="000000"/>
+              <w:bottom w:val="none" w:sz="0" w:space="0" w:color="FFFFFF"/>
+              <w:right w:val="single" w:sz="8" w:space="0" w:color="000000"/>
+            </w:tcBorders>
+            <w:tcMar>
+              <w:top w:w="40" w:type="dxa"/>
+              <w:left w:w="80" w:type="dxa"/>
+              <w:bottom w:w="40" w:type="dxa"/>
+              <w:right w:w="80" w:type="dxa"/>
+            </w:tcMar>
+            <w:vAlign w:val="center"/>
+          </w:tcPr>
+          <w:p>
+            <w:pPr>
+              <w:rPr>
+                <w:sz w:val="18"/>
+                <w:szCs w:val="18"/>
+              </w:rPr>
+            </w:pPr>
+          </w:p>
+        </w:tc>
+        <w:tc>
+          <w:tcPr>
+            <w:tcW w:w="851" w:type="dxa"/>
+            <w:tcBorders>
+              <w:top w:val="none" w:sz="0" w:space="0" w:color="FFFFFF"/>
+              <w:left w:val="single" w:sz="8" w:space="0" w:color="000000"/>
+              <w:bottom w:val="none" w:sz="0" w:space="0" w:color="FFFFFF"/>
+              <w:right w:val="single" w:sz="8" w:space="0" w:color="000000"/>
+            </w:tcBorders>
+            <w:tcMar>
+              <w:top w:w="40" w:type="dxa"/>
+              <w:left w:w="80" w:type="dxa"/>
+              <w:bottom w:w="40" w:type="dxa"/>
+              <w:right w:w="80" w:type="dxa"/>
+            </w:tcMar>
+            <w:vAlign w:val="center"/>
+          </w:tcPr>
+          <w:p>
+            <w:pPr>
+              <w:rPr>
+                <w:sz w:val="18"/>
+                <w:szCs w:val="18"/>
+              </w:rPr>
+            </w:pPr>
+          </w:p>
+        </w:tc>
+        <w:tc>
+          <w:tcPr>
+            <w:tcW w:w="567" w:type="dxa"/>
+            <w:gridSpan w:val="2"/>
+            <w:tcBorders>
+              <w:top w:val="none" w:sz="0" w:space="0" w:color="FFFFFF"/>
+              <w:left w:val="single" w:sz="8" w:space="0" w:color="000000"/>
+              <w:bottom w:val="none" w:sz="0" w:space="0" w:color="FFFFFF"/>
+              <w:right w:val="single" w:sz="8" w:space="0" w:color="000000"/>
+            </w:tcBorders>
+            <w:tcMar>
+              <w:top w:w="40" w:type="dxa"/>
+              <w:left w:w="80" w:type="dxa"/>
+              <w:bottom w:w="40" w:type="dxa"/>
+              <w:right w:w="80" w:type="dxa"/>
+            </w:tcMar>
+            <w:vAlign w:val="center"/>
+          </w:tcPr>
+          <w:p>
+            <w:pPr>
+              <w:rPr>
+                <w:sz w:val="18"/>
+                <w:szCs w:val="18"/>
+              </w:rPr>
+            </w:pPr>
+          </w:p>
+        </w:tc>
+        <w:tc>
+          <w:tcPr>
+            <w:tcW w:w="992" w:type="dxa"/>
+            <w:tcBorders>
+              <w:top w:val="none" w:sz="0" w:space="0" w:color="FFFFFF"/>
+              <w:left w:val="single" w:sz="8" w:space="0" w:color="000000"/>
+              <w:bottom w:val="none" w:sz="0" w:space="0" w:color="FFFFFF"/>
+              <w:right w:val="single" w:sz="8" w:space="0" w:color="000000"/>
+            </w:tcBorders>
+            <w:tcMar>
+              <w:top w:w="40" w:type="dxa"/>
+              <w:left w:w="80" w:type="dxa"/>
+              <w:bottom w:w="40" w:type="dxa"/>
+              <w:right w:w="80" w:type="dxa"/>
+            </w:tcMar>
+            <w:vAlign w:val="center"/>
+          </w:tcPr>
+          <w:p>
+            <w:pPr>
+              <w:rPr>
+                <w:sz w:val="18"/>
+                <w:szCs w:val="18"/>
+              </w:rPr>
+            </w:pPr>
+          </w:p>
+        </w:tc>
+        <w:tc>
+          <w:tcPr>
+            <w:tcW w:w="425" w:type="dxa"/>
+            <w:tcBorders>
+              <w:top w:val="none" w:sz="0" w:space="0" w:color="FFFFFF"/>
+              <w:left w:val="single" w:sz="8" w:space="0" w:color="000000"/>
+              <w:bottom w:val="none" w:sz="0" w:space="0" w:color="FFFFFF"/>
+              <w:right w:val="single" w:sz="8" w:space="0" w:color="000000"/>
+            </w:tcBorders>
+            <w:tcMar>
+              <w:top w:w="40" w:type="dxa"/>
+              <w:left w:w="80" w:type="dxa"/>
+              <w:bottom w:w="40" w:type="dxa"/>
+              <w:right w:w="80" w:type="dxa"/>
+            </w:tcMar>
+            <w:vAlign w:val="center"/>
+          </w:tcPr>
+          <w:p>
+            <w:pPr>
+              <w:rPr>
+                <w:sz w:val="18"/>
+                <w:szCs w:val="18"/>
+              </w:rPr>
+            </w:pPr>
+          </w:p>
+        </w:tc>
+        <w:tc>
+          <w:tcPr>
+            <w:tcW w:w="851" w:type="dxa"/>
+            <w:tcBorders>
+              <w:top w:val="none" w:sz="0" w:space="0" w:color="FFFFFF"/>
+              <w:left w:val="single" w:sz="8" w:space="0" w:color="000000"/>
+              <w:bottom w:val="none" w:sz="0" w:space="0" w:color="FFFFFF"/>
+              <w:right w:val="single" w:sz="8" w:space="0" w:color="000000"/>
+            </w:tcBorders>
+            <w:tcMar>
+              <w:top w:w="40" w:type="dxa"/>
+              <w:left w:w="80" w:type="dxa"/>
+              <w:bottom w:w="40" w:type="dxa"/>
+              <w:right w:w="80" w:type="dxa"/>
+            </w:tcMar>
+            <w:vAlign w:val="center"/>
+          </w:tcPr>
+          <w:p>
+            <w:pPr>
+              <w:rPr>
+                <w:sz w:val="18"/>
+                <w:szCs w:val="18"/>
+              </w:rPr>
+            </w:pPr>
+          </w:p>
+        </w:tc>
+        <w:tc>
+          <w:tcPr>
+            <w:tcW w:w="1134" w:type="dxa"/>
+            <w:gridSpan w:val="2"/>
+            <w:tcBorders>
+              <w:top w:val="none" w:sz="0" w:space="0" w:color="FFFFFF"/>
+              <w:left w:val="single" w:sz="8" w:space="0" w:color="000000"/>
+              <w:bottom w:val="none" w:sz="0" w:space="0" w:color="FFFFFF"/>
+              <w:right w:val="single" w:sz="8" w:space="0" w:color="000000"/>
+            </w:tcBorders>
+            <w:tcMar>
+              <w:top w:w="40" w:type="dxa"/>
+              <w:left w:w="80" w:type="dxa"/>
+              <w:bottom w:w="40" w:type="dxa"/>
+              <w:right w:w="80" w:type="dxa"/>
+            </w:tcMar>
+            <w:vAlign w:val="center"/>
+          </w:tcPr>
+          <w:p>
+            <w:pPr>
+              <w:rPr>
+                <w:sz w:val="18"/>
+                <w:szCs w:val="18"/>
+              </w:rPr>
+            </w:pPr>
+          </w:p>
+        </w:tc>
+      </w:tr>
+      <w:tr>
+        <w:trPr>
+          <w:cantSplit/>
+          <w:trHeight w:val="20"/>
+        </w:trPr>
+        <w:tc>
+          <w:tcPr>
+            <w:tcW w:w="426" w:type="dxa"/>
+            <w:tcBorders>
+              <w:top w:val="none" w:sz="0" w:space="0" w:color="FFFFFF"/>
+              <w:left w:val="single" w:sz="8" w:space="0" w:color="000000"/>
+              <w:bottom w:val="none" w:sz="0" w:space="0" w:color="FFFFFF"/>
+              <w:right w:val="single" w:sz="8" w:space="0" w:color="000000"/>
+            </w:tcBorders>
+            <w:tcMar>
+              <w:top w:w="40" w:type="dxa"/>
+              <w:left w:w="80" w:type="dxa"/>
+              <w:bottom w:w="40" w:type="dxa"/>
+              <w:right w:w="80" w:type="dxa"/>
+            </w:tcMar>
+            <w:vAlign w:val="center"/>
+          </w:tcPr>
+          <w:p>
+            <w:pPr>
+              <w:rPr>
+                <w:sz w:val="18"/>
+                <w:szCs w:val="18"/>
+              </w:rPr>
+            </w:pPr>
+          </w:p>
+        </w:tc>
+        <w:tc>
+          <w:tcPr>
+            <w:tcW w:w="2552" w:type="dxa"/>
+            <w:gridSpan w:val="2"/>
+            <w:tcBorders>
+              <w:top w:val="none" w:sz="0" w:space="0" w:color="FFFFFF"/>
+              <w:left w:val="single" w:sz="8" w:space="0" w:color="000000"/>
+              <w:bottom w:val="none" w:sz="0" w:space="0" w:color="FFFFFF"/>
+              <w:right w:val="single" w:sz="8" w:space="0" w:color="000000"/>
+            </w:tcBorders>
+            <w:tcMar>
+              <w:top w:w="40" w:type="dxa"/>
+              <w:left w:w="80" w:type="dxa"/>
+              <w:bottom w:w="40" w:type="dxa"/>
+              <w:right w:w="80" w:type="dxa"/>
+            </w:tcMar>
+            <w:vAlign w:val="center"/>
+          </w:tcPr>
+          <w:p>
+            <w:pPr>
+              <w:rPr>
+                <w:sz w:val="18"/>
+                <w:szCs w:val="18"/>
+              </w:rPr>
+            </w:pPr>
+          </w:p>
+        </w:tc>
+        <w:tc>
+          <w:tcPr>
+            <w:tcW w:w="708" w:type="dxa"/>
+            <w:tcBorders>
+              <w:top w:val="none" w:sz="0" w:space="0" w:color="FFFFFF"/>
+              <w:left w:val="single" w:sz="8" w:space="0" w:color="000000"/>
+              <w:bottom w:val="none" w:sz="0" w:space="0" w:color="FFFFFF"/>
+              <w:right w:val="single" w:sz="8" w:space="0" w:color="000000"/>
+            </w:tcBorders>
+            <w:tcMar>
+              <w:top w:w="40" w:type="dxa"/>
+              <w:left w:w="80" w:type="dxa"/>
+              <w:bottom w:w="40" w:type="dxa"/>
+              <w:right w:w="80" w:type="dxa"/>
+            </w:tcMar>
+            <w:vAlign w:val="center"/>
+          </w:tcPr>
+          <w:p>
+            <w:pPr>
+              <w:rPr>
+                <w:sz w:val="18"/>
+                <w:szCs w:val="18"/>
+              </w:rPr>
+            </w:pPr>
+          </w:p>
+        </w:tc>
+        <w:tc>
+          <w:tcPr>
+            <w:tcW w:w="567" w:type="dxa"/>
+            <w:gridSpan w:val="2"/>
+            <w:tcBorders>
+              <w:top w:val="none" w:sz="0" w:space="0" w:color="FFFFFF"/>
+              <w:left w:val="single" w:sz="8" w:space="0" w:color="000000"/>
+              <w:bottom w:val="none" w:sz="0" w:space="0" w:color="FFFFFF"/>
+              <w:right w:val="single" w:sz="8" w:space="0" w:color="000000"/>
+            </w:tcBorders>
+            <w:tcMar>
+              <w:top w:w="40" w:type="dxa"/>
+              <w:left w:w="80" w:type="dxa"/>
+              <w:bottom w:w="40" w:type="dxa"/>
+              <w:right w:w="80" w:type="dxa"/>
+            </w:tcMar>
+            <w:vAlign w:val="center"/>
+          </w:tcPr>
+          <w:p>
+            <w:pPr>
+              <w:rPr>
+                <w:sz w:val="18"/>
+                <w:szCs w:val="18"/>
+              </w:rPr>
+            </w:pPr>
+          </w:p>
+        </w:tc>
+        <w:tc>
+          <w:tcPr>
+            <w:tcW w:w="851" w:type="dxa"/>
+            <w:tcBorders>
+              <w:top w:val="none" w:sz="0" w:space="0" w:color="FFFFFF"/>
+              <w:left w:val="single" w:sz="8" w:space="0" w:color="000000"/>
+              <w:bottom w:val="none" w:sz="0" w:space="0" w:color="FFFFFF"/>
+              <w:right w:val="single" w:sz="8" w:space="0" w:color="000000"/>
+            </w:tcBorders>
+            <w:tcMar>
+              <w:top w:w="40" w:type="dxa"/>
+              <w:left w:w="80" w:type="dxa"/>
+              <w:bottom w:w="40" w:type="dxa"/>
+              <w:right w:w="80" w:type="dxa"/>
+            </w:tcMar>
+            <w:vAlign w:val="center"/>
+          </w:tcPr>
+          <w:p>
+            <w:pPr>
+              <w:rPr>
+                <w:sz w:val="18"/>
+                <w:szCs w:val="18"/>
+              </w:rPr>
+            </w:pPr>
+          </w:p>
+        </w:tc>
+        <w:tc>
+          <w:tcPr>
+            <w:tcW w:w="992" w:type="dxa"/>
+            <w:gridSpan w:val="2"/>
+            <w:tcBorders>
+              <w:top w:val="none" w:sz="0" w:space="0" w:color="FFFFFF"/>
+              <w:left w:val="single" w:sz="8" w:space="0" w:color="000000"/>
+              <w:bottom w:val="none" w:sz="0" w:space="0" w:color="FFFFFF"/>
+              <w:right w:val="single" w:sz="8" w:space="0" w:color="000000"/>
+            </w:tcBorders>
+            <w:tcMar>
+              <w:top w:w="40" w:type="dxa"/>
+              <w:left w:w="80" w:type="dxa"/>
+              <w:bottom w:w="40" w:type="dxa"/>
+              <w:right w:w="80" w:type="dxa"/>
+            </w:tcMar>
+            <w:vAlign w:val="center"/>
+          </w:tcPr>
+          <w:p>
+            <w:pPr>
+              <w:rPr>
+                <w:sz w:val="18"/>
+                <w:szCs w:val="18"/>
+              </w:rPr>
+            </w:pPr>
+          </w:p>
+        </w:tc>
+        <w:tc>
+          <w:tcPr>
+            <w:tcW w:w="425" w:type="dxa"/>
+            <w:tcBorders>
+              <w:top w:val="none" w:sz="0" w:space="0" w:color="FFFFFF"/>
+              <w:left w:val="single" w:sz="8" w:space="0" w:color="000000"/>
+              <w:bottom w:val="none" w:sz="0" w:space="0" w:color="FFFFFF"/>
+              <w:right w:val="single" w:sz="8" w:space="0" w:color="000000"/>
+            </w:tcBorders>
+            <w:tcMar>
+              <w:top w:w="40" w:type="dxa"/>
+              <w:left w:w="80" w:type="dxa"/>
+              <w:bottom w:w="40" w:type="dxa"/>
+              <w:right w:w="80" w:type="dxa"/>
+            </w:tcMar>
+            <w:vAlign w:val="center"/>
+          </w:tcPr>
+          <w:p>
+            <w:pPr>
+              <w:rPr>
+                <w:sz w:val="18"/>
+                <w:szCs w:val="18"/>
+              </w:rPr>
+            </w:pPr>
+          </w:p>
+        </w:tc>
+        <w:tc>
+          <w:tcPr>
+            <w:tcW w:w="851" w:type="dxa"/>
+            <w:tcBorders>
+              <w:top w:val="none" w:sz="0" w:space="0" w:color="FFFFFF"/>
+              <w:left w:val="single" w:sz="8" w:space="0" w:color="000000"/>
+              <w:bottom w:val="none" w:sz="0" w:space="0" w:color="FFFFFF"/>
+              <w:right w:val="single" w:sz="8" w:space="0" w:color="000000"/>
+            </w:tcBorders>
+            <w:tcMar>
+              <w:top w:w="40" w:type="dxa"/>
+              <w:left w:w="80" w:type="dxa"/>
+              <w:bottom w:w="40" w:type="dxa"/>
+              <w:right w:w="80" w:type="dxa"/>
+            </w:tcMar>
+            <w:vAlign w:val="center"/>
+          </w:tcPr>
+          <w:p>
+            <w:pPr>
+              <w:rPr>
+                <w:sz w:val="18"/>
+                <w:szCs w:val="18"/>
+              </w:rPr>
+            </w:pPr>
+          </w:p>
+        </w:tc>
+        <w:tc>
+          <w:tcPr>
+            <w:tcW w:w="567" w:type="dxa"/>
+            <w:gridSpan w:val="2"/>
+            <w:tcBorders>
+              <w:top w:val="none" w:sz="0" w:space="0" w:color="FFFFFF"/>
+              <w:left w:val="single" w:sz="8" w:space="0" w:color="000000"/>
+              <w:bottom w:val="none" w:sz="0" w:space="0" w:color="FFFFFF"/>
+              <w:right w:val="single" w:sz="8" w:space="0" w:color="000000"/>
+            </w:tcBorders>
+            <w:tcMar>
+              <w:top w:w="40" w:type="dxa"/>
+              <w:left w:w="80" w:type="dxa"/>
+              <w:bottom w:w="40" w:type="dxa"/>
+              <w:right w:w="80" w:type="dxa"/>
+            </w:tcMar>
+            <w:vAlign w:val="center"/>
+          </w:tcPr>
+          <w:p>
+            <w:pPr>
+              <w:rPr>
+                <w:sz w:val="18"/>
+                <w:szCs w:val="18"/>
+              </w:rPr>
+            </w:pPr>
+          </w:p>
+        </w:tc>
+        <w:tc>
+          <w:tcPr>
+            <w:tcW w:w="992" w:type="dxa"/>
+            <w:tcBorders>
+              <w:top w:val="none" w:sz="0" w:space="0" w:color="FFFFFF"/>
+              <w:left w:val="single" w:sz="8" w:space="0" w:color="000000"/>
+              <w:bottom w:val="none" w:sz="0" w:space="0" w:color="FFFFFF"/>
+              <w:right w:val="single" w:sz="8" w:space="0" w:color="000000"/>
+            </w:tcBorders>
+            <w:tcMar>
+              <w:top w:w="40" w:type="dxa"/>
+              <w:left w:w="80" w:type="dxa"/>
+              <w:bottom w:w="40" w:type="dxa"/>
+              <w:right w:w="80" w:type="dxa"/>
+            </w:tcMar>
+            <w:vAlign w:val="center"/>
+          </w:tcPr>
+          <w:p>
+            <w:pPr>
+              <w:rPr>
+                <w:sz w:val="18"/>
+                <w:szCs w:val="18"/>
+              </w:rPr>
+            </w:pPr>
+          </w:p>
+        </w:tc>
+        <w:tc>
+          <w:tcPr>
+            <w:tcW w:w="425" w:type="dxa"/>
+            <w:tcBorders>
+              <w:top w:val="none" w:sz="0" w:space="0" w:color="FFFFFF"/>
+              <w:left w:val="single" w:sz="8" w:space="0" w:color="000000"/>
+              <w:bottom w:val="none" w:sz="0" w:space="0" w:color="FFFFFF"/>
+              <w:right w:val="single" w:sz="8" w:space="0" w:color="000000"/>
+            </w:tcBorders>
+            <w:tcMar>
+              <w:top w:w="40" w:type="dxa"/>
+              <w:left w:w="80" w:type="dxa"/>
+              <w:bottom w:w="40" w:type="dxa"/>
+              <w:right w:w="80" w:type="dxa"/>
+            </w:tcMar>
+            <w:vAlign w:val="center"/>
+          </w:tcPr>
+          <w:p>
+            <w:pPr>
+              <w:rPr>
+                <w:sz w:val="18"/>
+                <w:szCs w:val="18"/>
+              </w:rPr>
+            </w:pPr>
+          </w:p>
+        </w:tc>
+        <w:tc>
+          <w:tcPr>
+            <w:tcW w:w="851" w:type="dxa"/>
+            <w:tcBorders>
+              <w:top w:val="none" w:sz="0" w:space="0" w:color="FFFFFF"/>
+              <w:left w:val="single" w:sz="8" w:space="0" w:color="000000"/>
+              <w:bottom w:val="none" w:sz="0" w:space="0" w:color="FFFFFF"/>
+              <w:right w:val="single" w:sz="8" w:space="0" w:color="000000"/>
+            </w:tcBorders>
+            <w:tcMar>
+              <w:top w:w="40" w:type="dxa"/>
+              <w:left w:w="80" w:type="dxa"/>
+              <w:bottom w:w="40" w:type="dxa"/>
+              <w:right w:w="80" w:type="dxa"/>
+            </w:tcMar>
+            <w:vAlign w:val="center"/>
+          </w:tcPr>
+          <w:p>
+            <w:pPr>
+              <w:rPr>
+                <w:sz w:val="18"/>
+                <w:szCs w:val="18"/>
+              </w:rPr>
+            </w:pPr>
+          </w:p>
+        </w:tc>
+        <w:tc>
+          <w:tcPr>
+            <w:tcW w:w="1134" w:type="dxa"/>
+            <w:gridSpan w:val="2"/>
+            <w:tcBorders>
+              <w:top w:val="none" w:sz="0" w:space="0" w:color="FFFFFF"/>
+              <w:left w:val="single" w:sz="8" w:space="0" w:color="000000"/>
+              <w:bottom w:val="none" w:sz="0" w:space="0" w:color="FFFFFF"/>
+              <w:right w:val="single" w:sz="8" w:space="0" w:color="000000"/>
+            </w:tcBorders>
+            <w:tcMar>
+              <w:top w:w="40" w:type="dxa"/>
+              <w:left w:w="80" w:type="dxa"/>
+              <w:bottom w:w="40" w:type="dxa"/>
+              <w:right w:w="80" w:type="dxa"/>
+            </w:tcMar>
+            <w:vAlign w:val="center"/>
+          </w:tcPr>
+          <w:p>
+            <w:pPr>
+              <w:rPr>
+                <w:sz w:val="18"/>
+                <w:szCs w:val="18"/>
+              </w:rPr>
+            </w:pPr>
+          </w:p>
+        </w:tc>
+      </w:tr>
+      <w:tr>
+        <w:trPr>
+          <w:cantSplit/>
+          <w:trHeight w:val="20"/>
+        </w:trPr>
+        <w:tc>
+          <w:tcPr>
+            <w:tcW w:w="426" w:type="dxa"/>
+            <w:tcBorders>
+              <w:top w:val="none" w:sz="0" w:space="0" w:color="FFFFFF"/>
+              <w:left w:val="single" w:sz="8" w:space="0" w:color="000000"/>
+              <w:bottom w:val="none" w:sz="0" w:space="0" w:color="FFFFFF"/>
+              <w:right w:val="single" w:sz="8" w:space="0" w:color="000000"/>
+            </w:tcBorders>
+            <w:tcMar>
+              <w:top w:w="40" w:type="dxa"/>
+              <w:left w:w="80" w:type="dxa"/>
+              <w:bottom w:w="40" w:type="dxa"/>
+              <w:right w:w="80" w:type="dxa"/>
+            </w:tcMar>
+            <w:vAlign w:val="center"/>
+          </w:tcPr>
+          <w:p>
+            <w:pPr>
+              <w:rPr>
+                <w:sz w:val="18"/>
+                <w:szCs w:val="18"/>
+              </w:rPr>
+            </w:pPr>
+          </w:p>
+        </w:tc>
+        <w:tc>
+          <w:tcPr>
+            <w:tcW w:w="2552" w:type="dxa"/>
+            <w:gridSpan w:val="2"/>
+            <w:tcBorders>
+              <w:top w:val="none" w:sz="0" w:space="0" w:color="FFFFFF"/>
+              <w:left w:val="single" w:sz="8" w:space="0" w:color="000000"/>
+              <w:bottom w:val="none" w:sz="0" w:space="0" w:color="FFFFFF"/>
+              <w:right w:val="single" w:sz="8" w:space="0" w:color="000000"/>
+            </w:tcBorders>
+            <w:tcMar>
+              <w:top w:w="40" w:type="dxa"/>
+              <w:left w:w="80" w:type="dxa"/>
+              <w:bottom w:w="40" w:type="dxa"/>
+              <w:right w:w="80" w:type="dxa"/>
+            </w:tcMar>
+            <w:vAlign w:val="center"/>
+          </w:tcPr>
+          <w:p>
+            <w:pPr>
+              <w:rPr>
+                <w:sz w:val="18"/>
+                <w:szCs w:val="18"/>
+              </w:rPr>
+            </w:pPr>
+          </w:p>
+        </w:tc>
+        <w:tc>
+          <w:tcPr>
+            <w:tcW w:w="708" w:type="dxa"/>
+            <w:tcBorders>
+              <w:top w:val="none" w:sz="0" w:space="0" w:color="FFFFFF"/>
+              <w:left w:val="single" w:sz="8" w:space="0" w:color="000000"/>
+              <w:bottom w:val="none" w:sz="0" w:space="0" w:color="FFFFFF"/>
+              <w:right w:val="single" w:sz="8" w:space="0" w:color="000000"/>
+            </w:tcBorders>
+            <w:tcMar>
+              <w:top w:w="40" w:type="dxa"/>
+              <w:left w:w="80" w:type="dxa"/>
+              <w:bottom w:w="40" w:type="dxa"/>
+              <w:right w:w="80" w:type="dxa"/>
+            </w:tcMar>
+            <w:vAlign w:val="center"/>
+          </w:tcPr>
+          <w:p>
+            <w:pPr>
+              <w:rPr>
+                <w:sz w:val="18"/>
+                <w:szCs w:val="18"/>
+              </w:rPr>
+            </w:pPr>
+          </w:p>
+        </w:tc>
+        <w:tc>
+          <w:tcPr>
+            <w:tcW w:w="567" w:type="dxa"/>
+            <w:gridSpan w:val="2"/>
+            <w:tcBorders>
+              <w:top w:val="none" w:sz="0" w:space="0" w:color="FFFFFF"/>
+              <w:left w:val="single" w:sz="8" w:space="0" w:color="000000"/>
+              <w:bottom w:val="none" w:sz="0" w:space="0" w:color="FFFFFF"/>
+              <w:right w:val="single" w:sz="8" w:space="0" w:color="000000"/>
+            </w:tcBorders>
+            <w:tcMar>
+              <w:top w:w="40" w:type="dxa"/>
+              <w:left w:w="80" w:type="dxa"/>
+              <w:bottom w:w="40" w:type="dxa"/>
+              <w:right w:w="80" w:type="dxa"/>
+            </w:tcMar>
+            <w:vAlign w:val="center"/>
+          </w:tcPr>
+          <w:p>
+            <w:pPr>
+              <w:rPr>
+                <w:sz w:val="18"/>
+                <w:szCs w:val="18"/>
+              </w:rPr>
+            </w:pPr>
+          </w:p>
+        </w:tc>
+        <w:tc>
+          <w:tcPr>
+            <w:tcW w:w="851" w:type="dxa"/>
+            <w:tcBorders>
+              <w:top w:val="none" w:sz="0" w:space="0" w:color="FFFFFF"/>
+              <w:left w:val="single" w:sz="8" w:space="0" w:color="000000"/>
+              <w:bottom w:val="none" w:sz="0" w:space="0" w:color="FFFFFF"/>
+              <w:right w:val="single" w:sz="8" w:space="0" w:color="000000"/>
+            </w:tcBorders>
+            <w:tcMar>
+              <w:top w:w="40" w:type="dxa"/>
+              <w:left w:w="80" w:type="dxa"/>
+              <w:bottom w:w="40" w:type="dxa"/>
+              <w:right w:w="80" w:type="dxa"/>
+            </w:tcMar>
+            <w:vAlign w:val="center"/>
+          </w:tcPr>
+          <w:p>
+            <w:pPr>
+              <w:rPr>
+                <w:sz w:val="18"/>
+                <w:szCs w:val="18"/>
+              </w:rPr>
+            </w:pPr>
+          </w:p>
+        </w:tc>
+        <w:tc>
+          <w:tcPr>
+            <w:tcW w:w="992" w:type="dxa"/>
+            <w:gridSpan w:val="2"/>
+            <w:tcBorders>
+              <w:top w:val="none" w:sz="0" w:space="0" w:color="FFFFFF"/>
+              <w:left w:val="single" w:sz="8" w:space="0" w:color="000000"/>
+              <w:bottom w:val="none" w:sz="0" w:space="0" w:color="FFFFFF"/>
+              <w:right w:val="single" w:sz="8" w:space="0" w:color="000000"/>
+            </w:tcBorders>
+            <w:tcMar>
+              <w:top w:w="40" w:type="dxa"/>
+              <w:left w:w="80" w:type="dxa"/>
+              <w:bottom w:w="40" w:type="dxa"/>
+              <w:right w:w="80" w:type="dxa"/>
+            </w:tcMar>
+            <w:vAlign w:val="center"/>
+          </w:tcPr>
+          <w:p>
+            <w:pPr>
+              <w:rPr>
+                <w:sz w:val="18"/>
+                <w:szCs w:val="18"/>
+              </w:rPr>
+            </w:pPr>
+          </w:p>
+        </w:tc>
+        <w:tc>
+          <w:tcPr>
+            <w:tcW w:w="425" w:type="dxa"/>
+            <w:tcBorders>
+              <w:top w:val="none" w:sz="0" w:space="0" w:color="FFFFFF"/>
+              <w:left w:val="single" w:sz="8" w:space="0" w:color="000000"/>
+              <w:bottom w:val="none" w:sz="0" w:space="0" w:color="FFFFFF"/>
+              <w:right w:val="single" w:sz="8" w:space="0" w:color="000000"/>
+            </w:tcBorders>
+            <w:tcMar>
+              <w:top w:w="40" w:type="dxa"/>
+              <w:left w:w="80" w:type="dxa"/>
+              <w:bottom w:w="40" w:type="dxa"/>
+              <w:right w:w="80" w:type="dxa"/>
+            </w:tcMar>
+            <w:vAlign w:val="center"/>
+          </w:tcPr>
+          <w:p>
+            <w:pPr>
+              <w:rPr>
+                <w:sz w:val="18"/>
+                <w:szCs w:val="18"/>
+              </w:rPr>
+            </w:pPr>
+          </w:p>
+        </w:tc>
+        <w:tc>
+          <w:tcPr>
+            <w:tcW w:w="851" w:type="dxa"/>
+            <w:tcBorders>
+              <w:top w:val="none" w:sz="0" w:space="0" w:color="FFFFFF"/>
+              <w:left w:val="single" w:sz="8" w:space="0" w:color="000000"/>
+              <w:bottom w:val="none" w:sz="0" w:space="0" w:color="FFFFFF"/>
+              <w:right w:val="single" w:sz="8" w:space="0" w:color="000000"/>
+            </w:tcBorders>
+            <w:tcMar>
+              <w:top w:w="40" w:type="dxa"/>
+              <w:left w:w="80" w:type="dxa"/>
+              <w:bottom w:w="40" w:type="dxa"/>
+              <w:right w:w="80" w:type="dxa"/>
+            </w:tcMar>
+            <w:vAlign w:val="center"/>
+          </w:tcPr>
+          <w:p>
+            <w:pPr>
+              <w:rPr>
+                <w:sz w:val="18"/>
+                <w:szCs w:val="18"/>
+              </w:rPr>
+            </w:pPr>
+          </w:p>
+        </w:tc>
+        <w:tc>
+          <w:tcPr>
+            <w:tcW w:w="567" w:type="dxa"/>
+            <w:gridSpan w:val="2"/>
+            <w:tcBorders>
+              <w:top w:val="none" w:sz="0" w:space="0" w:color="FFFFFF"/>
+              <w:left w:val="single" w:sz="8" w:space="0" w:color="000000"/>
+              <w:bottom w:val="none" w:sz="0" w:space="0" w:color="FFFFFF"/>
+              <w:right w:val="single" w:sz="8" w:space="0" w:color="000000"/>
+            </w:tcBorders>
+            <w:tcMar>
+              <w:top w:w="40" w:type="dxa"/>
+              <w:left w:w="80" w:type="dxa"/>
+              <w:bottom w:w="40" w:type="dxa"/>
+              <w:right w:w="80" w:type="dxa"/>
+            </w:tcMar>
+            <w:vAlign w:val="center"/>
+          </w:tcPr>
+          <w:p>
+            <w:pPr>
+              <w:rPr>
+                <w:sz w:val="18"/>
+                <w:szCs w:val="18"/>
+              </w:rPr>
+            </w:pPr>
+          </w:p>
+        </w:tc>
+        <w:tc>
+          <w:tcPr>
+            <w:tcW w:w="992" w:type="dxa"/>
+            <w:tcBorders>
+              <w:top w:val="none" w:sz="0" w:space="0" w:color="FFFFFF"/>
+              <w:left w:val="single" w:sz="8" w:space="0" w:color="000000"/>
+              <w:bottom w:val="none" w:sz="0" w:space="0" w:color="FFFFFF"/>
+              <w:right w:val="single" w:sz="8" w:space="0" w:color="000000"/>
+            </w:tcBorders>
+            <w:tcMar>
+              <w:top w:w="40" w:type="dxa"/>
+              <w:left w:w="80" w:type="dxa"/>
+              <w:bottom w:w="40" w:type="dxa"/>
+              <w:right w:w="80" w:type="dxa"/>
+            </w:tcMar>
+            <w:vAlign w:val="center"/>
+          </w:tcPr>
+          <w:p>
+            <w:pPr>
+              <w:rPr>
+                <w:sz w:val="18"/>
+                <w:szCs w:val="18"/>
+              </w:rPr>
+            </w:pPr>
+          </w:p>
+        </w:tc>
+        <w:tc>
+          <w:tcPr>
+            <w:tcW w:w="425" w:type="dxa"/>
+            <w:tcBorders>
+              <w:top w:val="none" w:sz="0" w:space="0" w:color="FFFFFF"/>
+              <w:left w:val="single" w:sz="8" w:space="0" w:color="000000"/>
+              <w:bottom w:val="none" w:sz="0" w:space="0" w:color="FFFFFF"/>
+              <w:right w:val="single" w:sz="8" w:space="0" w:color="000000"/>
+            </w:tcBorders>
+            <w:tcMar>
+              <w:top w:w="40" w:type="dxa"/>
+              <w:left w:w="80" w:type="dxa"/>
+              <w:bottom w:w="40" w:type="dxa"/>
+              <w:right w:w="80" w:type="dxa"/>
+            </w:tcMar>
+            <w:vAlign w:val="center"/>
+          </w:tcPr>
+          <w:p>
+            <w:pPr>
+              <w:rPr>
+                <w:sz w:val="18"/>
+                <w:szCs w:val="18"/>
+              </w:rPr>
+            </w:pPr>
+          </w:p>
+        </w:tc>
+        <w:tc>
+          <w:tcPr>
+            <w:tcW w:w="851" w:type="dxa"/>
+            <w:tcBorders>
+              <w:top w:val="none" w:sz="0" w:space="0" w:color="FFFFFF"/>
+              <w:left w:val="single" w:sz="8" w:space="0" w:color="000000"/>
+              <w:bottom w:val="none" w:sz="0" w:space="0" w:color="FFFFFF"/>
+              <w:right w:val="single" w:sz="8" w:space="0" w:color="000000"/>
+            </w:tcBorders>
+            <w:tcMar>
+              <w:top w:w="40" w:type="dxa"/>
+              <w:left w:w="80" w:type="dxa"/>
+              <w:bottom w:w="40" w:type="dxa"/>
+              <w:right w:w="80" w:type="dxa"/>
+            </w:tcMar>
+            <w:vAlign w:val="center"/>
+          </w:tcPr>
+          <w:p>
+            <w:pPr>
+              <w:rPr>
+                <w:sz w:val="18"/>
+                <w:szCs w:val="18"/>
+              </w:rPr>
+            </w:pPr>
+          </w:p>
+        </w:tc>
+        <w:tc>
+          <w:tcPr>
+            <w:tcW w:w="1134" w:type="dxa"/>
+            <w:gridSpan w:val="2"/>
+            <w:tcBorders>
+              <w:top w:val="none" w:sz="0" w:space="0" w:color="FFFFFF"/>
+              <w:left w:val="single" w:sz="8" w:space="0" w:color="000000"/>
+              <w:bottom w:val="none" w:sz="0" w:space="0" w:color="FFFFFF"/>
+              <w:right w:val="single" w:sz="8" w:space="0" w:color="000000"/>
+            </w:tcBorders>
+            <w:tcMar>
+              <w:top w:w="40" w:type="dxa"/>
+              <w:left w:w="80" w:type="dxa"/>
+              <w:bottom w:w="40" w:type="dxa"/>
+              <w:right w:w="80" w:type="dxa"/>
+            </w:tcMar>
+            <w:vAlign w:val="center"/>
+          </w:tcPr>
+          <w:p>
+            <w:pPr>
+              <w:rPr>
+                <w:sz w:val="18"/>
+                <w:szCs w:val="18"/>
+              </w:rPr>
+            </w:pPr>
+          </w:p>
+        </w:tc>
+      </w:tr>
+      <w:tr>
+        <w:trPr>
+          <w:cantSplit/>
+          <w:trHeight w:val="20"/>
+        </w:trPr>
+        <w:tc>
+          <w:tcPr>
+            <w:tcW w:w="426" w:type="dxa"/>
+            <w:tcBorders>
+              <w:top w:val="none" w:sz="0" w:space="0" w:color="FFFFFF"/>
+              <w:left w:val="single" w:sz="8" w:space="0" w:color="000000"/>
+              <w:bottom w:val="none" w:sz="0" w:space="0" w:color="FFFFFF"/>
+              <w:right w:val="single" w:sz="8" w:space="0" w:color="000000"/>
+            </w:tcBorders>
+            <w:tcMar>
+              <w:top w:w="40" w:type="dxa"/>
+              <w:left w:w="80" w:type="dxa"/>
+              <w:bottom w:w="40" w:type="dxa"/>
+              <w:right w:w="80" w:type="dxa"/>
+            </w:tcMar>
+            <w:vAlign w:val="center"/>
+          </w:tcPr>
+          <w:p>
+            <w:pPr>
+              <w:rPr>
+                <w:sz w:val="18"/>
+                <w:szCs w:val="18"/>
+              </w:rPr>
+            </w:pPr>
+          </w:p>
+        </w:tc>
+        <w:tc>
+          <w:tcPr>
+            <w:tcW w:w="2552" w:type="dxa"/>
+            <w:gridSpan w:val="2"/>
+            <w:tcBorders>
+              <w:top w:val="none" w:sz="0" w:space="0" w:color="FFFFFF"/>
+              <w:left w:val="single" w:sz="8" w:space="0" w:color="000000"/>
+              <w:bottom w:val="none" w:sz="0" w:space="0" w:color="FFFFFF"/>
+              <w:right w:val="single" w:sz="8" w:space="0" w:color="000000"/>
+            </w:tcBorders>
+            <w:tcMar>
+              <w:top w:w="40" w:type="dxa"/>
+              <w:left w:w="80" w:type="dxa"/>
+              <w:bottom w:w="40" w:type="dxa"/>
+              <w:right w:w="80" w:type="dxa"/>
+            </w:tcMar>
+            <w:vAlign w:val="center"/>
+          </w:tcPr>
+          <w:p>
+            <w:pPr>
+              <w:rPr>
+                <w:sz w:val="18"/>
+                <w:szCs w:val="18"/>
+              </w:rPr>
+            </w:pPr>
+          </w:p>
+        </w:tc>
+        <w:tc>
+          <w:tcPr>
+            <w:tcW w:w="708" w:type="dxa"/>
+            <w:tcBorders>
+              <w:top w:val="none" w:sz="0" w:space="0" w:color="FFFFFF"/>
+              <w:left w:val="single" w:sz="8" w:space="0" w:color="000000"/>
+              <w:bottom w:val="none" w:sz="0" w:space="0" w:color="FFFFFF"/>
+              <w:right w:val="single" w:sz="8" w:space="0" w:color="000000"/>
+            </w:tcBorders>
+            <w:tcMar>
+              <w:top w:w="40" w:type="dxa"/>
+              <w:left w:w="80" w:type="dxa"/>
+              <w:bottom w:w="40" w:type="dxa"/>
+              <w:right w:w="80" w:type="dxa"/>
+            </w:tcMar>
+            <w:vAlign w:val="center"/>
+          </w:tcPr>
+          <w:p>
+            <w:pPr>
+              <w:rPr>
+                <w:sz w:val="18"/>
+                <w:szCs w:val="18"/>
+              </w:rPr>
+            </w:pPr>
+          </w:p>
+        </w:tc>
+        <w:tc>
+          <w:tcPr>
+            <w:tcW w:w="567" w:type="dxa"/>
+            <w:gridSpan w:val="2"/>
+            <w:tcBorders>
+              <w:top w:val="none" w:sz="0" w:space="0" w:color="FFFFFF"/>
+              <w:left w:val="single" w:sz="8" w:space="0" w:color="000000"/>
+              <w:bottom w:val="none" w:sz="0" w:space="0" w:color="FFFFFF"/>
+              <w:right w:val="single" w:sz="8" w:space="0" w:color="000000"/>
+            </w:tcBorders>
+            <w:tcMar>
+              <w:top w:w="40" w:type="dxa"/>
+              <w:left w:w="80" w:type="dxa"/>
+              <w:bottom w:w="40" w:type="dxa"/>
+              <w:right w:w="80" w:type="dxa"/>
+            </w:tcMar>
+            <w:vAlign w:val="center"/>
+          </w:tcPr>
+          <w:p>
+            <w:pPr>
+              <w:rPr>
+                <w:sz w:val="18"/>
+                <w:szCs w:val="18"/>
+              </w:rPr>
+            </w:pPr>
+          </w:p>
+        </w:tc>
+        <w:tc>
+          <w:tcPr>
+            <w:tcW w:w="851" w:type="dxa"/>
+            <w:tcBorders>
+              <w:top w:val="none" w:sz="0" w:space="0" w:color="FFFFFF"/>
+              <w:left w:val="single" w:sz="8" w:space="0" w:color="000000"/>
+              <w:bottom w:val="none" w:sz="0" w:space="0" w:color="FFFFFF"/>
+              <w:right w:val="single" w:sz="8" w:space="0" w:color="000000"/>
+            </w:tcBorders>
+            <w:tcMar>
+              <w:top w:w="40" w:type="dxa"/>
+              <w:left w:w="80" w:type="dxa"/>
+              <w:bottom w:w="40" w:type="dxa"/>
+              <w:right w:w="80" w:type="dxa"/>
+            </w:tcMar>
+            <w:vAlign w:val="center"/>
+          </w:tcPr>
+          <w:p>
+            <w:pPr>
+              <w:rPr>
+                <w:sz w:val="18"/>
+                <w:szCs w:val="18"/>
+              </w:rPr>
+            </w:pPr>
+          </w:p>
+        </w:tc>
+        <w:tc>
+          <w:tcPr>
+            <w:tcW w:w="992" w:type="dxa"/>
+            <w:gridSpan w:val="2"/>
+            <w:tcBorders>
+              <w:top w:val="none" w:sz="0" w:space="0" w:color="FFFFFF"/>
+              <w:left w:val="single" w:sz="8" w:space="0" w:color="000000"/>
+              <w:bottom w:val="none" w:sz="0" w:space="0" w:color="FFFFFF"/>
+              <w:right w:val="single" w:sz="8" w:space="0" w:color="000000"/>
+            </w:tcBorders>
+            <w:tcMar>
+              <w:top w:w="40" w:type="dxa"/>
+              <w:left w:w="80" w:type="dxa"/>
+              <w:bottom w:w="40" w:type="dxa"/>
+              <w:right w:w="80" w:type="dxa"/>
+            </w:tcMar>
+            <w:vAlign w:val="center"/>
+          </w:tcPr>
+          <w:p>
+            <w:pPr>
+              <w:rPr>
+                <w:sz w:val="18"/>
+                <w:szCs w:val="18"/>
+              </w:rPr>
+            </w:pPr>
+          </w:p>
+        </w:tc>
+        <w:tc>
+          <w:tcPr>
+            <w:tcW w:w="425" w:type="dxa"/>
+            <w:tcBorders>
+              <w:top w:val="none" w:sz="0" w:space="0" w:color="FFFFFF"/>
+              <w:left w:val="single" w:sz="8" w:space="0" w:color="000000"/>
+              <w:bottom w:val="none" w:sz="0" w:space="0" w:color="FFFFFF"/>
+              <w:right w:val="single" w:sz="8" w:space="0" w:color="000000"/>
+            </w:tcBorders>
+            <w:tcMar>
+              <w:top w:w="40" w:type="dxa"/>
+              <w:left w:w="80" w:type="dxa"/>
+              <w:bottom w:w="40" w:type="dxa"/>
+              <w:right w:w="80" w:type="dxa"/>
+            </w:tcMar>
+            <w:vAlign w:val="center"/>
+          </w:tcPr>
+          <w:p>
+            <w:pPr>
+              <w:rPr>
+                <w:sz w:val="18"/>
+                <w:szCs w:val="18"/>
+              </w:rPr>
+            </w:pPr>
+          </w:p>
+        </w:tc>
+        <w:tc>
+          <w:tcPr>
+            <w:tcW w:w="851" w:type="dxa"/>
+            <w:tcBorders>
+              <w:top w:val="none" w:sz="0" w:space="0" w:color="FFFFFF"/>
+              <w:left w:val="single" w:sz="8" w:space="0" w:color="000000"/>
+              <w:bottom w:val="none" w:sz="0" w:space="0" w:color="FFFFFF"/>
+              <w:right w:val="single" w:sz="8" w:space="0" w:color="000000"/>
+            </w:tcBorders>
+            <w:tcMar>
+              <w:top w:w="40" w:type="dxa"/>
+              <w:left w:w="80" w:type="dxa"/>
+              <w:bottom w:w="40" w:type="dxa"/>
+              <w:right w:w="80" w:type="dxa"/>
+            </w:tcMar>
+            <w:vAlign w:val="center"/>
+          </w:tcPr>
+          <w:p>
+            <w:pPr>
+              <w:rPr>
+                <w:sz w:val="18"/>
+                <w:szCs w:val="18"/>
+              </w:rPr>
+            </w:pPr>
+          </w:p>
+        </w:tc>
+        <w:tc>
+          <w:tcPr>
+            <w:tcW w:w="567" w:type="dxa"/>
+            <w:gridSpan w:val="2"/>
+            <w:tcBorders>
+              <w:top w:val="none" w:sz="0" w:space="0" w:color="FFFFFF"/>
+              <w:left w:val="single" w:sz="8" w:space="0" w:color="000000"/>
+              <w:bottom w:val="none" w:sz="0" w:space="0" w:color="FFFFFF"/>
+              <w:right w:val="single" w:sz="8" w:space="0" w:color="000000"/>
+            </w:tcBorders>
+            <w:tcMar>
+              <w:top w:w="40" w:type="dxa"/>
+              <w:left w:w="80" w:type="dxa"/>
+              <w:bottom w:w="40" w:type="dxa"/>
+              <w:right w:w="80" w:type="dxa"/>
+            </w:tcMar>
+            <w:vAlign w:val="center"/>
+          </w:tcPr>
+          <w:p>
+            <w:pPr>
+              <w:rPr>
+                <w:sz w:val="18"/>
+                <w:szCs w:val="18"/>
+              </w:rPr>
+            </w:pPr>
+          </w:p>
+        </w:tc>
+        <w:tc>
+          <w:tcPr>
+            <w:tcW w:w="992" w:type="dxa"/>
+            <w:tcBorders>
+              <w:top w:val="none" w:sz="0" w:space="0" w:color="FFFFFF"/>
+              <w:left w:val="single" w:sz="8" w:space="0" w:color="000000"/>
+              <w:bottom w:val="none" w:sz="0" w:space="0" w:color="FFFFFF"/>
+              <w:right w:val="single" w:sz="8" w:space="0" w:color="000000"/>
+            </w:tcBorders>
+            <w:tcMar>
+              <w:top w:w="40" w:type="dxa"/>
+              <w:left w:w="80" w:type="dxa"/>
+              <w:bottom w:w="40" w:type="dxa"/>
+              <w:right w:w="80" w:type="dxa"/>
+            </w:tcMar>
+            <w:vAlign w:val="center"/>
+          </w:tcPr>
+          <w:p>
+            <w:pPr>
+              <w:rPr>
+                <w:sz w:val="18"/>
+                <w:szCs w:val="18"/>
+              </w:rPr>
+            </w:pPr>
+          </w:p>
+        </w:tc>
+        <w:tc>
+          <w:tcPr>
+            <w:tcW w:w="425" w:type="dxa"/>
+            <w:tcBorders>
+              <w:top w:val="none" w:sz="0" w:space="0" w:color="FFFFFF"/>
+              <w:left w:val="single" w:sz="8" w:space="0" w:color="000000"/>
+              <w:bottom w:val="none" w:sz="0" w:space="0" w:color="FFFFFF"/>
+              <w:right w:val="single" w:sz="8" w:space="0" w:color="000000"/>
+            </w:tcBorders>
+            <w:tcMar>
+              <w:top w:w="40" w:type="dxa"/>
+              <w:left w:w="80" w:type="dxa"/>
+              <w:bottom w:w="40" w:type="dxa"/>
+              <w:right w:w="80" w:type="dxa"/>
+            </w:tcMar>
+            <w:vAlign w:val="center"/>
+          </w:tcPr>
+          <w:p>
+            <w:pPr>
+              <w:rPr>
+                <w:sz w:val="18"/>
+                <w:szCs w:val="18"/>
+              </w:rPr>
+            </w:pPr>
+          </w:p>
+        </w:tc>
+        <w:tc>
+          <w:tcPr>
+            <w:tcW w:w="851" w:type="dxa"/>
+            <w:tcBorders>
+              <w:top w:val="none" w:sz="0" w:space="0" w:color="FFFFFF"/>
+              <w:left w:val="single" w:sz="8" w:space="0" w:color="000000"/>
+              <w:bottom w:val="none" w:sz="0" w:space="0" w:color="FFFFFF"/>
+              <w:right w:val="single" w:sz="8" w:space="0" w:color="000000"/>
+            </w:tcBorders>
+            <w:tcMar>
+              <w:top w:w="40" w:type="dxa"/>
+              <w:left w:w="80" w:type="dxa"/>
+              <w:bottom w:w="40" w:type="dxa"/>
+              <w:right w:w="80" w:type="dxa"/>
+            </w:tcMar>
+            <w:vAlign w:val="center"/>
+          </w:tcPr>
+          <w:p>
+            <w:pPr>
+              <w:rPr>
+                <w:sz w:val="18"/>
+                <w:szCs w:val="18"/>
+              </w:rPr>
+            </w:pPr>
+          </w:p>
+        </w:tc>
+        <w:tc>
+          <w:tcPr>
+            <w:tcW w:w="1134" w:type="dxa"/>
+            <w:gridSpan w:val="2"/>
+            <w:tcBorders>
+              <w:top w:val="none" w:sz="0" w:space="0" w:color="FFFFFF"/>
+              <w:left w:val="single" w:sz="8" w:space="0" w:color="000000"/>
+              <w:bottom w:val="none" w:sz="0" w:space="0" w:color="FFFFFF"/>
+              <w:right w:val="single" w:sz="8" w:space="0" w:color="000000"/>
+            </w:tcBorders>
+            <w:tcMar>
+              <w:top w:w="40" w:type="dxa"/>
+              <w:left w:w="80" w:type="dxa"/>
+              <w:bottom w:w="40" w:type="dxa"/>
+              <w:right w:w="80" w:type="dxa"/>
+            </w:tcMar>
+            <w:vAlign w:val="center"/>
+          </w:tcPr>
+          <w:p>
+            <w:pPr>
+              <w:rPr>
+                <w:sz w:val="18"/>
+                <w:szCs w:val="18"/>
+              </w:rPr>
+            </w:pPr>
+          </w:p>
         </w:tc>
       </w:tr>
       <w:tr>
@@ -4006,7 +6878,7 @@
         </w:trPr>
         <w:tc>
           <w:tcPr>
-            <w:tcW w:w="3545" w:type="dxa"/>
+            <w:tcW w:w="3686" w:type="dxa"/>
             <w:gridSpan w:val="4"/>
             <w:tcBorders>
               <w:top w:val="single" w:sz="8" w:space="0" w:color="000000"/>
@@ -4076,7 +6948,7 @@
         </w:tc>
         <w:tc>
           <w:tcPr>
-            <w:tcW w:w="850" w:type="dxa"/>
+            <w:tcW w:w="851" w:type="dxa"/>
             <w:tcBorders>
               <w:top w:val="single" w:sz="8" w:space="0" w:color="000000"/>
               <w:left w:val="single" w:sz="8" w:space="0" w:color="000000"/>
@@ -4138,7 +7010,7 @@
         </w:tc>
         <w:tc>
           <w:tcPr>
-            <w:tcW w:w="466" w:type="dxa"/>
+            <w:tcW w:w="425" w:type="dxa"/>
             <w:tcBorders>
               <w:top w:val="single" w:sz="8" w:space="0" w:color="000000"/>
               <w:left w:val="single" w:sz="8" w:space="0" w:color="000000"/>
@@ -4161,7 +7033,7 @@
         </w:tc>
         <w:tc>
           <w:tcPr>
-            <w:tcW w:w="850" w:type="dxa"/>
+            <w:tcW w:w="851" w:type="dxa"/>
             <w:tcBorders>
               <w:top w:val="single" w:sz="8" w:space="0" w:color="000000"/>
               <w:left w:val="single" w:sz="8" w:space="0" w:color="000000"/>
@@ -4193,7 +7065,8 @@
         </w:tc>
         <w:tc>
           <w:tcPr>
-            <w:tcW w:w="498" w:type="dxa"/>
+            <w:tcW w:w="567" w:type="dxa"/>
+            <w:gridSpan w:val="2"/>
             <w:tcBorders>
               <w:top w:val="single" w:sz="8" w:space="0" w:color="000000"/>
               <w:left w:val="single" w:sz="8" w:space="0" w:color="000000"/>
@@ -4216,8 +7089,7 @@
         </w:tc>
         <w:tc>
           <w:tcPr>
-            <w:tcW w:w="880" w:type="dxa"/>
-            <w:gridSpan w:val="3"/>
+            <w:tcW w:w="992" w:type="dxa"/>
             <w:tcBorders>
               <w:top w:val="single" w:sz="8" w:space="0" w:color="000000"/>
               <w:left w:val="single" w:sz="8" w:space="0" w:color="000000"/>
@@ -4253,7 +7125,7 @@
         </w:tc>
         <w:tc>
           <w:tcPr>
-            <w:tcW w:w="567" w:type="dxa"/>
+            <w:tcW w:w="425" w:type="dxa"/>
             <w:tcBorders>
               <w:top w:val="single" w:sz="8" w:space="0" w:color="000000"/>
               <w:left w:val="single" w:sz="8" w:space="0" w:color="000000"/>
@@ -4276,7 +7148,7 @@
         </w:tc>
         <w:tc>
           <w:tcPr>
-            <w:tcW w:w="758" w:type="dxa"/>
+            <w:tcW w:w="851" w:type="dxa"/>
             <w:tcBorders>
               <w:top w:val="single" w:sz="8" w:space="0" w:color="000000"/>
               <w:left w:val="single" w:sz="8" w:space="0" w:color="000000"/>
@@ -4308,7 +7180,7 @@
         </w:tc>
         <w:tc>
           <w:tcPr>
-            <w:tcW w:w="1165" w:type="dxa"/>
+            <w:tcW w:w="1134" w:type="dxa"/>
             <w:gridSpan w:val="2"/>
             <w:tcBorders>
               <w:top w:val="single" w:sz="8" w:space="0" w:color="000000"/>
@@ -4798,8 +7670,8 @@
         </w:tc>
         <w:tc>
           <w:tcPr>
-            <w:tcW w:w="5559" w:type="dxa"/>
-            <w:gridSpan w:val="11"/>
+            <w:tcW w:w="5762" w:type="dxa"/>
+            <w:gridSpan w:val="10"/>
             <w:tcBorders>
               <w:top w:val="none" w:sz="0" w:space="0" w:color="FFFFFF"/>
               <w:left w:val="none" w:sz="0" w:space="0" w:color="FFFFFF"/>
@@ -4815,7 +7687,7 @@
           </w:tcPr>
           <w:tbl>
             <w:tblPr>
-              <w:tblW w:w="5472" w:type="dxa"/>
+              <w:tblW w:w="5755" w:type="dxa"/>
               <w:tblBorders>
                 <w:top w:val="none" w:sz="0" w:space="0" w:color="FFFFFF"/>
                 <w:left w:val="none" w:sz="0" w:space="0" w:color="FFFFFF"/>
@@ -4833,7 +7705,7 @@
             </w:tblPr>
             <w:tblGrid>
               <w:gridCol w:w="3345"/>
-              <w:gridCol w:w="2127"/>
+              <w:gridCol w:w="2410"/>
             </w:tblGrid>
             <w:tr>
               <w:trPr>
@@ -4857,10 +7729,18 @@
                   <w:vAlign w:val="center"/>
                 </w:tcPr>
                 <w:p>
+                  <w:pPr>
+                    <w:rPr>
+                      <w:sz w:val="22"/>
+                      <w:szCs w:val="22"/>
+                    </w:rPr>
+                  </w:pPr>
                   <w:r>
                     <w:rPr>
                       <w:b/>
                       <w:bCs/>
+                      <w:sz w:val="22"/>
+                      <w:szCs w:val="22"/>
                     </w:rPr>
                     <w:t>Taxable Amount</w:t>
                   </w:r>
@@ -4868,7 +7748,7 @@
               </w:tc>
               <w:tc>
                 <w:tcPr>
-                  <w:tcW w:w="2127" w:type="dxa"/>
+                  <w:tcW w:w="2410" w:type="dxa"/>
                   <w:tcBorders>
                     <w:top w:val="single" w:sz="8" w:space="0" w:color="000000"/>
                     <w:left w:val="single" w:sz="8" w:space="0" w:color="000000"/>
@@ -4887,16 +7767,16 @@
                   <w:pPr>
                     <w:jc w:val="right"/>
                     <w:rPr>
-                      <w:sz w:val="16"/>
-                      <w:szCs w:val="16"/>
+                      <w:sz w:val="22"/>
+                      <w:szCs w:val="22"/>
                     </w:rPr>
                   </w:pPr>
                   <w:r>
                     <w:rPr>
                       <w:b/>
                       <w:bCs/>
-                      <w:sz w:val="16"/>
-                      <w:szCs w:val="16"/>
+                      <w:sz w:val="22"/>
+                      <w:szCs w:val="22"/>
                     </w:rPr>
                     <w:t>{{TAXABLE_AMOUNT}}</w:t>
                   </w:r>
@@ -4926,10 +7806,18 @@
                   <w:vAlign w:val="center"/>
                 </w:tcPr>
                 <w:p>
+                  <w:pPr>
+                    <w:rPr>
+                      <w:sz w:val="22"/>
+                      <w:szCs w:val="22"/>
+                    </w:rPr>
+                  </w:pPr>
                   <w:r>
                     <w:rPr>
                       <w:b/>
                       <w:bCs/>
+                      <w:sz w:val="22"/>
+                      <w:szCs w:val="22"/>
                     </w:rPr>
                     <w:t>Total Tax</w:t>
                   </w:r>
@@ -4937,7 +7825,7 @@
               </w:tc>
               <w:tc>
                 <w:tcPr>
-                  <w:tcW w:w="2127" w:type="dxa"/>
+                  <w:tcW w:w="2410" w:type="dxa"/>
                   <w:tcBorders>
                     <w:top w:val="single" w:sz="8" w:space="0" w:color="000000"/>
                     <w:left w:val="single" w:sz="8" w:space="0" w:color="000000"/>
@@ -4955,13 +7843,17 @@
                 <w:p>
                   <w:pPr>
                     <w:jc w:val="right"/>
+                    <w:rPr>
+                      <w:sz w:val="22"/>
+                      <w:szCs w:val="22"/>
+                    </w:rPr>
                   </w:pPr>
                   <w:r>
                     <w:rPr>
                       <w:b/>
                       <w:bCs/>
-                      <w:sz w:val="16"/>
-                      <w:szCs w:val="16"/>
+                      <w:sz w:val="22"/>
+                      <w:szCs w:val="22"/>
                     </w:rPr>
                     <w:t>{{TOTAL_TAX}}</w:t>
                   </w:r>
@@ -4995,12 +7887,16 @@
                     <w:rPr>
                       <w:b/>
                       <w:bCs/>
+                      <w:sz w:val="22"/>
+                      <w:szCs w:val="22"/>
                     </w:rPr>
                   </w:pPr>
                   <w:r>
                     <w:rPr>
                       <w:b/>
                       <w:bCs/>
+                      <w:sz w:val="22"/>
+                      <w:szCs w:val="22"/>
                     </w:rPr>
                     <w:t>SubTotal</w:t>
                   </w:r>
@@ -5008,7 +7904,7 @@
               </w:tc>
               <w:tc>
                 <w:tcPr>
-                  <w:tcW w:w="2127" w:type="dxa"/>
+                  <w:tcW w:w="2410" w:type="dxa"/>
                   <w:tcBorders>
                     <w:top w:val="single" w:sz="8" w:space="0" w:color="000000"/>
                     <w:left w:val="single" w:sz="8" w:space="0" w:color="000000"/>
@@ -5029,16 +7925,16 @@
                     <w:rPr>
                       <w:b/>
                       <w:bCs/>
-                      <w:sz w:val="16"/>
-                      <w:szCs w:val="16"/>
+                      <w:sz w:val="22"/>
+                      <w:szCs w:val="22"/>
                     </w:rPr>
                   </w:pPr>
                   <w:r>
                     <w:rPr>
                       <w:b/>
                       <w:bCs/>
-                      <w:sz w:val="18"/>
-                      <w:szCs w:val="18"/>
+                      <w:sz w:val="22"/>
+                      <w:szCs w:val="22"/>
                     </w:rPr>
                     <w:t>{{SUBTOTAL}}</w:t>
                   </w:r>
@@ -5087,7 +7983,7 @@
               </w:tc>
               <w:tc>
                 <w:tcPr>
-                  <w:tcW w:w="2127" w:type="dxa"/>
+                  <w:tcW w:w="2410" w:type="dxa"/>
                   <w:tcBorders>
                     <w:top w:val="single" w:sz="8" w:space="0" w:color="000000"/>
                     <w:left w:val="single" w:sz="8" w:space="0" w:color="000000"/>
@@ -5132,8 +8028,8 @@
                   </w:pPr>
                   <w:r>
                     <w:rPr>
-                      <w:sz w:val="16"/>
-                      <w:szCs w:val="16"/>
+                      <w:sz w:val="22"/>
+                      <w:szCs w:val="22"/>
                     </w:rPr>
                     <w:t>{{DISCOUNT_P}}</w:t>
                   </w:r>
@@ -5165,16 +8061,16 @@
                 <w:p>
                   <w:pPr>
                     <w:rPr>
-                      <w:sz w:val="28"/>
-                      <w:szCs w:val="28"/>
+                      <w:sz w:val="22"/>
+                      <w:szCs w:val="22"/>
                     </w:rPr>
                   </w:pPr>
                   <w:r>
                     <w:rPr>
                       <w:b/>
                       <w:bCs/>
-                      <w:sz w:val="28"/>
-                      <w:szCs w:val="28"/>
+                      <w:sz w:val="22"/>
+                      <w:szCs w:val="22"/>
                     </w:rPr>
                     <w:t>Grand Total</w:t>
                   </w:r>
@@ -5182,7 +8078,7 @@
               </w:tc>
               <w:tc>
                 <w:tcPr>
-                  <w:tcW w:w="2127" w:type="dxa"/>
+                  <w:tcW w:w="2410" w:type="dxa"/>
                   <w:tcBorders>
                     <w:top w:val="single" w:sz="8" w:space="0" w:color="000000"/>
                     <w:left w:val="single" w:sz="8" w:space="0" w:color="000000"/>
@@ -5201,16 +8097,16 @@
                   <w:pPr>
                     <w:jc w:val="right"/>
                     <w:rPr>
-                      <w:sz w:val="28"/>
-                      <w:szCs w:val="28"/>
+                      <w:sz w:val="22"/>
+                      <w:szCs w:val="22"/>
                     </w:rPr>
                   </w:pPr>
                   <w:r>
                     <w:rPr>
                       <w:b/>
                       <w:bCs/>
-                      <w:sz w:val="28"/>
-                      <w:szCs w:val="28"/>
+                      <w:sz w:val="22"/>
+                      <w:szCs w:val="22"/>
                     </w:rPr>
                     <w:t>{{GRAND_TOTAL}}</w:t>
                   </w:r>
@@ -5224,7 +8120,7 @@
               </w:trPr>
               <w:tc>
                 <w:tcPr>
-                  <w:tcW w:w="5472" w:type="dxa"/>
+                  <w:tcW w:w="5755" w:type="dxa"/>
                   <w:gridSpan w:val="2"/>
                   <w:tcBorders>
                     <w:top w:val="single" w:sz="8" w:space="0" w:color="000000"/>
@@ -5246,12 +8142,16 @@
                     <w:rPr>
                       <w:b/>
                       <w:bCs/>
+                      <w:sz w:val="22"/>
+                      <w:szCs w:val="22"/>
                     </w:rPr>
                   </w:pPr>
                   <w:r>
                     <w:rPr>
                       <w:b/>
                       <w:bCs/>
+                      <w:sz w:val="22"/>
+                      <w:szCs w:val="22"/>
                     </w:rPr>
                     <w:t>(E &amp; O.E.)</w:t>
                   </w:r>
@@ -5265,7 +8165,7 @@
               </w:trPr>
               <w:tc>
                 <w:tcPr>
-                  <w:tcW w:w="5472" w:type="dxa"/>
+                  <w:tcW w:w="5755" w:type="dxa"/>
                   <w:gridSpan w:val="2"/>
                   <w:tcBorders>
                     <w:top w:val="none" w:sz="0" w:space="0" w:color="FFFFFF"/>
@@ -5284,13 +8184,17 @@
                 <w:p>
                   <w:pPr>
                     <w:jc w:val="center"/>
+                    <w:rPr>
+                      <w:sz w:val="22"/>
+                      <w:szCs w:val="22"/>
+                    </w:rPr>
                   </w:pPr>
                   <w:r>
                     <w:rPr>
                       <w:b/>
                       <w:bCs/>
-                      <w:sz w:val="18"/>
-                      <w:szCs w:val="18"/>
+                      <w:sz w:val="22"/>
+                      <w:szCs w:val="22"/>
                     </w:rPr>
                     <w:t>Certified that the particulars given above are true and correct.</w:t>
                   </w:r>
@@ -5304,7 +8208,7 @@
               </w:trPr>
               <w:tc>
                 <w:tcPr>
-                  <w:tcW w:w="5472" w:type="dxa"/>
+                  <w:tcW w:w="5755" w:type="dxa"/>
                   <w:gridSpan w:val="2"/>
                   <w:tcBorders>
                     <w:top w:val="none" w:sz="0" w:space="0" w:color="FFFFFF"/>
@@ -5323,6 +8227,10 @@
                 <w:p>
                   <w:pPr>
                     <w:jc w:val="center"/>
+                    <w:rPr>
+                      <w:sz w:val="22"/>
+                      <w:szCs w:val="22"/>
+                    </w:rPr>
                   </w:pPr>
                 </w:p>
               </w:tc>
@@ -5334,7 +8242,7 @@
               </w:trPr>
               <w:tc>
                 <w:tcPr>
-                  <w:tcW w:w="5472" w:type="dxa"/>
+                  <w:tcW w:w="5755" w:type="dxa"/>
                   <w:gridSpan w:val="2"/>
                   <w:tcBorders>
                     <w:top w:val="single" w:sz="8" w:space="0" w:color="000000"/>
@@ -5353,11 +8261,17 @@
                 <w:p>
                   <w:pPr>
                     <w:jc w:val="center"/>
+                    <w:rPr>
+                      <w:sz w:val="22"/>
+                      <w:szCs w:val="22"/>
+                    </w:rPr>
                   </w:pPr>
                   <w:r>
                     <w:rPr>
                       <w:b/>
                       <w:bCs/>
+                      <w:sz w:val="22"/>
+                      <w:szCs w:val="22"/>
                     </w:rPr>
                     <w:t>Authorised Signatory</w:t>
                   </w:r>
@@ -5368,19 +8282,15 @@
           <w:p>
             <w:pPr>
               <w:spacing w:line="20" w:lineRule="auto"/>
+              <w:rPr>
+                <w:sz w:val="22"/>
+                <w:szCs w:val="22"/>
+              </w:rPr>
             </w:pPr>
           </w:p>
         </w:tc>
       </w:tr>
     </w:tbl>
-    <w:p>
-      <w:pPr>
-        <w:spacing w:before="60"/>
-      </w:pPr>
-    </w:p>
-    <w:p/>
-    <w:p/>
-    <w:p/>
     <w:p>
       <w:pPr>
         <w:jc w:val="right"/>
@@ -5388,7 +8298,7 @@
     </w:p>
     <w:sectPr>
       <w:pgSz w:w="11906" w:h="16838"/>
-      <w:pgMar w:top="720" w:right="720" w:bottom="720" w:left="720" w:header="0" w:footer="0" w:gutter="0"/>
+      <w:pgMar w:top="567" w:right="567" w:bottom="567" w:left="567" w:header="0" w:footer="0" w:gutter="0"/>
       <w:cols w:space="720"/>
       <w:docGrid w:linePitch="360"/>
     </w:sectPr>

--- a/Invoice.docx
+++ b/Invoice.docx
@@ -106,7 +106,7 @@
                 <w:noProof/>
               </w:rPr>
               <w:drawing>
-                <wp:inline distT="0" distB="0" distL="0" distR="0" wp14:anchorId="7E81D3B7" wp14:editId="68298180">
+                <wp:inline distT="0" distB="0" distL="0" distR="0" wp14:anchorId="7E81D3B7" wp14:editId="21A5AF74">
                   <wp:extent cx="1436914" cy="1077686"/>
                   <wp:effectExtent l="0" t="0" r="0" b="8255"/>
                   <wp:docPr id="236097279" name="Picture 1"/>
@@ -347,12 +347,21 @@
                 <w:szCs w:val="18"/>
               </w:rPr>
             </w:pPr>
+            <w:proofErr w:type="gramStart"/>
             <w:r>
               <w:rPr>
                 <w:sz w:val="18"/>
                 <w:szCs w:val="18"/>
               </w:rPr>
-              <w:t xml:space="preserve">Tel : </w:t>
+              <w:t>Tel :</w:t>
+            </w:r>
+            <w:proofErr w:type="gramEnd"/>
+            <w:r>
+              <w:rPr>
+                <w:sz w:val="18"/>
+                <w:szCs w:val="18"/>
+              </w:rPr>
+              <w:t xml:space="preserve"> </w:t>
             </w:r>
             <w:r>
               <w:rPr>
@@ -370,12 +379,21 @@
                 <w:szCs w:val="18"/>
               </w:rPr>
             </w:pPr>
+            <w:proofErr w:type="gramStart"/>
             <w:r>
               <w:rPr>
                 <w:sz w:val="18"/>
                 <w:szCs w:val="18"/>
               </w:rPr>
-              <w:t xml:space="preserve">Mail : </w:t>
+              <w:t>Mail :</w:t>
+            </w:r>
+            <w:proofErr w:type="gramEnd"/>
+            <w:r>
+              <w:rPr>
+                <w:sz w:val="18"/>
+                <w:szCs w:val="18"/>
+              </w:rPr>
+              <w:t xml:space="preserve"> </w:t>
             </w:r>
             <w:r>
               <w:rPr>
@@ -393,12 +411,21 @@
                 <w:szCs w:val="18"/>
               </w:rPr>
             </w:pPr>
+            <w:proofErr w:type="gramStart"/>
             <w:r>
               <w:rPr>
                 <w:sz w:val="18"/>
                 <w:szCs w:val="18"/>
               </w:rPr>
-              <w:t xml:space="preserve">GSTIN : </w:t>
+              <w:t>GSTIN :</w:t>
+            </w:r>
+            <w:proofErr w:type="gramEnd"/>
+            <w:r>
+              <w:rPr>
+                <w:sz w:val="18"/>
+                <w:szCs w:val="18"/>
+              </w:rPr>
+              <w:t xml:space="preserve"> </w:t>
             </w:r>
             <w:r>
               <w:rPr>
@@ -474,6 +501,7 @@
             <w:vAlign w:val="center"/>
           </w:tcPr>
           <w:p>
+            <w:proofErr w:type="gramStart"/>
             <w:r>
               <w:rPr>
                 <w:b/>
@@ -481,7 +509,17 @@
                 <w:sz w:val="30"/>
                 <w:szCs w:val="30"/>
               </w:rPr>
-              <w:t xml:space="preserve">PAN : </w:t>
+              <w:t>PAN :</w:t>
+            </w:r>
+            <w:proofErr w:type="gramEnd"/>
+            <w:r>
+              <w:rPr>
+                <w:b/>
+                <w:bCs/>
+                <w:sz w:val="30"/>
+                <w:szCs w:val="30"/>
+              </w:rPr>
+              <w:t xml:space="preserve"> </w:t>
             </w:r>
             <w:r>
               <w:rPr>
@@ -7505,10 +7543,10 @@
                       <w:noProof/>
                     </w:rPr>
                     <w:drawing>
-                      <wp:inline distT="0" distB="0" distL="0" distR="0" wp14:anchorId="28F7D407" wp14:editId="468DDBEC">
-                        <wp:extent cx="1000125" cy="1019175"/>
-                        <wp:effectExtent l="0" t="0" r="0" b="0"/>
-                        <wp:docPr id="1648940046" name="qr" descr="UPI payment QR code" title="UPI QR"/>
+                      <wp:inline distT="0" distB="0" distL="0" distR="0" wp14:anchorId="28F7D407" wp14:editId="4805CD66">
+                        <wp:extent cx="1000800" cy="1000800"/>
+                        <wp:effectExtent l="0" t="0" r="8890" b="8890"/>
+                        <wp:docPr id="1648940046" name="qr"/>
                         <wp:cNvGraphicFramePr>
                           <a:graphicFrameLocks xmlns:a="http://schemas.openxmlformats.org/drawingml/2006/main" noChangeAspect="1"/>
                         </wp:cNvGraphicFramePr>
@@ -7516,14 +7554,19 @@
                           <a:graphicData uri="http://schemas.openxmlformats.org/drawingml/2006/picture">
                             <pic:pic xmlns:pic="http://schemas.openxmlformats.org/drawingml/2006/picture">
                               <pic:nvPicPr>
-                                <pic:cNvPr id="0" name=""/>
+                                <pic:cNvPr id="1648940046" name="qr"/>
                                 <pic:cNvPicPr>
                                   <a:picLocks noChangeAspect="1" noChangeArrowheads="1"/>
                                 </pic:cNvPicPr>
                               </pic:nvPicPr>
                               <pic:blipFill>
-                                <a:blip r:embed="rId9"/>
-                                <a:srcRect/>
+                                <a:blip r:embed="rId9" cstate="print">
+                                  <a:extLst>
+                                    <a:ext uri="{28A0092B-C50C-407E-A947-70E740481C1C}">
+                                      <a14:useLocalDpi xmlns:a14="http://schemas.microsoft.com/office/drawing/2010/main" val="0"/>
+                                    </a:ext>
+                                  </a:extLst>
+                                </a:blip>
                                 <a:stretch>
                                   <a:fillRect/>
                                 </a:stretch>
@@ -7531,7 +7574,7 @@
                               <pic:spPr bwMode="auto">
                                 <a:xfrm>
                                   <a:off x="0" y="0"/>
-                                  <a:ext cx="1000125" cy="1019175"/>
+                                  <a:ext cx="1000800" cy="1000800"/>
                                 </a:xfrm>
                                 <a:prstGeom prst="rect">
                                   <a:avLst/>
@@ -7622,7 +7665,15 @@
                 </w:p>
                 <w:p>
                   <w:r>
-                    <w:t>Goods once sold will not taken back.</w:t>
+                    <w:t xml:space="preserve">Goods once sold will not </w:t>
+                  </w:r>
+                  <w:proofErr w:type="spellStart"/>
+                  <w:r>
+                    <w:t>taken</w:t>
+                  </w:r>
+                  <w:proofErr w:type="spellEnd"/>
+                  <w:r>
+                    <w:t xml:space="preserve"> back.</w:t>
                   </w:r>
                 </w:p>
                 <w:p>
@@ -7891,6 +7942,7 @@
                       <w:szCs w:val="22"/>
                     </w:rPr>
                   </w:pPr>
+                  <w:proofErr w:type="spellStart"/>
                   <w:r>
                     <w:rPr>
                       <w:b/>
@@ -7900,6 +7952,7 @@
                     </w:rPr>
                     <w:t>SubTotal</w:t>
                   </w:r>
+                  <w:proofErr w:type="spellEnd"/>
                 </w:p>
               </w:tc>
               <w:tc>

--- a/Invoice.docx
+++ b/Invoice.docx
@@ -106,7 +106,7 @@
                 <w:noProof/>
               </w:rPr>
               <w:drawing>
-                <wp:inline distT="0" distB="0" distL="0" distR="0" wp14:anchorId="7E81D3B7" wp14:editId="21A5AF74">
+                <wp:inline distT="0" distB="0" distL="0" distR="0" wp14:anchorId="7E81D3B7" wp14:editId="0186F309">
                   <wp:extent cx="1436914" cy="1077686"/>
                   <wp:effectExtent l="0" t="0" r="0" b="8255"/>
                   <wp:docPr id="236097279" name="Picture 1"/>
@@ -347,21 +347,12 @@
                 <w:szCs w:val="18"/>
               </w:rPr>
             </w:pPr>
-            <w:proofErr w:type="gramStart"/>
             <w:r>
               <w:rPr>
                 <w:sz w:val="18"/>
                 <w:szCs w:val="18"/>
               </w:rPr>
-              <w:t>Tel :</w:t>
-            </w:r>
-            <w:proofErr w:type="gramEnd"/>
-            <w:r>
-              <w:rPr>
-                <w:sz w:val="18"/>
-                <w:szCs w:val="18"/>
-              </w:rPr>
-              <w:t xml:space="preserve"> </w:t>
+              <w:t xml:space="preserve">Tel : </w:t>
             </w:r>
             <w:r>
               <w:rPr>
@@ -379,21 +370,12 @@
                 <w:szCs w:val="18"/>
               </w:rPr>
             </w:pPr>
-            <w:proofErr w:type="gramStart"/>
             <w:r>
               <w:rPr>
                 <w:sz w:val="18"/>
                 <w:szCs w:val="18"/>
               </w:rPr>
-              <w:t>Mail :</w:t>
-            </w:r>
-            <w:proofErr w:type="gramEnd"/>
-            <w:r>
-              <w:rPr>
-                <w:sz w:val="18"/>
-                <w:szCs w:val="18"/>
-              </w:rPr>
-              <w:t xml:space="preserve"> </w:t>
+              <w:t xml:space="preserve">Mail : </w:t>
             </w:r>
             <w:r>
               <w:rPr>
@@ -411,21 +393,12 @@
                 <w:szCs w:val="18"/>
               </w:rPr>
             </w:pPr>
-            <w:proofErr w:type="gramStart"/>
             <w:r>
               <w:rPr>
                 <w:sz w:val="18"/>
                 <w:szCs w:val="18"/>
               </w:rPr>
-              <w:t>GSTIN :</w:t>
-            </w:r>
-            <w:proofErr w:type="gramEnd"/>
-            <w:r>
-              <w:rPr>
-                <w:sz w:val="18"/>
-                <w:szCs w:val="18"/>
-              </w:rPr>
-              <w:t xml:space="preserve"> </w:t>
+              <w:t xml:space="preserve">GSTIN : </w:t>
             </w:r>
             <w:r>
               <w:rPr>
@@ -501,7 +474,6 @@
             <w:vAlign w:val="center"/>
           </w:tcPr>
           <w:p>
-            <w:proofErr w:type="gramStart"/>
             <w:r>
               <w:rPr>
                 <w:b/>
@@ -509,17 +481,7 @@
                 <w:sz w:val="30"/>
                 <w:szCs w:val="30"/>
               </w:rPr>
-              <w:t>PAN :</w:t>
-            </w:r>
-            <w:proofErr w:type="gramEnd"/>
-            <w:r>
-              <w:rPr>
-                <w:b/>
-                <w:bCs/>
-                <w:sz w:val="30"/>
-                <w:szCs w:val="30"/>
-              </w:rPr>
-              <w:t xml:space="preserve"> </w:t>
+              <w:t xml:space="preserve">PAN : </w:t>
             </w:r>
             <w:r>
               <w:rPr>
@@ -7424,12 +7386,16 @@
                 <w:p>
                   <w:pPr>
                     <w:tabs>
+                      <w:tab w:val="left" w:pos="1931"/>
                       <w:tab w:val="left" w:pos="2000"/>
                     </w:tabs>
                     <w:spacing w:after="80"/>
                   </w:pPr>
                   <w:r>
                     <w:t>Name</w:t>
+                  </w:r>
+                  <w:r>
+                    <w:tab/>
                   </w:r>
                   <w:r>
                     <w:tab/>
@@ -7495,11 +7461,6 @@
                 </w:p>
                 <w:p>
                   <w:pPr>
-                    <w:spacing w:after="20"/>
-                  </w:pPr>
-                </w:p>
-                <w:p>
-                  <w:pPr>
                     <w:tabs>
                       <w:tab w:val="left" w:pos="2000"/>
                     </w:tabs>
@@ -7512,6 +7473,10 @@
                     <w:tab/>
                   </w:r>
                   <w:r>
+                    <w:rPr>
+                      <w:sz w:val="16"/>
+                      <w:szCs w:val="16"/>
+                    </w:rPr>
                     <w:t>{{UPI_ID}}</w:t>
                   </w:r>
                 </w:p>
@@ -7665,15 +7630,7 @@
                 </w:p>
                 <w:p>
                   <w:r>
-                    <w:t xml:space="preserve">Goods once sold will not </w:t>
-                  </w:r>
-                  <w:proofErr w:type="spellStart"/>
-                  <w:r>
-                    <w:t>taken</w:t>
-                  </w:r>
-                  <w:proofErr w:type="spellEnd"/>
-                  <w:r>
-                    <w:t xml:space="preserve"> back.</w:t>
+                    <w:t>Goods once sold will not taken back.</w:t>
                   </w:r>
                 </w:p>
                 <w:p>
@@ -7942,7 +7899,6 @@
                       <w:szCs w:val="22"/>
                     </w:rPr>
                   </w:pPr>
-                  <w:proofErr w:type="spellStart"/>
                   <w:r>
                     <w:rPr>
                       <w:b/>
@@ -7952,7 +7908,6 @@
                     </w:rPr>
                     <w:t>SubTotal</w:t>
                   </w:r>
-                  <w:proofErr w:type="spellEnd"/>
                 </w:p>
               </w:tc>
               <w:tc>
@@ -8169,7 +8124,7 @@
             <w:tr>
               <w:trPr>
                 <w:cantSplit/>
-                <w:trHeight w:val="282"/>
+                <w:trHeight w:val="241"/>
               </w:trPr>
               <w:tc>
                 <w:tcPr>
@@ -8203,8 +8158,6 @@
                     <w:rPr>
                       <w:b/>
                       <w:bCs/>
-                      <w:sz w:val="22"/>
-                      <w:szCs w:val="22"/>
                     </w:rPr>
                     <w:t>(E &amp; O.E.)</w:t>
                   </w:r>
@@ -8246,8 +8199,8 @@
                     <w:rPr>
                       <w:b/>
                       <w:bCs/>
-                      <w:sz w:val="22"/>
-                      <w:szCs w:val="22"/>
+                      <w:sz w:val="24"/>
+                      <w:szCs w:val="24"/>
                     </w:rPr>
                     <w:t>Certified that the particulars given above are true and correct.</w:t>
                   </w:r>
@@ -8257,7 +8210,7 @@
             <w:tr>
               <w:trPr>
                 <w:cantSplit/>
-                <w:trHeight w:val="1758"/>
+                <w:trHeight w:val="1281"/>
               </w:trPr>
               <w:tc>
                 <w:tcPr>
@@ -8323,8 +8276,8 @@
                     <w:rPr>
                       <w:b/>
                       <w:bCs/>
-                      <w:sz w:val="22"/>
-                      <w:szCs w:val="22"/>
+                      <w:sz w:val="24"/>
+                      <w:szCs w:val="24"/>
                     </w:rPr>
                     <w:t>Authorised Signatory</w:t>
                   </w:r>

--- a/Invoice.docx
+++ b/Invoice.docx
@@ -106,7 +106,7 @@
                 <w:noProof/>
               </w:rPr>
               <w:drawing>
-                <wp:inline distT="0" distB="0" distL="0" distR="0" wp14:anchorId="7E81D3B7" wp14:editId="0186F309">
+                <wp:inline distT="0" distB="0" distL="0" distR="0" wp14:anchorId="7E81D3B7" wp14:editId="6B6F2347">
                   <wp:extent cx="1436914" cy="1077686"/>
                   <wp:effectExtent l="0" t="0" r="0" b="8255"/>
                   <wp:docPr id="236097279" name="Picture 1"/>
@@ -349,16 +349,25 @@
             </w:pPr>
             <w:r>
               <w:rPr>
-                <w:sz w:val="18"/>
-                <w:szCs w:val="18"/>
-              </w:rPr>
-              <w:t xml:space="preserve">Tel : </w:t>
+                <w:b/>
+                <w:bCs/>
+                <w:sz w:val="18"/>
+                <w:szCs w:val="18"/>
+              </w:rPr>
+              <w:t>Tel :</w:t>
             </w:r>
             <w:r>
               <w:rPr>
                 <w:sz w:val="18"/>
                 <w:szCs w:val="18"/>
               </w:rPr>
+              <w:t xml:space="preserve"> </w:t>
+            </w:r>
+            <w:r>
+              <w:rPr>
+                <w:sz w:val="18"/>
+                <w:szCs w:val="18"/>
+              </w:rPr>
               <w:t>{{SHOP_PHONE}}</w:t>
             </w:r>
           </w:p>
@@ -372,16 +381,25 @@
             </w:pPr>
             <w:r>
               <w:rPr>
-                <w:sz w:val="18"/>
-                <w:szCs w:val="18"/>
-              </w:rPr>
-              <w:t xml:space="preserve">Mail : </w:t>
+                <w:b/>
+                <w:bCs/>
+                <w:sz w:val="18"/>
+                <w:szCs w:val="18"/>
+              </w:rPr>
+              <w:t>Mail :</w:t>
             </w:r>
             <w:r>
               <w:rPr>
                 <w:sz w:val="18"/>
                 <w:szCs w:val="18"/>
               </w:rPr>
+              <w:t xml:space="preserve"> </w:t>
+            </w:r>
+            <w:r>
+              <w:rPr>
+                <w:sz w:val="18"/>
+                <w:szCs w:val="18"/>
+              </w:rPr>
               <w:t>{{SHOP_EMAIL}}</w:t>
             </w:r>
           </w:p>
@@ -395,17 +413,49 @@
             </w:pPr>
             <w:r>
               <w:rPr>
-                <w:sz w:val="18"/>
-                <w:szCs w:val="18"/>
-              </w:rPr>
-              <w:t xml:space="preserve">GSTIN : </w:t>
+                <w:b/>
+                <w:bCs/>
+                <w:sz w:val="18"/>
+                <w:szCs w:val="18"/>
+              </w:rPr>
+              <w:t>PAN</w:t>
             </w:r>
             <w:r>
               <w:rPr>
-                <w:sz w:val="18"/>
-                <w:szCs w:val="18"/>
-              </w:rPr>
-              <w:t>{{SHOP_GSTIN}}</w:t>
+                <w:b/>
+                <w:bCs/>
+                <w:sz w:val="18"/>
+                <w:szCs w:val="18"/>
+              </w:rPr>
+              <w:t xml:space="preserve"> :</w:t>
+            </w:r>
+            <w:r>
+              <w:rPr>
+                <w:sz w:val="18"/>
+                <w:szCs w:val="18"/>
+              </w:rPr>
+              <w:t xml:space="preserve"> </w:t>
+            </w:r>
+            <w:r>
+              <w:rPr>
+                <w:sz w:val="18"/>
+                <w:szCs w:val="18"/>
+              </w:rPr>
+              <w:t>{{SHOP_</w:t>
+            </w:r>
+            <w:r>
+              <w:rPr>
+                <w:sz w:val="18"/>
+                <w:szCs w:val="18"/>
+              </w:rPr>
+              <w:t>PAN</w:t>
+            </w:r>
+            <w:r>
+              <w:rPr>
+                <w:sz w:val="18"/>
+                <w:szCs w:val="18"/>
+              </w:rPr>
+              <w:t>}}</w:t>
             </w:r>
             <w:r>
               <w:rPr>
@@ -478,17 +528,35 @@
               <w:rPr>
                 <w:b/>
                 <w:bCs/>
-                <w:sz w:val="30"/>
-                <w:szCs w:val="30"/>
-              </w:rPr>
-              <w:t xml:space="preserve">PAN : </w:t>
+                <w:sz w:val="28"/>
+                <w:szCs w:val="28"/>
+              </w:rPr>
+              <w:t>GSTIN</w:t>
             </w:r>
             <w:r>
               <w:rPr>
-                <w:sz w:val="30"/>
-                <w:szCs w:val="30"/>
-              </w:rPr>
-              <w:t>{{SHOP_PAN}}</w:t>
+                <w:b/>
+                <w:bCs/>
+                <w:sz w:val="28"/>
+                <w:szCs w:val="28"/>
+              </w:rPr>
+              <w:t xml:space="preserve"> :</w:t>
+            </w:r>
+            <w:r>
+              <w:rPr>
+                <w:b/>
+                <w:bCs/>
+                <w:sz w:val="28"/>
+                <w:szCs w:val="28"/>
+              </w:rPr>
+              <w:t xml:space="preserve"> </w:t>
+            </w:r>
+            <w:r>
+              <w:rPr>
+                <w:sz w:val="28"/>
+                <w:szCs w:val="28"/>
+              </w:rPr>
+              <w:t>{{SHOP_GSTIN}}</w:t>
             </w:r>
           </w:p>
         </w:tc>
@@ -702,18 +770,10 @@
             </w:tcMar>
           </w:tcPr>
           <w:p>
-            <w:pPr>
-              <w:rPr>
-                <w:sz w:val="16"/>
-                <w:szCs w:val="16"/>
-              </w:rPr>
-            </w:pPr>
             <w:r>
               <w:rPr>
                 <w:b/>
                 <w:bCs/>
-                <w:sz w:val="16"/>
-                <w:szCs w:val="16"/>
               </w:rPr>
               <w:t>M/S</w:t>
             </w:r>
@@ -737,17 +797,7 @@
             </w:tcMar>
           </w:tcPr>
           <w:p>
-            <w:pPr>
-              <w:rPr>
-                <w:sz w:val="16"/>
-                <w:szCs w:val="16"/>
-              </w:rPr>
-            </w:pPr>
             <w:r>
-              <w:rPr>
-                <w:sz w:val="16"/>
-                <w:szCs w:val="16"/>
-              </w:rPr>
               <w:t>{{CUSTOMER_NAME}}</w:t>
             </w:r>
           </w:p>
@@ -790,18 +840,10 @@
             </w:tcMar>
           </w:tcPr>
           <w:p>
-            <w:pPr>
-              <w:rPr>
-                <w:sz w:val="16"/>
-                <w:szCs w:val="16"/>
-              </w:rPr>
-            </w:pPr>
             <w:r>
               <w:rPr>
                 <w:b/>
                 <w:bCs/>
-                <w:sz w:val="16"/>
-                <w:szCs w:val="16"/>
               </w:rPr>
               <w:t>Address</w:t>
             </w:r>
@@ -825,17 +867,7 @@
             </w:tcMar>
           </w:tcPr>
           <w:p>
-            <w:pPr>
-              <w:rPr>
-                <w:sz w:val="16"/>
-                <w:szCs w:val="16"/>
-              </w:rPr>
-            </w:pPr>
             <w:r>
-              <w:rPr>
-                <w:sz w:val="16"/>
-                <w:szCs w:val="16"/>
-              </w:rPr>
               <w:t>{{CUSTOMER_ADDRESS}}</w:t>
             </w:r>
           </w:p>
@@ -878,18 +910,10 @@
             </w:tcMar>
           </w:tcPr>
           <w:p>
-            <w:pPr>
-              <w:rPr>
-                <w:sz w:val="16"/>
-                <w:szCs w:val="16"/>
-              </w:rPr>
-            </w:pPr>
             <w:r>
               <w:rPr>
                 <w:b/>
                 <w:bCs/>
-                <w:sz w:val="16"/>
-                <w:szCs w:val="16"/>
               </w:rPr>
               <w:t>Phone</w:t>
             </w:r>
@@ -913,17 +937,7 @@
             </w:tcMar>
           </w:tcPr>
           <w:p>
-            <w:pPr>
-              <w:rPr>
-                <w:sz w:val="16"/>
-                <w:szCs w:val="16"/>
-              </w:rPr>
-            </w:pPr>
             <w:r>
-              <w:rPr>
-                <w:sz w:val="16"/>
-                <w:szCs w:val="16"/>
-              </w:rPr>
               <w:t>{{CUSTOMER_PHONE}}</w:t>
             </w:r>
           </w:p>
@@ -966,18 +980,10 @@
             </w:tcMar>
           </w:tcPr>
           <w:p>
-            <w:pPr>
-              <w:rPr>
-                <w:sz w:val="16"/>
-                <w:szCs w:val="16"/>
-              </w:rPr>
-            </w:pPr>
             <w:r>
               <w:rPr>
                 <w:b/>
                 <w:bCs/>
-                <w:sz w:val="16"/>
-                <w:szCs w:val="16"/>
               </w:rPr>
               <w:t>GSTIN</w:t>
             </w:r>
@@ -1001,17 +1007,7 @@
             </w:tcMar>
           </w:tcPr>
           <w:p>
-            <w:pPr>
-              <w:rPr>
-                <w:sz w:val="16"/>
-                <w:szCs w:val="16"/>
-              </w:rPr>
-            </w:pPr>
             <w:r>
-              <w:rPr>
-                <w:sz w:val="16"/>
-                <w:szCs w:val="16"/>
-              </w:rPr>
               <w:t>{{CUSTOMER_GSTIN}}</w:t>
             </w:r>
           </w:p>
@@ -1054,18 +1050,10 @@
             </w:tcMar>
           </w:tcPr>
           <w:p>
-            <w:pPr>
-              <w:rPr>
-                <w:sz w:val="16"/>
-                <w:szCs w:val="16"/>
-              </w:rPr>
-            </w:pPr>
             <w:r>
               <w:rPr>
                 <w:b/>
                 <w:bCs/>
-                <w:sz w:val="16"/>
-                <w:szCs w:val="16"/>
               </w:rPr>
               <w:t>PAN</w:t>
             </w:r>
@@ -1089,17 +1077,7 @@
             </w:tcMar>
           </w:tcPr>
           <w:p>
-            <w:pPr>
-              <w:rPr>
-                <w:sz w:val="16"/>
-                <w:szCs w:val="16"/>
-              </w:rPr>
-            </w:pPr>
             <w:r>
-              <w:rPr>
-                <w:sz w:val="16"/>
-                <w:szCs w:val="16"/>
-              </w:rPr>
               <w:t>{{CUSTOMER_PAN}}</w:t>
             </w:r>
           </w:p>
@@ -7401,6 +7379,10 @@
                     <w:tab/>
                   </w:r>
                   <w:r>
+                    <w:rPr>
+                      <w:sz w:val="16"/>
+                      <w:szCs w:val="16"/>
+                    </w:rPr>
                     <w:t>{{BANK_NAME}}</w:t>
                   </w:r>
                 </w:p>
@@ -7456,6 +7438,10 @@
                     <w:tab/>
                   </w:r>
                   <w:r>
+                    <w:rPr>
+                      <w:sz w:val="18"/>
+                      <w:szCs w:val="18"/>
+                    </w:rPr>
                     <w:t>{{BANK_IFSC}}</w:t>
                   </w:r>
                 </w:p>
@@ -7633,11 +7619,7 @@
                     <w:t>Goods once sold will not taken back.</w:t>
                   </w:r>
                 </w:p>
-                <w:p>
-                  <w:r>
-                    <w:t>Delivery Ex-Premises.</w:t>
-                  </w:r>
-                </w:p>
+                <w:p/>
               </w:tc>
             </w:tr>
             <w:tr>
@@ -7712,8 +7694,8 @@
               <w:tblLook w:val="04A0" w:firstRow="1" w:lastRow="0" w:firstColumn="1" w:lastColumn="0" w:noHBand="0" w:noVBand="1"/>
             </w:tblPr>
             <w:tblGrid>
-              <w:gridCol w:w="3345"/>
-              <w:gridCol w:w="2410"/>
+              <w:gridCol w:w="2773"/>
+              <w:gridCol w:w="2982"/>
             </w:tblGrid>
             <w:tr>
               <w:trPr>
@@ -7721,7 +7703,7 @@
               </w:trPr>
               <w:tc>
                 <w:tcPr>
-                  <w:tcW w:w="3345" w:type="dxa"/>
+                  <w:tcW w:w="2773" w:type="dxa"/>
                   <w:tcBorders>
                     <w:top w:val="single" w:sz="8" w:space="0" w:color="000000"/>
                     <w:left w:val="single" w:sz="8" w:space="0" w:color="000000"/>
@@ -7739,16 +7721,16 @@
                 <w:p>
                   <w:pPr>
                     <w:rPr>
-                      <w:sz w:val="22"/>
-                      <w:szCs w:val="22"/>
+                      <w:sz w:val="18"/>
+                      <w:szCs w:val="18"/>
                     </w:rPr>
                   </w:pPr>
                   <w:r>
                     <w:rPr>
                       <w:b/>
                       <w:bCs/>
-                      <w:sz w:val="22"/>
-                      <w:szCs w:val="22"/>
+                      <w:sz w:val="18"/>
+                      <w:szCs w:val="18"/>
                     </w:rPr>
                     <w:t>Taxable Amount</w:t>
                   </w:r>
@@ -7756,7 +7738,7 @@
               </w:tc>
               <w:tc>
                 <w:tcPr>
-                  <w:tcW w:w="2410" w:type="dxa"/>
+                  <w:tcW w:w="2982" w:type="dxa"/>
                   <w:tcBorders>
                     <w:top w:val="single" w:sz="8" w:space="0" w:color="000000"/>
                     <w:left w:val="single" w:sz="8" w:space="0" w:color="000000"/>
@@ -7775,16 +7757,16 @@
                   <w:pPr>
                     <w:jc w:val="right"/>
                     <w:rPr>
-                      <w:sz w:val="22"/>
-                      <w:szCs w:val="22"/>
+                      <w:sz w:val="18"/>
+                      <w:szCs w:val="18"/>
                     </w:rPr>
                   </w:pPr>
                   <w:r>
                     <w:rPr>
                       <w:b/>
                       <w:bCs/>
-                      <w:sz w:val="22"/>
-                      <w:szCs w:val="22"/>
+                      <w:sz w:val="18"/>
+                      <w:szCs w:val="18"/>
                     </w:rPr>
                     <w:t>{{TAXABLE_AMOUNT}}</w:t>
                   </w:r>
@@ -7794,11 +7776,11 @@
             <w:tr>
               <w:trPr>
                 <w:cantSplit/>
-                <w:trHeight w:val="297"/>
+                <w:trHeight w:val="168"/>
               </w:trPr>
               <w:tc>
                 <w:tcPr>
-                  <w:tcW w:w="3345" w:type="dxa"/>
+                  <w:tcW w:w="2773" w:type="dxa"/>
                   <w:tcBorders>
                     <w:top w:val="single" w:sz="8" w:space="0" w:color="000000"/>
                     <w:left w:val="single" w:sz="8" w:space="0" w:color="000000"/>
@@ -7816,16 +7798,16 @@
                 <w:p>
                   <w:pPr>
                     <w:rPr>
-                      <w:sz w:val="22"/>
-                      <w:szCs w:val="22"/>
+                      <w:sz w:val="18"/>
+                      <w:szCs w:val="18"/>
                     </w:rPr>
                   </w:pPr>
                   <w:r>
                     <w:rPr>
                       <w:b/>
                       <w:bCs/>
-                      <w:sz w:val="22"/>
-                      <w:szCs w:val="22"/>
+                      <w:sz w:val="18"/>
+                      <w:szCs w:val="18"/>
                     </w:rPr>
                     <w:t>Total Tax</w:t>
                   </w:r>
@@ -7833,7 +7815,7 @@
               </w:tc>
               <w:tc>
                 <w:tcPr>
-                  <w:tcW w:w="2410" w:type="dxa"/>
+                  <w:tcW w:w="2982" w:type="dxa"/>
                   <w:tcBorders>
                     <w:top w:val="single" w:sz="8" w:space="0" w:color="000000"/>
                     <w:left w:val="single" w:sz="8" w:space="0" w:color="000000"/>
@@ -7852,16 +7834,16 @@
                   <w:pPr>
                     <w:jc w:val="right"/>
                     <w:rPr>
-                      <w:sz w:val="22"/>
-                      <w:szCs w:val="22"/>
+                      <w:sz w:val="18"/>
+                      <w:szCs w:val="18"/>
                     </w:rPr>
                   </w:pPr>
                   <w:r>
                     <w:rPr>
                       <w:b/>
                       <w:bCs/>
-                      <w:sz w:val="22"/>
-                      <w:szCs w:val="22"/>
+                      <w:sz w:val="18"/>
+                      <w:szCs w:val="18"/>
                     </w:rPr>
                     <w:t>{{TOTAL_TAX}}</w:t>
                   </w:r>
@@ -7871,11 +7853,11 @@
             <w:tr>
               <w:trPr>
                 <w:cantSplit/>
-                <w:trHeight w:val="427"/>
+                <w:trHeight w:val="272"/>
               </w:trPr>
               <w:tc>
                 <w:tcPr>
-                  <w:tcW w:w="3345" w:type="dxa"/>
+                  <w:tcW w:w="2773" w:type="dxa"/>
                   <w:tcBorders>
                     <w:top w:val="single" w:sz="8" w:space="0" w:color="000000"/>
                     <w:left w:val="single" w:sz="8" w:space="0" w:color="000000"/>
@@ -7895,16 +7877,16 @@
                     <w:rPr>
                       <w:b/>
                       <w:bCs/>
-                      <w:sz w:val="22"/>
-                      <w:szCs w:val="22"/>
+                      <w:sz w:val="18"/>
+                      <w:szCs w:val="18"/>
                     </w:rPr>
                   </w:pPr>
                   <w:r>
                     <w:rPr>
                       <w:b/>
                       <w:bCs/>
-                      <w:sz w:val="22"/>
-                      <w:szCs w:val="22"/>
+                      <w:sz w:val="18"/>
+                      <w:szCs w:val="18"/>
                     </w:rPr>
                     <w:t>SubTotal</w:t>
                   </w:r>
@@ -7912,7 +7894,7 @@
               </w:tc>
               <w:tc>
                 <w:tcPr>
-                  <w:tcW w:w="2410" w:type="dxa"/>
+                  <w:tcW w:w="2982" w:type="dxa"/>
                   <w:tcBorders>
                     <w:top w:val="single" w:sz="8" w:space="0" w:color="000000"/>
                     <w:left w:val="single" w:sz="8" w:space="0" w:color="000000"/>
@@ -7933,16 +7915,16 @@
                     <w:rPr>
                       <w:b/>
                       <w:bCs/>
-                      <w:sz w:val="22"/>
-                      <w:szCs w:val="22"/>
+                      <w:sz w:val="18"/>
+                      <w:szCs w:val="18"/>
                     </w:rPr>
                   </w:pPr>
                   <w:r>
                     <w:rPr>
                       <w:b/>
                       <w:bCs/>
-                      <w:sz w:val="22"/>
-                      <w:szCs w:val="22"/>
+                      <w:sz w:val="18"/>
+                      <w:szCs w:val="18"/>
                     </w:rPr>
                     <w:t>{{SUBTOTAL}}</w:t>
                   </w:r>
@@ -7952,11 +7934,11 @@
             <w:tr>
               <w:trPr>
                 <w:cantSplit/>
-                <w:trHeight w:val="320"/>
+                <w:trHeight w:val="338"/>
               </w:trPr>
               <w:tc>
                 <w:tcPr>
-                  <w:tcW w:w="3345" w:type="dxa"/>
+                  <w:tcW w:w="2773" w:type="dxa"/>
                   <w:tcBorders>
                     <w:top w:val="single" w:sz="8" w:space="0" w:color="000000"/>
                     <w:left w:val="single" w:sz="8" w:space="0" w:color="000000"/>
@@ -7974,16 +7956,16 @@
                 <w:p>
                   <w:pPr>
                     <w:rPr>
-                      <w:sz w:val="22"/>
-                      <w:szCs w:val="22"/>
+                      <w:sz w:val="18"/>
+                      <w:szCs w:val="18"/>
                     </w:rPr>
                   </w:pPr>
                   <w:r>
                     <w:rPr>
                       <w:b/>
                       <w:bCs/>
-                      <w:sz w:val="22"/>
-                      <w:szCs w:val="22"/>
+                      <w:sz w:val="18"/>
+                      <w:szCs w:val="18"/>
                     </w:rPr>
                     <w:t>Discount</w:t>
                   </w:r>
@@ -7991,7 +7973,7 @@
               </w:tc>
               <w:tc>
                 <w:tcPr>
-                  <w:tcW w:w="2410" w:type="dxa"/>
+                  <w:tcW w:w="2982" w:type="dxa"/>
                   <w:tcBorders>
                     <w:top w:val="single" w:sz="8" w:space="0" w:color="000000"/>
                     <w:left w:val="single" w:sz="8" w:space="0" w:color="000000"/>
@@ -8012,16 +7994,16 @@
                     <w:rPr>
                       <w:b/>
                       <w:bCs/>
-                      <w:sz w:val="22"/>
-                      <w:szCs w:val="22"/>
+                      <w:sz w:val="18"/>
+                      <w:szCs w:val="18"/>
                     </w:rPr>
                   </w:pPr>
                   <w:r>
                     <w:rPr>
                       <w:b/>
                       <w:bCs/>
-                      <w:sz w:val="22"/>
-                      <w:szCs w:val="22"/>
+                      <w:sz w:val="18"/>
+                      <w:szCs w:val="18"/>
                     </w:rPr>
                     <w:t>{{DISCOUNT}}</w:t>
                   </w:r>
@@ -8030,14 +8012,14 @@
                   <w:pPr>
                     <w:jc w:val="right"/>
                     <w:rPr>
-                      <w:sz w:val="22"/>
-                      <w:szCs w:val="22"/>
+                      <w:sz w:val="18"/>
+                      <w:szCs w:val="18"/>
                     </w:rPr>
                   </w:pPr>
                   <w:r>
                     <w:rPr>
-                      <w:sz w:val="22"/>
-                      <w:szCs w:val="22"/>
+                      <w:sz w:val="18"/>
+                      <w:szCs w:val="18"/>
                     </w:rPr>
                     <w:t>{{DISCOUNT_P}}</w:t>
                   </w:r>
@@ -8051,7 +8033,7 @@
               </w:trPr>
               <w:tc>
                 <w:tcPr>
-                  <w:tcW w:w="3345" w:type="dxa"/>
+                  <w:tcW w:w="2773" w:type="dxa"/>
                   <w:tcBorders>
                     <w:top w:val="single" w:sz="8" w:space="0" w:color="000000"/>
                     <w:left w:val="single" w:sz="8" w:space="0" w:color="000000"/>
@@ -8069,16 +8051,16 @@
                 <w:p>
                   <w:pPr>
                     <w:rPr>
-                      <w:sz w:val="22"/>
-                      <w:szCs w:val="22"/>
+                      <w:sz w:val="28"/>
+                      <w:szCs w:val="28"/>
                     </w:rPr>
                   </w:pPr>
                   <w:r>
                     <w:rPr>
                       <w:b/>
                       <w:bCs/>
-                      <w:sz w:val="22"/>
-                      <w:szCs w:val="22"/>
+                      <w:sz w:val="28"/>
+                      <w:szCs w:val="28"/>
                     </w:rPr>
                     <w:t>Grand Total</w:t>
                   </w:r>
@@ -8086,7 +8068,7 @@
               </w:tc>
               <w:tc>
                 <w:tcPr>
-                  <w:tcW w:w="2410" w:type="dxa"/>
+                  <w:tcW w:w="2982" w:type="dxa"/>
                   <w:tcBorders>
                     <w:top w:val="single" w:sz="8" w:space="0" w:color="000000"/>
                     <w:left w:val="single" w:sz="8" w:space="0" w:color="000000"/>
@@ -8105,16 +8087,16 @@
                   <w:pPr>
                     <w:jc w:val="right"/>
                     <w:rPr>
-                      <w:sz w:val="22"/>
-                      <w:szCs w:val="22"/>
+                      <w:sz w:val="28"/>
+                      <w:szCs w:val="28"/>
                     </w:rPr>
                   </w:pPr>
                   <w:r>
                     <w:rPr>
                       <w:b/>
                       <w:bCs/>
-                      <w:sz w:val="22"/>
-                      <w:szCs w:val="22"/>
+                      <w:sz w:val="32"/>
+                      <w:szCs w:val="32"/>
                     </w:rPr>
                     <w:t>{{GRAND_TOTAL}}</w:t>
                   </w:r>
@@ -8167,7 +8149,7 @@
             <w:tr>
               <w:trPr>
                 <w:cantSplit/>
-                <w:trHeight w:val="28"/>
+                <w:trHeight w:val="445"/>
               </w:trPr>
               <w:tc>
                 <w:tcPr>
@@ -8210,7 +8192,7 @@
             <w:tr>
               <w:trPr>
                 <w:cantSplit/>
-                <w:trHeight w:val="1281"/>
+                <w:trHeight w:val="1659"/>
               </w:trPr>
               <w:tc>
                 <w:tcPr>
